--- a/WebContent/docx/肺癌11基因报告-重庆分子.docx
+++ b/WebContent/docx/肺癌11基因报告-重庆分子.docx
@@ -2625,17 +2625,17 @@
         <w:jc w:val="left"/>
         <w:textAlignment w:val="auto"/>
       </w:pPr>
-      <w:bookmarkStart w:id="0" w:name="_Toc13044"/>
-      <w:bookmarkStart w:id="1" w:name="_Toc30629"/>
-      <w:bookmarkStart w:id="2" w:name="_Toc6195"/>
+      <w:bookmarkStart w:id="0" w:name="_Toc20532"/>
+      <w:bookmarkStart w:id="1" w:name="_Toc10575"/>
+      <w:bookmarkStart w:id="2" w:name="_Toc23010"/>
       <w:bookmarkStart w:id="3" w:name="_Toc15567"/>
-      <w:bookmarkStart w:id="4" w:name="_Toc24686"/>
-      <w:bookmarkStart w:id="5" w:name="_Toc15112"/>
-      <w:bookmarkStart w:id="6" w:name="_Toc12692"/>
-      <w:bookmarkStart w:id="7" w:name="_Toc28946"/>
-      <w:bookmarkStart w:id="8" w:name="_Toc20532"/>
-      <w:bookmarkStart w:id="9" w:name="_Toc10575"/>
-      <w:bookmarkStart w:id="10" w:name="_Toc23010"/>
+      <w:bookmarkStart w:id="4" w:name="_Toc28946"/>
+      <w:bookmarkStart w:id="5" w:name="_Toc30629"/>
+      <w:bookmarkStart w:id="6" w:name="_Toc13044"/>
+      <w:bookmarkStart w:id="7" w:name="_Toc6195"/>
+      <w:bookmarkStart w:id="8" w:name="_Toc24686"/>
+      <w:bookmarkStart w:id="9" w:name="_Toc15112"/>
+      <w:bookmarkStart w:id="10" w:name="_Toc12692"/>
       <w:bookmarkStart w:id="11" w:name="_Toc21253"/>
       <w:r>
         <w:t>样本信息</w:t>
@@ -2691,6 +2691,163 @@
             <w:insideH w:val="single" w:color="BEBEBE" w:themeColor="background1" w:themeShade="BF" w:sz="4" w:space="0"/>
             <w:insideV w:val="single" w:color="BEBEBE" w:themeColor="background1" w:themeShade="BF" w:sz="4" w:space="0"/>
           </w:tblBorders>
+          <w:tblCellMar>
+            <w:top w:w="0" w:type="dxa"/>
+            <w:left w:w="108" w:type="dxa"/>
+            <w:bottom w:w="0" w:type="dxa"/>
+            <w:right w:w="108" w:type="dxa"/>
+          </w:tblCellMar>
+        </w:tblPrEx>
+        <w:trPr>
+          <w:trHeight w:val="397" w:hRule="atLeast"/>
+          <w:jc w:val="center"/>
+        </w:trPr>
+        <w:tc>
+          <w:tcPr>
+            <w:tcW w:w="3231" w:type="dxa"/>
+            <w:tcBorders>
+              <w:top w:val="single" w:color="62B541" w:sz="24" w:space="0"/>
+            </w:tcBorders>
+            <w:shd w:val="clear" w:color="auto" w:fill="auto"/>
+            <w:vAlign w:val="center"/>
+          </w:tcPr>
+          <w:p>
+            <w:pPr>
+              <w:jc w:val="both"/>
+              <w:rPr>
+                <w:rFonts w:ascii="Times New Roman" w:hAnsi="Times New Roman" w:eastAsia="微软雅黑" w:cs="Times New Roman"/>
+                <w:bCs/>
+                <w:color w:val="000000"/>
+                <w:sz w:val="21"/>
+                <w:szCs w:val="21"/>
+                <w:lang w:eastAsia="zh-CN"/>
+              </w:rPr>
+            </w:pPr>
+            <w:r>
+              <w:rPr>
+                <w:rFonts w:ascii="Times New Roman" w:hAnsi="Times New Roman" w:eastAsia="微软雅黑" w:cs="Times New Roman"/>
+                <w:bCs/>
+                <w:color w:val="000000"/>
+                <w:sz w:val="21"/>
+                <w:szCs w:val="21"/>
+                <w:lang w:eastAsia="zh-CN"/>
+              </w:rPr>
+              <w:t>姓名：</w:t>
+            </w:r>
+            <w:r>
+              <w:rPr>
+                <w:rFonts w:hint="eastAsia" w:ascii="Times New Roman" w:hAnsi="Times New Roman" w:eastAsia="微软雅黑" w:cs="Times New Roman"/>
+                <w:bCs/>
+                <w:color w:val="000000"/>
+                <w:sz w:val="21"/>
+                <w:szCs w:val="21"/>
+                <w:lang w:eastAsia="zh-CN"/>
+              </w:rPr>
+              <w:t>{{ client }}</w:t>
+            </w:r>
+          </w:p>
+        </w:tc>
+        <w:tc>
+          <w:tcPr>
+            <w:tcW w:w="3323" w:type="dxa"/>
+            <w:tcBorders>
+              <w:top w:val="single" w:color="62B541" w:sz="24" w:space="0"/>
+            </w:tcBorders>
+            <w:shd w:val="clear" w:color="auto" w:fill="auto"/>
+            <w:vAlign w:val="center"/>
+          </w:tcPr>
+          <w:p>
+            <w:pPr>
+              <w:jc w:val="both"/>
+              <w:rPr>
+                <w:rFonts w:ascii="Times New Roman" w:hAnsi="Times New Roman" w:eastAsia="微软雅黑" w:cs="Times New Roman"/>
+                <w:bCs/>
+                <w:color w:val="000000"/>
+                <w:sz w:val="21"/>
+                <w:szCs w:val="21"/>
+                <w:lang w:eastAsia="zh-CN"/>
+              </w:rPr>
+            </w:pPr>
+            <w:r>
+              <w:rPr>
+                <w:rFonts w:ascii="Times New Roman" w:hAnsi="Times New Roman" w:eastAsia="微软雅黑" w:cs="Times New Roman"/>
+                <w:bCs/>
+                <w:color w:val="000000"/>
+                <w:sz w:val="21"/>
+                <w:szCs w:val="21"/>
+                <w:lang w:eastAsia="zh-CN"/>
+              </w:rPr>
+              <w:t>送检医院：</w:t>
+            </w:r>
+            <w:r>
+              <w:rPr>
+                <w:rFonts w:hint="eastAsia" w:ascii="Times New Roman" w:hAnsi="Times New Roman" w:eastAsia="微软雅黑" w:cs="Times New Roman"/>
+                <w:bCs/>
+                <w:color w:val="000000"/>
+                <w:sz w:val="21"/>
+                <w:szCs w:val="21"/>
+                <w:lang w:eastAsia="zh-CN"/>
+              </w:rPr>
+              <w:t>{{ hospital }}</w:t>
+            </w:r>
+          </w:p>
+        </w:tc>
+        <w:tc>
+          <w:tcPr>
+            <w:tcW w:w="3316" w:type="dxa"/>
+            <w:tcBorders>
+              <w:top w:val="single" w:color="62B541" w:sz="24" w:space="0"/>
+            </w:tcBorders>
+            <w:shd w:val="clear" w:color="auto" w:fill="auto"/>
+            <w:vAlign w:val="center"/>
+          </w:tcPr>
+          <w:p>
+            <w:pPr>
+              <w:jc w:val="both"/>
+              <w:rPr>
+                <w:rFonts w:ascii="Times New Roman" w:hAnsi="Times New Roman" w:eastAsia="微软雅黑" w:cs="Times New Roman"/>
+                <w:bCs/>
+                <w:color w:val="000000"/>
+                <w:sz w:val="21"/>
+                <w:szCs w:val="21"/>
+                <w:lang w:eastAsia="zh-CN"/>
+              </w:rPr>
+            </w:pPr>
+            <w:r>
+              <w:rPr>
+                <w:rFonts w:ascii="Times New Roman" w:hAnsi="Times New Roman" w:eastAsia="微软雅黑" w:cs="Times New Roman"/>
+                <w:bCs/>
+                <w:color w:val="000000"/>
+                <w:sz w:val="21"/>
+                <w:szCs w:val="21"/>
+                <w:lang w:eastAsia="zh-CN"/>
+              </w:rPr>
+              <w:t>样本编号：</w:t>
+            </w:r>
+            <w:r>
+              <w:rPr>
+                <w:rFonts w:hint="eastAsia" w:ascii="Times New Roman" w:hAnsi="Times New Roman" w:eastAsia="微软雅黑" w:cs="Times New Roman"/>
+                <w:bCs/>
+                <w:color w:val="000000"/>
+                <w:sz w:val="21"/>
+                <w:szCs w:val="21"/>
+                <w:lang w:eastAsia="zh-CN"/>
+              </w:rPr>
+              <w:t>{{ subbarcode }}</w:t>
+            </w:r>
+          </w:p>
+        </w:tc>
+      </w:tr>
+      <w:tr>
+        <w:tblPrEx>
+          <w:tblBorders>
+            <w:top w:val="single" w:color="5A9D46" w:sz="24" w:space="0"/>
+            <w:left w:val="none" w:color="auto" w:sz="0" w:space="0"/>
+            <w:bottom w:val="none" w:color="auto" w:sz="0" w:space="0"/>
+            <w:right w:val="none" w:color="auto" w:sz="0" w:space="0"/>
+            <w:insideH w:val="single" w:color="BEBEBE" w:themeColor="background1" w:themeShade="BF" w:sz="4" w:space="0"/>
+            <w:insideV w:val="single" w:color="BEBEBE" w:themeColor="background1" w:themeShade="BF" w:sz="4" w:space="0"/>
+          </w:tblBorders>
           <w:shd w:val="clear" w:color="auto" w:fill="FFFFFF" w:themeFill="background1"/>
           <w:tblCellMar>
             <w:top w:w="0" w:type="dxa"/>
@@ -2707,7 +2864,8 @@
           <w:tcPr>
             <w:tcW w:w="3231" w:type="dxa"/>
             <w:tcBorders>
-              <w:top w:val="single" w:color="62B541" w:sz="24" w:space="0"/>
+              <w:tl2br w:val="nil"/>
+              <w:tr2bl w:val="nil"/>
             </w:tcBorders>
             <w:shd w:val="clear" w:color="auto" w:fill="auto"/>
             <w:vAlign w:val="center"/>
@@ -2733,7 +2891,7 @@
                 <w:szCs w:val="21"/>
                 <w:lang w:eastAsia="zh-CN"/>
               </w:rPr>
-              <w:t>姓名：</w:t>
+              <w:t>性别：</w:t>
             </w:r>
             <w:r>
               <w:rPr>
@@ -2744,7 +2902,7 @@
                 <w:szCs w:val="21"/>
                 <w:lang w:eastAsia="zh-CN"/>
               </w:rPr>
-              <w:t>{{ client }}</w:t>
+              <w:t>{{ sex }}</w:t>
             </w:r>
           </w:p>
         </w:tc>
@@ -2752,7 +2910,8 @@
           <w:tcPr>
             <w:tcW w:w="3323" w:type="dxa"/>
             <w:tcBorders>
-              <w:top w:val="single" w:color="62B541" w:sz="24" w:space="0"/>
+              <w:tl2br w:val="nil"/>
+              <w:tr2bl w:val="nil"/>
             </w:tcBorders>
             <w:shd w:val="clear" w:color="auto" w:fill="auto"/>
             <w:vAlign w:val="center"/>
@@ -2762,6 +2921,49 @@
               <w:jc w:val="both"/>
               <w:rPr>
                 <w:rFonts w:ascii="Times New Roman" w:hAnsi="Times New Roman" w:eastAsia="微软雅黑" w:cs="Times New Roman"/>
+                <w:color w:val="000000"/>
+                <w:sz w:val="21"/>
+                <w:szCs w:val="21"/>
+                <w:lang w:eastAsia="zh-CN"/>
+              </w:rPr>
+            </w:pPr>
+            <w:r>
+              <w:rPr>
+                <w:rFonts w:ascii="Times New Roman" w:hAnsi="Times New Roman" w:eastAsia="微软雅黑" w:cs="Times New Roman"/>
+                <w:color w:val="000000"/>
+                <w:sz w:val="21"/>
+                <w:szCs w:val="21"/>
+                <w:lang w:eastAsia="zh-CN"/>
+              </w:rPr>
+              <w:t>送检科室：</w:t>
+            </w:r>
+            <w:r>
+              <w:rPr>
+                <w:rFonts w:hint="eastAsia" w:ascii="Times New Roman" w:hAnsi="Times New Roman" w:eastAsia="微软雅黑" w:cs="Times New Roman"/>
+                <w:color w:val="000000"/>
+                <w:sz w:val="21"/>
+                <w:szCs w:val="21"/>
+                <w:lang w:eastAsia="zh-CN"/>
+              </w:rPr>
+              <w:t>{{ locationname }}</w:t>
+            </w:r>
+          </w:p>
+        </w:tc>
+        <w:tc>
+          <w:tcPr>
+            <w:tcW w:w="3316" w:type="dxa"/>
+            <w:tcBorders>
+              <w:tl2br w:val="nil"/>
+              <w:tr2bl w:val="nil"/>
+            </w:tcBorders>
+            <w:shd w:val="clear" w:color="auto" w:fill="auto"/>
+            <w:vAlign w:val="center"/>
+          </w:tcPr>
+          <w:p>
+            <w:pPr>
+              <w:jc w:val="both"/>
+              <w:rPr>
+                <w:rFonts w:ascii="Times New Roman" w:hAnsi="Times New Roman" w:eastAsia="微软雅黑" w:cs="Times New Roman"/>
                 <w:bCs/>
                 <w:color w:val="000000"/>
                 <w:sz w:val="21"/>
@@ -2772,69 +2974,53 @@
             <w:r>
               <w:rPr>
                 <w:rFonts w:ascii="Times New Roman" w:hAnsi="Times New Roman" w:eastAsia="微软雅黑" w:cs="Times New Roman"/>
-                <w:bCs/>
-                <w:color w:val="000000"/>
-                <w:sz w:val="21"/>
-                <w:szCs w:val="21"/>
-                <w:lang w:eastAsia="zh-CN"/>
-              </w:rPr>
-              <w:t>送检医院：</w:t>
-            </w:r>
-            <w:r>
-              <w:rPr>
-                <w:rFonts w:hint="eastAsia" w:ascii="Times New Roman" w:hAnsi="Times New Roman" w:eastAsia="微软雅黑" w:cs="Times New Roman"/>
-                <w:bCs/>
-                <w:color w:val="000000"/>
-                <w:sz w:val="21"/>
-                <w:szCs w:val="21"/>
-                <w:lang w:eastAsia="zh-CN"/>
-              </w:rPr>
-              <w:t>{{ hospital }}</w:t>
-            </w:r>
-          </w:p>
-        </w:tc>
-        <w:tc>
-          <w:tcPr>
-            <w:tcW w:w="3316" w:type="dxa"/>
-            <w:tcBorders>
-              <w:top w:val="single" w:color="62B541" w:sz="24" w:space="0"/>
-            </w:tcBorders>
-            <w:shd w:val="clear" w:color="auto" w:fill="auto"/>
-            <w:vAlign w:val="center"/>
-          </w:tcPr>
-          <w:p>
-            <w:pPr>
-              <w:jc w:val="both"/>
-              <w:rPr>
-                <w:rFonts w:ascii="Times New Roman" w:hAnsi="Times New Roman" w:eastAsia="微软雅黑" w:cs="Times New Roman"/>
-                <w:bCs/>
-                <w:color w:val="000000"/>
-                <w:sz w:val="21"/>
-                <w:szCs w:val="21"/>
-                <w:lang w:eastAsia="zh-CN"/>
-              </w:rPr>
-            </w:pPr>
-            <w:r>
-              <w:rPr>
-                <w:rFonts w:ascii="Times New Roman" w:hAnsi="Times New Roman" w:eastAsia="微软雅黑" w:cs="Times New Roman"/>
-                <w:bCs/>
-                <w:color w:val="000000"/>
-                <w:sz w:val="21"/>
-                <w:szCs w:val="21"/>
-                <w:lang w:eastAsia="zh-CN"/>
-              </w:rPr>
-              <w:t>样本编号：</w:t>
-            </w:r>
-            <w:r>
-              <w:rPr>
-                <w:rFonts w:hint="eastAsia" w:ascii="Times New Roman" w:hAnsi="Times New Roman" w:eastAsia="微软雅黑" w:cs="Times New Roman"/>
-                <w:bCs/>
-                <w:color w:val="000000"/>
-                <w:sz w:val="21"/>
-                <w:szCs w:val="21"/>
-                <w:lang w:eastAsia="zh-CN"/>
-              </w:rPr>
-              <w:t>{{ subbarcode }}</w:t>
+                <w:color w:val="000000"/>
+                <w:sz w:val="21"/>
+                <w:szCs w:val="21"/>
+                <w:lang w:eastAsia="zh-CN"/>
+              </w:rPr>
+              <w:t>标本类型：</w:t>
+            </w:r>
+            <w:r>
+              <w:rPr>
+                <w:rFonts w:hint="eastAsia" w:ascii="Times New Roman" w:hAnsi="Times New Roman" w:eastAsia="微软雅黑" w:cs="黑体"/>
+                <w:sz w:val="21"/>
+                <w:lang w:eastAsia="zh-CN"/>
+              </w:rPr>
+              <w:t xml:space="preserve">{% if summaryOfRresults.type == </w:t>
+            </w:r>
+            <w:r>
+              <w:rPr>
+                <w:rFonts w:ascii="Times New Roman" w:hAnsi="Times New Roman" w:eastAsia="微软雅黑" w:cs="黑体"/>
+                <w:sz w:val="21"/>
+                <w:lang w:eastAsia="zh-CN"/>
+              </w:rPr>
+              <w:t>“tissue”</w:t>
+            </w:r>
+            <w:r>
+              <w:rPr>
+                <w:rFonts w:hint="eastAsia" w:ascii="Times New Roman" w:hAnsi="Times New Roman" w:eastAsia="微软雅黑" w:cs="黑体"/>
+                <w:sz w:val="21"/>
+                <w:lang w:eastAsia="zh-CN"/>
+              </w:rPr>
+              <w:t xml:space="preserve"> %}石蜡样本{% else %}</w:t>
+            </w:r>
+            <w:r>
+              <w:rPr>
+                <w:rFonts w:hint="eastAsia" w:ascii="微软雅黑" w:hAnsi="微软雅黑" w:eastAsia="微软雅黑" w:cs="微软雅黑"/>
+                <w:sz w:val="21"/>
+                <w:szCs w:val="21"/>
+                <w:lang w:val="en-US" w:eastAsia="zh-CN" w:bidi="ar"/>
+              </w:rPr>
+              <w:t>血液</w:t>
+            </w:r>
+            <w:r>
+              <w:rPr>
+                <w:rFonts w:hint="eastAsia" w:ascii="Times New Roman" w:hAnsi="Times New Roman" w:eastAsia="微软雅黑" w:cs="黑体"/>
+                <w:sz w:val="21"/>
+                <w:lang w:eastAsia="zh-CN"/>
+              </w:rPr>
+              <w:t>{% endif %}</w:t>
             </w:r>
           </w:p>
         </w:tc>
@@ -2849,6 +3035,7 @@
             <w:insideH w:val="single" w:color="BEBEBE" w:themeColor="background1" w:themeShade="BF" w:sz="4" w:space="0"/>
             <w:insideV w:val="single" w:color="BEBEBE" w:themeColor="background1" w:themeShade="BF" w:sz="4" w:space="0"/>
           </w:tblBorders>
+          <w:shd w:val="clear" w:color="auto" w:fill="FFFFFF" w:themeFill="background1"/>
           <w:tblCellMar>
             <w:top w:w="0" w:type="dxa"/>
             <w:left w:w="108" w:type="dxa"/>
@@ -2891,7 +3078,7 @@
                 <w:szCs w:val="21"/>
                 <w:lang w:eastAsia="zh-CN"/>
               </w:rPr>
-              <w:t>性别：</w:t>
+              <w:t>年龄：</w:t>
             </w:r>
             <w:r>
               <w:rPr>
@@ -2902,7 +3089,7 @@
                 <w:szCs w:val="21"/>
                 <w:lang w:eastAsia="zh-CN"/>
               </w:rPr>
-              <w:t>{{ sex }}</w:t>
+              <w:t>{{ age }}</w:t>
             </w:r>
           </w:p>
         </w:tc>
@@ -2935,7 +3122,7 @@
                 <w:szCs w:val="21"/>
                 <w:lang w:eastAsia="zh-CN"/>
               </w:rPr>
-              <w:t>送检科室：</w:t>
+              <w:t>送检医生：</w:t>
             </w:r>
             <w:r>
               <w:rPr>
@@ -2945,7 +3132,7 @@
                 <w:szCs w:val="21"/>
                 <w:lang w:eastAsia="zh-CN"/>
               </w:rPr>
-              <w:t>{{ locationname }}</w:t>
+              <w:t>{{ doctorname }}</w:t>
             </w:r>
           </w:p>
         </w:tc>
@@ -2963,64 +3150,24 @@
             <w:pPr>
               <w:jc w:val="both"/>
               <w:rPr>
-                <w:rFonts w:ascii="Times New Roman" w:hAnsi="Times New Roman" w:eastAsia="微软雅黑" w:cs="Times New Roman"/>
+                <w:rFonts w:hint="default" w:ascii="Times New Roman" w:hAnsi="Times New Roman" w:eastAsia="微软雅黑" w:cs="Times New Roman"/>
                 <w:bCs/>
                 <w:color w:val="000000"/>
                 <w:sz w:val="21"/>
                 <w:szCs w:val="21"/>
-                <w:lang w:eastAsia="zh-CN"/>
-              </w:rPr>
-            </w:pPr>
-            <w:r>
-              <w:rPr>
-                <w:rFonts w:ascii="Times New Roman" w:hAnsi="Times New Roman" w:eastAsia="微软雅黑" w:cs="Times New Roman"/>
-                <w:color w:val="000000"/>
-                <w:sz w:val="21"/>
-                <w:szCs w:val="21"/>
-                <w:lang w:eastAsia="zh-CN"/>
-              </w:rPr>
-              <w:t>标本类型：</w:t>
-            </w:r>
-            <w:r>
-              <w:rPr>
-                <w:rFonts w:hint="eastAsia" w:ascii="Times New Roman" w:hAnsi="Times New Roman" w:eastAsia="微软雅黑" w:cs="黑体"/>
-                <w:sz w:val="21"/>
-                <w:lang w:eastAsia="zh-CN"/>
-              </w:rPr>
-              <w:t xml:space="preserve">{% if summaryOfRresults.type == </w:t>
-            </w:r>
-            <w:r>
-              <w:rPr>
-                <w:rFonts w:ascii="Times New Roman" w:hAnsi="Times New Roman" w:eastAsia="微软雅黑" w:cs="黑体"/>
-                <w:sz w:val="21"/>
-                <w:lang w:eastAsia="zh-CN"/>
-              </w:rPr>
-              <w:t>“tissue”</w:t>
-            </w:r>
-            <w:r>
-              <w:rPr>
-                <w:rFonts w:hint="eastAsia" w:ascii="Times New Roman" w:hAnsi="Times New Roman" w:eastAsia="微软雅黑" w:cs="黑体"/>
-                <w:sz w:val="21"/>
-                <w:lang w:eastAsia="zh-CN"/>
-              </w:rPr>
-              <w:t xml:space="preserve"> %}石蜡样本{% else %}</w:t>
-            </w:r>
-            <w:r>
-              <w:rPr>
-                <w:rFonts w:hint="eastAsia" w:ascii="微软雅黑" w:hAnsi="微软雅黑" w:eastAsia="微软雅黑" w:cs="微软雅黑"/>
-                <w:sz w:val="21"/>
-                <w:szCs w:val="21"/>
-                <w:lang w:val="en-US" w:eastAsia="zh-CN" w:bidi="ar"/>
-              </w:rPr>
-              <w:t>血液</w:t>
-            </w:r>
-            <w:r>
-              <w:rPr>
-                <w:rFonts w:hint="eastAsia" w:ascii="Times New Roman" w:hAnsi="Times New Roman" w:eastAsia="微软雅黑" w:cs="黑体"/>
-                <w:sz w:val="21"/>
-                <w:lang w:eastAsia="zh-CN"/>
-              </w:rPr>
-              <w:t>{% endif %}</w:t>
+                <w:lang w:val="en-US" w:eastAsia="zh-CN"/>
+              </w:rPr>
+            </w:pPr>
+            <w:r>
+              <w:rPr>
+                <w:rFonts w:hint="eastAsia" w:ascii="Times New Roman" w:hAnsi="Times New Roman" w:eastAsia="微软雅黑" w:cs="Times New Roman"/>
+                <w:bCs/>
+                <w:color w:val="000000"/>
+                <w:sz w:val="21"/>
+                <w:szCs w:val="21"/>
+                <w:lang w:val="en-US" w:eastAsia="zh-CN"/>
+              </w:rPr>
+              <w:t>病理编号：{{ patientid }}</w:t>
             </w:r>
           </w:p>
         </w:tc>
@@ -3035,152 +3182,7 @@
             <w:insideH w:val="single" w:color="BEBEBE" w:themeColor="background1" w:themeShade="BF" w:sz="4" w:space="0"/>
             <w:insideV w:val="single" w:color="BEBEBE" w:themeColor="background1" w:themeShade="BF" w:sz="4" w:space="0"/>
           </w:tblBorders>
-          <w:tblCellMar>
-            <w:top w:w="0" w:type="dxa"/>
-            <w:left w:w="108" w:type="dxa"/>
-            <w:bottom w:w="0" w:type="dxa"/>
-            <w:right w:w="108" w:type="dxa"/>
-          </w:tblCellMar>
-        </w:tblPrEx>
-        <w:trPr>
-          <w:trHeight w:val="397" w:hRule="atLeast"/>
-          <w:jc w:val="center"/>
-        </w:trPr>
-        <w:tc>
-          <w:tcPr>
-            <w:tcW w:w="3231" w:type="dxa"/>
-            <w:tcBorders>
-              <w:tl2br w:val="nil"/>
-              <w:tr2bl w:val="nil"/>
-            </w:tcBorders>
-            <w:shd w:val="clear" w:color="auto" w:fill="auto"/>
-            <w:vAlign w:val="center"/>
-          </w:tcPr>
-          <w:p>
-            <w:pPr>
-              <w:jc w:val="both"/>
-              <w:rPr>
-                <w:rFonts w:ascii="Times New Roman" w:hAnsi="Times New Roman" w:eastAsia="微软雅黑" w:cs="Times New Roman"/>
-                <w:bCs/>
-                <w:color w:val="000000"/>
-                <w:sz w:val="21"/>
-                <w:szCs w:val="21"/>
-                <w:lang w:eastAsia="zh-CN"/>
-              </w:rPr>
-            </w:pPr>
-            <w:r>
-              <w:rPr>
-                <w:rFonts w:ascii="Times New Roman" w:hAnsi="Times New Roman" w:eastAsia="微软雅黑" w:cs="Times New Roman"/>
-                <w:bCs/>
-                <w:color w:val="000000"/>
-                <w:sz w:val="21"/>
-                <w:szCs w:val="21"/>
-                <w:lang w:eastAsia="zh-CN"/>
-              </w:rPr>
-              <w:t>年龄：</w:t>
-            </w:r>
-            <w:r>
-              <w:rPr>
-                <w:rFonts w:hint="eastAsia" w:ascii="Times New Roman" w:hAnsi="Times New Roman" w:eastAsia="微软雅黑" w:cs="Times New Roman"/>
-                <w:bCs/>
-                <w:color w:val="000000"/>
-                <w:sz w:val="21"/>
-                <w:szCs w:val="21"/>
-                <w:lang w:eastAsia="zh-CN"/>
-              </w:rPr>
-              <w:t>{{ age }}</w:t>
-            </w:r>
-          </w:p>
-        </w:tc>
-        <w:tc>
-          <w:tcPr>
-            <w:tcW w:w="3323" w:type="dxa"/>
-            <w:tcBorders>
-              <w:tl2br w:val="nil"/>
-              <w:tr2bl w:val="nil"/>
-            </w:tcBorders>
-            <w:shd w:val="clear" w:color="auto" w:fill="auto"/>
-            <w:vAlign w:val="center"/>
-          </w:tcPr>
-          <w:p>
-            <w:pPr>
-              <w:jc w:val="both"/>
-              <w:rPr>
-                <w:rFonts w:ascii="Times New Roman" w:hAnsi="Times New Roman" w:eastAsia="微软雅黑" w:cs="Times New Roman"/>
-                <w:color w:val="000000"/>
-                <w:sz w:val="21"/>
-                <w:szCs w:val="21"/>
-                <w:lang w:eastAsia="zh-CN"/>
-              </w:rPr>
-            </w:pPr>
-            <w:r>
-              <w:rPr>
-                <w:rFonts w:ascii="Times New Roman" w:hAnsi="Times New Roman" w:eastAsia="微软雅黑" w:cs="Times New Roman"/>
-                <w:color w:val="000000"/>
-                <w:sz w:val="21"/>
-                <w:szCs w:val="21"/>
-                <w:lang w:eastAsia="zh-CN"/>
-              </w:rPr>
-              <w:t>送检医生：</w:t>
-            </w:r>
-            <w:r>
-              <w:rPr>
-                <w:rFonts w:hint="eastAsia" w:ascii="Times New Roman" w:hAnsi="Times New Roman" w:eastAsia="微软雅黑" w:cs="Times New Roman"/>
-                <w:color w:val="000000"/>
-                <w:sz w:val="21"/>
-                <w:szCs w:val="21"/>
-                <w:lang w:eastAsia="zh-CN"/>
-              </w:rPr>
-              <w:t>{{ doctorname }}</w:t>
-            </w:r>
-          </w:p>
-        </w:tc>
-        <w:tc>
-          <w:tcPr>
-            <w:tcW w:w="3316" w:type="dxa"/>
-            <w:tcBorders>
-              <w:tl2br w:val="nil"/>
-              <w:tr2bl w:val="nil"/>
-            </w:tcBorders>
-            <w:shd w:val="clear" w:color="auto" w:fill="auto"/>
-            <w:vAlign w:val="center"/>
-          </w:tcPr>
-          <w:p>
-            <w:pPr>
-              <w:jc w:val="both"/>
-              <w:rPr>
-                <w:rFonts w:hint="default" w:ascii="Times New Roman" w:hAnsi="Times New Roman" w:eastAsia="微软雅黑" w:cs="Times New Roman"/>
-                <w:bCs/>
-                <w:color w:val="000000"/>
-                <w:sz w:val="21"/>
-                <w:szCs w:val="21"/>
-                <w:lang w:val="en-US" w:eastAsia="zh-CN"/>
-              </w:rPr>
-            </w:pPr>
-            <w:r>
-              <w:rPr>
-                <w:rFonts w:hint="eastAsia" w:ascii="Times New Roman" w:hAnsi="Times New Roman" w:eastAsia="微软雅黑" w:cs="Times New Roman"/>
-                <w:bCs/>
-                <w:color w:val="000000"/>
-                <w:sz w:val="21"/>
-                <w:szCs w:val="21"/>
-                <w:lang w:val="en-US" w:eastAsia="zh-CN"/>
-              </w:rPr>
-              <w:t>病理编号：{{ patientid }}</w:t>
-            </w:r>
-          </w:p>
-        </w:tc>
-      </w:tr>
-      <w:tr>
-        <w:tblPrEx>
-          <w:tblBorders>
-            <w:top w:val="single" w:color="5A9D46" w:sz="24" w:space="0"/>
-            <w:left w:val="none" w:color="auto" w:sz="0" w:space="0"/>
-            <w:bottom w:val="none" w:color="auto" w:sz="0" w:space="0"/>
-            <w:right w:val="none" w:color="auto" w:sz="0" w:space="0"/>
-            <w:insideH w:val="single" w:color="BEBEBE" w:themeColor="background1" w:themeShade="BF" w:sz="4" w:space="0"/>
-            <w:insideV w:val="single" w:color="BEBEBE" w:themeColor="background1" w:themeShade="BF" w:sz="4" w:space="0"/>
-          </w:tblBorders>
+          <w:shd w:val="clear" w:color="auto" w:fill="FFFFFF" w:themeFill="background1"/>
           <w:tblCellMar>
             <w:top w:w="0" w:type="dxa"/>
             <w:left w:w="108" w:type="dxa"/>
@@ -3371,13 +3373,13 @@
         <w:textAlignment w:val="auto"/>
       </w:pPr>
       <w:bookmarkStart w:id="12" w:name="_Toc10518"/>
-      <w:bookmarkStart w:id="13" w:name="_Toc19594"/>
-      <w:bookmarkStart w:id="14" w:name="_Toc7021_WPSOffice_Level1"/>
-      <w:bookmarkStart w:id="15" w:name="_Toc11015_WPSOffice_Level1"/>
-      <w:bookmarkStart w:id="16" w:name="_Toc18062_WPSOffice_Level1"/>
-      <w:bookmarkStart w:id="17" w:name="_Toc17451"/>
+      <w:bookmarkStart w:id="13" w:name="_Toc11015_WPSOffice_Level1"/>
+      <w:bookmarkStart w:id="14" w:name="_Toc11465"/>
+      <w:bookmarkStart w:id="15" w:name="_Toc7021_WPSOffice_Level1"/>
+      <w:bookmarkStart w:id="16" w:name="_Toc17451"/>
+      <w:bookmarkStart w:id="17" w:name="_Toc18062_WPSOffice_Level1"/>
       <w:bookmarkStart w:id="18" w:name="_Toc14389"/>
-      <w:bookmarkStart w:id="19" w:name="_Toc11465"/>
+      <w:bookmarkStart w:id="19" w:name="_Toc19594"/>
       <w:r>
         <w:t>检测项目</w:t>
       </w:r>
@@ -3691,6 +3693,12 @@
             <w:insideH w:val="single" w:color="auto" w:sz="4" w:space="0"/>
             <w:insideV w:val="single" w:color="auto" w:sz="4" w:space="0"/>
           </w:tblBorders>
+          <w:tblCellMar>
+            <w:top w:w="0" w:type="dxa"/>
+            <w:left w:w="108" w:type="dxa"/>
+            <w:bottom w:w="0" w:type="dxa"/>
+            <w:right w:w="108" w:type="dxa"/>
+          </w:tblCellMar>
         </w:tblPrEx>
         <w:tc>
           <w:tcPr>
@@ -4021,17 +4029,17 @@
         <w:textAlignment w:val="auto"/>
       </w:pPr>
       <w:bookmarkStart w:id="21" w:name="_Toc16576"/>
-      <w:bookmarkStart w:id="22" w:name="_Toc15583"/>
-      <w:bookmarkStart w:id="23" w:name="_Toc149832727"/>
-      <w:bookmarkStart w:id="24" w:name="_Toc149826002"/>
+      <w:bookmarkStart w:id="22" w:name="_Toc149826002"/>
+      <w:bookmarkStart w:id="23" w:name="_Toc15583"/>
+      <w:bookmarkStart w:id="24" w:name="_Toc149832727"/>
       <w:bookmarkStart w:id="25" w:name="_Toc11859"/>
-      <w:bookmarkStart w:id="26" w:name="_Toc6221_WPSOffice_Level1"/>
-      <w:bookmarkStart w:id="27" w:name="_Toc4088"/>
-      <w:bookmarkStart w:id="28" w:name="_Toc23369_WPSOffice_Level1"/>
+      <w:bookmarkStart w:id="26" w:name="_Toc18058"/>
+      <w:bookmarkStart w:id="27" w:name="_Toc23369_WPSOffice_Level1"/>
+      <w:bookmarkStart w:id="28" w:name="_Toc4088"/>
       <w:bookmarkStart w:id="29" w:name="_Toc25920"/>
-      <w:bookmarkStart w:id="30" w:name="_Toc18058"/>
-      <w:bookmarkStart w:id="31" w:name="_Toc3871"/>
-      <w:bookmarkStart w:id="32" w:name="_Toc1410"/>
+      <w:bookmarkStart w:id="30" w:name="_Toc6221_WPSOffice_Level1"/>
+      <w:bookmarkStart w:id="31" w:name="_Toc1410"/>
+      <w:bookmarkStart w:id="32" w:name="_Toc3871"/>
       <w:r>
         <w:rPr>
           <w:rFonts w:hint="eastAsia"/>
@@ -4079,10 +4087,10 @@
           <w:lang w:eastAsia="zh-CN"/>
         </w:rPr>
       </w:pPr>
-      <w:bookmarkStart w:id="33" w:name="_Toc149826003"/>
-      <w:bookmarkStart w:id="34" w:name="_Toc11674"/>
-      <w:bookmarkStart w:id="35" w:name="_Toc4383"/>
-      <w:bookmarkStart w:id="36" w:name="_Toc149832728"/>
+      <w:bookmarkStart w:id="33" w:name="_Toc149832728"/>
+      <w:bookmarkStart w:id="34" w:name="_Toc4383"/>
+      <w:bookmarkStart w:id="35" w:name="_Toc149826003"/>
+      <w:bookmarkStart w:id="36" w:name="_Toc11674"/>
       <w:r>
         <w:rPr>
           <w:rFonts w:hint="eastAsia"/>
@@ -5006,25 +5014,25 @@
           <w:lang w:eastAsia="zh-CN"/>
         </w:rPr>
       </w:pPr>
-      <w:bookmarkStart w:id="37" w:name="_Toc23796"/>
-      <w:bookmarkStart w:id="38" w:name="_Toc31425"/>
-      <w:bookmarkStart w:id="39" w:name="_Toc149832729"/>
+      <w:bookmarkStart w:id="37" w:name="_Toc149832729"/>
+      <w:bookmarkStart w:id="38" w:name="_Toc23796"/>
+      <w:bookmarkStart w:id="39" w:name="_Toc31425"/>
       <w:bookmarkStart w:id="40" w:name="_Toc2866"/>
-      <w:bookmarkStart w:id="41" w:name="_Toc2781"/>
+      <w:bookmarkStart w:id="41" w:name="_Toc6237"/>
       <w:bookmarkStart w:id="42" w:name="_Toc19898_WPSOffice_Level1"/>
       <w:bookmarkStart w:id="43" w:name="_Toc24235"/>
       <w:bookmarkStart w:id="44" w:name="_Toc22132"/>
-      <w:bookmarkStart w:id="45" w:name="_Toc6237"/>
-      <w:bookmarkStart w:id="46" w:name="_Toc20136_WPSOffice_Level1"/>
-      <w:bookmarkStart w:id="47" w:name="_Toc107825550"/>
-      <w:bookmarkStart w:id="48" w:name="_Toc9088"/>
-      <w:bookmarkStart w:id="49" w:name="_Toc18062_WPSOffice_Level2"/>
-      <w:bookmarkStart w:id="50" w:name="_Toc11015_WPSOffice_Level2"/>
-      <w:bookmarkStart w:id="51" w:name="_Toc107825552"/>
-      <w:bookmarkStart w:id="52" w:name="_Toc5728"/>
+      <w:bookmarkStart w:id="45" w:name="_Toc2781"/>
+      <w:bookmarkStart w:id="46" w:name="_Toc107825550"/>
+      <w:bookmarkStart w:id="47" w:name="_Toc20136_WPSOffice_Level1"/>
+      <w:bookmarkStart w:id="48" w:name="_Toc18062_WPSOffice_Level2"/>
+      <w:bookmarkStart w:id="49" w:name="_Toc11015_WPSOffice_Level2"/>
+      <w:bookmarkStart w:id="50" w:name="_Toc107825552"/>
+      <w:bookmarkStart w:id="51" w:name="_Toc5728"/>
+      <w:bookmarkStart w:id="52" w:name="_Toc9088"/>
       <w:bookmarkStart w:id="53" w:name="_Toc27379"/>
-      <w:bookmarkStart w:id="54" w:name="_Toc23375"/>
-      <w:bookmarkStart w:id="55" w:name="_Toc15063"/>
+      <w:bookmarkStart w:id="54" w:name="_Toc15063"/>
+      <w:bookmarkStart w:id="55" w:name="_Toc23375"/>
       <w:r>
         <w:rPr>
           <w:rFonts w:hint="eastAsia"/>
@@ -6608,18 +6616,7 @@
           <w:szCs w:val="18"/>
           <w:lang w:eastAsia="zh-CN"/>
         </w:rPr>
-        <w:t xml:space="preserve"> %}乳腺癌{% endif %}靶向药物</w:t>
-      </w:r>
-      <w:bookmarkStart w:id="145" w:name="_GoBack"/>
-      <w:bookmarkEnd w:id="145"/>
-      <w:r>
-        <w:rPr>
-          <w:rFonts w:hint="eastAsia" w:ascii="Times New Roman" w:hAnsi="Times New Roman" w:eastAsia="微软雅黑" w:cs="Times New Roman"/>
-          <w:sz w:val="18"/>
-          <w:szCs w:val="18"/>
-          <w:lang w:eastAsia="zh-CN"/>
-        </w:rPr>
-        <w:t>密切相关的基因突变。{% endif %}</w:t>
+        <w:t xml:space="preserve"> %}乳腺癌{% endif %}靶向药物密切相关的基因突变。{% endif %}</w:t>
       </w:r>
     </w:p>
     <w:p>
@@ -7186,8 +7183,8 @@
       </w:pPr>
       <w:bookmarkStart w:id="57" w:name="_Toc149832732"/>
       <w:bookmarkStart w:id="58" w:name="_Toc149826007"/>
-      <w:bookmarkStart w:id="59" w:name="_Toc25381"/>
-      <w:bookmarkStart w:id="60" w:name="_Toc26774"/>
+      <w:bookmarkStart w:id="59" w:name="_Toc26774"/>
+      <w:bookmarkStart w:id="60" w:name="_Toc25381"/>
       <w:r>
         <w:rPr>
           <w:rFonts w:hint="eastAsia"/>
@@ -7495,18 +7492,34 @@
             </w:pPr>
             <w:r>
               <w:rPr>
-                <w:rFonts w:ascii="Times New Roman" w:hAnsi="Times New Roman" w:eastAsia="微软雅黑" w:cs="Times New Roman"/>
+                <w:rFonts w:hint="eastAsia" w:ascii="Times New Roman" w:hAnsi="Times New Roman" w:eastAsia="微软雅黑" w:cs="Times New Roman"/>
                 <w:b/>
                 <w:color w:val="FFFFFF" w:themeColor="background1"/>
                 <w:sz w:val="21"/>
                 <w:szCs w:val="21"/>
+                <w:lang w:val="en-US" w:eastAsia="zh-CN"/>
                 <w14:textFill>
                   <w14:solidFill>
                     <w14:schemeClr w14:val="bg1"/>
                   </w14:solidFill>
                 </w14:textFill>
               </w:rPr>
-              <w:t>突变基因</w:t>
+              <w:t>检测</w:t>
+            </w:r>
+            <w:r>
+              <w:rPr>
+                <w:rFonts w:ascii="Times New Roman" w:hAnsi="Times New Roman" w:eastAsia="微软雅黑" w:cs="Times New Roman"/>
+                <w:b/>
+                <w:color w:val="FFFFFF" w:themeColor="background1"/>
+                <w:sz w:val="21"/>
+                <w:szCs w:val="21"/>
+                <w14:textFill>
+                  <w14:solidFill>
+                    <w14:schemeClr w14:val="bg1"/>
+                  </w14:solidFill>
+                </w14:textFill>
+              </w:rPr>
+              <w:t>基因</w:t>
             </w:r>
           </w:p>
         </w:tc>
@@ -9832,7 +9845,7 @@
         </w:tc>
         <w:tc>
           <w:tcPr>
-            <w:tcW w:w="535" w:type="pct"/>
+            <w:tcW w:w="1077" w:type="dxa"/>
             <w:tcBorders>
               <w:top w:val="nil"/>
               <w:left w:val="single" w:color="A4A4A4" w:themeColor="background1" w:themeShade="A5" w:sz="4" w:space="0"/>
@@ -9844,7 +9857,7 @@
           </w:tcPr>
           <w:p>
             <w:pPr>
-              <w:ind w:left="162" w:right="163"/>
+              <w:ind w:left="162" w:leftChars="0" w:right="163" w:rightChars="0"/>
               <w:jc w:val="center"/>
               <w:rPr>
                 <w:rFonts w:ascii="Times New Roman" w:hAnsi="Times New Roman" w:eastAsia="微软雅黑" w:cs="Times New Roman"/>
@@ -9854,21 +9867,41 @@
                 <w:lang w:eastAsia="zh-CN"/>
               </w:rPr>
             </w:pPr>
+            <w:r>
+              <w:rPr>
+                <w:rFonts w:hint="default" w:ascii="Times New Roman" w:hAnsi="Times New Roman" w:eastAsia="微软雅黑" w:cs="Times New Roman"/>
+                <w:b/>
+                <w:sz w:val="21"/>
+                <w:szCs w:val="21"/>
+                <w:lang w:eastAsia="zh-CN"/>
+              </w:rPr>
+              <w:t>{{ tip.comutation</w:t>
+            </w:r>
             <w:r>
               <w:rPr>
                 <w:rFonts w:hint="eastAsia" w:ascii="Times New Roman" w:hAnsi="Times New Roman" w:eastAsia="微软雅黑" w:cs="Times New Roman"/>
                 <w:b/>
                 <w:sz w:val="21"/>
                 <w:szCs w:val="21"/>
-                <w:lang w:eastAsia="zh-CN"/>
-              </w:rPr>
-              <w:t>{{ tip.comutation }}</w:t>
-            </w:r>
-          </w:p>
-        </w:tc>
-        <w:tc>
-          <w:tcPr>
-            <w:tcW w:w="758" w:type="pct"/>
+                <w:lang w:val="en-US" w:eastAsia="zh-CN"/>
+              </w:rPr>
+              <w:t>1</w:t>
+            </w:r>
+            <w:r>
+              <w:rPr>
+                <w:rFonts w:hint="default" w:ascii="Times New Roman" w:hAnsi="Times New Roman" w:eastAsia="微软雅黑" w:cs="Times New Roman"/>
+                <w:b/>
+                <w:sz w:val="21"/>
+                <w:szCs w:val="21"/>
+                <w:lang w:eastAsia="zh-CN"/>
+              </w:rPr>
+              <w:t xml:space="preserve"> }}</w:t>
+            </w:r>
+          </w:p>
+        </w:tc>
+        <w:tc>
+          <w:tcPr>
+            <w:tcW w:w="1527" w:type="dxa"/>
             <w:tcBorders>
               <w:top w:val="nil"/>
               <w:left w:val="single" w:color="A4A4A4" w:themeColor="background1" w:themeShade="A5" w:sz="4" w:space="0"/>
@@ -9881,7 +9914,7 @@
           <w:p>
             <w:pPr>
               <w:spacing w:before="2"/>
-              <w:ind w:left="116" w:right="116"/>
+              <w:ind w:left="116" w:leftChars="0" w:right="116" w:rightChars="0"/>
               <w:jc w:val="center"/>
               <w:rPr>
                 <w:rFonts w:ascii="Times New Roman" w:hAnsi="Times New Roman" w:eastAsia="微软雅黑" w:cs="Times New Roman"/>
@@ -9892,12 +9925,12 @@
             </w:pPr>
             <w:r>
               <w:rPr>
-                <w:rFonts w:hint="eastAsia" w:ascii="Times New Roman" w:hAnsi="Times New Roman" w:eastAsia="微软雅黑" w:cs="Times New Roman"/>
-                <w:sz w:val="21"/>
-                <w:szCs w:val="21"/>
-                <w:lang w:eastAsia="zh-CN"/>
-              </w:rPr>
-              <w:t>-</w:t>
+                <w:rFonts w:hint="default" w:ascii="Times New Roman" w:hAnsi="Times New Roman" w:eastAsia="微软雅黑" w:cs="Times New Roman"/>
+                <w:sz w:val="21"/>
+                <w:szCs w:val="21"/>
+                <w:lang w:eastAsia="zh-CN"/>
+              </w:rPr>
+              <w:t>{{ tip.comutation }}</w:t>
             </w:r>
           </w:p>
         </w:tc>
@@ -12546,15 +12579,15 @@
           <w:lang w:eastAsia="zh-CN"/>
         </w:rPr>
       </w:pPr>
-      <w:bookmarkStart w:id="65" w:name="_Toc4331_WPSOffice_Level1"/>
-      <w:bookmarkStart w:id="66" w:name="_Toc107825555"/>
-      <w:bookmarkStart w:id="67" w:name="_Toc25727"/>
-      <w:bookmarkStart w:id="68" w:name="_Toc23903"/>
-      <w:bookmarkStart w:id="69" w:name="_Toc23846_WPSOffice_Level1"/>
-      <w:bookmarkStart w:id="70" w:name="_Toc32443_WPSOffice_Level1"/>
-      <w:bookmarkStart w:id="71" w:name="_Toc24960"/>
-      <w:bookmarkStart w:id="72" w:name="_Toc180"/>
-      <w:bookmarkStart w:id="73" w:name="_Toc29372"/>
+      <w:bookmarkStart w:id="65" w:name="_Toc23846_WPSOffice_Level1"/>
+      <w:bookmarkStart w:id="66" w:name="_Toc24960"/>
+      <w:bookmarkStart w:id="67" w:name="_Toc29372"/>
+      <w:bookmarkStart w:id="68" w:name="_Toc32443_WPSOffice_Level1"/>
+      <w:bookmarkStart w:id="69" w:name="_Toc180"/>
+      <w:bookmarkStart w:id="70" w:name="_Toc107825555"/>
+      <w:bookmarkStart w:id="71" w:name="_Toc25727"/>
+      <w:bookmarkStart w:id="72" w:name="_Toc4331_WPSOffice_Level1"/>
+      <w:bookmarkStart w:id="73" w:name="_Toc23903"/>
       <w:bookmarkStart w:id="74" w:name="_Toc2749"/>
       <w:r>
         <w:rPr>
@@ -12616,8 +12649,8 @@
         </w:rPr>
       </w:pPr>
       <w:bookmarkStart w:id="75" w:name="_Toc106719764"/>
-      <w:bookmarkStart w:id="76" w:name="_Toc10223"/>
-      <w:bookmarkStart w:id="77" w:name="_Toc24174"/>
+      <w:bookmarkStart w:id="76" w:name="_Toc24174"/>
+      <w:bookmarkStart w:id="77" w:name="_Toc10223"/>
       <w:bookmarkStart w:id="78" w:name="_Toc20034"/>
       <w:r>
         <w:rPr>
@@ -15838,7 +15871,6 @@
             <w:insideH w:val="dotted" w:color="A5A5A5" w:sz="4" w:space="0"/>
             <w:insideV w:val="dotted" w:color="A5A5A5" w:sz="4" w:space="0"/>
           </w:tblBorders>
-          <w:shd w:val="clear" w:color="auto" w:fill="auto"/>
           <w:tblCellMar>
             <w:top w:w="0" w:type="dxa"/>
             <w:left w:w="108" w:type="dxa"/>
@@ -17289,8 +17321,8 @@
           <w:lang w:eastAsia="zh-CN"/>
         </w:rPr>
       </w:pPr>
-      <w:bookmarkStart w:id="81" w:name="_Toc32302"/>
-      <w:bookmarkStart w:id="82" w:name="_Toc23179"/>
+      <w:bookmarkStart w:id="81" w:name="_Toc23179"/>
+      <w:bookmarkStart w:id="82" w:name="_Toc32302"/>
       <w:bookmarkStart w:id="83" w:name="_Toc149826013"/>
       <w:bookmarkStart w:id="84" w:name="_Toc8516"/>
       <w:bookmarkStart w:id="85" w:name="_Toc149832737"/>
@@ -21855,12 +21887,6 @@
             <w:insideH w:val="dotted" w:color="45A3A7" w:sz="4" w:space="0"/>
             <w:insideV w:val="dotted" w:color="45A3A7" w:sz="4" w:space="0"/>
           </w:tblBorders>
-          <w:tblCellMar>
-            <w:top w:w="0" w:type="dxa"/>
-            <w:left w:w="108" w:type="dxa"/>
-            <w:bottom w:w="0" w:type="dxa"/>
-            <w:right w:w="108" w:type="dxa"/>
-          </w:tblCellMar>
         </w:tblPrEx>
         <w:tc>
           <w:tcPr>
@@ -21984,7 +22010,27 @@
           <w:szCs w:val="24"/>
           <w:lang w:eastAsia="zh-CN"/>
         </w:rPr>
-        <w:t>{{ tdd.comutation }}</w:t>
+        <w:t>{{ tdd.comutation</w:t>
+      </w:r>
+      <w:r>
+        <w:rPr>
+          <w:rFonts w:hint="eastAsia" w:ascii="Times New Roman" w:hAnsi="Times New Roman" w:eastAsia="微软雅黑" w:cs="Times New Roman"/>
+          <w:b/>
+          <w:sz w:val="24"/>
+          <w:szCs w:val="24"/>
+          <w:lang w:val="en-US" w:eastAsia="zh-CN"/>
+        </w:rPr>
+        <w:t>1</w:t>
+      </w:r>
+      <w:r>
+        <w:rPr>
+          <w:rFonts w:hint="eastAsia" w:ascii="Times New Roman" w:hAnsi="Times New Roman" w:eastAsia="微软雅黑" w:cs="Times New Roman"/>
+          <w:b/>
+          <w:sz w:val="24"/>
+          <w:szCs w:val="24"/>
+          <w:lang w:eastAsia="zh-CN"/>
+        </w:rPr>
+        <w:t xml:space="preserve"> }}</w:t>
       </w:r>
     </w:p>
     <w:tbl>
@@ -22116,10 +22162,12 @@
                 <w:bCs/>
                 <w:sz w:val="18"/>
                 <w:szCs w:val="18"/>
-                <w:lang w:eastAsia="zh-CN"/>
-              </w:rPr>
-              <w:t>-</w:t>
-            </w:r>
+                <w:lang w:val="en-US" w:eastAsia="zh-CN"/>
+              </w:rPr>
+              <w:t>{{tdd.comutation}}</w:t>
+            </w:r>
+            <w:bookmarkStart w:id="145" w:name="_GoBack"/>
+            <w:bookmarkEnd w:id="145"/>
           </w:p>
         </w:tc>
       </w:tr>
@@ -26277,21 +26325,21 @@
           <w:rFonts w:hint="eastAsia"/>
         </w:rPr>
       </w:pPr>
-      <w:bookmarkStart w:id="86" w:name="_Toc27302"/>
-      <w:bookmarkStart w:id="87" w:name="_Toc21764_WPSOffice_Level1"/>
-      <w:bookmarkStart w:id="88" w:name="_Toc28240"/>
-      <w:bookmarkStart w:id="89" w:name="_Toc107825561"/>
-      <w:bookmarkStart w:id="90" w:name="_Toc11294"/>
-      <w:bookmarkStart w:id="91" w:name="_Toc13196_WPSOffice_Level1"/>
-      <w:bookmarkStart w:id="92" w:name="_Toc13698"/>
+      <w:bookmarkStart w:id="86" w:name="_Toc11294"/>
+      <w:bookmarkStart w:id="87" w:name="_Toc13196_WPSOffice_Level1"/>
+      <w:bookmarkStart w:id="88" w:name="_Toc21764_WPSOffice_Level1"/>
+      <w:bookmarkStart w:id="89" w:name="_Toc1707_WPSOffice_Level1"/>
+      <w:bookmarkStart w:id="90" w:name="_Toc13698"/>
+      <w:bookmarkStart w:id="91" w:name="_Toc28240"/>
+      <w:bookmarkStart w:id="92" w:name="_Toc107825561"/>
       <w:bookmarkStart w:id="93" w:name="_Toc2389"/>
-      <w:bookmarkStart w:id="94" w:name="_Toc1707_WPSOffice_Level1"/>
+      <w:bookmarkStart w:id="94" w:name="_Toc27302"/>
       <w:bookmarkStart w:id="95" w:name="_Toc16835"/>
-      <w:bookmarkStart w:id="96" w:name="_Toc11193_WPSOffice_Level1"/>
-      <w:bookmarkStart w:id="97" w:name="_Toc11812"/>
-      <w:bookmarkStart w:id="98" w:name="_Toc1779"/>
-      <w:bookmarkStart w:id="99" w:name="_Toc28810_WPSOffice_Level1"/>
-      <w:bookmarkStart w:id="100" w:name="_Toc20303"/>
+      <w:bookmarkStart w:id="96" w:name="_Toc28810_WPSOffice_Level1"/>
+      <w:bookmarkStart w:id="97" w:name="_Toc11193_WPSOffice_Level1"/>
+      <w:bookmarkStart w:id="98" w:name="_Toc20303"/>
+      <w:bookmarkStart w:id="99" w:name="_Toc1779"/>
+      <w:bookmarkStart w:id="100" w:name="_Toc11812"/>
       <w:bookmarkStart w:id="101" w:name="_Toc11896_WPSOffice_Level1"/>
       <w:r>
         <w:rPr>
@@ -26323,14 +26371,14 @@
           <w:lang w:eastAsia="zh-CN"/>
         </w:rPr>
       </w:pPr>
-      <w:bookmarkStart w:id="102" w:name="_Toc3674"/>
-      <w:bookmarkStart w:id="103" w:name="_Toc32150"/>
-      <w:bookmarkStart w:id="104" w:name="_Toc15840_WPSOffice_Level1"/>
-      <w:bookmarkStart w:id="105" w:name="_Toc28605"/>
-      <w:bookmarkStart w:id="106" w:name="_Toc14255_WPSOffice_Level1"/>
-      <w:bookmarkStart w:id="107" w:name="_Toc3367"/>
-      <w:bookmarkStart w:id="108" w:name="_Toc9066"/>
-      <w:bookmarkStart w:id="109" w:name="_Toc27230"/>
+      <w:bookmarkStart w:id="102" w:name="_Toc28605"/>
+      <w:bookmarkStart w:id="103" w:name="_Toc3674"/>
+      <w:bookmarkStart w:id="104" w:name="_Toc9066"/>
+      <w:bookmarkStart w:id="105" w:name="_Toc27230"/>
+      <w:bookmarkStart w:id="106" w:name="_Toc32150"/>
+      <w:bookmarkStart w:id="107" w:name="_Toc14255_WPSOffice_Level1"/>
+      <w:bookmarkStart w:id="108" w:name="_Toc15840_WPSOffice_Level1"/>
+      <w:bookmarkStart w:id="109" w:name="_Toc3367"/>
       <w:bookmarkStart w:id="110" w:name="_Toc24085_WPSOffice_Level1"/>
       <w:r>
         <w:rPr>
@@ -29452,6 +29500,7 @@
             <w:insideH w:val="none" w:color="auto" w:sz="0" w:space="0"/>
             <w:insideV w:val="none" w:color="auto" w:sz="0" w:space="0"/>
           </w:tblBorders>
+          <w:shd w:val="clear" w:color="auto" w:fill="auto"/>
           <w:tblCellMar>
             <w:top w:w="0" w:type="dxa"/>
             <w:left w:w="108" w:type="dxa"/>
@@ -30339,7 +30388,6 @@
             <w:insideH w:val="none" w:color="auto" w:sz="0" w:space="0"/>
             <w:insideV w:val="none" w:color="auto" w:sz="0" w:space="0"/>
           </w:tblBorders>
-          <w:shd w:val="clear" w:color="auto" w:fill="auto"/>
           <w:tblCellMar>
             <w:top w:w="0" w:type="dxa"/>
             <w:left w:w="108" w:type="dxa"/>
@@ -30547,227 +30595,6 @@
                 <w:lang w:val="en-US" w:eastAsia="zh-CN" w:bidi="ar"/>
               </w:rPr>
               <w:t>p.L747_T751delLREAT</w:t>
-            </w:r>
-          </w:p>
-        </w:tc>
-      </w:tr>
-      <w:tr>
-        <w:tblPrEx>
-          <w:tblBorders>
-            <w:top w:val="none" w:color="auto" w:sz="0" w:space="0"/>
-            <w:left w:val="none" w:color="auto" w:sz="0" w:space="0"/>
-            <w:bottom w:val="none" w:color="auto" w:sz="0" w:space="0"/>
-            <w:right w:val="none" w:color="auto" w:sz="0" w:space="0"/>
-            <w:insideH w:val="none" w:color="auto" w:sz="0" w:space="0"/>
-            <w:insideV w:val="none" w:color="auto" w:sz="0" w:space="0"/>
-          </w:tblBorders>
-          <w:tblCellMar>
-            <w:top w:w="0" w:type="dxa"/>
-            <w:left w:w="108" w:type="dxa"/>
-            <w:bottom w:w="0" w:type="dxa"/>
-            <w:right w:w="108" w:type="dxa"/>
-          </w:tblCellMar>
-        </w:tblPrEx>
-        <w:trPr>
-          <w:trHeight w:val="340" w:hRule="atLeast"/>
-        </w:trPr>
-        <w:tc>
-          <w:tcPr>
-            <w:tcW w:w="548" w:type="pct"/>
-            <w:tcBorders>
-              <w:top w:val="single" w:color="000000" w:sz="4" w:space="0"/>
-              <w:left w:val="single" w:color="000000" w:sz="4" w:space="0"/>
-              <w:bottom w:val="single" w:color="000000" w:sz="4" w:space="0"/>
-              <w:right w:val="single" w:color="000000" w:sz="4" w:space="0"/>
-            </w:tcBorders>
-            <w:shd w:val="clear" w:color="auto" w:fill="FFFFFF"/>
-            <w:vAlign w:val="center"/>
-          </w:tcPr>
-          <w:p>
-            <w:pPr>
-              <w:keepNext w:val="0"/>
-              <w:keepLines w:val="0"/>
-              <w:widowControl/>
-              <w:suppressLineNumbers w:val="0"/>
-              <w:jc w:val="left"/>
-              <w:textAlignment w:val="center"/>
-              <w:rPr>
-                <w:rFonts w:hint="default" w:ascii="Times New Roman" w:hAnsi="Times New Roman" w:eastAsia="宋体" w:cs="Times New Roman"/>
-                <w:b w:val="0"/>
-                <w:bCs w:val="0"/>
-                <w:i w:val="0"/>
-                <w:iCs w:val="0"/>
-                <w:color w:val="000000"/>
-                <w:sz w:val="20"/>
-                <w:szCs w:val="20"/>
-                <w:u w:val="none"/>
-              </w:rPr>
-            </w:pPr>
-            <w:r>
-              <w:rPr>
-                <w:rFonts w:hint="default" w:ascii="Times New Roman" w:hAnsi="Times New Roman" w:eastAsia="宋体" w:cs="Times New Roman"/>
-                <w:b w:val="0"/>
-                <w:bCs w:val="0"/>
-                <w:i w:val="0"/>
-                <w:iCs w:val="0"/>
-                <w:color w:val="000000"/>
-                <w:kern w:val="0"/>
-                <w:sz w:val="20"/>
-                <w:szCs w:val="20"/>
-                <w:u w:val="none"/>
-                <w:lang w:val="en-US" w:eastAsia="zh-CN" w:bidi="ar"/>
-              </w:rPr>
-              <w:t>EGFR</w:t>
-            </w:r>
-          </w:p>
-        </w:tc>
-        <w:tc>
-          <w:tcPr>
-            <w:tcW w:w="720" w:type="pct"/>
-            <w:tcBorders>
-              <w:top w:val="single" w:color="000000" w:sz="4" w:space="0"/>
-              <w:left w:val="single" w:color="000000" w:sz="4" w:space="0"/>
-              <w:bottom w:val="single" w:color="000000" w:sz="4" w:space="0"/>
-              <w:right w:val="single" w:color="000000" w:sz="4" w:space="0"/>
-            </w:tcBorders>
-            <w:shd w:val="clear" w:color="auto" w:fill="FFFFFF"/>
-            <w:vAlign w:val="center"/>
-          </w:tcPr>
-          <w:p>
-            <w:pPr>
-              <w:keepNext w:val="0"/>
-              <w:keepLines w:val="0"/>
-              <w:widowControl/>
-              <w:suppressLineNumbers w:val="0"/>
-              <w:jc w:val="left"/>
-              <w:textAlignment w:val="center"/>
-              <w:rPr>
-                <w:rFonts w:hint="default" w:ascii="Times New Roman" w:hAnsi="Times New Roman" w:eastAsia="宋体" w:cs="Times New Roman"/>
-                <w:b w:val="0"/>
-                <w:bCs w:val="0"/>
-                <w:i w:val="0"/>
-                <w:iCs w:val="0"/>
-                <w:color w:val="000000"/>
-                <w:sz w:val="20"/>
-                <w:szCs w:val="20"/>
-                <w:u w:val="none"/>
-              </w:rPr>
-            </w:pPr>
-            <w:r>
-              <w:rPr>
-                <w:rFonts w:hint="default" w:ascii="Times New Roman" w:hAnsi="Times New Roman" w:eastAsia="宋体" w:cs="Times New Roman"/>
-                <w:b w:val="0"/>
-                <w:bCs w:val="0"/>
-                <w:i w:val="0"/>
-                <w:iCs w:val="0"/>
-                <w:color w:val="000000"/>
-                <w:kern w:val="0"/>
-                <w:sz w:val="20"/>
-                <w:szCs w:val="20"/>
-                <w:u w:val="none"/>
-                <w:lang w:val="en-US" w:eastAsia="zh-CN" w:bidi="ar"/>
-              </w:rPr>
-              <w:t xml:space="preserve">19 </w:t>
-            </w:r>
-          </w:p>
-        </w:tc>
-        <w:tc>
-          <w:tcPr>
-            <w:tcW w:w="1761" w:type="pct"/>
-            <w:tcBorders>
-              <w:top w:val="single" w:color="000000" w:sz="4" w:space="0"/>
-              <w:left w:val="single" w:color="000000" w:sz="4" w:space="0"/>
-              <w:bottom w:val="single" w:color="000000" w:sz="4" w:space="0"/>
-              <w:right w:val="single" w:color="000000" w:sz="4" w:space="0"/>
-            </w:tcBorders>
-            <w:shd w:val="clear" w:color="auto" w:fill="FFFFFF"/>
-            <w:vAlign w:val="center"/>
-          </w:tcPr>
-          <w:p>
-            <w:pPr>
-              <w:keepNext w:val="0"/>
-              <w:keepLines w:val="0"/>
-              <w:widowControl/>
-              <w:suppressLineNumbers w:val="0"/>
-              <w:jc w:val="left"/>
-              <w:textAlignment w:val="center"/>
-              <w:rPr>
-                <w:rFonts w:hint="default" w:ascii="Times New Roman" w:hAnsi="Times New Roman" w:eastAsia="宋体" w:cs="Times New Roman"/>
-                <w:b w:val="0"/>
-                <w:bCs w:val="0"/>
-                <w:i w:val="0"/>
-                <w:iCs w:val="0"/>
-                <w:color w:val="000000"/>
-                <w:sz w:val="20"/>
-                <w:szCs w:val="20"/>
-                <w:u w:val="none"/>
-              </w:rPr>
-            </w:pPr>
-            <w:r>
-              <w:rPr>
-                <w:rFonts w:hint="default" w:ascii="Times New Roman" w:hAnsi="Times New Roman" w:eastAsia="宋体" w:cs="Times New Roman"/>
-                <w:b w:val="0"/>
-                <w:bCs w:val="0"/>
-                <w:i w:val="0"/>
-                <w:iCs w:val="0"/>
-                <w:color w:val="000000"/>
-                <w:kern w:val="0"/>
-                <w:sz w:val="20"/>
-                <w:szCs w:val="20"/>
-                <w:u w:val="none"/>
-                <w:lang w:val="en-US" w:eastAsia="zh-CN" w:bidi="ar"/>
-              </w:rPr>
-              <w:t>c.2239_2256del18</w:t>
-            </w:r>
-          </w:p>
-        </w:tc>
-        <w:tc>
-          <w:tcPr>
-            <w:tcW w:w="1969" w:type="pct"/>
-            <w:tcBorders>
-              <w:top w:val="single" w:color="000000" w:sz="4" w:space="0"/>
-              <w:left w:val="single" w:color="000000" w:sz="4" w:space="0"/>
-              <w:bottom w:val="single" w:color="000000" w:sz="4" w:space="0"/>
-              <w:right w:val="single" w:color="000000" w:sz="4" w:space="0"/>
-            </w:tcBorders>
-            <w:shd w:val="clear" w:color="auto" w:fill="FFFFFF"/>
-            <w:vAlign w:val="center"/>
-          </w:tcPr>
-          <w:p>
-            <w:pPr>
-              <w:keepNext w:val="0"/>
-              <w:keepLines w:val="0"/>
-              <w:widowControl/>
-              <w:suppressLineNumbers w:val="0"/>
-              <w:jc w:val="left"/>
-              <w:textAlignment w:val="center"/>
-              <w:rPr>
-                <w:rFonts w:hint="default" w:ascii="Times New Roman" w:hAnsi="Times New Roman" w:eastAsia="宋体" w:cs="Times New Roman"/>
-                <w:b w:val="0"/>
-                <w:bCs w:val="0"/>
-                <w:i w:val="0"/>
-                <w:iCs w:val="0"/>
-                <w:color w:val="000000"/>
-                <w:sz w:val="20"/>
-                <w:szCs w:val="20"/>
-                <w:u w:val="none"/>
-              </w:rPr>
-            </w:pPr>
-            <w:r>
-              <w:rPr>
-                <w:rFonts w:hint="default" w:ascii="Times New Roman" w:hAnsi="Times New Roman" w:eastAsia="宋体" w:cs="Times New Roman"/>
-                <w:b w:val="0"/>
-                <w:bCs w:val="0"/>
-                <w:i w:val="0"/>
-                <w:iCs w:val="0"/>
-                <w:color w:val="000000"/>
-                <w:kern w:val="0"/>
-                <w:sz w:val="20"/>
-                <w:szCs w:val="20"/>
-                <w:u w:val="none"/>
-                <w:lang w:val="en-US" w:eastAsia="zh-CN" w:bidi="ar"/>
-              </w:rPr>
-              <w:t>p.L747 S752delLREATS</w:t>
             </w:r>
           </w:p>
         </w:tc>
@@ -30939,7 +30766,7 @@
                 <w:u w:val="none"/>
                 <w:lang w:val="en-US" w:eastAsia="zh-CN" w:bidi="ar"/>
               </w:rPr>
-              <w:t>c.2239_2247delTTAAGAGAA</w:t>
+              <w:t>c.2239_2256del18</w:t>
             </w:r>
           </w:p>
         </w:tc>
@@ -30989,7 +30816,7 @@
                 <w:u w:val="none"/>
                 <w:lang w:val="en-US" w:eastAsia="zh-CN" w:bidi="ar"/>
               </w:rPr>
-              <w:t>p.L747_E749delLRE</w:t>
+              <w:t>p.L747 S752delLREATS</w:t>
             </w:r>
           </w:p>
         </w:tc>
@@ -31161,7 +30988,7 @@
                 <w:u w:val="none"/>
                 <w:lang w:val="en-US" w:eastAsia="zh-CN" w:bidi="ar"/>
               </w:rPr>
-              <w:t>c.2237_2251del15</w:t>
+              <w:t>c.2239_2247delTTAAGAGAA</w:t>
             </w:r>
           </w:p>
         </w:tc>
@@ -31211,7 +31038,7 @@
                 <w:u w:val="none"/>
                 <w:lang w:val="en-US" w:eastAsia="zh-CN" w:bidi="ar"/>
               </w:rPr>
-              <w:t>p.E746_T751&gt;A</w:t>
+              <w:t>p.L747_E749delLRE</w:t>
             </w:r>
           </w:p>
         </w:tc>
@@ -31382,7 +31209,7 @@
                 <w:u w:val="none"/>
                 <w:lang w:val="en-US" w:eastAsia="zh-CN" w:bidi="ar"/>
               </w:rPr>
-              <w:t>c.2240_2257del18</w:t>
+              <w:t>c.2237_2251del15</w:t>
             </w:r>
           </w:p>
         </w:tc>
@@ -31432,7 +31259,7 @@
                 <w:u w:val="none"/>
                 <w:lang w:val="en-US" w:eastAsia="zh-CN" w:bidi="ar"/>
               </w:rPr>
-              <w:t>p.L747 _P753&gt;S</w:t>
+              <w:t>p.E746_T751&gt;A</w:t>
             </w:r>
           </w:p>
         </w:tc>
@@ -31604,7 +31431,7 @@
                 <w:u w:val="none"/>
                 <w:lang w:val="en-US" w:eastAsia="zh-CN" w:bidi="ar"/>
               </w:rPr>
-              <w:t>c.2239_2248TTAAGAGAAG&gt;C</w:t>
+              <w:t>c.2240_2257del18</w:t>
             </w:r>
           </w:p>
         </w:tc>
@@ -31654,7 +31481,670 @@
                 <w:u w:val="none"/>
                 <w:lang w:val="en-US" w:eastAsia="zh-CN" w:bidi="ar"/>
               </w:rPr>
+              <w:t>p.L747 _P753&gt;S</w:t>
+            </w:r>
+          </w:p>
+        </w:tc>
+      </w:tr>
+      <w:tr>
+        <w:tblPrEx>
+          <w:tblBorders>
+            <w:top w:val="none" w:color="auto" w:sz="0" w:space="0"/>
+            <w:left w:val="none" w:color="auto" w:sz="0" w:space="0"/>
+            <w:bottom w:val="none" w:color="auto" w:sz="0" w:space="0"/>
+            <w:right w:val="none" w:color="auto" w:sz="0" w:space="0"/>
+            <w:insideH w:val="none" w:color="auto" w:sz="0" w:space="0"/>
+            <w:insideV w:val="none" w:color="auto" w:sz="0" w:space="0"/>
+          </w:tblBorders>
+          <w:tblCellMar>
+            <w:top w:w="0" w:type="dxa"/>
+            <w:left w:w="108" w:type="dxa"/>
+            <w:bottom w:w="0" w:type="dxa"/>
+            <w:right w:w="108" w:type="dxa"/>
+          </w:tblCellMar>
+        </w:tblPrEx>
+        <w:trPr>
+          <w:trHeight w:val="340" w:hRule="atLeast"/>
+        </w:trPr>
+        <w:tc>
+          <w:tcPr>
+            <w:tcW w:w="548" w:type="pct"/>
+            <w:tcBorders>
+              <w:top w:val="single" w:color="000000" w:sz="4" w:space="0"/>
+              <w:left w:val="single" w:color="000000" w:sz="4" w:space="0"/>
+              <w:bottom w:val="single" w:color="000000" w:sz="4" w:space="0"/>
+              <w:right w:val="single" w:color="000000" w:sz="4" w:space="0"/>
+            </w:tcBorders>
+            <w:shd w:val="clear" w:color="auto" w:fill="FFFFFF"/>
+            <w:vAlign w:val="center"/>
+          </w:tcPr>
+          <w:p>
+            <w:pPr>
+              <w:keepNext w:val="0"/>
+              <w:keepLines w:val="0"/>
+              <w:widowControl/>
+              <w:suppressLineNumbers w:val="0"/>
+              <w:jc w:val="left"/>
+              <w:textAlignment w:val="center"/>
+              <w:rPr>
+                <w:rFonts w:hint="default" w:ascii="Times New Roman" w:hAnsi="Times New Roman" w:eastAsia="宋体" w:cs="Times New Roman"/>
+                <w:b w:val="0"/>
+                <w:bCs w:val="0"/>
+                <w:i w:val="0"/>
+                <w:iCs w:val="0"/>
+                <w:color w:val="000000"/>
+                <w:sz w:val="20"/>
+                <w:szCs w:val="20"/>
+                <w:u w:val="none"/>
+              </w:rPr>
+            </w:pPr>
+            <w:r>
+              <w:rPr>
+                <w:rFonts w:hint="default" w:ascii="Times New Roman" w:hAnsi="Times New Roman" w:eastAsia="宋体" w:cs="Times New Roman"/>
+                <w:b w:val="0"/>
+                <w:bCs w:val="0"/>
+                <w:i w:val="0"/>
+                <w:iCs w:val="0"/>
+                <w:color w:val="000000"/>
+                <w:kern w:val="0"/>
+                <w:sz w:val="20"/>
+                <w:szCs w:val="20"/>
+                <w:u w:val="none"/>
+                <w:lang w:val="en-US" w:eastAsia="zh-CN" w:bidi="ar"/>
+              </w:rPr>
+              <w:t>EGFR</w:t>
+            </w:r>
+          </w:p>
+        </w:tc>
+        <w:tc>
+          <w:tcPr>
+            <w:tcW w:w="720" w:type="pct"/>
+            <w:tcBorders>
+              <w:top w:val="single" w:color="000000" w:sz="4" w:space="0"/>
+              <w:left w:val="single" w:color="000000" w:sz="4" w:space="0"/>
+              <w:bottom w:val="single" w:color="000000" w:sz="4" w:space="0"/>
+              <w:right w:val="single" w:color="000000" w:sz="4" w:space="0"/>
+            </w:tcBorders>
+            <w:shd w:val="clear" w:color="auto" w:fill="FFFFFF"/>
+            <w:vAlign w:val="center"/>
+          </w:tcPr>
+          <w:p>
+            <w:pPr>
+              <w:keepNext w:val="0"/>
+              <w:keepLines w:val="0"/>
+              <w:widowControl/>
+              <w:suppressLineNumbers w:val="0"/>
+              <w:jc w:val="left"/>
+              <w:textAlignment w:val="center"/>
+              <w:rPr>
+                <w:rFonts w:hint="default" w:ascii="Times New Roman" w:hAnsi="Times New Roman" w:eastAsia="宋体" w:cs="Times New Roman"/>
+                <w:b w:val="0"/>
+                <w:bCs w:val="0"/>
+                <w:i w:val="0"/>
+                <w:iCs w:val="0"/>
+                <w:color w:val="000000"/>
+                <w:sz w:val="20"/>
+                <w:szCs w:val="20"/>
+                <w:u w:val="none"/>
+              </w:rPr>
+            </w:pPr>
+            <w:r>
+              <w:rPr>
+                <w:rFonts w:hint="default" w:ascii="Times New Roman" w:hAnsi="Times New Roman" w:eastAsia="宋体" w:cs="Times New Roman"/>
+                <w:b w:val="0"/>
+                <w:bCs w:val="0"/>
+                <w:i w:val="0"/>
+                <w:iCs w:val="0"/>
+                <w:color w:val="000000"/>
+                <w:kern w:val="0"/>
+                <w:sz w:val="20"/>
+                <w:szCs w:val="20"/>
+                <w:u w:val="none"/>
+                <w:lang w:val="en-US" w:eastAsia="zh-CN" w:bidi="ar"/>
+              </w:rPr>
+              <w:t xml:space="preserve">19 </w:t>
+            </w:r>
+          </w:p>
+        </w:tc>
+        <w:tc>
+          <w:tcPr>
+            <w:tcW w:w="1761" w:type="pct"/>
+            <w:tcBorders>
+              <w:top w:val="single" w:color="000000" w:sz="4" w:space="0"/>
+              <w:left w:val="single" w:color="000000" w:sz="4" w:space="0"/>
+              <w:bottom w:val="single" w:color="000000" w:sz="4" w:space="0"/>
+              <w:right w:val="single" w:color="000000" w:sz="4" w:space="0"/>
+            </w:tcBorders>
+            <w:shd w:val="clear" w:color="auto" w:fill="FFFFFF"/>
+            <w:vAlign w:val="center"/>
+          </w:tcPr>
+          <w:p>
+            <w:pPr>
+              <w:keepNext w:val="0"/>
+              <w:keepLines w:val="0"/>
+              <w:widowControl/>
+              <w:suppressLineNumbers w:val="0"/>
+              <w:jc w:val="left"/>
+              <w:textAlignment w:val="center"/>
+              <w:rPr>
+                <w:rFonts w:hint="default" w:ascii="Times New Roman" w:hAnsi="Times New Roman" w:eastAsia="宋体" w:cs="Times New Roman"/>
+                <w:b w:val="0"/>
+                <w:bCs w:val="0"/>
+                <w:i w:val="0"/>
+                <w:iCs w:val="0"/>
+                <w:color w:val="000000"/>
+                <w:sz w:val="20"/>
+                <w:szCs w:val="20"/>
+                <w:u w:val="none"/>
+              </w:rPr>
+            </w:pPr>
+            <w:r>
+              <w:rPr>
+                <w:rFonts w:hint="default" w:ascii="Times New Roman" w:hAnsi="Times New Roman" w:eastAsia="宋体" w:cs="Times New Roman"/>
+                <w:b w:val="0"/>
+                <w:bCs w:val="0"/>
+                <w:i w:val="0"/>
+                <w:iCs w:val="0"/>
+                <w:color w:val="000000"/>
+                <w:kern w:val="0"/>
+                <w:sz w:val="20"/>
+                <w:szCs w:val="20"/>
+                <w:u w:val="none"/>
+                <w:lang w:val="en-US" w:eastAsia="zh-CN" w:bidi="ar"/>
+              </w:rPr>
+              <w:t>c.2239_2248TTAAGAGAAG&gt;C</w:t>
+            </w:r>
+          </w:p>
+        </w:tc>
+        <w:tc>
+          <w:tcPr>
+            <w:tcW w:w="1969" w:type="pct"/>
+            <w:tcBorders>
+              <w:top w:val="single" w:color="000000" w:sz="4" w:space="0"/>
+              <w:left w:val="single" w:color="000000" w:sz="4" w:space="0"/>
+              <w:bottom w:val="single" w:color="000000" w:sz="4" w:space="0"/>
+              <w:right w:val="single" w:color="000000" w:sz="4" w:space="0"/>
+            </w:tcBorders>
+            <w:shd w:val="clear" w:color="auto" w:fill="FFFFFF"/>
+            <w:vAlign w:val="center"/>
+          </w:tcPr>
+          <w:p>
+            <w:pPr>
+              <w:keepNext w:val="0"/>
+              <w:keepLines w:val="0"/>
+              <w:widowControl/>
+              <w:suppressLineNumbers w:val="0"/>
+              <w:jc w:val="left"/>
+              <w:textAlignment w:val="center"/>
+              <w:rPr>
+                <w:rFonts w:hint="default" w:ascii="Times New Roman" w:hAnsi="Times New Roman" w:eastAsia="宋体" w:cs="Times New Roman"/>
+                <w:b w:val="0"/>
+                <w:bCs w:val="0"/>
+                <w:i w:val="0"/>
+                <w:iCs w:val="0"/>
+                <w:color w:val="000000"/>
+                <w:sz w:val="20"/>
+                <w:szCs w:val="20"/>
+                <w:u w:val="none"/>
+              </w:rPr>
+            </w:pPr>
+            <w:r>
+              <w:rPr>
+                <w:rFonts w:hint="default" w:ascii="Times New Roman" w:hAnsi="Times New Roman" w:eastAsia="宋体" w:cs="Times New Roman"/>
+                <w:b w:val="0"/>
+                <w:bCs w:val="0"/>
+                <w:i w:val="0"/>
+                <w:iCs w:val="0"/>
+                <w:color w:val="000000"/>
+                <w:kern w:val="0"/>
+                <w:sz w:val="20"/>
+                <w:szCs w:val="20"/>
+                <w:u w:val="none"/>
+                <w:lang w:val="en-US" w:eastAsia="zh-CN" w:bidi="ar"/>
+              </w:rPr>
               <w:t>p.L747_A750&gt;P</w:t>
+            </w:r>
+          </w:p>
+        </w:tc>
+      </w:tr>
+      <w:tr>
+        <w:tblPrEx>
+          <w:tblBorders>
+            <w:top w:val="none" w:color="auto" w:sz="0" w:space="0"/>
+            <w:left w:val="none" w:color="auto" w:sz="0" w:space="0"/>
+            <w:bottom w:val="none" w:color="auto" w:sz="0" w:space="0"/>
+            <w:right w:val="none" w:color="auto" w:sz="0" w:space="0"/>
+            <w:insideH w:val="none" w:color="auto" w:sz="0" w:space="0"/>
+            <w:insideV w:val="none" w:color="auto" w:sz="0" w:space="0"/>
+          </w:tblBorders>
+          <w:tblCellMar>
+            <w:top w:w="0" w:type="dxa"/>
+            <w:left w:w="108" w:type="dxa"/>
+            <w:bottom w:w="0" w:type="dxa"/>
+            <w:right w:w="108" w:type="dxa"/>
+          </w:tblCellMar>
+        </w:tblPrEx>
+        <w:trPr>
+          <w:trHeight w:val="340" w:hRule="atLeast"/>
+        </w:trPr>
+        <w:tc>
+          <w:tcPr>
+            <w:tcW w:w="548" w:type="pct"/>
+            <w:tcBorders>
+              <w:top w:val="single" w:color="000000" w:sz="4" w:space="0"/>
+              <w:left w:val="single" w:color="000000" w:sz="4" w:space="0"/>
+              <w:bottom w:val="single" w:color="000000" w:sz="4" w:space="0"/>
+              <w:right w:val="single" w:color="000000" w:sz="4" w:space="0"/>
+            </w:tcBorders>
+            <w:shd w:val="clear" w:color="auto" w:fill="FFFFFF"/>
+            <w:vAlign w:val="center"/>
+          </w:tcPr>
+          <w:p>
+            <w:pPr>
+              <w:keepNext w:val="0"/>
+              <w:keepLines w:val="0"/>
+              <w:widowControl/>
+              <w:suppressLineNumbers w:val="0"/>
+              <w:jc w:val="left"/>
+              <w:textAlignment w:val="center"/>
+              <w:rPr>
+                <w:rFonts w:hint="default" w:ascii="Times New Roman" w:hAnsi="Times New Roman" w:eastAsia="宋体" w:cs="Times New Roman"/>
+                <w:b w:val="0"/>
+                <w:bCs w:val="0"/>
+                <w:i w:val="0"/>
+                <w:iCs w:val="0"/>
+                <w:color w:val="000000"/>
+                <w:sz w:val="20"/>
+                <w:szCs w:val="20"/>
+                <w:u w:val="none"/>
+              </w:rPr>
+            </w:pPr>
+            <w:r>
+              <w:rPr>
+                <w:rFonts w:hint="default" w:ascii="Times New Roman" w:hAnsi="Times New Roman" w:eastAsia="宋体" w:cs="Times New Roman"/>
+                <w:b w:val="0"/>
+                <w:bCs w:val="0"/>
+                <w:i w:val="0"/>
+                <w:iCs w:val="0"/>
+                <w:color w:val="000000"/>
+                <w:kern w:val="0"/>
+                <w:sz w:val="20"/>
+                <w:szCs w:val="20"/>
+                <w:u w:val="none"/>
+                <w:lang w:val="en-US" w:eastAsia="zh-CN" w:bidi="ar"/>
+              </w:rPr>
+              <w:t>EGFR</w:t>
+            </w:r>
+          </w:p>
+        </w:tc>
+        <w:tc>
+          <w:tcPr>
+            <w:tcW w:w="720" w:type="pct"/>
+            <w:tcBorders>
+              <w:top w:val="single" w:color="000000" w:sz="4" w:space="0"/>
+              <w:left w:val="single" w:color="000000" w:sz="4" w:space="0"/>
+              <w:bottom w:val="single" w:color="000000" w:sz="4" w:space="0"/>
+              <w:right w:val="single" w:color="000000" w:sz="4" w:space="0"/>
+            </w:tcBorders>
+            <w:shd w:val="clear" w:color="auto" w:fill="FFFFFF"/>
+            <w:vAlign w:val="center"/>
+          </w:tcPr>
+          <w:p>
+            <w:pPr>
+              <w:keepNext w:val="0"/>
+              <w:keepLines w:val="0"/>
+              <w:widowControl/>
+              <w:suppressLineNumbers w:val="0"/>
+              <w:jc w:val="left"/>
+              <w:textAlignment w:val="center"/>
+              <w:rPr>
+                <w:rFonts w:hint="default" w:ascii="Times New Roman" w:hAnsi="Times New Roman" w:eastAsia="宋体" w:cs="Times New Roman"/>
+                <w:b w:val="0"/>
+                <w:bCs w:val="0"/>
+                <w:i w:val="0"/>
+                <w:iCs w:val="0"/>
+                <w:color w:val="000000"/>
+                <w:sz w:val="20"/>
+                <w:szCs w:val="20"/>
+                <w:u w:val="none"/>
+              </w:rPr>
+            </w:pPr>
+            <w:r>
+              <w:rPr>
+                <w:rFonts w:hint="default" w:ascii="Times New Roman" w:hAnsi="Times New Roman" w:eastAsia="宋体" w:cs="Times New Roman"/>
+                <w:b w:val="0"/>
+                <w:bCs w:val="0"/>
+                <w:i w:val="0"/>
+                <w:iCs w:val="0"/>
+                <w:color w:val="000000"/>
+                <w:kern w:val="0"/>
+                <w:sz w:val="20"/>
+                <w:szCs w:val="20"/>
+                <w:u w:val="none"/>
+                <w:lang w:val="en-US" w:eastAsia="zh-CN" w:bidi="ar"/>
+              </w:rPr>
+              <w:t xml:space="preserve">19 </w:t>
+            </w:r>
+          </w:p>
+        </w:tc>
+        <w:tc>
+          <w:tcPr>
+            <w:tcW w:w="1761" w:type="pct"/>
+            <w:tcBorders>
+              <w:top w:val="single" w:color="000000" w:sz="4" w:space="0"/>
+              <w:left w:val="single" w:color="000000" w:sz="4" w:space="0"/>
+              <w:bottom w:val="single" w:color="000000" w:sz="4" w:space="0"/>
+              <w:right w:val="single" w:color="000000" w:sz="4" w:space="0"/>
+            </w:tcBorders>
+            <w:shd w:val="clear" w:color="auto" w:fill="FFFFFF"/>
+            <w:vAlign w:val="center"/>
+          </w:tcPr>
+          <w:p>
+            <w:pPr>
+              <w:keepNext w:val="0"/>
+              <w:keepLines w:val="0"/>
+              <w:widowControl/>
+              <w:suppressLineNumbers w:val="0"/>
+              <w:jc w:val="left"/>
+              <w:textAlignment w:val="center"/>
+              <w:rPr>
+                <w:rFonts w:hint="default" w:ascii="Times New Roman" w:hAnsi="Times New Roman" w:eastAsia="宋体" w:cs="Times New Roman"/>
+                <w:b w:val="0"/>
+                <w:bCs w:val="0"/>
+                <w:i w:val="0"/>
+                <w:iCs w:val="0"/>
+                <w:color w:val="000000"/>
+                <w:sz w:val="20"/>
+                <w:szCs w:val="20"/>
+                <w:u w:val="none"/>
+              </w:rPr>
+            </w:pPr>
+            <w:r>
+              <w:rPr>
+                <w:rFonts w:hint="default" w:ascii="Times New Roman" w:hAnsi="Times New Roman" w:eastAsia="宋体" w:cs="Times New Roman"/>
+                <w:b w:val="0"/>
+                <w:bCs w:val="0"/>
+                <w:i w:val="0"/>
+                <w:iCs w:val="0"/>
+                <w:color w:val="000000"/>
+                <w:kern w:val="0"/>
+                <w:sz w:val="20"/>
+                <w:szCs w:val="20"/>
+                <w:u w:val="none"/>
+                <w:lang w:val="en-US" w:eastAsia="zh-CN" w:bidi="ar"/>
+              </w:rPr>
+              <w:t>c.2237_2255&gt;T</w:t>
+            </w:r>
+          </w:p>
+        </w:tc>
+        <w:tc>
+          <w:tcPr>
+            <w:tcW w:w="1969" w:type="pct"/>
+            <w:tcBorders>
+              <w:top w:val="single" w:color="000000" w:sz="4" w:space="0"/>
+              <w:left w:val="single" w:color="000000" w:sz="4" w:space="0"/>
+              <w:bottom w:val="single" w:color="000000" w:sz="4" w:space="0"/>
+              <w:right w:val="single" w:color="000000" w:sz="4" w:space="0"/>
+            </w:tcBorders>
+            <w:shd w:val="clear" w:color="auto" w:fill="FFFFFF"/>
+            <w:vAlign w:val="center"/>
+          </w:tcPr>
+          <w:p>
+            <w:pPr>
+              <w:keepNext w:val="0"/>
+              <w:keepLines w:val="0"/>
+              <w:widowControl/>
+              <w:suppressLineNumbers w:val="0"/>
+              <w:jc w:val="left"/>
+              <w:textAlignment w:val="center"/>
+              <w:rPr>
+                <w:rFonts w:hint="default" w:ascii="Times New Roman" w:hAnsi="Times New Roman" w:eastAsia="宋体" w:cs="Times New Roman"/>
+                <w:b w:val="0"/>
+                <w:bCs w:val="0"/>
+                <w:i w:val="0"/>
+                <w:iCs w:val="0"/>
+                <w:color w:val="000000"/>
+                <w:sz w:val="20"/>
+                <w:szCs w:val="20"/>
+                <w:u w:val="none"/>
+              </w:rPr>
+            </w:pPr>
+            <w:r>
+              <w:rPr>
+                <w:rFonts w:hint="default" w:ascii="Times New Roman" w:hAnsi="Times New Roman" w:eastAsia="宋体" w:cs="Times New Roman"/>
+                <w:b w:val="0"/>
+                <w:bCs w:val="0"/>
+                <w:i w:val="0"/>
+                <w:iCs w:val="0"/>
+                <w:color w:val="000000"/>
+                <w:kern w:val="0"/>
+                <w:sz w:val="20"/>
+                <w:szCs w:val="20"/>
+                <w:u w:val="none"/>
+                <w:lang w:val="en-US" w:eastAsia="zh-CN" w:bidi="ar"/>
+              </w:rPr>
+              <w:t>p.E746_S752&gt;V</w:t>
+            </w:r>
+          </w:p>
+        </w:tc>
+      </w:tr>
+      <w:tr>
+        <w:tblPrEx>
+          <w:tblBorders>
+            <w:top w:val="none" w:color="auto" w:sz="0" w:space="0"/>
+            <w:left w:val="none" w:color="auto" w:sz="0" w:space="0"/>
+            <w:bottom w:val="none" w:color="auto" w:sz="0" w:space="0"/>
+            <w:right w:val="none" w:color="auto" w:sz="0" w:space="0"/>
+            <w:insideH w:val="none" w:color="auto" w:sz="0" w:space="0"/>
+            <w:insideV w:val="none" w:color="auto" w:sz="0" w:space="0"/>
+          </w:tblBorders>
+          <w:tblCellMar>
+            <w:top w:w="0" w:type="dxa"/>
+            <w:left w:w="108" w:type="dxa"/>
+            <w:bottom w:w="0" w:type="dxa"/>
+            <w:right w:w="108" w:type="dxa"/>
+          </w:tblCellMar>
+        </w:tblPrEx>
+        <w:trPr>
+          <w:trHeight w:val="340" w:hRule="atLeast"/>
+        </w:trPr>
+        <w:tc>
+          <w:tcPr>
+            <w:tcW w:w="548" w:type="pct"/>
+            <w:tcBorders>
+              <w:top w:val="single" w:color="000000" w:sz="4" w:space="0"/>
+              <w:left w:val="single" w:color="000000" w:sz="4" w:space="0"/>
+              <w:bottom w:val="single" w:color="000000" w:sz="4" w:space="0"/>
+              <w:right w:val="single" w:color="000000" w:sz="4" w:space="0"/>
+            </w:tcBorders>
+            <w:shd w:val="clear" w:color="auto" w:fill="FFFFFF"/>
+            <w:vAlign w:val="center"/>
+          </w:tcPr>
+          <w:p>
+            <w:pPr>
+              <w:keepNext w:val="0"/>
+              <w:keepLines w:val="0"/>
+              <w:widowControl/>
+              <w:suppressLineNumbers w:val="0"/>
+              <w:jc w:val="left"/>
+              <w:textAlignment w:val="center"/>
+              <w:rPr>
+                <w:rFonts w:hint="default" w:ascii="Times New Roman" w:hAnsi="Times New Roman" w:eastAsia="宋体" w:cs="Times New Roman"/>
+                <w:b w:val="0"/>
+                <w:bCs w:val="0"/>
+                <w:i w:val="0"/>
+                <w:iCs w:val="0"/>
+                <w:color w:val="000000"/>
+                <w:sz w:val="20"/>
+                <w:szCs w:val="20"/>
+                <w:u w:val="none"/>
+              </w:rPr>
+            </w:pPr>
+            <w:r>
+              <w:rPr>
+                <w:rFonts w:hint="default" w:ascii="Times New Roman" w:hAnsi="Times New Roman" w:eastAsia="宋体" w:cs="Times New Roman"/>
+                <w:b w:val="0"/>
+                <w:bCs w:val="0"/>
+                <w:i w:val="0"/>
+                <w:iCs w:val="0"/>
+                <w:color w:val="000000"/>
+                <w:kern w:val="0"/>
+                <w:sz w:val="20"/>
+                <w:szCs w:val="20"/>
+                <w:u w:val="none"/>
+                <w:lang w:val="en-US" w:eastAsia="zh-CN" w:bidi="ar"/>
+              </w:rPr>
+              <w:t>EGFR</w:t>
+            </w:r>
+          </w:p>
+        </w:tc>
+        <w:tc>
+          <w:tcPr>
+            <w:tcW w:w="720" w:type="pct"/>
+            <w:tcBorders>
+              <w:top w:val="single" w:color="000000" w:sz="4" w:space="0"/>
+              <w:left w:val="single" w:color="000000" w:sz="4" w:space="0"/>
+              <w:bottom w:val="single" w:color="000000" w:sz="4" w:space="0"/>
+              <w:right w:val="single" w:color="000000" w:sz="4" w:space="0"/>
+            </w:tcBorders>
+            <w:shd w:val="clear" w:color="auto" w:fill="FFFFFF"/>
+            <w:vAlign w:val="center"/>
+          </w:tcPr>
+          <w:p>
+            <w:pPr>
+              <w:keepNext w:val="0"/>
+              <w:keepLines w:val="0"/>
+              <w:widowControl/>
+              <w:suppressLineNumbers w:val="0"/>
+              <w:jc w:val="left"/>
+              <w:textAlignment w:val="center"/>
+              <w:rPr>
+                <w:rFonts w:hint="default" w:ascii="Times New Roman" w:hAnsi="Times New Roman" w:eastAsia="宋体" w:cs="Times New Roman"/>
+                <w:b w:val="0"/>
+                <w:bCs w:val="0"/>
+                <w:i w:val="0"/>
+                <w:iCs w:val="0"/>
+                <w:color w:val="000000"/>
+                <w:sz w:val="20"/>
+                <w:szCs w:val="20"/>
+                <w:u w:val="none"/>
+              </w:rPr>
+            </w:pPr>
+            <w:r>
+              <w:rPr>
+                <w:rFonts w:hint="default" w:ascii="Times New Roman" w:hAnsi="Times New Roman" w:eastAsia="宋体" w:cs="Times New Roman"/>
+                <w:b w:val="0"/>
+                <w:bCs w:val="0"/>
+                <w:i w:val="0"/>
+                <w:iCs w:val="0"/>
+                <w:color w:val="000000"/>
+                <w:kern w:val="0"/>
+                <w:sz w:val="20"/>
+                <w:szCs w:val="20"/>
+                <w:u w:val="none"/>
+                <w:lang w:val="en-US" w:eastAsia="zh-CN" w:bidi="ar"/>
+              </w:rPr>
+              <w:t xml:space="preserve">19 </w:t>
+            </w:r>
+          </w:p>
+        </w:tc>
+        <w:tc>
+          <w:tcPr>
+            <w:tcW w:w="1761" w:type="pct"/>
+            <w:tcBorders>
+              <w:top w:val="single" w:color="000000" w:sz="4" w:space="0"/>
+              <w:left w:val="single" w:color="000000" w:sz="4" w:space="0"/>
+              <w:bottom w:val="single" w:color="000000" w:sz="4" w:space="0"/>
+              <w:right w:val="single" w:color="000000" w:sz="4" w:space="0"/>
+            </w:tcBorders>
+            <w:shd w:val="clear" w:color="auto" w:fill="FFFFFF"/>
+            <w:vAlign w:val="center"/>
+          </w:tcPr>
+          <w:p>
+            <w:pPr>
+              <w:keepNext w:val="0"/>
+              <w:keepLines w:val="0"/>
+              <w:widowControl/>
+              <w:suppressLineNumbers w:val="0"/>
+              <w:jc w:val="left"/>
+              <w:textAlignment w:val="center"/>
+              <w:rPr>
+                <w:rFonts w:hint="default" w:ascii="Times New Roman" w:hAnsi="Times New Roman" w:eastAsia="宋体" w:cs="Times New Roman"/>
+                <w:b w:val="0"/>
+                <w:bCs w:val="0"/>
+                <w:i w:val="0"/>
+                <w:iCs w:val="0"/>
+                <w:color w:val="000000"/>
+                <w:sz w:val="20"/>
+                <w:szCs w:val="20"/>
+                <w:u w:val="none"/>
+              </w:rPr>
+            </w:pPr>
+            <w:r>
+              <w:rPr>
+                <w:rFonts w:hint="default" w:ascii="Times New Roman" w:hAnsi="Times New Roman" w:eastAsia="宋体" w:cs="Times New Roman"/>
+                <w:b w:val="0"/>
+                <w:bCs w:val="0"/>
+                <w:i w:val="0"/>
+                <w:iCs w:val="0"/>
+                <w:color w:val="000000"/>
+                <w:kern w:val="0"/>
+                <w:sz w:val="20"/>
+                <w:szCs w:val="20"/>
+                <w:u w:val="none"/>
+                <w:lang w:val="en-US" w:eastAsia="zh-CN" w:bidi="ar"/>
+              </w:rPr>
+              <w:t>c.2239_2251&gt;C</w:t>
+            </w:r>
+          </w:p>
+        </w:tc>
+        <w:tc>
+          <w:tcPr>
+            <w:tcW w:w="1969" w:type="pct"/>
+            <w:tcBorders>
+              <w:top w:val="single" w:color="000000" w:sz="4" w:space="0"/>
+              <w:left w:val="single" w:color="000000" w:sz="4" w:space="0"/>
+              <w:bottom w:val="single" w:color="000000" w:sz="4" w:space="0"/>
+              <w:right w:val="single" w:color="000000" w:sz="4" w:space="0"/>
+            </w:tcBorders>
+            <w:shd w:val="clear" w:color="auto" w:fill="FFFFFF"/>
+            <w:vAlign w:val="center"/>
+          </w:tcPr>
+          <w:p>
+            <w:pPr>
+              <w:keepNext w:val="0"/>
+              <w:keepLines w:val="0"/>
+              <w:widowControl/>
+              <w:suppressLineNumbers w:val="0"/>
+              <w:jc w:val="left"/>
+              <w:textAlignment w:val="center"/>
+              <w:rPr>
+                <w:rFonts w:hint="default" w:ascii="Times New Roman" w:hAnsi="Times New Roman" w:eastAsia="宋体" w:cs="Times New Roman"/>
+                <w:b w:val="0"/>
+                <w:bCs w:val="0"/>
+                <w:i w:val="0"/>
+                <w:iCs w:val="0"/>
+                <w:color w:val="000000"/>
+                <w:sz w:val="20"/>
+                <w:szCs w:val="20"/>
+                <w:u w:val="none"/>
+              </w:rPr>
+            </w:pPr>
+            <w:r>
+              <w:rPr>
+                <w:rFonts w:hint="default" w:ascii="Times New Roman" w:hAnsi="Times New Roman" w:eastAsia="宋体" w:cs="Times New Roman"/>
+                <w:b w:val="0"/>
+                <w:bCs w:val="0"/>
+                <w:i w:val="0"/>
+                <w:iCs w:val="0"/>
+                <w:color w:val="000000"/>
+                <w:kern w:val="0"/>
+                <w:sz w:val="20"/>
+                <w:szCs w:val="20"/>
+                <w:u w:val="none"/>
+                <w:lang w:val="en-US" w:eastAsia="zh-CN" w:bidi="ar"/>
+              </w:rPr>
+              <w:t>p.L747_T75I&gt;P</w:t>
             </w:r>
           </w:p>
         </w:tc>
@@ -31826,7 +32316,7 @@
                 <w:u w:val="none"/>
                 <w:lang w:val="en-US" w:eastAsia="zh-CN" w:bidi="ar"/>
               </w:rPr>
-              <w:t>c.2237_2255&gt;T</w:t>
+              <w:t>c.2253_2276del</w:t>
             </w:r>
           </w:p>
         </w:tc>
@@ -31876,7 +32366,7 @@
                 <w:u w:val="none"/>
                 <w:lang w:val="en-US" w:eastAsia="zh-CN" w:bidi="ar"/>
               </w:rPr>
-              <w:t>p.E746_S752&gt;V</w:t>
+              <w:t>p.S752_I759delSPKANKEI</w:t>
             </w:r>
           </w:p>
         </w:tc>
@@ -31998,7 +32488,7 @@
                 <w:u w:val="none"/>
                 <w:lang w:val="en-US" w:eastAsia="zh-CN" w:bidi="ar"/>
               </w:rPr>
-              <w:t xml:space="preserve">19 </w:t>
+              <w:t xml:space="preserve">20 </w:t>
             </w:r>
           </w:p>
         </w:tc>
@@ -32048,7 +32538,7 @@
                 <w:u w:val="none"/>
                 <w:lang w:val="en-US" w:eastAsia="zh-CN" w:bidi="ar"/>
               </w:rPr>
-              <w:t>c.2239_2251&gt;C</w:t>
+              <w:t>c.2369C&gt;T</w:t>
             </w:r>
           </w:p>
         </w:tc>
@@ -32098,7 +32588,228 @@
                 <w:u w:val="none"/>
                 <w:lang w:val="en-US" w:eastAsia="zh-CN" w:bidi="ar"/>
               </w:rPr>
-              <w:t>p.L747_T75I&gt;P</w:t>
+              <w:t>p.T790M</w:t>
+            </w:r>
+          </w:p>
+        </w:tc>
+      </w:tr>
+      <w:tr>
+        <w:tblPrEx>
+          <w:tblBorders>
+            <w:top w:val="none" w:color="auto" w:sz="0" w:space="0"/>
+            <w:left w:val="none" w:color="auto" w:sz="0" w:space="0"/>
+            <w:bottom w:val="none" w:color="auto" w:sz="0" w:space="0"/>
+            <w:right w:val="none" w:color="auto" w:sz="0" w:space="0"/>
+            <w:insideH w:val="none" w:color="auto" w:sz="0" w:space="0"/>
+            <w:insideV w:val="none" w:color="auto" w:sz="0" w:space="0"/>
+          </w:tblBorders>
+          <w:tblCellMar>
+            <w:top w:w="0" w:type="dxa"/>
+            <w:left w:w="108" w:type="dxa"/>
+            <w:bottom w:w="0" w:type="dxa"/>
+            <w:right w:w="108" w:type="dxa"/>
+          </w:tblCellMar>
+        </w:tblPrEx>
+        <w:trPr>
+          <w:trHeight w:val="340" w:hRule="atLeast"/>
+        </w:trPr>
+        <w:tc>
+          <w:tcPr>
+            <w:tcW w:w="548" w:type="pct"/>
+            <w:tcBorders>
+              <w:top w:val="single" w:color="000000" w:sz="4" w:space="0"/>
+              <w:left w:val="single" w:color="000000" w:sz="4" w:space="0"/>
+              <w:bottom w:val="single" w:color="000000" w:sz="4" w:space="0"/>
+              <w:right w:val="single" w:color="000000" w:sz="4" w:space="0"/>
+            </w:tcBorders>
+            <w:shd w:val="clear" w:color="auto" w:fill="FFFFFF"/>
+            <w:vAlign w:val="center"/>
+          </w:tcPr>
+          <w:p>
+            <w:pPr>
+              <w:keepNext w:val="0"/>
+              <w:keepLines w:val="0"/>
+              <w:widowControl/>
+              <w:suppressLineNumbers w:val="0"/>
+              <w:jc w:val="left"/>
+              <w:textAlignment w:val="center"/>
+              <w:rPr>
+                <w:rFonts w:hint="default" w:ascii="Times New Roman" w:hAnsi="Times New Roman" w:eastAsia="宋体" w:cs="Times New Roman"/>
+                <w:b w:val="0"/>
+                <w:bCs w:val="0"/>
+                <w:i w:val="0"/>
+                <w:iCs w:val="0"/>
+                <w:color w:val="000000"/>
+                <w:sz w:val="20"/>
+                <w:szCs w:val="20"/>
+                <w:u w:val="none"/>
+              </w:rPr>
+            </w:pPr>
+            <w:r>
+              <w:rPr>
+                <w:rFonts w:hint="default" w:ascii="Times New Roman" w:hAnsi="Times New Roman" w:eastAsia="宋体" w:cs="Times New Roman"/>
+                <w:b w:val="0"/>
+                <w:bCs w:val="0"/>
+                <w:i w:val="0"/>
+                <w:iCs w:val="0"/>
+                <w:color w:val="000000"/>
+                <w:kern w:val="0"/>
+                <w:sz w:val="20"/>
+                <w:szCs w:val="20"/>
+                <w:u w:val="none"/>
+                <w:lang w:val="en-US" w:eastAsia="zh-CN" w:bidi="ar"/>
+              </w:rPr>
+              <w:t>EGFR</w:t>
+            </w:r>
+          </w:p>
+        </w:tc>
+        <w:tc>
+          <w:tcPr>
+            <w:tcW w:w="720" w:type="pct"/>
+            <w:tcBorders>
+              <w:top w:val="single" w:color="000000" w:sz="4" w:space="0"/>
+              <w:left w:val="single" w:color="000000" w:sz="4" w:space="0"/>
+              <w:bottom w:val="single" w:color="000000" w:sz="4" w:space="0"/>
+              <w:right w:val="single" w:color="000000" w:sz="4" w:space="0"/>
+            </w:tcBorders>
+            <w:shd w:val="clear" w:color="auto" w:fill="FFFFFF"/>
+            <w:vAlign w:val="center"/>
+          </w:tcPr>
+          <w:p>
+            <w:pPr>
+              <w:keepNext w:val="0"/>
+              <w:keepLines w:val="0"/>
+              <w:widowControl/>
+              <w:suppressLineNumbers w:val="0"/>
+              <w:jc w:val="left"/>
+              <w:textAlignment w:val="center"/>
+              <w:rPr>
+                <w:rFonts w:hint="default" w:ascii="Times New Roman" w:hAnsi="Times New Roman" w:eastAsia="宋体" w:cs="Times New Roman"/>
+                <w:b w:val="0"/>
+                <w:bCs w:val="0"/>
+                <w:i w:val="0"/>
+                <w:iCs w:val="0"/>
+                <w:color w:val="000000"/>
+                <w:sz w:val="20"/>
+                <w:szCs w:val="20"/>
+                <w:u w:val="none"/>
+              </w:rPr>
+            </w:pPr>
+            <w:r>
+              <w:rPr>
+                <w:rFonts w:hint="default" w:ascii="Times New Roman" w:hAnsi="Times New Roman" w:eastAsia="宋体" w:cs="Times New Roman"/>
+                <w:b w:val="0"/>
+                <w:bCs w:val="0"/>
+                <w:i w:val="0"/>
+                <w:iCs w:val="0"/>
+                <w:color w:val="000000"/>
+                <w:kern w:val="0"/>
+                <w:sz w:val="20"/>
+                <w:szCs w:val="20"/>
+                <w:u w:val="none"/>
+                <w:lang w:val="en-US" w:eastAsia="zh-CN" w:bidi="ar"/>
+              </w:rPr>
+              <w:t xml:space="preserve">20 </w:t>
+            </w:r>
+          </w:p>
+        </w:tc>
+        <w:tc>
+          <w:tcPr>
+            <w:tcW w:w="1761" w:type="pct"/>
+            <w:tcBorders>
+              <w:top w:val="single" w:color="000000" w:sz="4" w:space="0"/>
+              <w:left w:val="single" w:color="000000" w:sz="4" w:space="0"/>
+              <w:bottom w:val="single" w:color="000000" w:sz="4" w:space="0"/>
+              <w:right w:val="single" w:color="000000" w:sz="4" w:space="0"/>
+            </w:tcBorders>
+            <w:shd w:val="clear" w:color="auto" w:fill="FFFFFF"/>
+            <w:vAlign w:val="center"/>
+          </w:tcPr>
+          <w:p>
+            <w:pPr>
+              <w:keepNext w:val="0"/>
+              <w:keepLines w:val="0"/>
+              <w:widowControl/>
+              <w:suppressLineNumbers w:val="0"/>
+              <w:jc w:val="left"/>
+              <w:textAlignment w:val="center"/>
+              <w:rPr>
+                <w:rFonts w:hint="default" w:ascii="Times New Roman" w:hAnsi="Times New Roman" w:eastAsia="宋体" w:cs="Times New Roman"/>
+                <w:b w:val="0"/>
+                <w:bCs w:val="0"/>
+                <w:i w:val="0"/>
+                <w:iCs w:val="0"/>
+                <w:color w:val="000000"/>
+                <w:sz w:val="20"/>
+                <w:szCs w:val="20"/>
+                <w:u w:val="none"/>
+              </w:rPr>
+            </w:pPr>
+            <w:r>
+              <w:rPr>
+                <w:rFonts w:hint="default" w:ascii="Times New Roman" w:hAnsi="Times New Roman" w:eastAsia="宋体" w:cs="Times New Roman"/>
+                <w:b w:val="0"/>
+                <w:bCs w:val="0"/>
+                <w:i w:val="0"/>
+                <w:iCs w:val="0"/>
+                <w:color w:val="000000"/>
+                <w:kern w:val="0"/>
+                <w:sz w:val="20"/>
+                <w:szCs w:val="20"/>
+                <w:u w:val="none"/>
+                <w:lang w:val="en-US" w:eastAsia="zh-CN" w:bidi="ar"/>
+              </w:rPr>
+              <w:t>c.2303G&gt;T</w:t>
+            </w:r>
+          </w:p>
+        </w:tc>
+        <w:tc>
+          <w:tcPr>
+            <w:tcW w:w="1969" w:type="pct"/>
+            <w:tcBorders>
+              <w:top w:val="single" w:color="000000" w:sz="4" w:space="0"/>
+              <w:left w:val="single" w:color="000000" w:sz="4" w:space="0"/>
+              <w:bottom w:val="single" w:color="000000" w:sz="4" w:space="0"/>
+              <w:right w:val="single" w:color="000000" w:sz="4" w:space="0"/>
+            </w:tcBorders>
+            <w:shd w:val="clear" w:color="auto" w:fill="FFFFFF"/>
+            <w:vAlign w:val="center"/>
+          </w:tcPr>
+          <w:p>
+            <w:pPr>
+              <w:keepNext w:val="0"/>
+              <w:keepLines w:val="0"/>
+              <w:widowControl/>
+              <w:suppressLineNumbers w:val="0"/>
+              <w:jc w:val="left"/>
+              <w:textAlignment w:val="center"/>
+              <w:rPr>
+                <w:rFonts w:hint="default" w:ascii="Times New Roman" w:hAnsi="Times New Roman" w:eastAsia="宋体" w:cs="Times New Roman"/>
+                <w:b w:val="0"/>
+                <w:bCs w:val="0"/>
+                <w:i w:val="0"/>
+                <w:iCs w:val="0"/>
+                <w:color w:val="000000"/>
+                <w:sz w:val="20"/>
+                <w:szCs w:val="20"/>
+                <w:u w:val="none"/>
+              </w:rPr>
+            </w:pPr>
+            <w:r>
+              <w:rPr>
+                <w:rFonts w:hint="default" w:ascii="Times New Roman" w:hAnsi="Times New Roman" w:eastAsia="宋体" w:cs="Times New Roman"/>
+                <w:b w:val="0"/>
+                <w:bCs w:val="0"/>
+                <w:i w:val="0"/>
+                <w:iCs w:val="0"/>
+                <w:color w:val="000000"/>
+                <w:kern w:val="0"/>
+                <w:sz w:val="20"/>
+                <w:szCs w:val="20"/>
+                <w:u w:val="none"/>
+                <w:lang w:val="en-US" w:eastAsia="zh-CN" w:bidi="ar"/>
+              </w:rPr>
+              <w:t>p.S7681</w:t>
             </w:r>
           </w:p>
         </w:tc>
@@ -32220,7 +32931,7 @@
                 <w:u w:val="none"/>
                 <w:lang w:val="en-US" w:eastAsia="zh-CN" w:bidi="ar"/>
               </w:rPr>
-              <w:t xml:space="preserve">19 </w:t>
+              <w:t xml:space="preserve">20 </w:t>
             </w:r>
           </w:p>
         </w:tc>
@@ -32270,7 +32981,7 @@
                 <w:u w:val="none"/>
                 <w:lang w:val="en-US" w:eastAsia="zh-CN" w:bidi="ar"/>
               </w:rPr>
-              <w:t>c.2253_2276del</w:t>
+              <w:t>c.2307_2308insGCCAGCGTG</w:t>
             </w:r>
           </w:p>
         </w:tc>
@@ -32320,7 +33031,7 @@
                 <w:u w:val="none"/>
                 <w:lang w:val="en-US" w:eastAsia="zh-CN" w:bidi="ar"/>
               </w:rPr>
-              <w:t>p.S752_I759delSPKANKEI</w:t>
+              <w:t>p.V769_D770insASV</w:t>
             </w:r>
           </w:p>
         </w:tc>
@@ -32491,7 +33202,7 @@
                 <w:u w:val="none"/>
                 <w:lang w:val="en-US" w:eastAsia="zh-CN" w:bidi="ar"/>
               </w:rPr>
-              <w:t>c.2369C&gt;T</w:t>
+              <w:t>c.2310_231linsGGT</w:t>
             </w:r>
           </w:p>
         </w:tc>
@@ -32541,7 +33252,7 @@
                 <w:u w:val="none"/>
                 <w:lang w:val="en-US" w:eastAsia="zh-CN" w:bidi="ar"/>
               </w:rPr>
-              <w:t>p.T790M</w:t>
+              <w:t>p.D770_N771insG*</w:t>
             </w:r>
           </w:p>
         </w:tc>
@@ -32712,7 +33423,7 @@
                 <w:u w:val="none"/>
                 <w:lang w:val="en-US" w:eastAsia="zh-CN" w:bidi="ar"/>
               </w:rPr>
-              <w:t>c.2303G&gt;T</w:t>
+              <w:t>c.2319_2320insCAC</w:t>
             </w:r>
           </w:p>
         </w:tc>
@@ -32762,7 +33473,7 @@
                 <w:u w:val="none"/>
                 <w:lang w:val="en-US" w:eastAsia="zh-CN" w:bidi="ar"/>
               </w:rPr>
-              <w:t>p.S7681</w:t>
+              <w:t>p.H773_V774insH</w:t>
             </w:r>
           </w:p>
         </w:tc>
@@ -32934,7 +33645,7 @@
                 <w:u w:val="none"/>
                 <w:lang w:val="en-US" w:eastAsia="zh-CN" w:bidi="ar"/>
               </w:rPr>
-              <w:t>c.2307_2308insGCCAGCGTG</w:t>
+              <w:t>c.2300_2308dup</w:t>
             </w:r>
           </w:p>
         </w:tc>
@@ -32984,228 +33695,7 @@
                 <w:u w:val="none"/>
                 <w:lang w:val="en-US" w:eastAsia="zh-CN" w:bidi="ar"/>
               </w:rPr>
-              <w:t>p.V769_D770insASV</w:t>
-            </w:r>
-          </w:p>
-        </w:tc>
-      </w:tr>
-      <w:tr>
-        <w:tblPrEx>
-          <w:tblBorders>
-            <w:top w:val="none" w:color="auto" w:sz="0" w:space="0"/>
-            <w:left w:val="none" w:color="auto" w:sz="0" w:space="0"/>
-            <w:bottom w:val="none" w:color="auto" w:sz="0" w:space="0"/>
-            <w:right w:val="none" w:color="auto" w:sz="0" w:space="0"/>
-            <w:insideH w:val="none" w:color="auto" w:sz="0" w:space="0"/>
-            <w:insideV w:val="none" w:color="auto" w:sz="0" w:space="0"/>
-          </w:tblBorders>
-          <w:tblCellMar>
-            <w:top w:w="0" w:type="dxa"/>
-            <w:left w:w="108" w:type="dxa"/>
-            <w:bottom w:w="0" w:type="dxa"/>
-            <w:right w:w="108" w:type="dxa"/>
-          </w:tblCellMar>
-        </w:tblPrEx>
-        <w:trPr>
-          <w:trHeight w:val="340" w:hRule="atLeast"/>
-        </w:trPr>
-        <w:tc>
-          <w:tcPr>
-            <w:tcW w:w="548" w:type="pct"/>
-            <w:tcBorders>
-              <w:top w:val="single" w:color="000000" w:sz="4" w:space="0"/>
-              <w:left w:val="single" w:color="000000" w:sz="4" w:space="0"/>
-              <w:bottom w:val="single" w:color="000000" w:sz="4" w:space="0"/>
-              <w:right w:val="single" w:color="000000" w:sz="4" w:space="0"/>
-            </w:tcBorders>
-            <w:shd w:val="clear" w:color="auto" w:fill="FFFFFF"/>
-            <w:vAlign w:val="center"/>
-          </w:tcPr>
-          <w:p>
-            <w:pPr>
-              <w:keepNext w:val="0"/>
-              <w:keepLines w:val="0"/>
-              <w:widowControl/>
-              <w:suppressLineNumbers w:val="0"/>
-              <w:jc w:val="left"/>
-              <w:textAlignment w:val="center"/>
-              <w:rPr>
-                <w:rFonts w:hint="default" w:ascii="Times New Roman" w:hAnsi="Times New Roman" w:eastAsia="宋体" w:cs="Times New Roman"/>
-                <w:b w:val="0"/>
-                <w:bCs w:val="0"/>
-                <w:i w:val="0"/>
-                <w:iCs w:val="0"/>
-                <w:color w:val="000000"/>
-                <w:sz w:val="20"/>
-                <w:szCs w:val="20"/>
-                <w:u w:val="none"/>
-              </w:rPr>
-            </w:pPr>
-            <w:r>
-              <w:rPr>
-                <w:rFonts w:hint="default" w:ascii="Times New Roman" w:hAnsi="Times New Roman" w:eastAsia="宋体" w:cs="Times New Roman"/>
-                <w:b w:val="0"/>
-                <w:bCs w:val="0"/>
-                <w:i w:val="0"/>
-                <w:iCs w:val="0"/>
-                <w:color w:val="000000"/>
-                <w:kern w:val="0"/>
-                <w:sz w:val="20"/>
-                <w:szCs w:val="20"/>
-                <w:u w:val="none"/>
-                <w:lang w:val="en-US" w:eastAsia="zh-CN" w:bidi="ar"/>
-              </w:rPr>
-              <w:t>EGFR</w:t>
-            </w:r>
-          </w:p>
-        </w:tc>
-        <w:tc>
-          <w:tcPr>
-            <w:tcW w:w="720" w:type="pct"/>
-            <w:tcBorders>
-              <w:top w:val="single" w:color="000000" w:sz="4" w:space="0"/>
-              <w:left w:val="single" w:color="000000" w:sz="4" w:space="0"/>
-              <w:bottom w:val="single" w:color="000000" w:sz="4" w:space="0"/>
-              <w:right w:val="single" w:color="000000" w:sz="4" w:space="0"/>
-            </w:tcBorders>
-            <w:shd w:val="clear" w:color="auto" w:fill="FFFFFF"/>
-            <w:vAlign w:val="center"/>
-          </w:tcPr>
-          <w:p>
-            <w:pPr>
-              <w:keepNext w:val="0"/>
-              <w:keepLines w:val="0"/>
-              <w:widowControl/>
-              <w:suppressLineNumbers w:val="0"/>
-              <w:jc w:val="left"/>
-              <w:textAlignment w:val="center"/>
-              <w:rPr>
-                <w:rFonts w:hint="default" w:ascii="Times New Roman" w:hAnsi="Times New Roman" w:eastAsia="宋体" w:cs="Times New Roman"/>
-                <w:b w:val="0"/>
-                <w:bCs w:val="0"/>
-                <w:i w:val="0"/>
-                <w:iCs w:val="0"/>
-                <w:color w:val="000000"/>
-                <w:sz w:val="20"/>
-                <w:szCs w:val="20"/>
-                <w:u w:val="none"/>
-              </w:rPr>
-            </w:pPr>
-            <w:r>
-              <w:rPr>
-                <w:rFonts w:hint="default" w:ascii="Times New Roman" w:hAnsi="Times New Roman" w:eastAsia="宋体" w:cs="Times New Roman"/>
-                <w:b w:val="0"/>
-                <w:bCs w:val="0"/>
-                <w:i w:val="0"/>
-                <w:iCs w:val="0"/>
-                <w:color w:val="000000"/>
-                <w:kern w:val="0"/>
-                <w:sz w:val="20"/>
-                <w:szCs w:val="20"/>
-                <w:u w:val="none"/>
-                <w:lang w:val="en-US" w:eastAsia="zh-CN" w:bidi="ar"/>
-              </w:rPr>
-              <w:t xml:space="preserve">20 </w:t>
-            </w:r>
-          </w:p>
-        </w:tc>
-        <w:tc>
-          <w:tcPr>
-            <w:tcW w:w="1761" w:type="pct"/>
-            <w:tcBorders>
-              <w:top w:val="single" w:color="000000" w:sz="4" w:space="0"/>
-              <w:left w:val="single" w:color="000000" w:sz="4" w:space="0"/>
-              <w:bottom w:val="single" w:color="000000" w:sz="4" w:space="0"/>
-              <w:right w:val="single" w:color="000000" w:sz="4" w:space="0"/>
-            </w:tcBorders>
-            <w:shd w:val="clear" w:color="auto" w:fill="FFFFFF"/>
-            <w:vAlign w:val="center"/>
-          </w:tcPr>
-          <w:p>
-            <w:pPr>
-              <w:keepNext w:val="0"/>
-              <w:keepLines w:val="0"/>
-              <w:widowControl/>
-              <w:suppressLineNumbers w:val="0"/>
-              <w:jc w:val="left"/>
-              <w:textAlignment w:val="center"/>
-              <w:rPr>
-                <w:rFonts w:hint="default" w:ascii="Times New Roman" w:hAnsi="Times New Roman" w:eastAsia="宋体" w:cs="Times New Roman"/>
-                <w:b w:val="0"/>
-                <w:bCs w:val="0"/>
-                <w:i w:val="0"/>
-                <w:iCs w:val="0"/>
-                <w:color w:val="000000"/>
-                <w:sz w:val="20"/>
-                <w:szCs w:val="20"/>
-                <w:u w:val="none"/>
-              </w:rPr>
-            </w:pPr>
-            <w:r>
-              <w:rPr>
-                <w:rFonts w:hint="default" w:ascii="Times New Roman" w:hAnsi="Times New Roman" w:eastAsia="宋体" w:cs="Times New Roman"/>
-                <w:b w:val="0"/>
-                <w:bCs w:val="0"/>
-                <w:i w:val="0"/>
-                <w:iCs w:val="0"/>
-                <w:color w:val="000000"/>
-                <w:kern w:val="0"/>
-                <w:sz w:val="20"/>
-                <w:szCs w:val="20"/>
-                <w:u w:val="none"/>
-                <w:lang w:val="en-US" w:eastAsia="zh-CN" w:bidi="ar"/>
-              </w:rPr>
-              <w:t>c.2310_231linsGGT</w:t>
-            </w:r>
-          </w:p>
-        </w:tc>
-        <w:tc>
-          <w:tcPr>
-            <w:tcW w:w="1969" w:type="pct"/>
-            <w:tcBorders>
-              <w:top w:val="single" w:color="000000" w:sz="4" w:space="0"/>
-              <w:left w:val="single" w:color="000000" w:sz="4" w:space="0"/>
-              <w:bottom w:val="single" w:color="000000" w:sz="4" w:space="0"/>
-              <w:right w:val="single" w:color="000000" w:sz="4" w:space="0"/>
-            </w:tcBorders>
-            <w:shd w:val="clear" w:color="auto" w:fill="FFFFFF"/>
-            <w:vAlign w:val="center"/>
-          </w:tcPr>
-          <w:p>
-            <w:pPr>
-              <w:keepNext w:val="0"/>
-              <w:keepLines w:val="0"/>
-              <w:widowControl/>
-              <w:suppressLineNumbers w:val="0"/>
-              <w:jc w:val="left"/>
-              <w:textAlignment w:val="center"/>
-              <w:rPr>
-                <w:rFonts w:hint="default" w:ascii="Times New Roman" w:hAnsi="Times New Roman" w:eastAsia="宋体" w:cs="Times New Roman"/>
-                <w:b w:val="0"/>
-                <w:bCs w:val="0"/>
-                <w:i w:val="0"/>
-                <w:iCs w:val="0"/>
-                <w:color w:val="000000"/>
-                <w:sz w:val="20"/>
-                <w:szCs w:val="20"/>
-                <w:u w:val="none"/>
-              </w:rPr>
-            </w:pPr>
-            <w:r>
-              <w:rPr>
-                <w:rFonts w:hint="default" w:ascii="Times New Roman" w:hAnsi="Times New Roman" w:eastAsia="宋体" w:cs="Times New Roman"/>
-                <w:b w:val="0"/>
-                <w:bCs w:val="0"/>
-                <w:i w:val="0"/>
-                <w:iCs w:val="0"/>
-                <w:color w:val="000000"/>
-                <w:kern w:val="0"/>
-                <w:sz w:val="20"/>
-                <w:szCs w:val="20"/>
-                <w:u w:val="none"/>
-                <w:lang w:val="en-US" w:eastAsia="zh-CN" w:bidi="ar"/>
-              </w:rPr>
-              <w:t>p.D770_N771insG*</w:t>
+              <w:t>A767_V769dup</w:t>
             </w:r>
           </w:p>
         </w:tc>
@@ -33377,7 +33867,7 @@
                 <w:u w:val="none"/>
                 <w:lang w:val="en-US" w:eastAsia="zh-CN" w:bidi="ar"/>
               </w:rPr>
-              <w:t>c.2319_2320insCAC</w:t>
+              <w:t>c.2296_2297insTGGCCAGCG</w:t>
             </w:r>
           </w:p>
         </w:tc>
@@ -33427,7 +33917,7 @@
                 <w:u w:val="none"/>
                 <w:lang w:val="en-US" w:eastAsia="zh-CN" w:bidi="ar"/>
               </w:rPr>
-              <w:t>p.H773_V774insH</w:t>
+              <w:t>M766_A767insASV</w:t>
             </w:r>
           </w:p>
         </w:tc>
@@ -33549,7 +34039,7 @@
                 <w:u w:val="none"/>
                 <w:lang w:val="en-US" w:eastAsia="zh-CN" w:bidi="ar"/>
               </w:rPr>
-              <w:t xml:space="preserve">20 </w:t>
+              <w:t xml:space="preserve">21 </w:t>
             </w:r>
           </w:p>
         </w:tc>
@@ -33599,7 +34089,7 @@
                 <w:u w:val="none"/>
                 <w:lang w:val="en-US" w:eastAsia="zh-CN" w:bidi="ar"/>
               </w:rPr>
-              <w:t>c.2300_2308dup</w:t>
+              <w:t>c.2573T&gt;G</w:t>
             </w:r>
           </w:p>
         </w:tc>
@@ -33649,7 +34139,7 @@
                 <w:u w:val="none"/>
                 <w:lang w:val="en-US" w:eastAsia="zh-CN" w:bidi="ar"/>
               </w:rPr>
-              <w:t>A767_V769dup</w:t>
+              <w:t>p.L858R</w:t>
             </w:r>
           </w:p>
         </w:tc>
@@ -33771,7 +34261,7 @@
                 <w:u w:val="none"/>
                 <w:lang w:val="en-US" w:eastAsia="zh-CN" w:bidi="ar"/>
               </w:rPr>
-              <w:t xml:space="preserve">20 </w:t>
+              <w:t xml:space="preserve">21 </w:t>
             </w:r>
           </w:p>
         </w:tc>
@@ -33821,7 +34311,7 @@
                 <w:u w:val="none"/>
                 <w:lang w:val="en-US" w:eastAsia="zh-CN" w:bidi="ar"/>
               </w:rPr>
-              <w:t>c.2296_2297insTGGCCAGCG</w:t>
+              <w:t>c.2582T&gt;A</w:t>
             </w:r>
           </w:p>
         </w:tc>
@@ -33871,7 +34361,7 @@
                 <w:u w:val="none"/>
                 <w:lang w:val="en-US" w:eastAsia="zh-CN" w:bidi="ar"/>
               </w:rPr>
-              <w:t>M766_A767insASV</w:t>
+              <w:t>p.L861Q</w:t>
             </w:r>
           </w:p>
         </w:tc>
@@ -33943,7 +34433,7 @@
                 <w:u w:val="none"/>
                 <w:lang w:val="en-US" w:eastAsia="zh-CN" w:bidi="ar"/>
               </w:rPr>
-              <w:t>EGFR</w:t>
+              <w:t>KRAS</w:t>
             </w:r>
           </w:p>
         </w:tc>
@@ -33993,7 +34483,7 @@
                 <w:u w:val="none"/>
                 <w:lang w:val="en-US" w:eastAsia="zh-CN" w:bidi="ar"/>
               </w:rPr>
-              <w:t xml:space="preserve">21 </w:t>
+              <w:t xml:space="preserve">2 </w:t>
             </w:r>
           </w:p>
         </w:tc>
@@ -34043,7 +34533,7 @@
                 <w:u w:val="none"/>
                 <w:lang w:val="en-US" w:eastAsia="zh-CN" w:bidi="ar"/>
               </w:rPr>
-              <w:t>c.2573T&gt;G</w:t>
+              <w:t>c.35G&gt;A</w:t>
             </w:r>
           </w:p>
         </w:tc>
@@ -34093,7 +34583,7 @@
                 <w:u w:val="none"/>
                 <w:lang w:val="en-US" w:eastAsia="zh-CN" w:bidi="ar"/>
               </w:rPr>
-              <w:t>p.L858R</w:t>
+              <w:t>p.G12D</w:t>
             </w:r>
           </w:p>
         </w:tc>
@@ -34165,7 +34655,7 @@
                 <w:u w:val="none"/>
                 <w:lang w:val="en-US" w:eastAsia="zh-CN" w:bidi="ar"/>
               </w:rPr>
-              <w:t>EGFR</w:t>
+              <w:t>KRAS</w:t>
             </w:r>
           </w:p>
         </w:tc>
@@ -34215,7 +34705,7 @@
                 <w:u w:val="none"/>
                 <w:lang w:val="en-US" w:eastAsia="zh-CN" w:bidi="ar"/>
               </w:rPr>
-              <w:t xml:space="preserve">21 </w:t>
+              <w:t xml:space="preserve">2 </w:t>
             </w:r>
           </w:p>
         </w:tc>
@@ -34265,7 +34755,7 @@
                 <w:u w:val="none"/>
                 <w:lang w:val="en-US" w:eastAsia="zh-CN" w:bidi="ar"/>
               </w:rPr>
-              <w:t>c.2582T&gt;A</w:t>
+              <w:t>c.35G&gt;T</w:t>
             </w:r>
           </w:p>
         </w:tc>
@@ -34315,7 +34805,7 @@
                 <w:u w:val="none"/>
                 <w:lang w:val="en-US" w:eastAsia="zh-CN" w:bidi="ar"/>
               </w:rPr>
-              <w:t>p.L861Q</w:t>
+              <w:t>p.G12V</w:t>
             </w:r>
           </w:p>
         </w:tc>
@@ -34487,7 +34977,7 @@
                 <w:u w:val="none"/>
                 <w:lang w:val="en-US" w:eastAsia="zh-CN" w:bidi="ar"/>
               </w:rPr>
-              <w:t>c.35G&gt;A</w:t>
+              <w:t>c.34G&gt;T</w:t>
             </w:r>
           </w:p>
         </w:tc>
@@ -34537,228 +35027,7 @@
                 <w:u w:val="none"/>
                 <w:lang w:val="en-US" w:eastAsia="zh-CN" w:bidi="ar"/>
               </w:rPr>
-              <w:t>p.G12D</w:t>
-            </w:r>
-          </w:p>
-        </w:tc>
-      </w:tr>
-      <w:tr>
-        <w:tblPrEx>
-          <w:tblBorders>
-            <w:top w:val="none" w:color="auto" w:sz="0" w:space="0"/>
-            <w:left w:val="none" w:color="auto" w:sz="0" w:space="0"/>
-            <w:bottom w:val="none" w:color="auto" w:sz="0" w:space="0"/>
-            <w:right w:val="none" w:color="auto" w:sz="0" w:space="0"/>
-            <w:insideH w:val="none" w:color="auto" w:sz="0" w:space="0"/>
-            <w:insideV w:val="none" w:color="auto" w:sz="0" w:space="0"/>
-          </w:tblBorders>
-          <w:tblCellMar>
-            <w:top w:w="0" w:type="dxa"/>
-            <w:left w:w="108" w:type="dxa"/>
-            <w:bottom w:w="0" w:type="dxa"/>
-            <w:right w:w="108" w:type="dxa"/>
-          </w:tblCellMar>
-        </w:tblPrEx>
-        <w:trPr>
-          <w:trHeight w:val="340" w:hRule="atLeast"/>
-        </w:trPr>
-        <w:tc>
-          <w:tcPr>
-            <w:tcW w:w="548" w:type="pct"/>
-            <w:tcBorders>
-              <w:top w:val="single" w:color="000000" w:sz="4" w:space="0"/>
-              <w:left w:val="single" w:color="000000" w:sz="4" w:space="0"/>
-              <w:bottom w:val="single" w:color="000000" w:sz="4" w:space="0"/>
-              <w:right w:val="single" w:color="000000" w:sz="4" w:space="0"/>
-            </w:tcBorders>
-            <w:shd w:val="clear" w:color="auto" w:fill="FFFFFF"/>
-            <w:vAlign w:val="center"/>
-          </w:tcPr>
-          <w:p>
-            <w:pPr>
-              <w:keepNext w:val="0"/>
-              <w:keepLines w:val="0"/>
-              <w:widowControl/>
-              <w:suppressLineNumbers w:val="0"/>
-              <w:jc w:val="left"/>
-              <w:textAlignment w:val="center"/>
-              <w:rPr>
-                <w:rFonts w:hint="default" w:ascii="Times New Roman" w:hAnsi="Times New Roman" w:eastAsia="宋体" w:cs="Times New Roman"/>
-                <w:b w:val="0"/>
-                <w:bCs w:val="0"/>
-                <w:i w:val="0"/>
-                <w:iCs w:val="0"/>
-                <w:color w:val="000000"/>
-                <w:sz w:val="20"/>
-                <w:szCs w:val="20"/>
-                <w:u w:val="none"/>
-              </w:rPr>
-            </w:pPr>
-            <w:r>
-              <w:rPr>
-                <w:rFonts w:hint="default" w:ascii="Times New Roman" w:hAnsi="Times New Roman" w:eastAsia="宋体" w:cs="Times New Roman"/>
-                <w:b w:val="0"/>
-                <w:bCs w:val="0"/>
-                <w:i w:val="0"/>
-                <w:iCs w:val="0"/>
-                <w:color w:val="000000"/>
-                <w:kern w:val="0"/>
-                <w:sz w:val="20"/>
-                <w:szCs w:val="20"/>
-                <w:u w:val="none"/>
-                <w:lang w:val="en-US" w:eastAsia="zh-CN" w:bidi="ar"/>
-              </w:rPr>
-              <w:t>KRAS</w:t>
-            </w:r>
-          </w:p>
-        </w:tc>
-        <w:tc>
-          <w:tcPr>
-            <w:tcW w:w="720" w:type="pct"/>
-            <w:tcBorders>
-              <w:top w:val="single" w:color="000000" w:sz="4" w:space="0"/>
-              <w:left w:val="single" w:color="000000" w:sz="4" w:space="0"/>
-              <w:bottom w:val="single" w:color="000000" w:sz="4" w:space="0"/>
-              <w:right w:val="single" w:color="000000" w:sz="4" w:space="0"/>
-            </w:tcBorders>
-            <w:shd w:val="clear" w:color="auto" w:fill="FFFFFF"/>
-            <w:vAlign w:val="center"/>
-          </w:tcPr>
-          <w:p>
-            <w:pPr>
-              <w:keepNext w:val="0"/>
-              <w:keepLines w:val="0"/>
-              <w:widowControl/>
-              <w:suppressLineNumbers w:val="0"/>
-              <w:jc w:val="left"/>
-              <w:textAlignment w:val="center"/>
-              <w:rPr>
-                <w:rFonts w:hint="default" w:ascii="Times New Roman" w:hAnsi="Times New Roman" w:eastAsia="宋体" w:cs="Times New Roman"/>
-                <w:b w:val="0"/>
-                <w:bCs w:val="0"/>
-                <w:i w:val="0"/>
-                <w:iCs w:val="0"/>
-                <w:color w:val="000000"/>
-                <w:sz w:val="20"/>
-                <w:szCs w:val="20"/>
-                <w:u w:val="none"/>
-              </w:rPr>
-            </w:pPr>
-            <w:r>
-              <w:rPr>
-                <w:rFonts w:hint="default" w:ascii="Times New Roman" w:hAnsi="Times New Roman" w:eastAsia="宋体" w:cs="Times New Roman"/>
-                <w:b w:val="0"/>
-                <w:bCs w:val="0"/>
-                <w:i w:val="0"/>
-                <w:iCs w:val="0"/>
-                <w:color w:val="000000"/>
-                <w:kern w:val="0"/>
-                <w:sz w:val="20"/>
-                <w:szCs w:val="20"/>
-                <w:u w:val="none"/>
-                <w:lang w:val="en-US" w:eastAsia="zh-CN" w:bidi="ar"/>
-              </w:rPr>
-              <w:t xml:space="preserve">2 </w:t>
-            </w:r>
-          </w:p>
-        </w:tc>
-        <w:tc>
-          <w:tcPr>
-            <w:tcW w:w="1761" w:type="pct"/>
-            <w:tcBorders>
-              <w:top w:val="single" w:color="000000" w:sz="4" w:space="0"/>
-              <w:left w:val="single" w:color="000000" w:sz="4" w:space="0"/>
-              <w:bottom w:val="single" w:color="000000" w:sz="4" w:space="0"/>
-              <w:right w:val="single" w:color="000000" w:sz="4" w:space="0"/>
-            </w:tcBorders>
-            <w:shd w:val="clear" w:color="auto" w:fill="FFFFFF"/>
-            <w:vAlign w:val="center"/>
-          </w:tcPr>
-          <w:p>
-            <w:pPr>
-              <w:keepNext w:val="0"/>
-              <w:keepLines w:val="0"/>
-              <w:widowControl/>
-              <w:suppressLineNumbers w:val="0"/>
-              <w:jc w:val="left"/>
-              <w:textAlignment w:val="center"/>
-              <w:rPr>
-                <w:rFonts w:hint="default" w:ascii="Times New Roman" w:hAnsi="Times New Roman" w:eastAsia="宋体" w:cs="Times New Roman"/>
-                <w:b w:val="0"/>
-                <w:bCs w:val="0"/>
-                <w:i w:val="0"/>
-                <w:iCs w:val="0"/>
-                <w:color w:val="000000"/>
-                <w:sz w:val="20"/>
-                <w:szCs w:val="20"/>
-                <w:u w:val="none"/>
-              </w:rPr>
-            </w:pPr>
-            <w:r>
-              <w:rPr>
-                <w:rFonts w:hint="default" w:ascii="Times New Roman" w:hAnsi="Times New Roman" w:eastAsia="宋体" w:cs="Times New Roman"/>
-                <w:b w:val="0"/>
-                <w:bCs w:val="0"/>
-                <w:i w:val="0"/>
-                <w:iCs w:val="0"/>
-                <w:color w:val="000000"/>
-                <w:kern w:val="0"/>
-                <w:sz w:val="20"/>
-                <w:szCs w:val="20"/>
-                <w:u w:val="none"/>
-                <w:lang w:val="en-US" w:eastAsia="zh-CN" w:bidi="ar"/>
-              </w:rPr>
-              <w:t>c.35G&gt;T</w:t>
-            </w:r>
-          </w:p>
-        </w:tc>
-        <w:tc>
-          <w:tcPr>
-            <w:tcW w:w="1969" w:type="pct"/>
-            <w:tcBorders>
-              <w:top w:val="single" w:color="000000" w:sz="4" w:space="0"/>
-              <w:left w:val="single" w:color="000000" w:sz="4" w:space="0"/>
-              <w:bottom w:val="single" w:color="000000" w:sz="4" w:space="0"/>
-              <w:right w:val="single" w:color="000000" w:sz="4" w:space="0"/>
-            </w:tcBorders>
-            <w:shd w:val="clear" w:color="auto" w:fill="FFFFFF"/>
-            <w:vAlign w:val="center"/>
-          </w:tcPr>
-          <w:p>
-            <w:pPr>
-              <w:keepNext w:val="0"/>
-              <w:keepLines w:val="0"/>
-              <w:widowControl/>
-              <w:suppressLineNumbers w:val="0"/>
-              <w:jc w:val="left"/>
-              <w:textAlignment w:val="center"/>
-              <w:rPr>
-                <w:rFonts w:hint="default" w:ascii="Times New Roman" w:hAnsi="Times New Roman" w:eastAsia="宋体" w:cs="Times New Roman"/>
-                <w:b w:val="0"/>
-                <w:bCs w:val="0"/>
-                <w:i w:val="0"/>
-                <w:iCs w:val="0"/>
-                <w:color w:val="000000"/>
-                <w:sz w:val="20"/>
-                <w:szCs w:val="20"/>
-                <w:u w:val="none"/>
-              </w:rPr>
-            </w:pPr>
-            <w:r>
-              <w:rPr>
-                <w:rFonts w:hint="default" w:ascii="Times New Roman" w:hAnsi="Times New Roman" w:eastAsia="宋体" w:cs="Times New Roman"/>
-                <w:b w:val="0"/>
-                <w:bCs w:val="0"/>
-                <w:i w:val="0"/>
-                <w:iCs w:val="0"/>
-                <w:color w:val="000000"/>
-                <w:kern w:val="0"/>
-                <w:sz w:val="20"/>
-                <w:szCs w:val="20"/>
-                <w:u w:val="none"/>
-                <w:lang w:val="en-US" w:eastAsia="zh-CN" w:bidi="ar"/>
-              </w:rPr>
-              <w:t>p.G12V</w:t>
+              <w:t>p.G12C</w:t>
             </w:r>
           </w:p>
         </w:tc>
@@ -34930,7 +35199,7 @@
                 <w:u w:val="none"/>
                 <w:lang w:val="en-US" w:eastAsia="zh-CN" w:bidi="ar"/>
               </w:rPr>
-              <w:t>c.34G&gt;T</w:t>
+              <w:t>c.34G&gt;A</w:t>
             </w:r>
           </w:p>
         </w:tc>
@@ -34980,7 +35249,7 @@
                 <w:u w:val="none"/>
                 <w:lang w:val="en-US" w:eastAsia="zh-CN" w:bidi="ar"/>
               </w:rPr>
-              <w:t>p.G12C</w:t>
+              <w:t>p.G12S</w:t>
             </w:r>
           </w:p>
         </w:tc>
@@ -35152,7 +35421,7 @@
                 <w:u w:val="none"/>
                 <w:lang w:val="en-US" w:eastAsia="zh-CN" w:bidi="ar"/>
               </w:rPr>
-              <w:t>c.34G&gt;A</w:t>
+              <w:t>c.38G&gt;A</w:t>
             </w:r>
           </w:p>
         </w:tc>
@@ -35202,7 +35471,7 @@
                 <w:u w:val="none"/>
                 <w:lang w:val="en-US" w:eastAsia="zh-CN" w:bidi="ar"/>
               </w:rPr>
-              <w:t>p.G12S</w:t>
+              <w:t>p.G13D</w:t>
             </w:r>
           </w:p>
         </w:tc>
@@ -35374,7 +35643,7 @@
                 <w:u w:val="none"/>
                 <w:lang w:val="en-US" w:eastAsia="zh-CN" w:bidi="ar"/>
               </w:rPr>
-              <w:t>c.38G&gt;A</w:t>
+              <w:t>c.34G&gt;C</w:t>
             </w:r>
           </w:p>
         </w:tc>
@@ -35424,7 +35693,7 @@
                 <w:u w:val="none"/>
                 <w:lang w:val="en-US" w:eastAsia="zh-CN" w:bidi="ar"/>
               </w:rPr>
-              <w:t>p.G13D</w:t>
+              <w:t>p.G12R</w:t>
             </w:r>
           </w:p>
         </w:tc>
@@ -35596,227 +35865,6 @@
                 <w:u w:val="none"/>
                 <w:lang w:val="en-US" w:eastAsia="zh-CN" w:bidi="ar"/>
               </w:rPr>
-              <w:t>c.34G&gt;C</w:t>
-            </w:r>
-          </w:p>
-        </w:tc>
-        <w:tc>
-          <w:tcPr>
-            <w:tcW w:w="1969" w:type="pct"/>
-            <w:tcBorders>
-              <w:top w:val="single" w:color="000000" w:sz="4" w:space="0"/>
-              <w:left w:val="single" w:color="000000" w:sz="4" w:space="0"/>
-              <w:bottom w:val="single" w:color="000000" w:sz="4" w:space="0"/>
-              <w:right w:val="single" w:color="000000" w:sz="4" w:space="0"/>
-            </w:tcBorders>
-            <w:shd w:val="clear" w:color="auto" w:fill="FFFFFF"/>
-            <w:vAlign w:val="center"/>
-          </w:tcPr>
-          <w:p>
-            <w:pPr>
-              <w:keepNext w:val="0"/>
-              <w:keepLines w:val="0"/>
-              <w:widowControl/>
-              <w:suppressLineNumbers w:val="0"/>
-              <w:jc w:val="left"/>
-              <w:textAlignment w:val="center"/>
-              <w:rPr>
-                <w:rFonts w:hint="default" w:ascii="Times New Roman" w:hAnsi="Times New Roman" w:eastAsia="宋体" w:cs="Times New Roman"/>
-                <w:b w:val="0"/>
-                <w:bCs w:val="0"/>
-                <w:i w:val="0"/>
-                <w:iCs w:val="0"/>
-                <w:color w:val="000000"/>
-                <w:sz w:val="20"/>
-                <w:szCs w:val="20"/>
-                <w:u w:val="none"/>
-              </w:rPr>
-            </w:pPr>
-            <w:r>
-              <w:rPr>
-                <w:rFonts w:hint="default" w:ascii="Times New Roman" w:hAnsi="Times New Roman" w:eastAsia="宋体" w:cs="Times New Roman"/>
-                <w:b w:val="0"/>
-                <w:bCs w:val="0"/>
-                <w:i w:val="0"/>
-                <w:iCs w:val="0"/>
-                <w:color w:val="000000"/>
-                <w:kern w:val="0"/>
-                <w:sz w:val="20"/>
-                <w:szCs w:val="20"/>
-                <w:u w:val="none"/>
-                <w:lang w:val="en-US" w:eastAsia="zh-CN" w:bidi="ar"/>
-              </w:rPr>
-              <w:t>p.G12R</w:t>
-            </w:r>
-          </w:p>
-        </w:tc>
-      </w:tr>
-      <w:tr>
-        <w:tblPrEx>
-          <w:tblBorders>
-            <w:top w:val="none" w:color="auto" w:sz="0" w:space="0"/>
-            <w:left w:val="none" w:color="auto" w:sz="0" w:space="0"/>
-            <w:bottom w:val="none" w:color="auto" w:sz="0" w:space="0"/>
-            <w:right w:val="none" w:color="auto" w:sz="0" w:space="0"/>
-            <w:insideH w:val="none" w:color="auto" w:sz="0" w:space="0"/>
-            <w:insideV w:val="none" w:color="auto" w:sz="0" w:space="0"/>
-          </w:tblBorders>
-          <w:tblCellMar>
-            <w:top w:w="0" w:type="dxa"/>
-            <w:left w:w="108" w:type="dxa"/>
-            <w:bottom w:w="0" w:type="dxa"/>
-            <w:right w:w="108" w:type="dxa"/>
-          </w:tblCellMar>
-        </w:tblPrEx>
-        <w:trPr>
-          <w:trHeight w:val="340" w:hRule="atLeast"/>
-        </w:trPr>
-        <w:tc>
-          <w:tcPr>
-            <w:tcW w:w="548" w:type="pct"/>
-            <w:tcBorders>
-              <w:top w:val="single" w:color="000000" w:sz="4" w:space="0"/>
-              <w:left w:val="single" w:color="000000" w:sz="4" w:space="0"/>
-              <w:bottom w:val="single" w:color="000000" w:sz="4" w:space="0"/>
-              <w:right w:val="single" w:color="000000" w:sz="4" w:space="0"/>
-            </w:tcBorders>
-            <w:shd w:val="clear" w:color="auto" w:fill="FFFFFF"/>
-            <w:vAlign w:val="center"/>
-          </w:tcPr>
-          <w:p>
-            <w:pPr>
-              <w:keepNext w:val="0"/>
-              <w:keepLines w:val="0"/>
-              <w:widowControl/>
-              <w:suppressLineNumbers w:val="0"/>
-              <w:jc w:val="left"/>
-              <w:textAlignment w:val="center"/>
-              <w:rPr>
-                <w:rFonts w:hint="default" w:ascii="Times New Roman" w:hAnsi="Times New Roman" w:eastAsia="宋体" w:cs="Times New Roman"/>
-                <w:b w:val="0"/>
-                <w:bCs w:val="0"/>
-                <w:i w:val="0"/>
-                <w:iCs w:val="0"/>
-                <w:color w:val="000000"/>
-                <w:sz w:val="20"/>
-                <w:szCs w:val="20"/>
-                <w:u w:val="none"/>
-              </w:rPr>
-            </w:pPr>
-            <w:r>
-              <w:rPr>
-                <w:rFonts w:hint="default" w:ascii="Times New Roman" w:hAnsi="Times New Roman" w:eastAsia="宋体" w:cs="Times New Roman"/>
-                <w:b w:val="0"/>
-                <w:bCs w:val="0"/>
-                <w:i w:val="0"/>
-                <w:iCs w:val="0"/>
-                <w:color w:val="000000"/>
-                <w:kern w:val="0"/>
-                <w:sz w:val="20"/>
-                <w:szCs w:val="20"/>
-                <w:u w:val="none"/>
-                <w:lang w:val="en-US" w:eastAsia="zh-CN" w:bidi="ar"/>
-              </w:rPr>
-              <w:t>KRAS</w:t>
-            </w:r>
-          </w:p>
-        </w:tc>
-        <w:tc>
-          <w:tcPr>
-            <w:tcW w:w="720" w:type="pct"/>
-            <w:tcBorders>
-              <w:top w:val="single" w:color="000000" w:sz="4" w:space="0"/>
-              <w:left w:val="single" w:color="000000" w:sz="4" w:space="0"/>
-              <w:bottom w:val="single" w:color="000000" w:sz="4" w:space="0"/>
-              <w:right w:val="single" w:color="000000" w:sz="4" w:space="0"/>
-            </w:tcBorders>
-            <w:shd w:val="clear" w:color="auto" w:fill="FFFFFF"/>
-            <w:vAlign w:val="center"/>
-          </w:tcPr>
-          <w:p>
-            <w:pPr>
-              <w:keepNext w:val="0"/>
-              <w:keepLines w:val="0"/>
-              <w:widowControl/>
-              <w:suppressLineNumbers w:val="0"/>
-              <w:jc w:val="left"/>
-              <w:textAlignment w:val="center"/>
-              <w:rPr>
-                <w:rFonts w:hint="default" w:ascii="Times New Roman" w:hAnsi="Times New Roman" w:eastAsia="宋体" w:cs="Times New Roman"/>
-                <w:b w:val="0"/>
-                <w:bCs w:val="0"/>
-                <w:i w:val="0"/>
-                <w:iCs w:val="0"/>
-                <w:color w:val="000000"/>
-                <w:sz w:val="20"/>
-                <w:szCs w:val="20"/>
-                <w:u w:val="none"/>
-              </w:rPr>
-            </w:pPr>
-            <w:r>
-              <w:rPr>
-                <w:rFonts w:hint="default" w:ascii="Times New Roman" w:hAnsi="Times New Roman" w:eastAsia="宋体" w:cs="Times New Roman"/>
-                <w:b w:val="0"/>
-                <w:bCs w:val="0"/>
-                <w:i w:val="0"/>
-                <w:iCs w:val="0"/>
-                <w:color w:val="000000"/>
-                <w:kern w:val="0"/>
-                <w:sz w:val="20"/>
-                <w:szCs w:val="20"/>
-                <w:u w:val="none"/>
-                <w:lang w:val="en-US" w:eastAsia="zh-CN" w:bidi="ar"/>
-              </w:rPr>
-              <w:t xml:space="preserve">2 </w:t>
-            </w:r>
-          </w:p>
-        </w:tc>
-        <w:tc>
-          <w:tcPr>
-            <w:tcW w:w="1761" w:type="pct"/>
-            <w:tcBorders>
-              <w:top w:val="single" w:color="000000" w:sz="4" w:space="0"/>
-              <w:left w:val="single" w:color="000000" w:sz="4" w:space="0"/>
-              <w:bottom w:val="single" w:color="000000" w:sz="4" w:space="0"/>
-              <w:right w:val="single" w:color="000000" w:sz="4" w:space="0"/>
-            </w:tcBorders>
-            <w:shd w:val="clear" w:color="auto" w:fill="FFFFFF"/>
-            <w:vAlign w:val="center"/>
-          </w:tcPr>
-          <w:p>
-            <w:pPr>
-              <w:keepNext w:val="0"/>
-              <w:keepLines w:val="0"/>
-              <w:widowControl/>
-              <w:suppressLineNumbers w:val="0"/>
-              <w:jc w:val="left"/>
-              <w:textAlignment w:val="center"/>
-              <w:rPr>
-                <w:rFonts w:hint="default" w:ascii="Times New Roman" w:hAnsi="Times New Roman" w:eastAsia="宋体" w:cs="Times New Roman"/>
-                <w:b w:val="0"/>
-                <w:bCs w:val="0"/>
-                <w:i w:val="0"/>
-                <w:iCs w:val="0"/>
-                <w:color w:val="000000"/>
-                <w:sz w:val="20"/>
-                <w:szCs w:val="20"/>
-                <w:u w:val="none"/>
-              </w:rPr>
-            </w:pPr>
-            <w:r>
-              <w:rPr>
-                <w:rFonts w:hint="default" w:ascii="Times New Roman" w:hAnsi="Times New Roman" w:eastAsia="宋体" w:cs="Times New Roman"/>
-                <w:b w:val="0"/>
-                <w:bCs w:val="0"/>
-                <w:i w:val="0"/>
-                <w:iCs w:val="0"/>
-                <w:color w:val="000000"/>
-                <w:kern w:val="0"/>
-                <w:sz w:val="20"/>
-                <w:szCs w:val="20"/>
-                <w:u w:val="none"/>
-                <w:lang w:val="en-US" w:eastAsia="zh-CN" w:bidi="ar"/>
-              </w:rPr>
               <w:t>c.35G&gt;C</w:t>
             </w:r>
           </w:p>
@@ -36550,7 +36598,6 @@
             <w:insideH w:val="none" w:color="auto" w:sz="0" w:space="0"/>
             <w:insideV w:val="none" w:color="auto" w:sz="0" w:space="0"/>
           </w:tblBorders>
-          <w:shd w:val="clear" w:color="auto" w:fill="auto"/>
           <w:tblCellMar>
             <w:top w:w="0" w:type="dxa"/>
             <w:left w:w="108" w:type="dxa"/>
@@ -36996,7 +37043,6 @@
             <w:insideH w:val="none" w:color="auto" w:sz="0" w:space="0"/>
             <w:insideV w:val="none" w:color="auto" w:sz="0" w:space="0"/>
           </w:tblBorders>
-          <w:shd w:val="clear" w:color="auto" w:fill="auto"/>
           <w:tblCellMar>
             <w:top w:w="0" w:type="dxa"/>
             <w:left w:w="108" w:type="dxa"/>
@@ -37664,6 +37710,7 @@
             <w:insideH w:val="none" w:color="auto" w:sz="0" w:space="0"/>
             <w:insideV w:val="none" w:color="auto" w:sz="0" w:space="0"/>
           </w:tblBorders>
+          <w:shd w:val="clear" w:color="auto" w:fill="auto"/>
           <w:tblCellMar>
             <w:top w:w="0" w:type="dxa"/>
             <w:left w:w="108" w:type="dxa"/>
@@ -38555,7 +38602,6 @@
             <w:insideH w:val="none" w:color="auto" w:sz="0" w:space="0"/>
             <w:insideV w:val="none" w:color="auto" w:sz="0" w:space="0"/>
           </w:tblBorders>
-          <w:shd w:val="clear" w:color="auto" w:fill="auto"/>
           <w:tblCellMar>
             <w:top w:w="0" w:type="dxa"/>
             <w:left w:w="108" w:type="dxa"/>
@@ -39223,7 +39269,6 @@
             <w:insideH w:val="none" w:color="auto" w:sz="0" w:space="0"/>
             <w:insideV w:val="none" w:color="auto" w:sz="0" w:space="0"/>
           </w:tblBorders>
-          <w:shd w:val="clear" w:color="auto" w:fill="auto"/>
           <w:tblCellMar>
             <w:top w:w="0" w:type="dxa"/>
             <w:left w:w="108" w:type="dxa"/>
@@ -39432,450 +39477,6 @@
                 <w:lang w:val="en-US" w:eastAsia="zh-CN" w:bidi="ar"/>
               </w:rPr>
               <w:t>EML4-ALK.E6aA20.COSF411</w:t>
-            </w:r>
-          </w:p>
-        </w:tc>
-      </w:tr>
-      <w:tr>
-        <w:tblPrEx>
-          <w:tblBorders>
-            <w:top w:val="none" w:color="auto" w:sz="0" w:space="0"/>
-            <w:left w:val="none" w:color="auto" w:sz="0" w:space="0"/>
-            <w:bottom w:val="none" w:color="auto" w:sz="0" w:space="0"/>
-            <w:right w:val="none" w:color="auto" w:sz="0" w:space="0"/>
-            <w:insideH w:val="none" w:color="auto" w:sz="0" w:space="0"/>
-            <w:insideV w:val="none" w:color="auto" w:sz="0" w:space="0"/>
-          </w:tblBorders>
-          <w:tblCellMar>
-            <w:top w:w="0" w:type="dxa"/>
-            <w:left w:w="108" w:type="dxa"/>
-            <w:bottom w:w="0" w:type="dxa"/>
-            <w:right w:w="108" w:type="dxa"/>
-          </w:tblCellMar>
-        </w:tblPrEx>
-        <w:trPr>
-          <w:trHeight w:val="340" w:hRule="atLeast"/>
-        </w:trPr>
-        <w:tc>
-          <w:tcPr>
-            <w:tcW w:w="548" w:type="pct"/>
-            <w:tcBorders>
-              <w:top w:val="single" w:color="000000" w:sz="4" w:space="0"/>
-              <w:left w:val="single" w:color="000000" w:sz="4" w:space="0"/>
-              <w:bottom w:val="single" w:color="000000" w:sz="4" w:space="0"/>
-              <w:right w:val="single" w:color="000000" w:sz="4" w:space="0"/>
-            </w:tcBorders>
-            <w:shd w:val="clear" w:color="auto" w:fill="FFFFFF"/>
-            <w:vAlign w:val="center"/>
-          </w:tcPr>
-          <w:p>
-            <w:pPr>
-              <w:keepNext w:val="0"/>
-              <w:keepLines w:val="0"/>
-              <w:widowControl/>
-              <w:suppressLineNumbers w:val="0"/>
-              <w:jc w:val="left"/>
-              <w:textAlignment w:val="center"/>
-              <w:rPr>
-                <w:rFonts w:hint="default" w:ascii="Times New Roman" w:hAnsi="Times New Roman" w:eastAsia="宋体" w:cs="Times New Roman"/>
-                <w:b w:val="0"/>
-                <w:bCs w:val="0"/>
-                <w:i w:val="0"/>
-                <w:iCs w:val="0"/>
-                <w:color w:val="000000"/>
-                <w:sz w:val="20"/>
-                <w:szCs w:val="20"/>
-                <w:u w:val="none"/>
-              </w:rPr>
-            </w:pPr>
-            <w:r>
-              <w:rPr>
-                <w:rFonts w:hint="default" w:ascii="Times New Roman" w:hAnsi="Times New Roman" w:eastAsia="宋体" w:cs="Times New Roman"/>
-                <w:b w:val="0"/>
-                <w:bCs w:val="0"/>
-                <w:i w:val="0"/>
-                <w:iCs w:val="0"/>
-                <w:color w:val="000000"/>
-                <w:kern w:val="0"/>
-                <w:sz w:val="20"/>
-                <w:szCs w:val="20"/>
-                <w:u w:val="none"/>
-                <w:lang w:val="en-US" w:eastAsia="zh-CN" w:bidi="ar"/>
-              </w:rPr>
-              <w:t>ALK</w:t>
-            </w:r>
-          </w:p>
-        </w:tc>
-        <w:tc>
-          <w:tcPr>
-            <w:tcW w:w="720" w:type="pct"/>
-            <w:tcBorders>
-              <w:top w:val="single" w:color="000000" w:sz="4" w:space="0"/>
-              <w:left w:val="single" w:color="000000" w:sz="4" w:space="0"/>
-              <w:bottom w:val="single" w:color="000000" w:sz="4" w:space="0"/>
-              <w:right w:val="single" w:color="000000" w:sz="4" w:space="0"/>
-            </w:tcBorders>
-            <w:shd w:val="clear" w:color="auto" w:fill="FFFFFF"/>
-            <w:vAlign w:val="center"/>
-          </w:tcPr>
-          <w:p>
-            <w:pPr>
-              <w:keepNext w:val="0"/>
-              <w:keepLines w:val="0"/>
-              <w:widowControl/>
-              <w:suppressLineNumbers w:val="0"/>
-              <w:jc w:val="left"/>
-              <w:textAlignment w:val="center"/>
-              <w:rPr>
-                <w:rFonts w:hint="default" w:ascii="Times New Roman" w:hAnsi="Times New Roman" w:eastAsia="宋体" w:cs="Times New Roman"/>
-                <w:b w:val="0"/>
-                <w:bCs w:val="0"/>
-                <w:i w:val="0"/>
-                <w:iCs w:val="0"/>
-                <w:color w:val="000000"/>
-                <w:sz w:val="20"/>
-                <w:szCs w:val="20"/>
-                <w:u w:val="none"/>
-              </w:rPr>
-            </w:pPr>
-            <w:r>
-              <w:rPr>
-                <w:rFonts w:hint="default" w:ascii="Times New Roman" w:hAnsi="Times New Roman" w:eastAsia="宋体" w:cs="Times New Roman"/>
-                <w:b w:val="0"/>
-                <w:bCs w:val="0"/>
-                <w:i w:val="0"/>
-                <w:iCs w:val="0"/>
-                <w:color w:val="000000"/>
-                <w:kern w:val="0"/>
-                <w:sz w:val="20"/>
-                <w:szCs w:val="20"/>
-                <w:u w:val="none"/>
-                <w:lang w:val="en-US" w:eastAsia="zh-CN" w:bidi="ar"/>
-              </w:rPr>
-              <w:t>E6bA20</w:t>
-            </w:r>
-          </w:p>
-        </w:tc>
-        <w:tc>
-          <w:tcPr>
-            <w:tcW w:w="1761" w:type="pct"/>
-            <w:tcBorders>
-              <w:top w:val="single" w:color="000000" w:sz="4" w:space="0"/>
-              <w:left w:val="single" w:color="000000" w:sz="4" w:space="0"/>
-              <w:bottom w:val="single" w:color="000000" w:sz="4" w:space="0"/>
-              <w:right w:val="single" w:color="000000" w:sz="4" w:space="0"/>
-            </w:tcBorders>
-            <w:shd w:val="clear" w:color="auto" w:fill="FFFFFF"/>
-            <w:vAlign w:val="center"/>
-          </w:tcPr>
-          <w:p>
-            <w:pPr>
-              <w:keepNext w:val="0"/>
-              <w:keepLines w:val="0"/>
-              <w:widowControl/>
-              <w:suppressLineNumbers w:val="0"/>
-              <w:jc w:val="left"/>
-              <w:textAlignment w:val="center"/>
-              <w:rPr>
-                <w:rFonts w:hint="default" w:ascii="Times New Roman" w:hAnsi="Times New Roman" w:eastAsia="宋体" w:cs="Times New Roman"/>
-                <w:b w:val="0"/>
-                <w:bCs w:val="0"/>
-                <w:i w:val="0"/>
-                <w:iCs w:val="0"/>
-                <w:color w:val="000000"/>
-                <w:sz w:val="20"/>
-                <w:szCs w:val="20"/>
-                <w:u w:val="none"/>
-              </w:rPr>
-            </w:pPr>
-            <w:r>
-              <w:rPr>
-                <w:rFonts w:hint="default" w:ascii="Times New Roman" w:hAnsi="Times New Roman" w:eastAsia="宋体" w:cs="Times New Roman"/>
-                <w:b w:val="0"/>
-                <w:bCs w:val="0"/>
-                <w:i w:val="0"/>
-                <w:iCs w:val="0"/>
-                <w:color w:val="000000"/>
-                <w:kern w:val="0"/>
-                <w:sz w:val="20"/>
-                <w:szCs w:val="20"/>
-                <w:u w:val="none"/>
-                <w:lang w:val="en-US" w:eastAsia="zh-CN" w:bidi="ar"/>
-              </w:rPr>
-              <w:t>EML4-ALK</w:t>
-            </w:r>
-          </w:p>
-        </w:tc>
-        <w:tc>
-          <w:tcPr>
-            <w:tcW w:w="1969" w:type="pct"/>
-            <w:tcBorders>
-              <w:top w:val="single" w:color="000000" w:sz="4" w:space="0"/>
-              <w:left w:val="single" w:color="000000" w:sz="4" w:space="0"/>
-              <w:bottom w:val="single" w:color="000000" w:sz="4" w:space="0"/>
-              <w:right w:val="single" w:color="000000" w:sz="4" w:space="0"/>
-            </w:tcBorders>
-            <w:shd w:val="clear" w:color="auto" w:fill="FFFFFF"/>
-            <w:noWrap/>
-            <w:vAlign w:val="center"/>
-          </w:tcPr>
-          <w:p>
-            <w:pPr>
-              <w:keepNext w:val="0"/>
-              <w:keepLines w:val="0"/>
-              <w:widowControl/>
-              <w:suppressLineNumbers w:val="0"/>
-              <w:jc w:val="left"/>
-              <w:textAlignment w:val="center"/>
-              <w:rPr>
-                <w:rFonts w:hint="default" w:ascii="Times New Roman" w:hAnsi="Times New Roman" w:eastAsia="宋体" w:cs="Times New Roman"/>
-                <w:b w:val="0"/>
-                <w:bCs w:val="0"/>
-                <w:i w:val="0"/>
-                <w:iCs w:val="0"/>
-                <w:color w:val="000000"/>
-                <w:sz w:val="20"/>
-                <w:szCs w:val="20"/>
-                <w:u w:val="none"/>
-              </w:rPr>
-            </w:pPr>
-            <w:r>
-              <w:rPr>
-                <w:rFonts w:hint="default" w:ascii="Times New Roman" w:hAnsi="Times New Roman" w:eastAsia="宋体" w:cs="Times New Roman"/>
-                <w:b w:val="0"/>
-                <w:bCs w:val="0"/>
-                <w:i w:val="0"/>
-                <w:iCs w:val="0"/>
-                <w:color w:val="000000"/>
-                <w:kern w:val="0"/>
-                <w:sz w:val="20"/>
-                <w:szCs w:val="20"/>
-                <w:u w:val="none"/>
-                <w:lang w:val="en-US" w:eastAsia="zh-CN" w:bidi="ar"/>
-              </w:rPr>
-              <w:t>EML4-ALK.E6bA20.AB374362</w:t>
-            </w:r>
-          </w:p>
-        </w:tc>
-      </w:tr>
-      <w:tr>
-        <w:tblPrEx>
-          <w:tblBorders>
-            <w:top w:val="none" w:color="auto" w:sz="0" w:space="0"/>
-            <w:left w:val="none" w:color="auto" w:sz="0" w:space="0"/>
-            <w:bottom w:val="none" w:color="auto" w:sz="0" w:space="0"/>
-            <w:right w:val="none" w:color="auto" w:sz="0" w:space="0"/>
-            <w:insideH w:val="none" w:color="auto" w:sz="0" w:space="0"/>
-            <w:insideV w:val="none" w:color="auto" w:sz="0" w:space="0"/>
-          </w:tblBorders>
-          <w:tblCellMar>
-            <w:top w:w="0" w:type="dxa"/>
-            <w:left w:w="108" w:type="dxa"/>
-            <w:bottom w:w="0" w:type="dxa"/>
-            <w:right w:w="108" w:type="dxa"/>
-          </w:tblCellMar>
-        </w:tblPrEx>
-        <w:trPr>
-          <w:trHeight w:val="340" w:hRule="atLeast"/>
-        </w:trPr>
-        <w:tc>
-          <w:tcPr>
-            <w:tcW w:w="548" w:type="pct"/>
-            <w:tcBorders>
-              <w:top w:val="single" w:color="000000" w:sz="4" w:space="0"/>
-              <w:left w:val="single" w:color="000000" w:sz="4" w:space="0"/>
-              <w:bottom w:val="single" w:color="000000" w:sz="4" w:space="0"/>
-              <w:right w:val="single" w:color="000000" w:sz="4" w:space="0"/>
-            </w:tcBorders>
-            <w:shd w:val="clear" w:color="auto" w:fill="FFFFFF"/>
-            <w:vAlign w:val="center"/>
-          </w:tcPr>
-          <w:p>
-            <w:pPr>
-              <w:keepNext w:val="0"/>
-              <w:keepLines w:val="0"/>
-              <w:widowControl/>
-              <w:suppressLineNumbers w:val="0"/>
-              <w:jc w:val="left"/>
-              <w:textAlignment w:val="center"/>
-              <w:rPr>
-                <w:rFonts w:hint="default" w:ascii="Times New Roman" w:hAnsi="Times New Roman" w:eastAsia="宋体" w:cs="Times New Roman"/>
-                <w:b w:val="0"/>
-                <w:bCs w:val="0"/>
-                <w:i w:val="0"/>
-                <w:iCs w:val="0"/>
-                <w:color w:val="000000"/>
-                <w:sz w:val="20"/>
-                <w:szCs w:val="20"/>
-                <w:u w:val="none"/>
-              </w:rPr>
-            </w:pPr>
-            <w:r>
-              <w:rPr>
-                <w:rFonts w:hint="default" w:ascii="Times New Roman" w:hAnsi="Times New Roman" w:eastAsia="宋体" w:cs="Times New Roman"/>
-                <w:b w:val="0"/>
-                <w:bCs w:val="0"/>
-                <w:i w:val="0"/>
-                <w:iCs w:val="0"/>
-                <w:color w:val="000000"/>
-                <w:kern w:val="0"/>
-                <w:sz w:val="20"/>
-                <w:szCs w:val="20"/>
-                <w:u w:val="none"/>
-                <w:lang w:val="en-US" w:eastAsia="zh-CN" w:bidi="ar"/>
-              </w:rPr>
-              <w:t>ALK</w:t>
-            </w:r>
-          </w:p>
-        </w:tc>
-        <w:tc>
-          <w:tcPr>
-            <w:tcW w:w="720" w:type="pct"/>
-            <w:tcBorders>
-              <w:top w:val="single" w:color="000000" w:sz="4" w:space="0"/>
-              <w:left w:val="single" w:color="000000" w:sz="4" w:space="0"/>
-              <w:bottom w:val="single" w:color="000000" w:sz="4" w:space="0"/>
-              <w:right w:val="single" w:color="000000" w:sz="4" w:space="0"/>
-            </w:tcBorders>
-            <w:shd w:val="clear" w:color="auto" w:fill="FFFFFF"/>
-            <w:vAlign w:val="center"/>
-          </w:tcPr>
-          <w:p>
-            <w:pPr>
-              <w:keepNext w:val="0"/>
-              <w:keepLines w:val="0"/>
-              <w:widowControl/>
-              <w:suppressLineNumbers w:val="0"/>
-              <w:jc w:val="left"/>
-              <w:textAlignment w:val="center"/>
-              <w:rPr>
-                <w:rFonts w:hint="default" w:ascii="Times New Roman" w:hAnsi="Times New Roman" w:eastAsia="宋体" w:cs="Times New Roman"/>
-                <w:b w:val="0"/>
-                <w:bCs w:val="0"/>
-                <w:i w:val="0"/>
-                <w:iCs w:val="0"/>
-                <w:color w:val="000000"/>
-                <w:sz w:val="20"/>
-                <w:szCs w:val="20"/>
-                <w:u w:val="none"/>
-              </w:rPr>
-            </w:pPr>
-            <w:r>
-              <w:rPr>
-                <w:rFonts w:hint="default" w:ascii="Times New Roman" w:hAnsi="Times New Roman" w:eastAsia="宋体" w:cs="Times New Roman"/>
-                <w:b w:val="0"/>
-                <w:bCs w:val="0"/>
-                <w:i w:val="0"/>
-                <w:iCs w:val="0"/>
-                <w:color w:val="000000"/>
-                <w:kern w:val="0"/>
-                <w:sz w:val="20"/>
-                <w:szCs w:val="20"/>
-                <w:u w:val="none"/>
-                <w:lang w:val="en-US" w:eastAsia="zh-CN" w:bidi="ar"/>
-              </w:rPr>
-              <w:t>E6bA20</w:t>
-            </w:r>
-          </w:p>
-        </w:tc>
-        <w:tc>
-          <w:tcPr>
-            <w:tcW w:w="1761" w:type="pct"/>
-            <w:tcBorders>
-              <w:top w:val="single" w:color="000000" w:sz="4" w:space="0"/>
-              <w:left w:val="single" w:color="000000" w:sz="4" w:space="0"/>
-              <w:bottom w:val="single" w:color="000000" w:sz="4" w:space="0"/>
-              <w:right w:val="single" w:color="000000" w:sz="4" w:space="0"/>
-            </w:tcBorders>
-            <w:shd w:val="clear" w:color="auto" w:fill="FFFFFF"/>
-            <w:vAlign w:val="center"/>
-          </w:tcPr>
-          <w:p>
-            <w:pPr>
-              <w:keepNext w:val="0"/>
-              <w:keepLines w:val="0"/>
-              <w:widowControl/>
-              <w:suppressLineNumbers w:val="0"/>
-              <w:jc w:val="left"/>
-              <w:textAlignment w:val="center"/>
-              <w:rPr>
-                <w:rFonts w:hint="default" w:ascii="Times New Roman" w:hAnsi="Times New Roman" w:eastAsia="宋体" w:cs="Times New Roman"/>
-                <w:b w:val="0"/>
-                <w:bCs w:val="0"/>
-                <w:i w:val="0"/>
-                <w:iCs w:val="0"/>
-                <w:color w:val="000000"/>
-                <w:sz w:val="20"/>
-                <w:szCs w:val="20"/>
-                <w:u w:val="none"/>
-              </w:rPr>
-            </w:pPr>
-            <w:r>
-              <w:rPr>
-                <w:rFonts w:hint="default" w:ascii="Times New Roman" w:hAnsi="Times New Roman" w:eastAsia="宋体" w:cs="Times New Roman"/>
-                <w:b w:val="0"/>
-                <w:bCs w:val="0"/>
-                <w:i w:val="0"/>
-                <w:iCs w:val="0"/>
-                <w:color w:val="000000"/>
-                <w:kern w:val="0"/>
-                <w:sz w:val="20"/>
-                <w:szCs w:val="20"/>
-                <w:u w:val="none"/>
-                <w:lang w:val="en-US" w:eastAsia="zh-CN" w:bidi="ar"/>
-              </w:rPr>
-              <w:t>EML4-ALK</w:t>
-            </w:r>
-          </w:p>
-        </w:tc>
-        <w:tc>
-          <w:tcPr>
-            <w:tcW w:w="1969" w:type="pct"/>
-            <w:tcBorders>
-              <w:top w:val="single" w:color="000000" w:sz="4" w:space="0"/>
-              <w:left w:val="single" w:color="000000" w:sz="4" w:space="0"/>
-              <w:bottom w:val="single" w:color="000000" w:sz="4" w:space="0"/>
-              <w:right w:val="single" w:color="000000" w:sz="4" w:space="0"/>
-            </w:tcBorders>
-            <w:shd w:val="clear" w:color="auto" w:fill="FFFFFF"/>
-            <w:noWrap/>
-            <w:vAlign w:val="center"/>
-          </w:tcPr>
-          <w:p>
-            <w:pPr>
-              <w:keepNext w:val="0"/>
-              <w:keepLines w:val="0"/>
-              <w:widowControl/>
-              <w:suppressLineNumbers w:val="0"/>
-              <w:jc w:val="left"/>
-              <w:textAlignment w:val="center"/>
-              <w:rPr>
-                <w:rFonts w:hint="default" w:ascii="Times New Roman" w:hAnsi="Times New Roman" w:eastAsia="宋体" w:cs="Times New Roman"/>
-                <w:b w:val="0"/>
-                <w:bCs w:val="0"/>
-                <w:i w:val="0"/>
-                <w:iCs w:val="0"/>
-                <w:color w:val="000000"/>
-                <w:sz w:val="20"/>
-                <w:szCs w:val="20"/>
-                <w:u w:val="none"/>
-              </w:rPr>
-            </w:pPr>
-            <w:r>
-              <w:rPr>
-                <w:rFonts w:hint="default" w:ascii="Times New Roman" w:hAnsi="Times New Roman" w:eastAsia="宋体" w:cs="Times New Roman"/>
-                <w:b w:val="0"/>
-                <w:bCs w:val="0"/>
-                <w:i w:val="0"/>
-                <w:iCs w:val="0"/>
-                <w:color w:val="000000"/>
-                <w:kern w:val="0"/>
-                <w:sz w:val="20"/>
-                <w:szCs w:val="20"/>
-                <w:u w:val="none"/>
-                <w:lang w:val="en-US" w:eastAsia="zh-CN" w:bidi="ar"/>
-              </w:rPr>
-              <w:t>EML4-ALK.E6bA20.COSF412</w:t>
             </w:r>
           </w:p>
         </w:tc>
@@ -40098,7 +39699,7 @@
                 <w:u w:val="none"/>
                 <w:lang w:val="en-US" w:eastAsia="zh-CN" w:bidi="ar"/>
               </w:rPr>
-              <w:t>EML4-ALK.E6bA20.COSF412.1</w:t>
+              <w:t>EML4-ALK.E6bA20.AB374362</w:t>
             </w:r>
           </w:p>
         </w:tc>
@@ -40220,7 +39821,7 @@
                 <w:u w:val="none"/>
                 <w:lang w:val="en-US" w:eastAsia="zh-CN" w:bidi="ar"/>
               </w:rPr>
-              <w:t>E6A20</w:t>
+              <w:t>E6bA20</w:t>
             </w:r>
           </w:p>
         </w:tc>
@@ -40321,7 +39922,229 @@
                 <w:u w:val="none"/>
                 <w:lang w:val="en-US" w:eastAsia="zh-CN" w:bidi="ar"/>
               </w:rPr>
-              <w:t>EML4-ALK.E6ins18A20</w:t>
+              <w:t>EML4-ALK.E6bA20.COSF412</w:t>
+            </w:r>
+          </w:p>
+        </w:tc>
+      </w:tr>
+      <w:tr>
+        <w:tblPrEx>
+          <w:tblBorders>
+            <w:top w:val="none" w:color="auto" w:sz="0" w:space="0"/>
+            <w:left w:val="none" w:color="auto" w:sz="0" w:space="0"/>
+            <w:bottom w:val="none" w:color="auto" w:sz="0" w:space="0"/>
+            <w:right w:val="none" w:color="auto" w:sz="0" w:space="0"/>
+            <w:insideH w:val="none" w:color="auto" w:sz="0" w:space="0"/>
+            <w:insideV w:val="none" w:color="auto" w:sz="0" w:space="0"/>
+          </w:tblBorders>
+          <w:tblCellMar>
+            <w:top w:w="0" w:type="dxa"/>
+            <w:left w:w="108" w:type="dxa"/>
+            <w:bottom w:w="0" w:type="dxa"/>
+            <w:right w:w="108" w:type="dxa"/>
+          </w:tblCellMar>
+        </w:tblPrEx>
+        <w:trPr>
+          <w:trHeight w:val="340" w:hRule="atLeast"/>
+        </w:trPr>
+        <w:tc>
+          <w:tcPr>
+            <w:tcW w:w="548" w:type="pct"/>
+            <w:tcBorders>
+              <w:top w:val="single" w:color="000000" w:sz="4" w:space="0"/>
+              <w:left w:val="single" w:color="000000" w:sz="4" w:space="0"/>
+              <w:bottom w:val="single" w:color="000000" w:sz="4" w:space="0"/>
+              <w:right w:val="single" w:color="000000" w:sz="4" w:space="0"/>
+            </w:tcBorders>
+            <w:shd w:val="clear" w:color="auto" w:fill="FFFFFF"/>
+            <w:vAlign w:val="center"/>
+          </w:tcPr>
+          <w:p>
+            <w:pPr>
+              <w:keepNext w:val="0"/>
+              <w:keepLines w:val="0"/>
+              <w:widowControl/>
+              <w:suppressLineNumbers w:val="0"/>
+              <w:jc w:val="left"/>
+              <w:textAlignment w:val="center"/>
+              <w:rPr>
+                <w:rFonts w:hint="default" w:ascii="Times New Roman" w:hAnsi="Times New Roman" w:eastAsia="宋体" w:cs="Times New Roman"/>
+                <w:b w:val="0"/>
+                <w:bCs w:val="0"/>
+                <w:i w:val="0"/>
+                <w:iCs w:val="0"/>
+                <w:color w:val="000000"/>
+                <w:sz w:val="20"/>
+                <w:szCs w:val="20"/>
+                <w:u w:val="none"/>
+              </w:rPr>
+            </w:pPr>
+            <w:r>
+              <w:rPr>
+                <w:rFonts w:hint="default" w:ascii="Times New Roman" w:hAnsi="Times New Roman" w:eastAsia="宋体" w:cs="Times New Roman"/>
+                <w:b w:val="0"/>
+                <w:bCs w:val="0"/>
+                <w:i w:val="0"/>
+                <w:iCs w:val="0"/>
+                <w:color w:val="000000"/>
+                <w:kern w:val="0"/>
+                <w:sz w:val="20"/>
+                <w:szCs w:val="20"/>
+                <w:u w:val="none"/>
+                <w:lang w:val="en-US" w:eastAsia="zh-CN" w:bidi="ar"/>
+              </w:rPr>
+              <w:t>ALK</w:t>
+            </w:r>
+          </w:p>
+        </w:tc>
+        <w:tc>
+          <w:tcPr>
+            <w:tcW w:w="720" w:type="pct"/>
+            <w:tcBorders>
+              <w:top w:val="single" w:color="000000" w:sz="4" w:space="0"/>
+              <w:left w:val="single" w:color="000000" w:sz="4" w:space="0"/>
+              <w:bottom w:val="single" w:color="000000" w:sz="4" w:space="0"/>
+              <w:right w:val="single" w:color="000000" w:sz="4" w:space="0"/>
+            </w:tcBorders>
+            <w:shd w:val="clear" w:color="auto" w:fill="FFFFFF"/>
+            <w:vAlign w:val="center"/>
+          </w:tcPr>
+          <w:p>
+            <w:pPr>
+              <w:keepNext w:val="0"/>
+              <w:keepLines w:val="0"/>
+              <w:widowControl/>
+              <w:suppressLineNumbers w:val="0"/>
+              <w:jc w:val="left"/>
+              <w:textAlignment w:val="center"/>
+              <w:rPr>
+                <w:rFonts w:hint="default" w:ascii="Times New Roman" w:hAnsi="Times New Roman" w:eastAsia="宋体" w:cs="Times New Roman"/>
+                <w:b w:val="0"/>
+                <w:bCs w:val="0"/>
+                <w:i w:val="0"/>
+                <w:iCs w:val="0"/>
+                <w:color w:val="000000"/>
+                <w:sz w:val="20"/>
+                <w:szCs w:val="20"/>
+                <w:u w:val="none"/>
+              </w:rPr>
+            </w:pPr>
+            <w:r>
+              <w:rPr>
+                <w:rFonts w:hint="default" w:ascii="Times New Roman" w:hAnsi="Times New Roman" w:eastAsia="宋体" w:cs="Times New Roman"/>
+                <w:b w:val="0"/>
+                <w:bCs w:val="0"/>
+                <w:i w:val="0"/>
+                <w:iCs w:val="0"/>
+                <w:color w:val="000000"/>
+                <w:kern w:val="0"/>
+                <w:sz w:val="20"/>
+                <w:szCs w:val="20"/>
+                <w:u w:val="none"/>
+                <w:lang w:val="en-US" w:eastAsia="zh-CN" w:bidi="ar"/>
+              </w:rPr>
+              <w:t>E6bA20</w:t>
+            </w:r>
+          </w:p>
+        </w:tc>
+        <w:tc>
+          <w:tcPr>
+            <w:tcW w:w="1761" w:type="pct"/>
+            <w:tcBorders>
+              <w:top w:val="single" w:color="000000" w:sz="4" w:space="0"/>
+              <w:left w:val="single" w:color="000000" w:sz="4" w:space="0"/>
+              <w:bottom w:val="single" w:color="000000" w:sz="4" w:space="0"/>
+              <w:right w:val="single" w:color="000000" w:sz="4" w:space="0"/>
+            </w:tcBorders>
+            <w:shd w:val="clear" w:color="auto" w:fill="FFFFFF"/>
+            <w:vAlign w:val="center"/>
+          </w:tcPr>
+          <w:p>
+            <w:pPr>
+              <w:keepNext w:val="0"/>
+              <w:keepLines w:val="0"/>
+              <w:widowControl/>
+              <w:suppressLineNumbers w:val="0"/>
+              <w:jc w:val="left"/>
+              <w:textAlignment w:val="center"/>
+              <w:rPr>
+                <w:rFonts w:hint="default" w:ascii="Times New Roman" w:hAnsi="Times New Roman" w:eastAsia="宋体" w:cs="Times New Roman"/>
+                <w:b w:val="0"/>
+                <w:bCs w:val="0"/>
+                <w:i w:val="0"/>
+                <w:iCs w:val="0"/>
+                <w:color w:val="000000"/>
+                <w:sz w:val="20"/>
+                <w:szCs w:val="20"/>
+                <w:u w:val="none"/>
+              </w:rPr>
+            </w:pPr>
+            <w:r>
+              <w:rPr>
+                <w:rFonts w:hint="default" w:ascii="Times New Roman" w:hAnsi="Times New Roman" w:eastAsia="宋体" w:cs="Times New Roman"/>
+                <w:b w:val="0"/>
+                <w:bCs w:val="0"/>
+                <w:i w:val="0"/>
+                <w:iCs w:val="0"/>
+                <w:color w:val="000000"/>
+                <w:kern w:val="0"/>
+                <w:sz w:val="20"/>
+                <w:szCs w:val="20"/>
+                <w:u w:val="none"/>
+                <w:lang w:val="en-US" w:eastAsia="zh-CN" w:bidi="ar"/>
+              </w:rPr>
+              <w:t>EML4-ALK</w:t>
+            </w:r>
+          </w:p>
+        </w:tc>
+        <w:tc>
+          <w:tcPr>
+            <w:tcW w:w="1969" w:type="pct"/>
+            <w:tcBorders>
+              <w:top w:val="single" w:color="000000" w:sz="4" w:space="0"/>
+              <w:left w:val="single" w:color="000000" w:sz="4" w:space="0"/>
+              <w:bottom w:val="single" w:color="000000" w:sz="4" w:space="0"/>
+              <w:right w:val="single" w:color="000000" w:sz="4" w:space="0"/>
+            </w:tcBorders>
+            <w:shd w:val="clear" w:color="auto" w:fill="FFFFFF"/>
+            <w:noWrap/>
+            <w:vAlign w:val="center"/>
+          </w:tcPr>
+          <w:p>
+            <w:pPr>
+              <w:keepNext w:val="0"/>
+              <w:keepLines w:val="0"/>
+              <w:widowControl/>
+              <w:suppressLineNumbers w:val="0"/>
+              <w:jc w:val="left"/>
+              <w:textAlignment w:val="center"/>
+              <w:rPr>
+                <w:rFonts w:hint="default" w:ascii="Times New Roman" w:hAnsi="Times New Roman" w:eastAsia="宋体" w:cs="Times New Roman"/>
+                <w:b w:val="0"/>
+                <w:bCs w:val="0"/>
+                <w:i w:val="0"/>
+                <w:iCs w:val="0"/>
+                <w:color w:val="000000"/>
+                <w:sz w:val="20"/>
+                <w:szCs w:val="20"/>
+                <w:u w:val="none"/>
+              </w:rPr>
+            </w:pPr>
+            <w:r>
+              <w:rPr>
+                <w:rFonts w:hint="default" w:ascii="Times New Roman" w:hAnsi="Times New Roman" w:eastAsia="宋体" w:cs="Times New Roman"/>
+                <w:b w:val="0"/>
+                <w:bCs w:val="0"/>
+                <w:i w:val="0"/>
+                <w:iCs w:val="0"/>
+                <w:color w:val="000000"/>
+                <w:kern w:val="0"/>
+                <w:sz w:val="20"/>
+                <w:szCs w:val="20"/>
+                <w:u w:val="none"/>
+                <w:lang w:val="en-US" w:eastAsia="zh-CN" w:bidi="ar"/>
+              </w:rPr>
+              <w:t>EML4-ALK.E6bA20.COSF412.1</w:t>
             </w:r>
           </w:p>
         </w:tc>
@@ -40393,7 +40216,7 @@
                 <w:u w:val="none"/>
                 <w:lang w:val="en-US" w:eastAsia="zh-CN" w:bidi="ar"/>
               </w:rPr>
-              <w:t>ROS1</w:t>
+              <w:t>ALK</w:t>
             </w:r>
           </w:p>
         </w:tc>
@@ -40443,7 +40266,7 @@
                 <w:u w:val="none"/>
                 <w:lang w:val="en-US" w:eastAsia="zh-CN" w:bidi="ar"/>
               </w:rPr>
-              <w:t>S13R32</w:t>
+              <w:t>E6A20</w:t>
             </w:r>
           </w:p>
         </w:tc>
@@ -40493,7 +40316,7 @@
                 <w:u w:val="none"/>
                 <w:lang w:val="en-US" w:eastAsia="zh-CN" w:bidi="ar"/>
               </w:rPr>
-              <w:t>SLC34A2-ROS1</w:t>
+              <w:t>EML4-ALK</w:t>
             </w:r>
           </w:p>
         </w:tc>
@@ -40544,7 +40367,7 @@
                 <w:u w:val="none"/>
                 <w:lang w:val="en-US" w:eastAsia="zh-CN" w:bidi="ar"/>
               </w:rPr>
-              <w:t>SLC34A2-ROS1.S13R32.COSF1259</w:t>
+              <w:t>EML4-ALK.E6ins18A20</w:t>
             </w:r>
           </w:p>
         </w:tc>
@@ -40666,6 +40489,228 @@
                 <w:u w:val="none"/>
                 <w:lang w:val="en-US" w:eastAsia="zh-CN" w:bidi="ar"/>
               </w:rPr>
+              <w:t>S13R32</w:t>
+            </w:r>
+          </w:p>
+        </w:tc>
+        <w:tc>
+          <w:tcPr>
+            <w:tcW w:w="1761" w:type="pct"/>
+            <w:tcBorders>
+              <w:top w:val="single" w:color="000000" w:sz="4" w:space="0"/>
+              <w:left w:val="single" w:color="000000" w:sz="4" w:space="0"/>
+              <w:bottom w:val="single" w:color="000000" w:sz="4" w:space="0"/>
+              <w:right w:val="single" w:color="000000" w:sz="4" w:space="0"/>
+            </w:tcBorders>
+            <w:shd w:val="clear" w:color="auto" w:fill="FFFFFF"/>
+            <w:vAlign w:val="center"/>
+          </w:tcPr>
+          <w:p>
+            <w:pPr>
+              <w:keepNext w:val="0"/>
+              <w:keepLines w:val="0"/>
+              <w:widowControl/>
+              <w:suppressLineNumbers w:val="0"/>
+              <w:jc w:val="left"/>
+              <w:textAlignment w:val="center"/>
+              <w:rPr>
+                <w:rFonts w:hint="default" w:ascii="Times New Roman" w:hAnsi="Times New Roman" w:eastAsia="宋体" w:cs="Times New Roman"/>
+                <w:b w:val="0"/>
+                <w:bCs w:val="0"/>
+                <w:i w:val="0"/>
+                <w:iCs w:val="0"/>
+                <w:color w:val="000000"/>
+                <w:sz w:val="20"/>
+                <w:szCs w:val="20"/>
+                <w:u w:val="none"/>
+              </w:rPr>
+            </w:pPr>
+            <w:r>
+              <w:rPr>
+                <w:rFonts w:hint="default" w:ascii="Times New Roman" w:hAnsi="Times New Roman" w:eastAsia="宋体" w:cs="Times New Roman"/>
+                <w:b w:val="0"/>
+                <w:bCs w:val="0"/>
+                <w:i w:val="0"/>
+                <w:iCs w:val="0"/>
+                <w:color w:val="000000"/>
+                <w:kern w:val="0"/>
+                <w:sz w:val="20"/>
+                <w:szCs w:val="20"/>
+                <w:u w:val="none"/>
+                <w:lang w:val="en-US" w:eastAsia="zh-CN" w:bidi="ar"/>
+              </w:rPr>
+              <w:t>SLC34A2-ROS1</w:t>
+            </w:r>
+          </w:p>
+        </w:tc>
+        <w:tc>
+          <w:tcPr>
+            <w:tcW w:w="1969" w:type="pct"/>
+            <w:tcBorders>
+              <w:top w:val="single" w:color="000000" w:sz="4" w:space="0"/>
+              <w:left w:val="single" w:color="000000" w:sz="4" w:space="0"/>
+              <w:bottom w:val="single" w:color="000000" w:sz="4" w:space="0"/>
+              <w:right w:val="single" w:color="000000" w:sz="4" w:space="0"/>
+            </w:tcBorders>
+            <w:shd w:val="clear" w:color="auto" w:fill="FFFFFF"/>
+            <w:noWrap/>
+            <w:vAlign w:val="center"/>
+          </w:tcPr>
+          <w:p>
+            <w:pPr>
+              <w:keepNext w:val="0"/>
+              <w:keepLines w:val="0"/>
+              <w:widowControl/>
+              <w:suppressLineNumbers w:val="0"/>
+              <w:jc w:val="left"/>
+              <w:textAlignment w:val="center"/>
+              <w:rPr>
+                <w:rFonts w:hint="default" w:ascii="Times New Roman" w:hAnsi="Times New Roman" w:eastAsia="宋体" w:cs="Times New Roman"/>
+                <w:b w:val="0"/>
+                <w:bCs w:val="0"/>
+                <w:i w:val="0"/>
+                <w:iCs w:val="0"/>
+                <w:color w:val="000000"/>
+                <w:sz w:val="20"/>
+                <w:szCs w:val="20"/>
+                <w:u w:val="none"/>
+              </w:rPr>
+            </w:pPr>
+            <w:r>
+              <w:rPr>
+                <w:rFonts w:hint="default" w:ascii="Times New Roman" w:hAnsi="Times New Roman" w:eastAsia="宋体" w:cs="Times New Roman"/>
+                <w:b w:val="0"/>
+                <w:bCs w:val="0"/>
+                <w:i w:val="0"/>
+                <w:iCs w:val="0"/>
+                <w:color w:val="000000"/>
+                <w:kern w:val="0"/>
+                <w:sz w:val="20"/>
+                <w:szCs w:val="20"/>
+                <w:u w:val="none"/>
+                <w:lang w:val="en-US" w:eastAsia="zh-CN" w:bidi="ar"/>
+              </w:rPr>
+              <w:t>SLC34A2-ROS1.S13R32.COSF1259</w:t>
+            </w:r>
+          </w:p>
+        </w:tc>
+      </w:tr>
+      <w:tr>
+        <w:tblPrEx>
+          <w:tblBorders>
+            <w:top w:val="none" w:color="auto" w:sz="0" w:space="0"/>
+            <w:left w:val="none" w:color="auto" w:sz="0" w:space="0"/>
+            <w:bottom w:val="none" w:color="auto" w:sz="0" w:space="0"/>
+            <w:right w:val="none" w:color="auto" w:sz="0" w:space="0"/>
+            <w:insideH w:val="none" w:color="auto" w:sz="0" w:space="0"/>
+            <w:insideV w:val="none" w:color="auto" w:sz="0" w:space="0"/>
+          </w:tblBorders>
+          <w:tblCellMar>
+            <w:top w:w="0" w:type="dxa"/>
+            <w:left w:w="108" w:type="dxa"/>
+            <w:bottom w:w="0" w:type="dxa"/>
+            <w:right w:w="108" w:type="dxa"/>
+          </w:tblCellMar>
+        </w:tblPrEx>
+        <w:trPr>
+          <w:trHeight w:val="340" w:hRule="atLeast"/>
+        </w:trPr>
+        <w:tc>
+          <w:tcPr>
+            <w:tcW w:w="548" w:type="pct"/>
+            <w:tcBorders>
+              <w:top w:val="single" w:color="000000" w:sz="4" w:space="0"/>
+              <w:left w:val="single" w:color="000000" w:sz="4" w:space="0"/>
+              <w:bottom w:val="single" w:color="000000" w:sz="4" w:space="0"/>
+              <w:right w:val="single" w:color="000000" w:sz="4" w:space="0"/>
+            </w:tcBorders>
+            <w:shd w:val="clear" w:color="auto" w:fill="FFFFFF"/>
+            <w:vAlign w:val="center"/>
+          </w:tcPr>
+          <w:p>
+            <w:pPr>
+              <w:keepNext w:val="0"/>
+              <w:keepLines w:val="0"/>
+              <w:widowControl/>
+              <w:suppressLineNumbers w:val="0"/>
+              <w:jc w:val="left"/>
+              <w:textAlignment w:val="center"/>
+              <w:rPr>
+                <w:rFonts w:hint="default" w:ascii="Times New Roman" w:hAnsi="Times New Roman" w:eastAsia="宋体" w:cs="Times New Roman"/>
+                <w:b w:val="0"/>
+                <w:bCs w:val="0"/>
+                <w:i w:val="0"/>
+                <w:iCs w:val="0"/>
+                <w:color w:val="000000"/>
+                <w:sz w:val="20"/>
+                <w:szCs w:val="20"/>
+                <w:u w:val="none"/>
+              </w:rPr>
+            </w:pPr>
+            <w:r>
+              <w:rPr>
+                <w:rFonts w:hint="default" w:ascii="Times New Roman" w:hAnsi="Times New Roman" w:eastAsia="宋体" w:cs="Times New Roman"/>
+                <w:b w:val="0"/>
+                <w:bCs w:val="0"/>
+                <w:i w:val="0"/>
+                <w:iCs w:val="0"/>
+                <w:color w:val="000000"/>
+                <w:kern w:val="0"/>
+                <w:sz w:val="20"/>
+                <w:szCs w:val="20"/>
+                <w:u w:val="none"/>
+                <w:lang w:val="en-US" w:eastAsia="zh-CN" w:bidi="ar"/>
+              </w:rPr>
+              <w:t>ROS1</w:t>
+            </w:r>
+          </w:p>
+        </w:tc>
+        <w:tc>
+          <w:tcPr>
+            <w:tcW w:w="720" w:type="pct"/>
+            <w:tcBorders>
+              <w:top w:val="single" w:color="000000" w:sz="4" w:space="0"/>
+              <w:left w:val="single" w:color="000000" w:sz="4" w:space="0"/>
+              <w:bottom w:val="single" w:color="000000" w:sz="4" w:space="0"/>
+              <w:right w:val="single" w:color="000000" w:sz="4" w:space="0"/>
+            </w:tcBorders>
+            <w:shd w:val="clear" w:color="auto" w:fill="FFFFFF"/>
+            <w:vAlign w:val="center"/>
+          </w:tcPr>
+          <w:p>
+            <w:pPr>
+              <w:keepNext w:val="0"/>
+              <w:keepLines w:val="0"/>
+              <w:widowControl/>
+              <w:suppressLineNumbers w:val="0"/>
+              <w:jc w:val="left"/>
+              <w:textAlignment w:val="center"/>
+              <w:rPr>
+                <w:rFonts w:hint="default" w:ascii="Times New Roman" w:hAnsi="Times New Roman" w:eastAsia="宋体" w:cs="Times New Roman"/>
+                <w:b w:val="0"/>
+                <w:bCs w:val="0"/>
+                <w:i w:val="0"/>
+                <w:iCs w:val="0"/>
+                <w:color w:val="000000"/>
+                <w:sz w:val="20"/>
+                <w:szCs w:val="20"/>
+                <w:u w:val="none"/>
+              </w:rPr>
+            </w:pPr>
+            <w:r>
+              <w:rPr>
+                <w:rFonts w:hint="default" w:ascii="Times New Roman" w:hAnsi="Times New Roman" w:eastAsia="宋体" w:cs="Times New Roman"/>
+                <w:b w:val="0"/>
+                <w:bCs w:val="0"/>
+                <w:i w:val="0"/>
+                <w:iCs w:val="0"/>
+                <w:color w:val="000000"/>
+                <w:kern w:val="0"/>
+                <w:sz w:val="20"/>
+                <w:szCs w:val="20"/>
+                <w:u w:val="none"/>
+                <w:lang w:val="en-US" w:eastAsia="zh-CN" w:bidi="ar"/>
+              </w:rPr>
               <w:t>S13R34</w:t>
             </w:r>
           </w:p>
@@ -41227,7 +41272,6 @@
             <w:insideH w:val="none" w:color="auto" w:sz="0" w:space="0"/>
             <w:insideV w:val="none" w:color="auto" w:sz="0" w:space="0"/>
           </w:tblBorders>
-          <w:shd w:val="clear" w:color="auto" w:fill="auto"/>
           <w:tblCellMar>
             <w:top w:w="0" w:type="dxa"/>
             <w:left w:w="108" w:type="dxa"/>
@@ -42565,7 +42609,6 @@
             <w:insideH w:val="none" w:color="auto" w:sz="0" w:space="0"/>
             <w:insideV w:val="none" w:color="auto" w:sz="0" w:space="0"/>
           </w:tblBorders>
-          <w:shd w:val="clear" w:color="auto" w:fill="auto"/>
           <w:tblCellMar>
             <w:top w:w="0" w:type="dxa"/>
             <w:left w:w="108" w:type="dxa"/>
@@ -42775,204 +42818,6 @@
               </w:rPr>
               <w:t>EZR-ROS1.E10R35</w:t>
             </w:r>
-          </w:p>
-        </w:tc>
-      </w:tr>
-      <w:tr>
-        <w:tblPrEx>
-          <w:tblBorders>
-            <w:top w:val="none" w:color="auto" w:sz="0" w:space="0"/>
-            <w:left w:val="none" w:color="auto" w:sz="0" w:space="0"/>
-            <w:bottom w:val="none" w:color="auto" w:sz="0" w:space="0"/>
-            <w:right w:val="none" w:color="auto" w:sz="0" w:space="0"/>
-            <w:insideH w:val="none" w:color="auto" w:sz="0" w:space="0"/>
-            <w:insideV w:val="none" w:color="auto" w:sz="0" w:space="0"/>
-          </w:tblBorders>
-          <w:tblCellMar>
-            <w:top w:w="0" w:type="dxa"/>
-            <w:left w:w="108" w:type="dxa"/>
-            <w:bottom w:w="0" w:type="dxa"/>
-            <w:right w:w="108" w:type="dxa"/>
-          </w:tblCellMar>
-        </w:tblPrEx>
-        <w:trPr>
-          <w:trHeight w:val="340" w:hRule="atLeast"/>
-        </w:trPr>
-        <w:tc>
-          <w:tcPr>
-            <w:tcW w:w="548" w:type="pct"/>
-            <w:tcBorders>
-              <w:top w:val="single" w:color="000000" w:sz="4" w:space="0"/>
-              <w:left w:val="single" w:color="000000" w:sz="4" w:space="0"/>
-              <w:bottom w:val="single" w:color="000000" w:sz="4" w:space="0"/>
-              <w:right w:val="single" w:color="000000" w:sz="4" w:space="0"/>
-            </w:tcBorders>
-            <w:shd w:val="clear" w:color="auto" w:fill="FFFFFF"/>
-            <w:vAlign w:val="center"/>
-          </w:tcPr>
-          <w:p>
-            <w:pPr>
-              <w:keepNext w:val="0"/>
-              <w:keepLines w:val="0"/>
-              <w:widowControl/>
-              <w:suppressLineNumbers w:val="0"/>
-              <w:jc w:val="left"/>
-              <w:textAlignment w:val="center"/>
-              <w:rPr>
-                <w:rFonts w:hint="eastAsia" w:ascii="Times New Roman" w:hAnsi="Times New Roman" w:eastAsia="宋体" w:cs="Times New Roman"/>
-                <w:b w:val="0"/>
-                <w:bCs w:val="0"/>
-                <w:i w:val="0"/>
-                <w:iCs w:val="0"/>
-                <w:color w:val="000000"/>
-                <w:kern w:val="0"/>
-                <w:sz w:val="20"/>
-                <w:szCs w:val="20"/>
-                <w:u w:val="none"/>
-                <w:lang w:val="en-US" w:eastAsia="zh-CN" w:bidi="ar"/>
-              </w:rPr>
-            </w:pPr>
-            <w:r>
-              <w:rPr>
-                <w:rFonts w:hint="eastAsia" w:ascii="Times New Roman" w:hAnsi="Times New Roman" w:eastAsia="宋体" w:cs="Times New Roman"/>
-                <w:b w:val="0"/>
-                <w:bCs w:val="0"/>
-                <w:i w:val="0"/>
-                <w:iCs w:val="0"/>
-                <w:color w:val="000000"/>
-                <w:kern w:val="0"/>
-                <w:sz w:val="20"/>
-                <w:szCs w:val="20"/>
-                <w:u w:val="none"/>
-                <w:lang w:val="en-US" w:eastAsia="zh-CN" w:bidi="ar"/>
-              </w:rPr>
-              <w:t>ERBB2</w:t>
-            </w:r>
-          </w:p>
-        </w:tc>
-        <w:tc>
-          <w:tcPr>
-            <w:tcW w:w="720" w:type="pct"/>
-            <w:tcBorders>
-              <w:top w:val="single" w:color="000000" w:sz="4" w:space="0"/>
-              <w:left w:val="single" w:color="000000" w:sz="4" w:space="0"/>
-              <w:bottom w:val="single" w:color="000000" w:sz="4" w:space="0"/>
-              <w:right w:val="single" w:color="000000" w:sz="4" w:space="0"/>
-            </w:tcBorders>
-            <w:shd w:val="clear" w:color="auto" w:fill="FFFFFF"/>
-            <w:vAlign w:val="center"/>
-          </w:tcPr>
-          <w:p>
-            <w:pPr>
-              <w:keepNext w:val="0"/>
-              <w:keepLines w:val="0"/>
-              <w:widowControl/>
-              <w:suppressLineNumbers w:val="0"/>
-              <w:jc w:val="left"/>
-              <w:textAlignment w:val="center"/>
-              <w:rPr>
-                <w:rFonts w:hint="default" w:ascii="Times New Roman" w:hAnsi="Times New Roman" w:eastAsia="宋体" w:cs="Times New Roman"/>
-                <w:b w:val="0"/>
-                <w:bCs w:val="0"/>
-                <w:i w:val="0"/>
-                <w:iCs w:val="0"/>
-                <w:color w:val="000000"/>
-                <w:kern w:val="0"/>
-                <w:sz w:val="20"/>
-                <w:szCs w:val="20"/>
-                <w:u w:val="none"/>
-                <w:lang w:val="en-US" w:eastAsia="zh-CN" w:bidi="ar"/>
-              </w:rPr>
-            </w:pPr>
-            <w:r>
-              <w:rPr>
-                <w:rFonts w:hint="default" w:ascii="Times New Roman" w:hAnsi="Times New Roman" w:eastAsia="宋体" w:cs="Times New Roman"/>
-                <w:b w:val="0"/>
-                <w:bCs w:val="0"/>
-                <w:i w:val="0"/>
-                <w:iCs w:val="0"/>
-                <w:color w:val="000000"/>
-                <w:kern w:val="0"/>
-                <w:sz w:val="20"/>
-                <w:szCs w:val="20"/>
-                <w:u w:val="none"/>
-                <w:lang w:val="en-US" w:eastAsia="zh-CN" w:bidi="ar"/>
-              </w:rPr>
-              <w:t>Amplification</w:t>
-            </w:r>
-          </w:p>
-        </w:tc>
-        <w:tc>
-          <w:tcPr>
-            <w:tcW w:w="1761" w:type="pct"/>
-            <w:tcBorders>
-              <w:top w:val="single" w:color="000000" w:sz="4" w:space="0"/>
-              <w:left w:val="single" w:color="000000" w:sz="4" w:space="0"/>
-              <w:bottom w:val="single" w:color="000000" w:sz="4" w:space="0"/>
-              <w:right w:val="single" w:color="000000" w:sz="4" w:space="0"/>
-            </w:tcBorders>
-            <w:shd w:val="clear" w:color="auto" w:fill="FFFFFF"/>
-            <w:vAlign w:val="center"/>
-          </w:tcPr>
-          <w:p>
-            <w:pPr>
-              <w:keepNext w:val="0"/>
-              <w:keepLines w:val="0"/>
-              <w:widowControl/>
-              <w:suppressLineNumbers w:val="0"/>
-              <w:jc w:val="left"/>
-              <w:textAlignment w:val="center"/>
-              <w:rPr>
-                <w:rFonts w:hint="default" w:ascii="Times New Roman" w:hAnsi="Times New Roman" w:eastAsia="宋体" w:cs="Times New Roman"/>
-                <w:b w:val="0"/>
-                <w:bCs w:val="0"/>
-                <w:i w:val="0"/>
-                <w:iCs w:val="0"/>
-                <w:color w:val="000000"/>
-                <w:kern w:val="0"/>
-                <w:sz w:val="20"/>
-                <w:szCs w:val="20"/>
-                <w:u w:val="none"/>
-                <w:lang w:val="en-US" w:eastAsia="zh-CN" w:bidi="ar"/>
-              </w:rPr>
-            </w:pPr>
-          </w:p>
-        </w:tc>
-        <w:tc>
-          <w:tcPr>
-            <w:tcW w:w="1969" w:type="pct"/>
-            <w:tcBorders>
-              <w:top w:val="single" w:color="000000" w:sz="4" w:space="0"/>
-              <w:left w:val="single" w:color="000000" w:sz="4" w:space="0"/>
-              <w:bottom w:val="single" w:color="000000" w:sz="4" w:space="0"/>
-              <w:right w:val="single" w:color="000000" w:sz="4" w:space="0"/>
-            </w:tcBorders>
-            <w:shd w:val="clear" w:color="auto" w:fill="FFFFFF"/>
-            <w:noWrap/>
-            <w:vAlign w:val="center"/>
-          </w:tcPr>
-          <w:p>
-            <w:pPr>
-              <w:keepNext w:val="0"/>
-              <w:keepLines w:val="0"/>
-              <w:widowControl/>
-              <w:suppressLineNumbers w:val="0"/>
-              <w:jc w:val="left"/>
-              <w:textAlignment w:val="center"/>
-              <w:rPr>
-                <w:rFonts w:hint="default" w:ascii="Times New Roman" w:hAnsi="Times New Roman" w:eastAsia="宋体" w:cs="Times New Roman"/>
-                <w:b w:val="0"/>
-                <w:bCs w:val="0"/>
-                <w:i w:val="0"/>
-                <w:iCs w:val="0"/>
-                <w:color w:val="000000"/>
-                <w:kern w:val="0"/>
-                <w:sz w:val="20"/>
-                <w:szCs w:val="20"/>
-                <w:u w:val="none"/>
-                <w:lang w:val="en-US" w:eastAsia="zh-CN" w:bidi="ar"/>
-              </w:rPr>
-            </w:pPr>
           </w:p>
         </w:tc>
       </w:tr>
@@ -43018,7 +42863,7 @@
               <w:jc w:val="left"/>
               <w:textAlignment w:val="center"/>
               <w:rPr>
-                <w:rFonts w:hint="default" w:ascii="Times New Roman" w:hAnsi="Times New Roman" w:eastAsia="宋体" w:cs="Times New Roman"/>
+                <w:rFonts w:hint="eastAsia" w:ascii="Times New Roman" w:hAnsi="Times New Roman" w:eastAsia="宋体" w:cs="Times New Roman"/>
                 <w:b w:val="0"/>
                 <w:bCs w:val="0"/>
                 <w:i w:val="0"/>
@@ -43097,7 +42942,7 @@
                 <w:u w:val="none"/>
                 <w:lang w:val="en-US" w:eastAsia="zh-CN" w:bidi="ar"/>
               </w:rPr>
-              <w:t>20</w:t>
+              <w:t>Amplification</w:t>
             </w:r>
           </w:p>
         </w:tc>
@@ -43135,22 +42980,6 @@
                 <w:lang w:val="en-US" w:eastAsia="zh-CN" w:bidi="ar"/>
               </w:rPr>
             </w:pPr>
-            <w:r>
-              <w:rPr>
-                <w:rFonts w:hint="default" w:ascii="Times New Roman" w:hAnsi="Times New Roman" w:eastAsia="宋体" w:cs="Times New Roman"/>
-                <w:b w:val="0"/>
-                <w:bCs w:val="0"/>
-                <w:i w:val="0"/>
-                <w:iCs w:val="0"/>
-                <w:color w:val="000000"/>
-                <w:kern w:val="0"/>
-                <w:sz w:val="20"/>
-                <w:szCs w:val="20"/>
-                <w:u w:val="none"/>
-                <w:lang w:val="en-US" w:eastAsia="zh-CN" w:bidi="ar"/>
-              </w:rPr>
-              <w:t>c.2313_2324dup</w:t>
-            </w:r>
           </w:p>
         </w:tc>
         <w:tc>
@@ -43188,252 +43017,6 @@
                 <w:lang w:val="en-US" w:eastAsia="zh-CN" w:bidi="ar"/>
               </w:rPr>
             </w:pPr>
-            <w:r>
-              <w:rPr>
-                <w:rFonts w:hint="default" w:ascii="Times New Roman" w:hAnsi="Times New Roman" w:eastAsia="宋体" w:cs="Times New Roman"/>
-                <w:b w:val="0"/>
-                <w:bCs w:val="0"/>
-                <w:i w:val="0"/>
-                <w:iCs w:val="0"/>
-                <w:color w:val="000000"/>
-                <w:kern w:val="0"/>
-                <w:sz w:val="20"/>
-                <w:szCs w:val="20"/>
-                <w:u w:val="none"/>
-                <w:lang w:val="en-US" w:eastAsia="zh-CN" w:bidi="ar"/>
-              </w:rPr>
-              <w:t>A775_G776insYVMA</w:t>
-            </w:r>
-          </w:p>
-        </w:tc>
-      </w:tr>
-      <w:tr>
-        <w:tblPrEx>
-          <w:tblBorders>
-            <w:top w:val="none" w:color="auto" w:sz="0" w:space="0"/>
-            <w:left w:val="none" w:color="auto" w:sz="0" w:space="0"/>
-            <w:bottom w:val="none" w:color="auto" w:sz="0" w:space="0"/>
-            <w:right w:val="none" w:color="auto" w:sz="0" w:space="0"/>
-            <w:insideH w:val="none" w:color="auto" w:sz="0" w:space="0"/>
-            <w:insideV w:val="none" w:color="auto" w:sz="0" w:space="0"/>
-          </w:tblBorders>
-          <w:tblCellMar>
-            <w:top w:w="0" w:type="dxa"/>
-            <w:left w:w="108" w:type="dxa"/>
-            <w:bottom w:w="0" w:type="dxa"/>
-            <w:right w:w="108" w:type="dxa"/>
-          </w:tblCellMar>
-        </w:tblPrEx>
-        <w:trPr>
-          <w:trHeight w:val="340" w:hRule="atLeast"/>
-        </w:trPr>
-        <w:tc>
-          <w:tcPr>
-            <w:tcW w:w="548" w:type="pct"/>
-            <w:tcBorders>
-              <w:top w:val="single" w:color="000000" w:sz="4" w:space="0"/>
-              <w:left w:val="single" w:color="000000" w:sz="4" w:space="0"/>
-              <w:bottom w:val="single" w:color="000000" w:sz="4" w:space="0"/>
-              <w:right w:val="single" w:color="000000" w:sz="4" w:space="0"/>
-            </w:tcBorders>
-            <w:shd w:val="clear" w:color="auto" w:fill="FFFFFF"/>
-            <w:vAlign w:val="center"/>
-          </w:tcPr>
-          <w:p>
-            <w:pPr>
-              <w:keepNext w:val="0"/>
-              <w:keepLines w:val="0"/>
-              <w:widowControl/>
-              <w:suppressLineNumbers w:val="0"/>
-              <w:jc w:val="left"/>
-              <w:textAlignment w:val="center"/>
-              <w:rPr>
-                <w:rFonts w:hint="default" w:ascii="Times New Roman" w:hAnsi="Times New Roman" w:eastAsia="宋体" w:cs="Times New Roman"/>
-                <w:b w:val="0"/>
-                <w:bCs w:val="0"/>
-                <w:i w:val="0"/>
-                <w:iCs w:val="0"/>
-                <w:color w:val="000000"/>
-                <w:kern w:val="0"/>
-                <w:sz w:val="20"/>
-                <w:szCs w:val="20"/>
-                <w:u w:val="none"/>
-                <w:lang w:val="en-US" w:eastAsia="zh-CN" w:bidi="ar"/>
-              </w:rPr>
-            </w:pPr>
-            <w:r>
-              <w:rPr>
-                <w:rFonts w:hint="eastAsia" w:ascii="Times New Roman" w:hAnsi="Times New Roman" w:eastAsia="宋体" w:cs="Times New Roman"/>
-                <w:b w:val="0"/>
-                <w:bCs w:val="0"/>
-                <w:i w:val="0"/>
-                <w:iCs w:val="0"/>
-                <w:color w:val="000000"/>
-                <w:kern w:val="0"/>
-                <w:sz w:val="20"/>
-                <w:szCs w:val="20"/>
-                <w:u w:val="none"/>
-                <w:lang w:val="en-US" w:eastAsia="zh-CN" w:bidi="ar"/>
-              </w:rPr>
-              <w:t>ERBB2</w:t>
-            </w:r>
-          </w:p>
-        </w:tc>
-        <w:tc>
-          <w:tcPr>
-            <w:tcW w:w="720" w:type="pct"/>
-            <w:tcBorders>
-              <w:top w:val="single" w:color="000000" w:sz="4" w:space="0"/>
-              <w:left w:val="single" w:color="000000" w:sz="4" w:space="0"/>
-              <w:bottom w:val="single" w:color="000000" w:sz="4" w:space="0"/>
-              <w:right w:val="single" w:color="000000" w:sz="4" w:space="0"/>
-            </w:tcBorders>
-            <w:shd w:val="clear" w:color="auto" w:fill="FFFFFF"/>
-            <w:vAlign w:val="center"/>
-          </w:tcPr>
-          <w:p>
-            <w:pPr>
-              <w:keepNext w:val="0"/>
-              <w:keepLines w:val="0"/>
-              <w:widowControl/>
-              <w:suppressLineNumbers w:val="0"/>
-              <w:jc w:val="left"/>
-              <w:textAlignment w:val="center"/>
-              <w:rPr>
-                <w:rFonts w:hint="default" w:ascii="Times New Roman" w:hAnsi="Times New Roman" w:eastAsia="宋体" w:cs="Times New Roman"/>
-                <w:b w:val="0"/>
-                <w:bCs w:val="0"/>
-                <w:i w:val="0"/>
-                <w:iCs w:val="0"/>
-                <w:color w:val="000000"/>
-                <w:kern w:val="0"/>
-                <w:sz w:val="20"/>
-                <w:szCs w:val="20"/>
-                <w:u w:val="none"/>
-                <w:lang w:val="en-US" w:eastAsia="zh-CN" w:bidi="ar"/>
-              </w:rPr>
-            </w:pPr>
-            <w:r>
-              <w:rPr>
-                <w:rFonts w:hint="eastAsia" w:ascii="Times New Roman" w:hAnsi="Times New Roman" w:eastAsia="宋体" w:cs="Times New Roman"/>
-                <w:b w:val="0"/>
-                <w:bCs w:val="0"/>
-                <w:i w:val="0"/>
-                <w:iCs w:val="0"/>
-                <w:color w:val="000000"/>
-                <w:kern w:val="0"/>
-                <w:sz w:val="20"/>
-                <w:szCs w:val="20"/>
-                <w:u w:val="none"/>
-                <w:lang w:val="en-US" w:eastAsia="zh-CN" w:bidi="ar"/>
-              </w:rPr>
-              <w:t>21</w:t>
-            </w:r>
-          </w:p>
-        </w:tc>
-        <w:tc>
-          <w:tcPr>
-            <w:tcW w:w="1761" w:type="pct"/>
-            <w:tcBorders>
-              <w:top w:val="single" w:color="000000" w:sz="4" w:space="0"/>
-              <w:left w:val="single" w:color="000000" w:sz="4" w:space="0"/>
-              <w:bottom w:val="single" w:color="000000" w:sz="4" w:space="0"/>
-              <w:right w:val="single" w:color="000000" w:sz="4" w:space="0"/>
-            </w:tcBorders>
-            <w:shd w:val="clear" w:color="auto" w:fill="FFFFFF"/>
-            <w:vAlign w:val="center"/>
-          </w:tcPr>
-          <w:p>
-            <w:pPr>
-              <w:keepNext w:val="0"/>
-              <w:keepLines w:val="0"/>
-              <w:widowControl/>
-              <w:suppressLineNumbers w:val="0"/>
-              <w:jc w:val="left"/>
-              <w:textAlignment w:val="center"/>
-              <w:rPr>
-                <w:rFonts w:hint="default" w:ascii="Times New Roman" w:hAnsi="Times New Roman" w:eastAsia="宋体" w:cs="Times New Roman"/>
-                <w:b w:val="0"/>
-                <w:bCs w:val="0"/>
-                <w:i w:val="0"/>
-                <w:iCs w:val="0"/>
-                <w:color w:val="000000"/>
-                <w:kern w:val="0"/>
-                <w:sz w:val="20"/>
-                <w:szCs w:val="20"/>
-                <w:u w:val="none"/>
-                <w:lang w:val="en-US" w:eastAsia="zh-CN" w:bidi="ar"/>
-              </w:rPr>
-            </w:pPr>
-            <w:r>
-              <w:rPr>
-                <w:rFonts w:hint="default" w:ascii="Times New Roman" w:hAnsi="Times New Roman" w:eastAsia="宋体" w:cs="Times New Roman"/>
-                <w:b w:val="0"/>
-                <w:bCs w:val="0"/>
-                <w:i w:val="0"/>
-                <w:iCs w:val="0"/>
-                <w:color w:val="000000"/>
-                <w:kern w:val="0"/>
-                <w:sz w:val="20"/>
-                <w:szCs w:val="20"/>
-                <w:u w:val="none"/>
-                <w:lang w:val="en-US" w:eastAsia="zh-CN" w:bidi="ar"/>
-              </w:rPr>
-              <w:t>c.2524G&gt;A</w:t>
-            </w:r>
-          </w:p>
-        </w:tc>
-        <w:tc>
-          <w:tcPr>
-            <w:tcW w:w="1969" w:type="pct"/>
-            <w:tcBorders>
-              <w:top w:val="single" w:color="000000" w:sz="4" w:space="0"/>
-              <w:left w:val="single" w:color="000000" w:sz="4" w:space="0"/>
-              <w:bottom w:val="single" w:color="000000" w:sz="4" w:space="0"/>
-              <w:right w:val="single" w:color="000000" w:sz="4" w:space="0"/>
-            </w:tcBorders>
-            <w:shd w:val="clear" w:color="auto" w:fill="FFFFFF"/>
-            <w:noWrap/>
-            <w:vAlign w:val="center"/>
-          </w:tcPr>
-          <w:p>
-            <w:pPr>
-              <w:keepNext w:val="0"/>
-              <w:keepLines w:val="0"/>
-              <w:widowControl/>
-              <w:suppressLineNumbers w:val="0"/>
-              <w:jc w:val="left"/>
-              <w:textAlignment w:val="center"/>
-              <w:rPr>
-                <w:rFonts w:hint="default" w:ascii="Times New Roman" w:hAnsi="Times New Roman" w:eastAsia="宋体" w:cs="Times New Roman"/>
-                <w:b w:val="0"/>
-                <w:bCs w:val="0"/>
-                <w:i w:val="0"/>
-                <w:iCs w:val="0"/>
-                <w:color w:val="000000"/>
-                <w:kern w:val="0"/>
-                <w:sz w:val="20"/>
-                <w:szCs w:val="20"/>
-                <w:u w:val="none"/>
-                <w:lang w:val="en-US" w:eastAsia="zh-CN" w:bidi="ar"/>
-              </w:rPr>
-            </w:pPr>
-            <w:r>
-              <w:rPr>
-                <w:rFonts w:hint="default" w:ascii="Times New Roman" w:hAnsi="Times New Roman" w:eastAsia="宋体" w:cs="Times New Roman"/>
-                <w:b w:val="0"/>
-                <w:bCs w:val="0"/>
-                <w:i w:val="0"/>
-                <w:iCs w:val="0"/>
-                <w:color w:val="000000"/>
-                <w:kern w:val="0"/>
-                <w:sz w:val="20"/>
-                <w:szCs w:val="20"/>
-                <w:u w:val="none"/>
-                <w:lang w:val="en-US" w:eastAsia="zh-CN" w:bidi="ar"/>
-              </w:rPr>
-              <w:t>p.V842I</w:t>
-            </w:r>
           </w:p>
         </w:tc>
       </w:tr>
@@ -43506,7 +43089,7 @@
                 <w:u w:val="none"/>
                 <w:lang w:val="en-US" w:eastAsia="zh-CN" w:bidi="ar"/>
               </w:rPr>
-              <w:t>MET</w:t>
+              <w:t>ERBB2</w:t>
             </w:r>
           </w:p>
         </w:tc>
@@ -43558,7 +43141,7 @@
                 <w:u w:val="none"/>
                 <w:lang w:val="en-US" w:eastAsia="zh-CN" w:bidi="ar"/>
               </w:rPr>
-              <w:t>Amplification</w:t>
+              <w:t>20</w:t>
             </w:r>
           </w:p>
         </w:tc>
@@ -43596,6 +43179,22 @@
                 <w:lang w:val="en-US" w:eastAsia="zh-CN" w:bidi="ar"/>
               </w:rPr>
             </w:pPr>
+            <w:r>
+              <w:rPr>
+                <w:rFonts w:hint="default" w:ascii="Times New Roman" w:hAnsi="Times New Roman" w:eastAsia="宋体" w:cs="Times New Roman"/>
+                <w:b w:val="0"/>
+                <w:bCs w:val="0"/>
+                <w:i w:val="0"/>
+                <w:iCs w:val="0"/>
+                <w:color w:val="000000"/>
+                <w:kern w:val="0"/>
+                <w:sz w:val="20"/>
+                <w:szCs w:val="20"/>
+                <w:u w:val="none"/>
+                <w:lang w:val="en-US" w:eastAsia="zh-CN" w:bidi="ar"/>
+              </w:rPr>
+              <w:t>c.2313_2324dup</w:t>
+            </w:r>
           </w:p>
         </w:tc>
         <w:tc>
@@ -43633,6 +43232,252 @@
                 <w:lang w:val="en-US" w:eastAsia="zh-CN" w:bidi="ar"/>
               </w:rPr>
             </w:pPr>
+            <w:r>
+              <w:rPr>
+                <w:rFonts w:hint="default" w:ascii="Times New Roman" w:hAnsi="Times New Roman" w:eastAsia="宋体" w:cs="Times New Roman"/>
+                <w:b w:val="0"/>
+                <w:bCs w:val="0"/>
+                <w:i w:val="0"/>
+                <w:iCs w:val="0"/>
+                <w:color w:val="000000"/>
+                <w:kern w:val="0"/>
+                <w:sz w:val="20"/>
+                <w:szCs w:val="20"/>
+                <w:u w:val="none"/>
+                <w:lang w:val="en-US" w:eastAsia="zh-CN" w:bidi="ar"/>
+              </w:rPr>
+              <w:t>A775_G776insYVMA</w:t>
+            </w:r>
+          </w:p>
+        </w:tc>
+      </w:tr>
+      <w:tr>
+        <w:tblPrEx>
+          <w:tblBorders>
+            <w:top w:val="none" w:color="auto" w:sz="0" w:space="0"/>
+            <w:left w:val="none" w:color="auto" w:sz="0" w:space="0"/>
+            <w:bottom w:val="none" w:color="auto" w:sz="0" w:space="0"/>
+            <w:right w:val="none" w:color="auto" w:sz="0" w:space="0"/>
+            <w:insideH w:val="none" w:color="auto" w:sz="0" w:space="0"/>
+            <w:insideV w:val="none" w:color="auto" w:sz="0" w:space="0"/>
+          </w:tblBorders>
+          <w:tblCellMar>
+            <w:top w:w="0" w:type="dxa"/>
+            <w:left w:w="108" w:type="dxa"/>
+            <w:bottom w:w="0" w:type="dxa"/>
+            <w:right w:w="108" w:type="dxa"/>
+          </w:tblCellMar>
+        </w:tblPrEx>
+        <w:trPr>
+          <w:trHeight w:val="340" w:hRule="atLeast"/>
+        </w:trPr>
+        <w:tc>
+          <w:tcPr>
+            <w:tcW w:w="548" w:type="pct"/>
+            <w:tcBorders>
+              <w:top w:val="single" w:color="000000" w:sz="4" w:space="0"/>
+              <w:left w:val="single" w:color="000000" w:sz="4" w:space="0"/>
+              <w:bottom w:val="single" w:color="000000" w:sz="4" w:space="0"/>
+              <w:right w:val="single" w:color="000000" w:sz="4" w:space="0"/>
+            </w:tcBorders>
+            <w:shd w:val="clear" w:color="auto" w:fill="FFFFFF"/>
+            <w:vAlign w:val="center"/>
+          </w:tcPr>
+          <w:p>
+            <w:pPr>
+              <w:keepNext w:val="0"/>
+              <w:keepLines w:val="0"/>
+              <w:widowControl/>
+              <w:suppressLineNumbers w:val="0"/>
+              <w:jc w:val="left"/>
+              <w:textAlignment w:val="center"/>
+              <w:rPr>
+                <w:rFonts w:hint="default" w:ascii="Times New Roman" w:hAnsi="Times New Roman" w:eastAsia="宋体" w:cs="Times New Roman"/>
+                <w:b w:val="0"/>
+                <w:bCs w:val="0"/>
+                <w:i w:val="0"/>
+                <w:iCs w:val="0"/>
+                <w:color w:val="000000"/>
+                <w:kern w:val="0"/>
+                <w:sz w:val="20"/>
+                <w:szCs w:val="20"/>
+                <w:u w:val="none"/>
+                <w:lang w:val="en-US" w:eastAsia="zh-CN" w:bidi="ar"/>
+              </w:rPr>
+            </w:pPr>
+            <w:r>
+              <w:rPr>
+                <w:rFonts w:hint="eastAsia" w:ascii="Times New Roman" w:hAnsi="Times New Roman" w:eastAsia="宋体" w:cs="Times New Roman"/>
+                <w:b w:val="0"/>
+                <w:bCs w:val="0"/>
+                <w:i w:val="0"/>
+                <w:iCs w:val="0"/>
+                <w:color w:val="000000"/>
+                <w:kern w:val="0"/>
+                <w:sz w:val="20"/>
+                <w:szCs w:val="20"/>
+                <w:u w:val="none"/>
+                <w:lang w:val="en-US" w:eastAsia="zh-CN" w:bidi="ar"/>
+              </w:rPr>
+              <w:t>ERBB2</w:t>
+            </w:r>
+          </w:p>
+        </w:tc>
+        <w:tc>
+          <w:tcPr>
+            <w:tcW w:w="720" w:type="pct"/>
+            <w:tcBorders>
+              <w:top w:val="single" w:color="000000" w:sz="4" w:space="0"/>
+              <w:left w:val="single" w:color="000000" w:sz="4" w:space="0"/>
+              <w:bottom w:val="single" w:color="000000" w:sz="4" w:space="0"/>
+              <w:right w:val="single" w:color="000000" w:sz="4" w:space="0"/>
+            </w:tcBorders>
+            <w:shd w:val="clear" w:color="auto" w:fill="FFFFFF"/>
+            <w:vAlign w:val="center"/>
+          </w:tcPr>
+          <w:p>
+            <w:pPr>
+              <w:keepNext w:val="0"/>
+              <w:keepLines w:val="0"/>
+              <w:widowControl/>
+              <w:suppressLineNumbers w:val="0"/>
+              <w:jc w:val="left"/>
+              <w:textAlignment w:val="center"/>
+              <w:rPr>
+                <w:rFonts w:hint="default" w:ascii="Times New Roman" w:hAnsi="Times New Roman" w:eastAsia="宋体" w:cs="Times New Roman"/>
+                <w:b w:val="0"/>
+                <w:bCs w:val="0"/>
+                <w:i w:val="0"/>
+                <w:iCs w:val="0"/>
+                <w:color w:val="000000"/>
+                <w:kern w:val="0"/>
+                <w:sz w:val="20"/>
+                <w:szCs w:val="20"/>
+                <w:u w:val="none"/>
+                <w:lang w:val="en-US" w:eastAsia="zh-CN" w:bidi="ar"/>
+              </w:rPr>
+            </w:pPr>
+            <w:r>
+              <w:rPr>
+                <w:rFonts w:hint="eastAsia" w:ascii="Times New Roman" w:hAnsi="Times New Roman" w:eastAsia="宋体" w:cs="Times New Roman"/>
+                <w:b w:val="0"/>
+                <w:bCs w:val="0"/>
+                <w:i w:val="0"/>
+                <w:iCs w:val="0"/>
+                <w:color w:val="000000"/>
+                <w:kern w:val="0"/>
+                <w:sz w:val="20"/>
+                <w:szCs w:val="20"/>
+                <w:u w:val="none"/>
+                <w:lang w:val="en-US" w:eastAsia="zh-CN" w:bidi="ar"/>
+              </w:rPr>
+              <w:t>21</w:t>
+            </w:r>
+          </w:p>
+        </w:tc>
+        <w:tc>
+          <w:tcPr>
+            <w:tcW w:w="1761" w:type="pct"/>
+            <w:tcBorders>
+              <w:top w:val="single" w:color="000000" w:sz="4" w:space="0"/>
+              <w:left w:val="single" w:color="000000" w:sz="4" w:space="0"/>
+              <w:bottom w:val="single" w:color="000000" w:sz="4" w:space="0"/>
+              <w:right w:val="single" w:color="000000" w:sz="4" w:space="0"/>
+            </w:tcBorders>
+            <w:shd w:val="clear" w:color="auto" w:fill="FFFFFF"/>
+            <w:vAlign w:val="center"/>
+          </w:tcPr>
+          <w:p>
+            <w:pPr>
+              <w:keepNext w:val="0"/>
+              <w:keepLines w:val="0"/>
+              <w:widowControl/>
+              <w:suppressLineNumbers w:val="0"/>
+              <w:jc w:val="left"/>
+              <w:textAlignment w:val="center"/>
+              <w:rPr>
+                <w:rFonts w:hint="default" w:ascii="Times New Roman" w:hAnsi="Times New Roman" w:eastAsia="宋体" w:cs="Times New Roman"/>
+                <w:b w:val="0"/>
+                <w:bCs w:val="0"/>
+                <w:i w:val="0"/>
+                <w:iCs w:val="0"/>
+                <w:color w:val="000000"/>
+                <w:kern w:val="0"/>
+                <w:sz w:val="20"/>
+                <w:szCs w:val="20"/>
+                <w:u w:val="none"/>
+                <w:lang w:val="en-US" w:eastAsia="zh-CN" w:bidi="ar"/>
+              </w:rPr>
+            </w:pPr>
+            <w:r>
+              <w:rPr>
+                <w:rFonts w:hint="default" w:ascii="Times New Roman" w:hAnsi="Times New Roman" w:eastAsia="宋体" w:cs="Times New Roman"/>
+                <w:b w:val="0"/>
+                <w:bCs w:val="0"/>
+                <w:i w:val="0"/>
+                <w:iCs w:val="0"/>
+                <w:color w:val="000000"/>
+                <w:kern w:val="0"/>
+                <w:sz w:val="20"/>
+                <w:szCs w:val="20"/>
+                <w:u w:val="none"/>
+                <w:lang w:val="en-US" w:eastAsia="zh-CN" w:bidi="ar"/>
+              </w:rPr>
+              <w:t>c.2524G&gt;A</w:t>
+            </w:r>
+          </w:p>
+        </w:tc>
+        <w:tc>
+          <w:tcPr>
+            <w:tcW w:w="1969" w:type="pct"/>
+            <w:tcBorders>
+              <w:top w:val="single" w:color="000000" w:sz="4" w:space="0"/>
+              <w:left w:val="single" w:color="000000" w:sz="4" w:space="0"/>
+              <w:bottom w:val="single" w:color="000000" w:sz="4" w:space="0"/>
+              <w:right w:val="single" w:color="000000" w:sz="4" w:space="0"/>
+            </w:tcBorders>
+            <w:shd w:val="clear" w:color="auto" w:fill="FFFFFF"/>
+            <w:noWrap/>
+            <w:vAlign w:val="center"/>
+          </w:tcPr>
+          <w:p>
+            <w:pPr>
+              <w:keepNext w:val="0"/>
+              <w:keepLines w:val="0"/>
+              <w:widowControl/>
+              <w:suppressLineNumbers w:val="0"/>
+              <w:jc w:val="left"/>
+              <w:textAlignment w:val="center"/>
+              <w:rPr>
+                <w:rFonts w:hint="default" w:ascii="Times New Roman" w:hAnsi="Times New Roman" w:eastAsia="宋体" w:cs="Times New Roman"/>
+                <w:b w:val="0"/>
+                <w:bCs w:val="0"/>
+                <w:i w:val="0"/>
+                <w:iCs w:val="0"/>
+                <w:color w:val="000000"/>
+                <w:kern w:val="0"/>
+                <w:sz w:val="20"/>
+                <w:szCs w:val="20"/>
+                <w:u w:val="none"/>
+                <w:lang w:val="en-US" w:eastAsia="zh-CN" w:bidi="ar"/>
+              </w:rPr>
+            </w:pPr>
+            <w:r>
+              <w:rPr>
+                <w:rFonts w:hint="default" w:ascii="Times New Roman" w:hAnsi="Times New Roman" w:eastAsia="宋体" w:cs="Times New Roman"/>
+                <w:b w:val="0"/>
+                <w:bCs w:val="0"/>
+                <w:i w:val="0"/>
+                <w:iCs w:val="0"/>
+                <w:color w:val="000000"/>
+                <w:kern w:val="0"/>
+                <w:sz w:val="20"/>
+                <w:szCs w:val="20"/>
+                <w:u w:val="none"/>
+                <w:lang w:val="en-US" w:eastAsia="zh-CN" w:bidi="ar"/>
+              </w:rPr>
+              <w:t>p.V842I</w:t>
+            </w:r>
           </w:p>
         </w:tc>
       </w:tr>
@@ -43745,7 +43590,7 @@
             </w:pPr>
             <w:r>
               <w:rPr>
-                <w:rFonts w:hint="eastAsia" w:ascii="Times New Roman" w:hAnsi="Times New Roman" w:eastAsia="宋体" w:cs="Times New Roman"/>
+                <w:rFonts w:hint="default" w:ascii="Times New Roman" w:hAnsi="Times New Roman" w:eastAsia="宋体" w:cs="Times New Roman"/>
                 <w:b w:val="0"/>
                 <w:bCs w:val="0"/>
                 <w:i w:val="0"/>
@@ -43757,7 +43602,7 @@
                 <w:u w:val="none"/>
                 <w:lang w:val="en-US" w:eastAsia="zh-CN" w:bidi="ar"/>
               </w:rPr>
-              <w:t>14</w:t>
+              <w:t>Amplification</w:t>
             </w:r>
           </w:p>
         </w:tc>
@@ -43795,22 +43640,6 @@
                 <w:lang w:val="en-US" w:eastAsia="zh-CN" w:bidi="ar"/>
               </w:rPr>
             </w:pPr>
-            <w:r>
-              <w:rPr>
-                <w:rFonts w:hint="default" w:ascii="Times New Roman" w:hAnsi="Times New Roman" w:eastAsia="宋体" w:cs="Times New Roman"/>
-                <w:b w:val="0"/>
-                <w:bCs w:val="0"/>
-                <w:i w:val="0"/>
-                <w:iCs w:val="0"/>
-                <w:color w:val="000000"/>
-                <w:kern w:val="0"/>
-                <w:sz w:val="20"/>
-                <w:szCs w:val="20"/>
-                <w:u w:val="none"/>
-                <w:lang w:val="en-US" w:eastAsia="zh-CN" w:bidi="ar"/>
-              </w:rPr>
-              <w:t>c.3028G&gt;C</w:t>
-            </w:r>
           </w:p>
         </w:tc>
         <w:tc>
@@ -43848,7 +43677,49 @@
                 <w:lang w:val="en-US" w:eastAsia="zh-CN" w:bidi="ar"/>
               </w:rPr>
             </w:pPr>
-            <w:r>
+          </w:p>
+        </w:tc>
+      </w:tr>
+      <w:tr>
+        <w:tblPrEx>
+          <w:tblBorders>
+            <w:top w:val="none" w:color="auto" w:sz="0" w:space="0"/>
+            <w:left w:val="none" w:color="auto" w:sz="0" w:space="0"/>
+            <w:bottom w:val="none" w:color="auto" w:sz="0" w:space="0"/>
+            <w:right w:val="none" w:color="auto" w:sz="0" w:space="0"/>
+            <w:insideH w:val="none" w:color="auto" w:sz="0" w:space="0"/>
+            <w:insideV w:val="none" w:color="auto" w:sz="0" w:space="0"/>
+          </w:tblBorders>
+          <w:tblCellMar>
+            <w:top w:w="0" w:type="dxa"/>
+            <w:left w:w="108" w:type="dxa"/>
+            <w:bottom w:w="0" w:type="dxa"/>
+            <w:right w:w="108" w:type="dxa"/>
+          </w:tblCellMar>
+        </w:tblPrEx>
+        <w:trPr>
+          <w:trHeight w:val="340" w:hRule="atLeast"/>
+        </w:trPr>
+        <w:tc>
+          <w:tcPr>
+            <w:tcW w:w="548" w:type="pct"/>
+            <w:tcBorders>
+              <w:top w:val="single" w:color="000000" w:sz="4" w:space="0"/>
+              <w:left w:val="single" w:color="000000" w:sz="4" w:space="0"/>
+              <w:bottom w:val="single" w:color="000000" w:sz="4" w:space="0"/>
+              <w:right w:val="single" w:color="000000" w:sz="4" w:space="0"/>
+            </w:tcBorders>
+            <w:shd w:val="clear" w:color="auto" w:fill="FFFFFF"/>
+            <w:vAlign w:val="center"/>
+          </w:tcPr>
+          <w:p>
+            <w:pPr>
+              <w:keepNext w:val="0"/>
+              <w:keepLines w:val="0"/>
+              <w:widowControl/>
+              <w:suppressLineNumbers w:val="0"/>
+              <w:jc w:val="left"/>
+              <w:textAlignment w:val="center"/>
               <w:rPr>
                 <w:rFonts w:hint="default" w:ascii="Times New Roman" w:hAnsi="Times New Roman" w:eastAsia="宋体" w:cs="Times New Roman"/>
                 <w:b w:val="0"/>
@@ -43862,7 +43733,441 @@
                 <w:u w:val="none"/>
                 <w:lang w:val="en-US" w:eastAsia="zh-CN" w:bidi="ar"/>
               </w:rPr>
+            </w:pPr>
+            <w:r>
+              <w:rPr>
+                <w:rFonts w:hint="eastAsia" w:ascii="Times New Roman" w:hAnsi="Times New Roman" w:eastAsia="宋体" w:cs="Times New Roman"/>
+                <w:b w:val="0"/>
+                <w:bCs w:val="0"/>
+                <w:i w:val="0"/>
+                <w:iCs w:val="0"/>
+                <w:color w:val="000000"/>
+                <w:kern w:val="0"/>
+                <w:sz w:val="20"/>
+                <w:szCs w:val="20"/>
+                <w:u w:val="none"/>
+                <w:lang w:val="en-US" w:eastAsia="zh-CN" w:bidi="ar"/>
+              </w:rPr>
+              <w:t>MET</w:t>
+            </w:r>
+          </w:p>
+        </w:tc>
+        <w:tc>
+          <w:tcPr>
+            <w:tcW w:w="720" w:type="pct"/>
+            <w:tcBorders>
+              <w:top w:val="single" w:color="000000" w:sz="4" w:space="0"/>
+              <w:left w:val="single" w:color="000000" w:sz="4" w:space="0"/>
+              <w:bottom w:val="single" w:color="000000" w:sz="4" w:space="0"/>
+              <w:right w:val="single" w:color="000000" w:sz="4" w:space="0"/>
+            </w:tcBorders>
+            <w:shd w:val="clear" w:color="auto" w:fill="FFFFFF"/>
+            <w:vAlign w:val="center"/>
+          </w:tcPr>
+          <w:p>
+            <w:pPr>
+              <w:keepNext w:val="0"/>
+              <w:keepLines w:val="0"/>
+              <w:widowControl/>
+              <w:suppressLineNumbers w:val="0"/>
+              <w:jc w:val="left"/>
+              <w:textAlignment w:val="center"/>
+              <w:rPr>
+                <w:rFonts w:hint="default" w:ascii="Times New Roman" w:hAnsi="Times New Roman" w:eastAsia="宋体" w:cs="Times New Roman"/>
+                <w:b w:val="0"/>
+                <w:bCs w:val="0"/>
+                <w:i w:val="0"/>
+                <w:iCs w:val="0"/>
+                <w:color w:val="000000"/>
+                <w:kern w:val="0"/>
+                <w:sz w:val="20"/>
+                <w:szCs w:val="20"/>
+                <w:u w:val="none"/>
+                <w:lang w:val="en-US" w:eastAsia="zh-CN" w:bidi="ar"/>
+              </w:rPr>
+            </w:pPr>
+            <w:r>
+              <w:rPr>
+                <w:rFonts w:hint="eastAsia" w:ascii="Times New Roman" w:hAnsi="Times New Roman" w:eastAsia="宋体" w:cs="Times New Roman"/>
+                <w:b w:val="0"/>
+                <w:bCs w:val="0"/>
+                <w:i w:val="0"/>
+                <w:iCs w:val="0"/>
+                <w:color w:val="000000"/>
+                <w:kern w:val="0"/>
+                <w:sz w:val="20"/>
+                <w:szCs w:val="20"/>
+                <w:u w:val="none"/>
+                <w:lang w:val="en-US" w:eastAsia="zh-CN" w:bidi="ar"/>
+              </w:rPr>
+              <w:t>14</w:t>
+            </w:r>
+          </w:p>
+        </w:tc>
+        <w:tc>
+          <w:tcPr>
+            <w:tcW w:w="1761" w:type="pct"/>
+            <w:tcBorders>
+              <w:top w:val="single" w:color="000000" w:sz="4" w:space="0"/>
+              <w:left w:val="single" w:color="000000" w:sz="4" w:space="0"/>
+              <w:bottom w:val="single" w:color="000000" w:sz="4" w:space="0"/>
+              <w:right w:val="single" w:color="000000" w:sz="4" w:space="0"/>
+            </w:tcBorders>
+            <w:shd w:val="clear" w:color="auto" w:fill="FFFFFF"/>
+            <w:vAlign w:val="center"/>
+          </w:tcPr>
+          <w:p>
+            <w:pPr>
+              <w:keepNext w:val="0"/>
+              <w:keepLines w:val="0"/>
+              <w:widowControl/>
+              <w:suppressLineNumbers w:val="0"/>
+              <w:jc w:val="left"/>
+              <w:textAlignment w:val="center"/>
+              <w:rPr>
+                <w:rFonts w:hint="default" w:ascii="Times New Roman" w:hAnsi="Times New Roman" w:eastAsia="宋体" w:cs="Times New Roman"/>
+                <w:b w:val="0"/>
+                <w:bCs w:val="0"/>
+                <w:i w:val="0"/>
+                <w:iCs w:val="0"/>
+                <w:color w:val="000000"/>
+                <w:kern w:val="0"/>
+                <w:sz w:val="20"/>
+                <w:szCs w:val="20"/>
+                <w:u w:val="none"/>
+                <w:lang w:val="en-US" w:eastAsia="zh-CN" w:bidi="ar"/>
+              </w:rPr>
+            </w:pPr>
+            <w:r>
+              <w:rPr>
+                <w:rFonts w:hint="default" w:ascii="Times New Roman" w:hAnsi="Times New Roman" w:eastAsia="宋体" w:cs="Times New Roman"/>
+                <w:b w:val="0"/>
+                <w:bCs w:val="0"/>
+                <w:i w:val="0"/>
+                <w:iCs w:val="0"/>
+                <w:color w:val="000000"/>
+                <w:kern w:val="0"/>
+                <w:sz w:val="20"/>
+                <w:szCs w:val="20"/>
+                <w:u w:val="none"/>
+                <w:lang w:val="en-US" w:eastAsia="zh-CN" w:bidi="ar"/>
+              </w:rPr>
+              <w:t>c.3028G&gt;C</w:t>
+            </w:r>
+          </w:p>
+        </w:tc>
+        <w:tc>
+          <w:tcPr>
+            <w:tcW w:w="1969" w:type="pct"/>
+            <w:tcBorders>
+              <w:top w:val="single" w:color="000000" w:sz="4" w:space="0"/>
+              <w:left w:val="single" w:color="000000" w:sz="4" w:space="0"/>
+              <w:bottom w:val="single" w:color="000000" w:sz="4" w:space="0"/>
+              <w:right w:val="single" w:color="000000" w:sz="4" w:space="0"/>
+            </w:tcBorders>
+            <w:shd w:val="clear" w:color="auto" w:fill="FFFFFF"/>
+            <w:noWrap/>
+            <w:vAlign w:val="center"/>
+          </w:tcPr>
+          <w:p>
+            <w:pPr>
+              <w:keepNext w:val="0"/>
+              <w:keepLines w:val="0"/>
+              <w:widowControl/>
+              <w:suppressLineNumbers w:val="0"/>
+              <w:jc w:val="left"/>
+              <w:textAlignment w:val="center"/>
+              <w:rPr>
+                <w:rFonts w:hint="default" w:ascii="Times New Roman" w:hAnsi="Times New Roman" w:eastAsia="宋体" w:cs="Times New Roman"/>
+                <w:b w:val="0"/>
+                <w:bCs w:val="0"/>
+                <w:i w:val="0"/>
+                <w:iCs w:val="0"/>
+                <w:color w:val="000000"/>
+                <w:kern w:val="0"/>
+                <w:sz w:val="20"/>
+                <w:szCs w:val="20"/>
+                <w:u w:val="none"/>
+                <w:lang w:val="en-US" w:eastAsia="zh-CN" w:bidi="ar"/>
+              </w:rPr>
+            </w:pPr>
+            <w:r>
+              <w:rPr>
+                <w:rFonts w:hint="default" w:ascii="Times New Roman" w:hAnsi="Times New Roman" w:eastAsia="宋体" w:cs="Times New Roman"/>
+                <w:b w:val="0"/>
+                <w:bCs w:val="0"/>
+                <w:i w:val="0"/>
+                <w:iCs w:val="0"/>
+                <w:color w:val="000000"/>
+                <w:kern w:val="0"/>
+                <w:sz w:val="20"/>
+                <w:szCs w:val="20"/>
+                <w:u w:val="none"/>
+                <w:lang w:val="en-US" w:eastAsia="zh-CN" w:bidi="ar"/>
+              </w:rPr>
               <w:t>p.D1010H</w:t>
+            </w:r>
+          </w:p>
+        </w:tc>
+      </w:tr>
+      <w:tr>
+        <w:tblPrEx>
+          <w:tblBorders>
+            <w:top w:val="none" w:color="auto" w:sz="0" w:space="0"/>
+            <w:left w:val="none" w:color="auto" w:sz="0" w:space="0"/>
+            <w:bottom w:val="none" w:color="auto" w:sz="0" w:space="0"/>
+            <w:right w:val="none" w:color="auto" w:sz="0" w:space="0"/>
+            <w:insideH w:val="none" w:color="auto" w:sz="0" w:space="0"/>
+            <w:insideV w:val="none" w:color="auto" w:sz="0" w:space="0"/>
+          </w:tblBorders>
+          <w:tblCellMar>
+            <w:top w:w="0" w:type="dxa"/>
+            <w:left w:w="108" w:type="dxa"/>
+            <w:bottom w:w="0" w:type="dxa"/>
+            <w:right w:w="108" w:type="dxa"/>
+          </w:tblCellMar>
+        </w:tblPrEx>
+        <w:trPr>
+          <w:trHeight w:val="340" w:hRule="atLeast"/>
+        </w:trPr>
+        <w:tc>
+          <w:tcPr>
+            <w:tcW w:w="548" w:type="pct"/>
+            <w:tcBorders>
+              <w:top w:val="single" w:color="000000" w:sz="4" w:space="0"/>
+              <w:left w:val="single" w:color="000000" w:sz="4" w:space="0"/>
+              <w:bottom w:val="single" w:color="000000" w:sz="4" w:space="0"/>
+              <w:right w:val="single" w:color="000000" w:sz="4" w:space="0"/>
+            </w:tcBorders>
+            <w:shd w:val="clear" w:color="auto" w:fill="FFFFFF"/>
+            <w:vAlign w:val="center"/>
+          </w:tcPr>
+          <w:p>
+            <w:pPr>
+              <w:keepNext w:val="0"/>
+              <w:keepLines w:val="0"/>
+              <w:widowControl/>
+              <w:suppressLineNumbers w:val="0"/>
+              <w:jc w:val="left"/>
+              <w:textAlignment w:val="center"/>
+              <w:rPr>
+                <w:rFonts w:hint="default" w:ascii="Times New Roman" w:hAnsi="Times New Roman" w:eastAsia="宋体" w:cs="Times New Roman"/>
+                <w:b w:val="0"/>
+                <w:bCs w:val="0"/>
+                <w:i w:val="0"/>
+                <w:iCs w:val="0"/>
+                <w:color w:val="000000"/>
+                <w:kern w:val="0"/>
+                <w:sz w:val="20"/>
+                <w:szCs w:val="20"/>
+                <w:u w:val="none"/>
+                <w:lang w:val="en-US" w:eastAsia="zh-CN" w:bidi="ar"/>
+              </w:rPr>
+            </w:pPr>
+            <w:r>
+              <w:rPr>
+                <w:rFonts w:hint="eastAsia" w:ascii="Times New Roman" w:hAnsi="Times New Roman" w:eastAsia="宋体" w:cs="Times New Roman"/>
+                <w:b w:val="0"/>
+                <w:bCs w:val="0"/>
+                <w:i w:val="0"/>
+                <w:iCs w:val="0"/>
+                <w:color w:val="000000"/>
+                <w:kern w:val="0"/>
+                <w:sz w:val="20"/>
+                <w:szCs w:val="20"/>
+                <w:u w:val="none"/>
+                <w:lang w:val="en-US" w:eastAsia="zh-CN" w:bidi="ar"/>
+              </w:rPr>
+              <w:t>RET</w:t>
+            </w:r>
+          </w:p>
+        </w:tc>
+        <w:tc>
+          <w:tcPr>
+            <w:tcW w:w="720" w:type="pct"/>
+            <w:tcBorders>
+              <w:top w:val="single" w:color="000000" w:sz="4" w:space="0"/>
+              <w:left w:val="single" w:color="000000" w:sz="4" w:space="0"/>
+              <w:bottom w:val="single" w:color="000000" w:sz="4" w:space="0"/>
+              <w:right w:val="single" w:color="000000" w:sz="4" w:space="0"/>
+            </w:tcBorders>
+            <w:shd w:val="clear" w:color="auto" w:fill="FFFFFF"/>
+            <w:vAlign w:val="center"/>
+          </w:tcPr>
+          <w:p>
+            <w:pPr>
+              <w:keepNext w:val="0"/>
+              <w:keepLines w:val="0"/>
+              <w:widowControl/>
+              <w:suppressLineNumbers w:val="0"/>
+              <w:jc w:val="left"/>
+              <w:textAlignment w:val="center"/>
+              <w:rPr>
+                <w:rFonts w:hint="default" w:ascii="Times New Roman" w:hAnsi="Times New Roman" w:eastAsia="宋体" w:cs="Times New Roman"/>
+                <w:b w:val="0"/>
+                <w:bCs w:val="0"/>
+                <w:i w:val="0"/>
+                <w:iCs w:val="0"/>
+                <w:color w:val="000000"/>
+                <w:kern w:val="0"/>
+                <w:sz w:val="20"/>
+                <w:szCs w:val="20"/>
+                <w:u w:val="none"/>
+                <w:lang w:val="en-US" w:eastAsia="zh-CN" w:bidi="ar"/>
+              </w:rPr>
+            </w:pPr>
+            <w:r>
+              <w:rPr>
+                <w:rFonts w:hint="default" w:ascii="Times New Roman" w:hAnsi="Times New Roman" w:eastAsia="宋体" w:cs="Times New Roman"/>
+                <w:b w:val="0"/>
+                <w:bCs w:val="0"/>
+                <w:i w:val="0"/>
+                <w:iCs w:val="0"/>
+                <w:color w:val="000000"/>
+                <w:kern w:val="0"/>
+                <w:sz w:val="20"/>
+                <w:szCs w:val="20"/>
+                <w:u w:val="none"/>
+                <w:lang w:val="en-US" w:eastAsia="zh-CN" w:bidi="ar"/>
+              </w:rPr>
+              <w:t>K15R12</w:t>
+            </w:r>
+          </w:p>
+        </w:tc>
+        <w:tc>
+          <w:tcPr>
+            <w:tcW w:w="1761" w:type="pct"/>
+            <w:tcBorders>
+              <w:top w:val="single" w:color="000000" w:sz="4" w:space="0"/>
+              <w:left w:val="single" w:color="000000" w:sz="4" w:space="0"/>
+              <w:bottom w:val="single" w:color="000000" w:sz="4" w:space="0"/>
+              <w:right w:val="single" w:color="000000" w:sz="4" w:space="0"/>
+            </w:tcBorders>
+            <w:shd w:val="clear" w:color="auto" w:fill="FFFFFF"/>
+            <w:vAlign w:val="center"/>
+          </w:tcPr>
+          <w:p>
+            <w:pPr>
+              <w:keepNext w:val="0"/>
+              <w:keepLines w:val="0"/>
+              <w:widowControl/>
+              <w:suppressLineNumbers w:val="0"/>
+              <w:jc w:val="left"/>
+              <w:textAlignment w:val="center"/>
+              <w:rPr>
+                <w:rFonts w:hint="default" w:ascii="Times New Roman" w:hAnsi="Times New Roman" w:eastAsia="宋体" w:cs="Times New Roman"/>
+                <w:b w:val="0"/>
+                <w:bCs w:val="0"/>
+                <w:i w:val="0"/>
+                <w:iCs w:val="0"/>
+                <w:color w:val="000000"/>
+                <w:kern w:val="0"/>
+                <w:sz w:val="20"/>
+                <w:szCs w:val="20"/>
+                <w:u w:val="none"/>
+                <w:lang w:val="en-US" w:eastAsia="zh-CN" w:bidi="ar"/>
+              </w:rPr>
+            </w:pPr>
+            <w:r>
+              <w:rPr>
+                <w:rFonts w:hint="default" w:ascii="Times New Roman" w:hAnsi="Times New Roman" w:eastAsia="宋体" w:cs="Times New Roman"/>
+                <w:b w:val="0"/>
+                <w:bCs w:val="0"/>
+                <w:i w:val="0"/>
+                <w:iCs w:val="0"/>
+                <w:color w:val="000000"/>
+                <w:kern w:val="0"/>
+                <w:sz w:val="20"/>
+                <w:szCs w:val="20"/>
+                <w:u w:val="none"/>
+                <w:lang w:val="en-US" w:eastAsia="zh-CN" w:bidi="ar"/>
+              </w:rPr>
+              <w:t>KIF5B-RET</w:t>
+            </w:r>
+          </w:p>
+        </w:tc>
+        <w:tc>
+          <w:tcPr>
+            <w:tcW w:w="1969" w:type="pct"/>
+            <w:tcBorders>
+              <w:top w:val="single" w:color="000000" w:sz="4" w:space="0"/>
+              <w:left w:val="single" w:color="000000" w:sz="4" w:space="0"/>
+              <w:bottom w:val="single" w:color="000000" w:sz="4" w:space="0"/>
+              <w:right w:val="single" w:color="000000" w:sz="4" w:space="0"/>
+            </w:tcBorders>
+            <w:shd w:val="clear" w:color="auto" w:fill="FFFFFF"/>
+            <w:noWrap/>
+            <w:vAlign w:val="center"/>
+          </w:tcPr>
+          <w:p>
+            <w:pPr>
+              <w:keepNext w:val="0"/>
+              <w:keepLines w:val="0"/>
+              <w:widowControl/>
+              <w:suppressLineNumbers w:val="0"/>
+              <w:jc w:val="left"/>
+              <w:textAlignment w:val="center"/>
+              <w:rPr>
+                <w:rFonts w:hint="default" w:ascii="Times New Roman" w:hAnsi="Times New Roman" w:eastAsia="宋体" w:cs="Times New Roman"/>
+                <w:b w:val="0"/>
+                <w:bCs w:val="0"/>
+                <w:i w:val="0"/>
+                <w:iCs w:val="0"/>
+                <w:color w:val="000000"/>
+                <w:kern w:val="0"/>
+                <w:sz w:val="20"/>
+                <w:szCs w:val="20"/>
+                <w:u w:val="none"/>
+                <w:lang w:val="en-US" w:eastAsia="zh-CN" w:bidi="ar"/>
+              </w:rPr>
+            </w:pPr>
+            <w:r>
+              <w:rPr>
+                <w:rFonts w:hint="default" w:ascii="Times New Roman" w:hAnsi="Times New Roman" w:eastAsia="宋体" w:cs="Times New Roman"/>
+                <w:b w:val="0"/>
+                <w:bCs w:val="0"/>
+                <w:i w:val="0"/>
+                <w:iCs w:val="0"/>
+                <w:color w:val="000000"/>
+                <w:kern w:val="0"/>
+                <w:sz w:val="20"/>
+                <w:szCs w:val="20"/>
+                <w:u w:val="none"/>
+                <w:lang w:val="en-US" w:eastAsia="zh-CN" w:bidi="ar"/>
+              </w:rPr>
+              <w:t>KIF5B-RET</w:t>
+            </w:r>
+            <w:r>
+              <w:rPr>
+                <w:rFonts w:hint="eastAsia" w:ascii="Times New Roman" w:hAnsi="Times New Roman" w:eastAsia="宋体" w:cs="Times New Roman"/>
+                <w:b w:val="0"/>
+                <w:bCs w:val="0"/>
+                <w:i w:val="0"/>
+                <w:iCs w:val="0"/>
+                <w:color w:val="000000"/>
+                <w:kern w:val="0"/>
+                <w:sz w:val="20"/>
+                <w:szCs w:val="20"/>
+                <w:u w:val="none"/>
+                <w:lang w:val="en-US" w:eastAsia="zh-CN" w:bidi="ar"/>
+              </w:rPr>
+              <w:t>.</w:t>
+            </w:r>
+            <w:r>
+              <w:rPr>
+                <w:rFonts w:hint="default" w:ascii="Times New Roman" w:hAnsi="Times New Roman" w:eastAsia="宋体" w:cs="Times New Roman"/>
+                <w:b w:val="0"/>
+                <w:bCs w:val="0"/>
+                <w:i w:val="0"/>
+                <w:iCs w:val="0"/>
+                <w:color w:val="000000"/>
+                <w:kern w:val="0"/>
+                <w:sz w:val="20"/>
+                <w:szCs w:val="20"/>
+                <w:u w:val="none"/>
+                <w:lang w:val="en-US" w:eastAsia="zh-CN" w:bidi="ar"/>
+              </w:rPr>
+              <w:t>K15R12</w:t>
             </w:r>
           </w:p>
         </w:tc>
@@ -43988,7 +44293,7 @@
                 <w:u w:val="none"/>
                 <w:lang w:val="en-US" w:eastAsia="zh-CN" w:bidi="ar"/>
               </w:rPr>
-              <w:t>K15R12</w:t>
+              <w:t>C8R12</w:t>
             </w:r>
           </w:p>
         </w:tc>
@@ -44040,7 +44345,7 @@
                 <w:u w:val="none"/>
                 <w:lang w:val="en-US" w:eastAsia="zh-CN" w:bidi="ar"/>
               </w:rPr>
-              <w:t>KIF5B-RET</w:t>
+              <w:t>CCDC6-RET</w:t>
             </w:r>
           </w:p>
         </w:tc>
@@ -44093,7 +44398,7 @@
                 <w:u w:val="none"/>
                 <w:lang w:val="en-US" w:eastAsia="zh-CN" w:bidi="ar"/>
               </w:rPr>
-              <w:t>KIF5B-RET</w:t>
+              <w:t>CCDC6-RET</w:t>
             </w:r>
             <w:r>
               <w:rPr>
@@ -44125,7 +44430,237 @@
                 <w:u w:val="none"/>
                 <w:lang w:val="en-US" w:eastAsia="zh-CN" w:bidi="ar"/>
               </w:rPr>
-              <w:t>K15R12</w:t>
+              <w:t>C8:R12</w:t>
+            </w:r>
+          </w:p>
+        </w:tc>
+      </w:tr>
+      <w:tr>
+        <w:tblPrEx>
+          <w:tblBorders>
+            <w:top w:val="none" w:color="auto" w:sz="0" w:space="0"/>
+            <w:left w:val="none" w:color="auto" w:sz="0" w:space="0"/>
+            <w:bottom w:val="none" w:color="auto" w:sz="0" w:space="0"/>
+            <w:right w:val="none" w:color="auto" w:sz="0" w:space="0"/>
+            <w:insideH w:val="none" w:color="auto" w:sz="0" w:space="0"/>
+            <w:insideV w:val="none" w:color="auto" w:sz="0" w:space="0"/>
+          </w:tblBorders>
+          <w:tblCellMar>
+            <w:top w:w="0" w:type="dxa"/>
+            <w:left w:w="108" w:type="dxa"/>
+            <w:bottom w:w="0" w:type="dxa"/>
+            <w:right w:w="108" w:type="dxa"/>
+          </w:tblCellMar>
+        </w:tblPrEx>
+        <w:trPr>
+          <w:trHeight w:val="340" w:hRule="atLeast"/>
+        </w:trPr>
+        <w:tc>
+          <w:tcPr>
+            <w:tcW w:w="548" w:type="pct"/>
+            <w:tcBorders>
+              <w:top w:val="single" w:color="000000" w:sz="4" w:space="0"/>
+              <w:left w:val="single" w:color="000000" w:sz="4" w:space="0"/>
+              <w:bottom w:val="single" w:color="000000" w:sz="4" w:space="0"/>
+              <w:right w:val="single" w:color="000000" w:sz="4" w:space="0"/>
+            </w:tcBorders>
+            <w:shd w:val="clear" w:color="auto" w:fill="FFFFFF"/>
+            <w:vAlign w:val="center"/>
+          </w:tcPr>
+          <w:p>
+            <w:pPr>
+              <w:keepNext w:val="0"/>
+              <w:keepLines w:val="0"/>
+              <w:widowControl/>
+              <w:suppressLineNumbers w:val="0"/>
+              <w:jc w:val="left"/>
+              <w:textAlignment w:val="center"/>
+              <w:rPr>
+                <w:rFonts w:hint="default" w:ascii="Times New Roman" w:hAnsi="Times New Roman" w:eastAsia="宋体" w:cs="Times New Roman"/>
+                <w:b w:val="0"/>
+                <w:bCs w:val="0"/>
+                <w:i w:val="0"/>
+                <w:iCs w:val="0"/>
+                <w:color w:val="000000"/>
+                <w:kern w:val="0"/>
+                <w:sz w:val="20"/>
+                <w:szCs w:val="20"/>
+                <w:u w:val="none"/>
+                <w:lang w:val="en-US" w:eastAsia="zh-CN" w:bidi="ar"/>
+              </w:rPr>
+            </w:pPr>
+            <w:r>
+              <w:rPr>
+                <w:rFonts w:hint="eastAsia" w:ascii="Times New Roman" w:hAnsi="Times New Roman" w:eastAsia="宋体" w:cs="Times New Roman"/>
+                <w:b w:val="0"/>
+                <w:bCs w:val="0"/>
+                <w:i w:val="0"/>
+                <w:iCs w:val="0"/>
+                <w:color w:val="000000"/>
+                <w:kern w:val="0"/>
+                <w:sz w:val="20"/>
+                <w:szCs w:val="20"/>
+                <w:u w:val="none"/>
+                <w:lang w:val="en-US" w:eastAsia="zh-CN" w:bidi="ar"/>
+              </w:rPr>
+              <w:t>RET</w:t>
+            </w:r>
+          </w:p>
+        </w:tc>
+        <w:tc>
+          <w:tcPr>
+            <w:tcW w:w="720" w:type="pct"/>
+            <w:tcBorders>
+              <w:top w:val="single" w:color="000000" w:sz="4" w:space="0"/>
+              <w:left w:val="single" w:color="000000" w:sz="4" w:space="0"/>
+              <w:bottom w:val="single" w:color="000000" w:sz="4" w:space="0"/>
+              <w:right w:val="single" w:color="000000" w:sz="4" w:space="0"/>
+            </w:tcBorders>
+            <w:shd w:val="clear" w:color="auto" w:fill="FFFFFF"/>
+            <w:vAlign w:val="center"/>
+          </w:tcPr>
+          <w:p>
+            <w:pPr>
+              <w:keepNext w:val="0"/>
+              <w:keepLines w:val="0"/>
+              <w:widowControl/>
+              <w:suppressLineNumbers w:val="0"/>
+              <w:jc w:val="left"/>
+              <w:textAlignment w:val="center"/>
+              <w:rPr>
+                <w:rFonts w:hint="default" w:ascii="Times New Roman" w:hAnsi="Times New Roman" w:eastAsia="宋体" w:cs="Times New Roman"/>
+                <w:b w:val="0"/>
+                <w:bCs w:val="0"/>
+                <w:i w:val="0"/>
+                <w:iCs w:val="0"/>
+                <w:color w:val="000000"/>
+                <w:kern w:val="0"/>
+                <w:sz w:val="20"/>
+                <w:szCs w:val="20"/>
+                <w:u w:val="none"/>
+                <w:lang w:val="en-US" w:eastAsia="zh-CN" w:bidi="ar"/>
+              </w:rPr>
+            </w:pPr>
+            <w:r>
+              <w:rPr>
+                <w:rFonts w:hint="eastAsia" w:ascii="Times New Roman" w:hAnsi="Times New Roman" w:eastAsia="宋体" w:cs="Times New Roman"/>
+                <w:b w:val="0"/>
+                <w:bCs w:val="0"/>
+                <w:i w:val="0"/>
+                <w:iCs w:val="0"/>
+                <w:color w:val="000000"/>
+                <w:kern w:val="0"/>
+                <w:sz w:val="20"/>
+                <w:szCs w:val="20"/>
+                <w:u w:val="none"/>
+                <w:lang w:val="en-US" w:eastAsia="zh-CN" w:bidi="ar"/>
+              </w:rPr>
+              <w:t>5</w:t>
+            </w:r>
+          </w:p>
+        </w:tc>
+        <w:tc>
+          <w:tcPr>
+            <w:tcW w:w="1761" w:type="pct"/>
+            <w:tcBorders>
+              <w:top w:val="single" w:color="000000" w:sz="4" w:space="0"/>
+              <w:left w:val="single" w:color="000000" w:sz="4" w:space="0"/>
+              <w:bottom w:val="single" w:color="000000" w:sz="4" w:space="0"/>
+              <w:right w:val="single" w:color="000000" w:sz="4" w:space="0"/>
+            </w:tcBorders>
+            <w:shd w:val="clear" w:color="auto" w:fill="FFFFFF"/>
+            <w:vAlign w:val="center"/>
+          </w:tcPr>
+          <w:p>
+            <w:pPr>
+              <w:keepNext w:val="0"/>
+              <w:keepLines w:val="0"/>
+              <w:widowControl/>
+              <w:suppressLineNumbers w:val="0"/>
+              <w:jc w:val="left"/>
+              <w:textAlignment w:val="center"/>
+              <w:rPr>
+                <w:rFonts w:hint="default" w:ascii="Times New Roman" w:hAnsi="Times New Roman" w:eastAsia="宋体" w:cs="Times New Roman"/>
+                <w:b w:val="0"/>
+                <w:bCs w:val="0"/>
+                <w:i w:val="0"/>
+                <w:iCs w:val="0"/>
+                <w:color w:val="000000"/>
+                <w:kern w:val="0"/>
+                <w:sz w:val="20"/>
+                <w:szCs w:val="20"/>
+                <w:u w:val="none"/>
+                <w:lang w:val="en-US" w:eastAsia="zh-CN" w:bidi="ar"/>
+              </w:rPr>
+            </w:pPr>
+            <w:r>
+              <w:rPr>
+                <w:rFonts w:hint="default" w:ascii="Times New Roman" w:hAnsi="Times New Roman" w:eastAsia="宋体" w:cs="Times New Roman"/>
+                <w:b w:val="0"/>
+                <w:bCs w:val="0"/>
+                <w:i w:val="0"/>
+                <w:iCs w:val="0"/>
+                <w:color w:val="000000"/>
+                <w:kern w:val="0"/>
+                <w:sz w:val="20"/>
+                <w:szCs w:val="20"/>
+                <w:u w:val="none"/>
+                <w:lang w:val="en-US" w:eastAsia="zh-CN" w:bidi="ar"/>
+              </w:rPr>
+              <w:t>c.874G&gt;A</w:t>
+            </w:r>
+          </w:p>
+        </w:tc>
+        <w:tc>
+          <w:tcPr>
+            <w:tcW w:w="1969" w:type="pct"/>
+            <w:tcBorders>
+              <w:top w:val="single" w:color="000000" w:sz="4" w:space="0"/>
+              <w:left w:val="single" w:color="000000" w:sz="4" w:space="0"/>
+              <w:bottom w:val="single" w:color="000000" w:sz="4" w:space="0"/>
+              <w:right w:val="single" w:color="000000" w:sz="4" w:space="0"/>
+            </w:tcBorders>
+            <w:shd w:val="clear" w:color="auto" w:fill="FFFFFF"/>
+            <w:noWrap/>
+            <w:vAlign w:val="center"/>
+          </w:tcPr>
+          <w:p>
+            <w:pPr>
+              <w:keepNext w:val="0"/>
+              <w:keepLines w:val="0"/>
+              <w:widowControl/>
+              <w:suppressLineNumbers w:val="0"/>
+              <w:jc w:val="left"/>
+              <w:textAlignment w:val="center"/>
+              <w:rPr>
+                <w:rFonts w:hint="default" w:ascii="Times New Roman" w:hAnsi="Times New Roman" w:eastAsia="宋体" w:cs="Times New Roman"/>
+                <w:b w:val="0"/>
+                <w:bCs w:val="0"/>
+                <w:i w:val="0"/>
+                <w:iCs w:val="0"/>
+                <w:color w:val="000000"/>
+                <w:kern w:val="0"/>
+                <w:sz w:val="20"/>
+                <w:szCs w:val="20"/>
+                <w:u w:val="none"/>
+                <w:lang w:val="en-US" w:eastAsia="zh-CN" w:bidi="ar"/>
+              </w:rPr>
+            </w:pPr>
+            <w:r>
+              <w:rPr>
+                <w:rFonts w:hint="default" w:ascii="Times New Roman" w:hAnsi="Times New Roman" w:eastAsia="宋体" w:cs="Times New Roman"/>
+                <w:b w:val="0"/>
+                <w:bCs w:val="0"/>
+                <w:i w:val="0"/>
+                <w:iCs w:val="0"/>
+                <w:color w:val="000000"/>
+                <w:kern w:val="0"/>
+                <w:sz w:val="20"/>
+                <w:szCs w:val="20"/>
+                <w:u w:val="none"/>
+                <w:lang w:val="en-US" w:eastAsia="zh-CN" w:bidi="ar"/>
+              </w:rPr>
+              <w:t>p.V292M</w:t>
             </w:r>
           </w:p>
         </w:tc>
@@ -44239,7 +44774,7 @@
             </w:pPr>
             <w:r>
               <w:rPr>
-                <w:rFonts w:hint="default" w:ascii="Times New Roman" w:hAnsi="Times New Roman" w:eastAsia="宋体" w:cs="Times New Roman"/>
+                <w:rFonts w:hint="eastAsia" w:ascii="Times New Roman" w:hAnsi="Times New Roman" w:eastAsia="宋体" w:cs="Times New Roman"/>
                 <w:b w:val="0"/>
                 <w:bCs w:val="0"/>
                 <w:i w:val="0"/>
@@ -44251,7 +44786,7 @@
                 <w:u w:val="none"/>
                 <w:lang w:val="en-US" w:eastAsia="zh-CN" w:bidi="ar"/>
               </w:rPr>
-              <w:t>C8R12</w:t>
+              <w:t>14</w:t>
             </w:r>
           </w:p>
         </w:tc>
@@ -44303,7 +44838,7 @@
                 <w:u w:val="none"/>
                 <w:lang w:val="en-US" w:eastAsia="zh-CN" w:bidi="ar"/>
               </w:rPr>
-              <w:t>CCDC6-RET</w:t>
+              <w:t>c.2497C&gt;T</w:t>
             </w:r>
           </w:p>
         </w:tc>
@@ -44356,39 +44891,7 @@
                 <w:u w:val="none"/>
                 <w:lang w:val="en-US" w:eastAsia="zh-CN" w:bidi="ar"/>
               </w:rPr>
-              <w:t>CCDC6-RET</w:t>
-            </w:r>
-            <w:r>
-              <w:rPr>
-                <w:rFonts w:hint="eastAsia" w:ascii="Times New Roman" w:hAnsi="Times New Roman" w:eastAsia="宋体" w:cs="Times New Roman"/>
-                <w:b w:val="0"/>
-                <w:bCs w:val="0"/>
-                <w:i w:val="0"/>
-                <w:iCs w:val="0"/>
-                <w:color w:val="000000"/>
-                <w:kern w:val="0"/>
-                <w:sz w:val="20"/>
-                <w:szCs w:val="20"/>
-                <w:u w:val="none"/>
-                <w:lang w:val="en-US" w:eastAsia="zh-CN" w:bidi="ar"/>
-              </w:rPr>
-              <w:t>.</w:t>
-            </w:r>
-            <w:r>
-              <w:rPr>
-                <w:rFonts w:hint="default" w:ascii="Times New Roman" w:hAnsi="Times New Roman" w:eastAsia="宋体" w:cs="Times New Roman"/>
-                <w:b w:val="0"/>
-                <w:bCs w:val="0"/>
-                <w:i w:val="0"/>
-                <w:iCs w:val="0"/>
-                <w:color w:val="000000"/>
-                <w:kern w:val="0"/>
-                <w:sz w:val="20"/>
-                <w:szCs w:val="20"/>
-                <w:u w:val="none"/>
-                <w:lang w:val="en-US" w:eastAsia="zh-CN" w:bidi="ar"/>
-              </w:rPr>
-              <w:t>C8:R12</w:t>
+              <w:t>p.R833C</w:t>
             </w:r>
           </w:p>
         </w:tc>
@@ -44462,7 +44965,7 @@
                 <w:u w:val="none"/>
                 <w:lang w:val="en-US" w:eastAsia="zh-CN" w:bidi="ar"/>
               </w:rPr>
-              <w:t>RET</w:t>
+              <w:t>NTRK1</w:t>
             </w:r>
           </w:p>
         </w:tc>
@@ -44502,7 +45005,7 @@
             </w:pPr>
             <w:r>
               <w:rPr>
-                <w:rFonts w:hint="eastAsia" w:ascii="Times New Roman" w:hAnsi="Times New Roman" w:eastAsia="宋体" w:cs="Times New Roman"/>
+                <w:rFonts w:hint="default" w:ascii="Times New Roman" w:hAnsi="Times New Roman" w:eastAsia="宋体" w:cs="Times New Roman"/>
                 <w:b w:val="0"/>
                 <w:bCs w:val="0"/>
                 <w:i w:val="0"/>
@@ -44514,7 +45017,7 @@
                 <w:u w:val="none"/>
                 <w:lang w:val="en-US" w:eastAsia="zh-CN" w:bidi="ar"/>
               </w:rPr>
-              <w:t>5</w:t>
+              <w:t>T21N10</w:t>
             </w:r>
           </w:p>
         </w:tc>
@@ -44566,7 +45069,7 @@
                 <w:u w:val="none"/>
                 <w:lang w:val="en-US" w:eastAsia="zh-CN" w:bidi="ar"/>
               </w:rPr>
-              <w:t>c.874G&gt;A</w:t>
+              <w:t>TPR-NTRK1</w:t>
             </w:r>
           </w:p>
         </w:tc>
@@ -44619,7 +45122,39 @@
                 <w:u w:val="none"/>
                 <w:lang w:val="en-US" w:eastAsia="zh-CN" w:bidi="ar"/>
               </w:rPr>
-              <w:t>p.V292M</w:t>
+              <w:t>TPR-NTRK1</w:t>
+            </w:r>
+            <w:r>
+              <w:rPr>
+                <w:rFonts w:hint="eastAsia" w:ascii="Times New Roman" w:hAnsi="Times New Roman" w:eastAsia="宋体" w:cs="Times New Roman"/>
+                <w:b w:val="0"/>
+                <w:bCs w:val="0"/>
+                <w:i w:val="0"/>
+                <w:iCs w:val="0"/>
+                <w:color w:val="000000"/>
+                <w:kern w:val="0"/>
+                <w:sz w:val="20"/>
+                <w:szCs w:val="20"/>
+                <w:u w:val="none"/>
+                <w:lang w:val="en-US" w:eastAsia="zh-CN" w:bidi="ar"/>
+              </w:rPr>
+              <w:t>.</w:t>
+            </w:r>
+            <w:r>
+              <w:rPr>
+                <w:rFonts w:hint="default" w:ascii="Times New Roman" w:hAnsi="Times New Roman" w:eastAsia="宋体" w:cs="Times New Roman"/>
+                <w:b w:val="0"/>
+                <w:bCs w:val="0"/>
+                <w:i w:val="0"/>
+                <w:iCs w:val="0"/>
+                <w:color w:val="000000"/>
+                <w:kern w:val="0"/>
+                <w:sz w:val="20"/>
+                <w:szCs w:val="20"/>
+                <w:u w:val="none"/>
+                <w:lang w:val="en-US" w:eastAsia="zh-CN" w:bidi="ar"/>
+              </w:rPr>
+              <w:t>T21N10</w:t>
             </w:r>
           </w:p>
         </w:tc>
@@ -44693,7 +45228,7 @@
                 <w:u w:val="none"/>
                 <w:lang w:val="en-US" w:eastAsia="zh-CN" w:bidi="ar"/>
               </w:rPr>
-              <w:t>RET</w:t>
+              <w:t>NTRK2</w:t>
             </w:r>
           </w:p>
         </w:tc>
@@ -44733,7 +45268,7 @@
             </w:pPr>
             <w:r>
               <w:rPr>
-                <w:rFonts w:hint="eastAsia" w:ascii="Times New Roman" w:hAnsi="Times New Roman" w:eastAsia="宋体" w:cs="Times New Roman"/>
+                <w:rFonts w:hint="default" w:ascii="Times New Roman" w:hAnsi="Times New Roman" w:eastAsia="宋体" w:cs="Times New Roman"/>
                 <w:b w:val="0"/>
                 <w:bCs w:val="0"/>
                 <w:i w:val="0"/>
@@ -44745,7 +45280,7 @@
                 <w:u w:val="none"/>
                 <w:lang w:val="en-US" w:eastAsia="zh-CN" w:bidi="ar"/>
               </w:rPr>
-              <w:t>14</w:t>
+              <w:t>B2N16</w:t>
             </w:r>
           </w:p>
         </w:tc>
@@ -44797,7 +45332,7 @@
                 <w:u w:val="none"/>
                 <w:lang w:val="en-US" w:eastAsia="zh-CN" w:bidi="ar"/>
               </w:rPr>
-              <w:t>c.2497C&gt;T</w:t>
+              <w:t>B4GALT1-NTRK2</w:t>
             </w:r>
           </w:p>
         </w:tc>
@@ -44850,7 +45385,39 @@
                 <w:u w:val="none"/>
                 <w:lang w:val="en-US" w:eastAsia="zh-CN" w:bidi="ar"/>
               </w:rPr>
-              <w:t>p.R833C</w:t>
+              <w:t>B4GALT1-NTRK2</w:t>
+            </w:r>
+            <w:r>
+              <w:rPr>
+                <w:rFonts w:hint="eastAsia" w:ascii="Times New Roman" w:hAnsi="Times New Roman" w:eastAsia="宋体" w:cs="Times New Roman"/>
+                <w:b w:val="0"/>
+                <w:bCs w:val="0"/>
+                <w:i w:val="0"/>
+                <w:iCs w:val="0"/>
+                <w:color w:val="000000"/>
+                <w:kern w:val="0"/>
+                <w:sz w:val="20"/>
+                <w:szCs w:val="20"/>
+                <w:u w:val="none"/>
+                <w:lang w:val="en-US" w:eastAsia="zh-CN" w:bidi="ar"/>
+              </w:rPr>
+              <w:t>.</w:t>
+            </w:r>
+            <w:r>
+              <w:rPr>
+                <w:rFonts w:hint="default" w:ascii="Times New Roman" w:hAnsi="Times New Roman" w:eastAsia="宋体" w:cs="Times New Roman"/>
+                <w:b w:val="0"/>
+                <w:bCs w:val="0"/>
+                <w:i w:val="0"/>
+                <w:iCs w:val="0"/>
+                <w:color w:val="000000"/>
+                <w:kern w:val="0"/>
+                <w:sz w:val="20"/>
+                <w:szCs w:val="20"/>
+                <w:u w:val="none"/>
+                <w:lang w:val="en-US" w:eastAsia="zh-CN" w:bidi="ar"/>
+              </w:rPr>
+              <w:t>B2N16</w:t>
             </w:r>
           </w:p>
         </w:tc>
@@ -44866,530 +45433,6 @@
             <w:insideV w:val="none" w:color="auto" w:sz="0" w:space="0"/>
           </w:tblBorders>
           <w:shd w:val="clear" w:color="auto" w:fill="auto"/>
-          <w:tblCellMar>
-            <w:top w:w="0" w:type="dxa"/>
-            <w:left w:w="108" w:type="dxa"/>
-            <w:bottom w:w="0" w:type="dxa"/>
-            <w:right w:w="108" w:type="dxa"/>
-          </w:tblCellMar>
-        </w:tblPrEx>
-        <w:trPr>
-          <w:trHeight w:val="340" w:hRule="atLeast"/>
-        </w:trPr>
-        <w:tc>
-          <w:tcPr>
-            <w:tcW w:w="548" w:type="pct"/>
-            <w:tcBorders>
-              <w:top w:val="single" w:color="000000" w:sz="4" w:space="0"/>
-              <w:left w:val="single" w:color="000000" w:sz="4" w:space="0"/>
-              <w:bottom w:val="single" w:color="000000" w:sz="4" w:space="0"/>
-              <w:right w:val="single" w:color="000000" w:sz="4" w:space="0"/>
-            </w:tcBorders>
-            <w:shd w:val="clear" w:color="auto" w:fill="FFFFFF"/>
-            <w:vAlign w:val="center"/>
-          </w:tcPr>
-          <w:p>
-            <w:pPr>
-              <w:keepNext w:val="0"/>
-              <w:keepLines w:val="0"/>
-              <w:widowControl/>
-              <w:suppressLineNumbers w:val="0"/>
-              <w:jc w:val="left"/>
-              <w:textAlignment w:val="center"/>
-              <w:rPr>
-                <w:rFonts w:hint="default" w:ascii="Times New Roman" w:hAnsi="Times New Roman" w:eastAsia="宋体" w:cs="Times New Roman"/>
-                <w:b w:val="0"/>
-                <w:bCs w:val="0"/>
-                <w:i w:val="0"/>
-                <w:iCs w:val="0"/>
-                <w:color w:val="000000"/>
-                <w:kern w:val="0"/>
-                <w:sz w:val="20"/>
-                <w:szCs w:val="20"/>
-                <w:u w:val="none"/>
-                <w:lang w:val="en-US" w:eastAsia="zh-CN" w:bidi="ar"/>
-              </w:rPr>
-            </w:pPr>
-            <w:r>
-              <w:rPr>
-                <w:rFonts w:hint="eastAsia" w:ascii="Times New Roman" w:hAnsi="Times New Roman" w:eastAsia="宋体" w:cs="Times New Roman"/>
-                <w:b w:val="0"/>
-                <w:bCs w:val="0"/>
-                <w:i w:val="0"/>
-                <w:iCs w:val="0"/>
-                <w:color w:val="000000"/>
-                <w:kern w:val="0"/>
-                <w:sz w:val="20"/>
-                <w:szCs w:val="20"/>
-                <w:u w:val="none"/>
-                <w:lang w:val="en-US" w:eastAsia="zh-CN" w:bidi="ar"/>
-              </w:rPr>
-              <w:t>NTRK1</w:t>
-            </w:r>
-          </w:p>
-        </w:tc>
-        <w:tc>
-          <w:tcPr>
-            <w:tcW w:w="720" w:type="pct"/>
-            <w:tcBorders>
-              <w:top w:val="single" w:color="000000" w:sz="4" w:space="0"/>
-              <w:left w:val="single" w:color="000000" w:sz="4" w:space="0"/>
-              <w:bottom w:val="single" w:color="000000" w:sz="4" w:space="0"/>
-              <w:right w:val="single" w:color="000000" w:sz="4" w:space="0"/>
-            </w:tcBorders>
-            <w:shd w:val="clear" w:color="auto" w:fill="FFFFFF"/>
-            <w:vAlign w:val="center"/>
-          </w:tcPr>
-          <w:p>
-            <w:pPr>
-              <w:keepNext w:val="0"/>
-              <w:keepLines w:val="0"/>
-              <w:widowControl/>
-              <w:suppressLineNumbers w:val="0"/>
-              <w:jc w:val="left"/>
-              <w:textAlignment w:val="center"/>
-              <w:rPr>
-                <w:rFonts w:hint="default" w:ascii="Times New Roman" w:hAnsi="Times New Roman" w:eastAsia="宋体" w:cs="Times New Roman"/>
-                <w:b w:val="0"/>
-                <w:bCs w:val="0"/>
-                <w:i w:val="0"/>
-                <w:iCs w:val="0"/>
-                <w:color w:val="000000"/>
-                <w:kern w:val="0"/>
-                <w:sz w:val="20"/>
-                <w:szCs w:val="20"/>
-                <w:u w:val="none"/>
-                <w:lang w:val="en-US" w:eastAsia="zh-CN" w:bidi="ar"/>
-              </w:rPr>
-            </w:pPr>
-            <w:r>
-              <w:rPr>
-                <w:rFonts w:hint="default" w:ascii="Times New Roman" w:hAnsi="Times New Roman" w:eastAsia="宋体" w:cs="Times New Roman"/>
-                <w:b w:val="0"/>
-                <w:bCs w:val="0"/>
-                <w:i w:val="0"/>
-                <w:iCs w:val="0"/>
-                <w:color w:val="000000"/>
-                <w:kern w:val="0"/>
-                <w:sz w:val="20"/>
-                <w:szCs w:val="20"/>
-                <w:u w:val="none"/>
-                <w:lang w:val="en-US" w:eastAsia="zh-CN" w:bidi="ar"/>
-              </w:rPr>
-              <w:t>T21N10</w:t>
-            </w:r>
-          </w:p>
-        </w:tc>
-        <w:tc>
-          <w:tcPr>
-            <w:tcW w:w="1761" w:type="pct"/>
-            <w:tcBorders>
-              <w:top w:val="single" w:color="000000" w:sz="4" w:space="0"/>
-              <w:left w:val="single" w:color="000000" w:sz="4" w:space="0"/>
-              <w:bottom w:val="single" w:color="000000" w:sz="4" w:space="0"/>
-              <w:right w:val="single" w:color="000000" w:sz="4" w:space="0"/>
-            </w:tcBorders>
-            <w:shd w:val="clear" w:color="auto" w:fill="FFFFFF"/>
-            <w:vAlign w:val="center"/>
-          </w:tcPr>
-          <w:p>
-            <w:pPr>
-              <w:keepNext w:val="0"/>
-              <w:keepLines w:val="0"/>
-              <w:widowControl/>
-              <w:suppressLineNumbers w:val="0"/>
-              <w:jc w:val="left"/>
-              <w:textAlignment w:val="center"/>
-              <w:rPr>
-                <w:rFonts w:hint="default" w:ascii="Times New Roman" w:hAnsi="Times New Roman" w:eastAsia="宋体" w:cs="Times New Roman"/>
-                <w:b w:val="0"/>
-                <w:bCs w:val="0"/>
-                <w:i w:val="0"/>
-                <w:iCs w:val="0"/>
-                <w:color w:val="000000"/>
-                <w:kern w:val="0"/>
-                <w:sz w:val="20"/>
-                <w:szCs w:val="20"/>
-                <w:u w:val="none"/>
-                <w:lang w:val="en-US" w:eastAsia="zh-CN" w:bidi="ar"/>
-              </w:rPr>
-            </w:pPr>
-            <w:r>
-              <w:rPr>
-                <w:rFonts w:hint="default" w:ascii="Times New Roman" w:hAnsi="Times New Roman" w:eastAsia="宋体" w:cs="Times New Roman"/>
-                <w:b w:val="0"/>
-                <w:bCs w:val="0"/>
-                <w:i w:val="0"/>
-                <w:iCs w:val="0"/>
-                <w:color w:val="000000"/>
-                <w:kern w:val="0"/>
-                <w:sz w:val="20"/>
-                <w:szCs w:val="20"/>
-                <w:u w:val="none"/>
-                <w:lang w:val="en-US" w:eastAsia="zh-CN" w:bidi="ar"/>
-              </w:rPr>
-              <w:t>TPR-NTRK1</w:t>
-            </w:r>
-          </w:p>
-        </w:tc>
-        <w:tc>
-          <w:tcPr>
-            <w:tcW w:w="1969" w:type="pct"/>
-            <w:tcBorders>
-              <w:top w:val="single" w:color="000000" w:sz="4" w:space="0"/>
-              <w:left w:val="single" w:color="000000" w:sz="4" w:space="0"/>
-              <w:bottom w:val="single" w:color="000000" w:sz="4" w:space="0"/>
-              <w:right w:val="single" w:color="000000" w:sz="4" w:space="0"/>
-            </w:tcBorders>
-            <w:shd w:val="clear" w:color="auto" w:fill="FFFFFF"/>
-            <w:noWrap/>
-            <w:vAlign w:val="center"/>
-          </w:tcPr>
-          <w:p>
-            <w:pPr>
-              <w:keepNext w:val="0"/>
-              <w:keepLines w:val="0"/>
-              <w:widowControl/>
-              <w:suppressLineNumbers w:val="0"/>
-              <w:jc w:val="left"/>
-              <w:textAlignment w:val="center"/>
-              <w:rPr>
-                <w:rFonts w:hint="default" w:ascii="Times New Roman" w:hAnsi="Times New Roman" w:eastAsia="宋体" w:cs="Times New Roman"/>
-                <w:b w:val="0"/>
-                <w:bCs w:val="0"/>
-                <w:i w:val="0"/>
-                <w:iCs w:val="0"/>
-                <w:color w:val="000000"/>
-                <w:kern w:val="0"/>
-                <w:sz w:val="20"/>
-                <w:szCs w:val="20"/>
-                <w:u w:val="none"/>
-                <w:lang w:val="en-US" w:eastAsia="zh-CN" w:bidi="ar"/>
-              </w:rPr>
-            </w:pPr>
-            <w:r>
-              <w:rPr>
-                <w:rFonts w:hint="default" w:ascii="Times New Roman" w:hAnsi="Times New Roman" w:eastAsia="宋体" w:cs="Times New Roman"/>
-                <w:b w:val="0"/>
-                <w:bCs w:val="0"/>
-                <w:i w:val="0"/>
-                <w:iCs w:val="0"/>
-                <w:color w:val="000000"/>
-                <w:kern w:val="0"/>
-                <w:sz w:val="20"/>
-                <w:szCs w:val="20"/>
-                <w:u w:val="none"/>
-                <w:lang w:val="en-US" w:eastAsia="zh-CN" w:bidi="ar"/>
-              </w:rPr>
-              <w:t>TPR-NTRK1</w:t>
-            </w:r>
-            <w:r>
-              <w:rPr>
-                <w:rFonts w:hint="eastAsia" w:ascii="Times New Roman" w:hAnsi="Times New Roman" w:eastAsia="宋体" w:cs="Times New Roman"/>
-                <w:b w:val="0"/>
-                <w:bCs w:val="0"/>
-                <w:i w:val="0"/>
-                <w:iCs w:val="0"/>
-                <w:color w:val="000000"/>
-                <w:kern w:val="0"/>
-                <w:sz w:val="20"/>
-                <w:szCs w:val="20"/>
-                <w:u w:val="none"/>
-                <w:lang w:val="en-US" w:eastAsia="zh-CN" w:bidi="ar"/>
-              </w:rPr>
-              <w:t>.</w:t>
-            </w:r>
-            <w:r>
-              <w:rPr>
-                <w:rFonts w:hint="default" w:ascii="Times New Roman" w:hAnsi="Times New Roman" w:eastAsia="宋体" w:cs="Times New Roman"/>
-                <w:b w:val="0"/>
-                <w:bCs w:val="0"/>
-                <w:i w:val="0"/>
-                <w:iCs w:val="0"/>
-                <w:color w:val="000000"/>
-                <w:kern w:val="0"/>
-                <w:sz w:val="20"/>
-                <w:szCs w:val="20"/>
-                <w:u w:val="none"/>
-                <w:lang w:val="en-US" w:eastAsia="zh-CN" w:bidi="ar"/>
-              </w:rPr>
-              <w:t>T21N10</w:t>
-            </w:r>
-          </w:p>
-        </w:tc>
-      </w:tr>
-      <w:tr>
-        <w:tblPrEx>
-          <w:tblBorders>
-            <w:top w:val="none" w:color="auto" w:sz="0" w:space="0"/>
-            <w:left w:val="none" w:color="auto" w:sz="0" w:space="0"/>
-            <w:bottom w:val="none" w:color="auto" w:sz="0" w:space="0"/>
-            <w:right w:val="none" w:color="auto" w:sz="0" w:space="0"/>
-            <w:insideH w:val="none" w:color="auto" w:sz="0" w:space="0"/>
-            <w:insideV w:val="none" w:color="auto" w:sz="0" w:space="0"/>
-          </w:tblBorders>
-          <w:tblCellMar>
-            <w:top w:w="0" w:type="dxa"/>
-            <w:left w:w="108" w:type="dxa"/>
-            <w:bottom w:w="0" w:type="dxa"/>
-            <w:right w:w="108" w:type="dxa"/>
-          </w:tblCellMar>
-        </w:tblPrEx>
-        <w:trPr>
-          <w:trHeight w:val="340" w:hRule="atLeast"/>
-        </w:trPr>
-        <w:tc>
-          <w:tcPr>
-            <w:tcW w:w="548" w:type="pct"/>
-            <w:tcBorders>
-              <w:top w:val="single" w:color="000000" w:sz="4" w:space="0"/>
-              <w:left w:val="single" w:color="000000" w:sz="4" w:space="0"/>
-              <w:bottom w:val="single" w:color="000000" w:sz="4" w:space="0"/>
-              <w:right w:val="single" w:color="000000" w:sz="4" w:space="0"/>
-            </w:tcBorders>
-            <w:shd w:val="clear" w:color="auto" w:fill="FFFFFF"/>
-            <w:vAlign w:val="center"/>
-          </w:tcPr>
-          <w:p>
-            <w:pPr>
-              <w:keepNext w:val="0"/>
-              <w:keepLines w:val="0"/>
-              <w:widowControl/>
-              <w:suppressLineNumbers w:val="0"/>
-              <w:jc w:val="left"/>
-              <w:textAlignment w:val="center"/>
-              <w:rPr>
-                <w:rFonts w:hint="default" w:ascii="Times New Roman" w:hAnsi="Times New Roman" w:eastAsia="宋体" w:cs="Times New Roman"/>
-                <w:b w:val="0"/>
-                <w:bCs w:val="0"/>
-                <w:i w:val="0"/>
-                <w:iCs w:val="0"/>
-                <w:color w:val="000000"/>
-                <w:kern w:val="0"/>
-                <w:sz w:val="20"/>
-                <w:szCs w:val="20"/>
-                <w:u w:val="none"/>
-                <w:lang w:val="en-US" w:eastAsia="zh-CN" w:bidi="ar"/>
-              </w:rPr>
-            </w:pPr>
-            <w:r>
-              <w:rPr>
-                <w:rFonts w:hint="eastAsia" w:ascii="Times New Roman" w:hAnsi="Times New Roman" w:eastAsia="宋体" w:cs="Times New Roman"/>
-                <w:b w:val="0"/>
-                <w:bCs w:val="0"/>
-                <w:i w:val="0"/>
-                <w:iCs w:val="0"/>
-                <w:color w:val="000000"/>
-                <w:kern w:val="0"/>
-                <w:sz w:val="20"/>
-                <w:szCs w:val="20"/>
-                <w:u w:val="none"/>
-                <w:lang w:val="en-US" w:eastAsia="zh-CN" w:bidi="ar"/>
-              </w:rPr>
-              <w:t>NTRK2</w:t>
-            </w:r>
-          </w:p>
-        </w:tc>
-        <w:tc>
-          <w:tcPr>
-            <w:tcW w:w="720" w:type="pct"/>
-            <w:tcBorders>
-              <w:top w:val="single" w:color="000000" w:sz="4" w:space="0"/>
-              <w:left w:val="single" w:color="000000" w:sz="4" w:space="0"/>
-              <w:bottom w:val="single" w:color="000000" w:sz="4" w:space="0"/>
-              <w:right w:val="single" w:color="000000" w:sz="4" w:space="0"/>
-            </w:tcBorders>
-            <w:shd w:val="clear" w:color="auto" w:fill="FFFFFF"/>
-            <w:vAlign w:val="center"/>
-          </w:tcPr>
-          <w:p>
-            <w:pPr>
-              <w:keepNext w:val="0"/>
-              <w:keepLines w:val="0"/>
-              <w:widowControl/>
-              <w:suppressLineNumbers w:val="0"/>
-              <w:jc w:val="left"/>
-              <w:textAlignment w:val="center"/>
-              <w:rPr>
-                <w:rFonts w:hint="default" w:ascii="Times New Roman" w:hAnsi="Times New Roman" w:eastAsia="宋体" w:cs="Times New Roman"/>
-                <w:b w:val="0"/>
-                <w:bCs w:val="0"/>
-                <w:i w:val="0"/>
-                <w:iCs w:val="0"/>
-                <w:color w:val="000000"/>
-                <w:kern w:val="0"/>
-                <w:sz w:val="20"/>
-                <w:szCs w:val="20"/>
-                <w:u w:val="none"/>
-                <w:lang w:val="en-US" w:eastAsia="zh-CN" w:bidi="ar"/>
-              </w:rPr>
-            </w:pPr>
-            <w:r>
-              <w:rPr>
-                <w:rFonts w:hint="default" w:ascii="Times New Roman" w:hAnsi="Times New Roman" w:eastAsia="宋体" w:cs="Times New Roman"/>
-                <w:b w:val="0"/>
-                <w:bCs w:val="0"/>
-                <w:i w:val="0"/>
-                <w:iCs w:val="0"/>
-                <w:color w:val="000000"/>
-                <w:kern w:val="0"/>
-                <w:sz w:val="20"/>
-                <w:szCs w:val="20"/>
-                <w:u w:val="none"/>
-                <w:lang w:val="en-US" w:eastAsia="zh-CN" w:bidi="ar"/>
-              </w:rPr>
-              <w:t>B2N16</w:t>
-            </w:r>
-          </w:p>
-        </w:tc>
-        <w:tc>
-          <w:tcPr>
-            <w:tcW w:w="1761" w:type="pct"/>
-            <w:tcBorders>
-              <w:top w:val="single" w:color="000000" w:sz="4" w:space="0"/>
-              <w:left w:val="single" w:color="000000" w:sz="4" w:space="0"/>
-              <w:bottom w:val="single" w:color="000000" w:sz="4" w:space="0"/>
-              <w:right w:val="single" w:color="000000" w:sz="4" w:space="0"/>
-            </w:tcBorders>
-            <w:shd w:val="clear" w:color="auto" w:fill="FFFFFF"/>
-            <w:vAlign w:val="center"/>
-          </w:tcPr>
-          <w:p>
-            <w:pPr>
-              <w:keepNext w:val="0"/>
-              <w:keepLines w:val="0"/>
-              <w:widowControl/>
-              <w:suppressLineNumbers w:val="0"/>
-              <w:jc w:val="left"/>
-              <w:textAlignment w:val="center"/>
-              <w:rPr>
-                <w:rFonts w:hint="default" w:ascii="Times New Roman" w:hAnsi="Times New Roman" w:eastAsia="宋体" w:cs="Times New Roman"/>
-                <w:b w:val="0"/>
-                <w:bCs w:val="0"/>
-                <w:i w:val="0"/>
-                <w:iCs w:val="0"/>
-                <w:color w:val="000000"/>
-                <w:kern w:val="0"/>
-                <w:sz w:val="20"/>
-                <w:szCs w:val="20"/>
-                <w:u w:val="none"/>
-                <w:lang w:val="en-US" w:eastAsia="zh-CN" w:bidi="ar"/>
-              </w:rPr>
-            </w:pPr>
-            <w:r>
-              <w:rPr>
-                <w:rFonts w:hint="default" w:ascii="Times New Roman" w:hAnsi="Times New Roman" w:eastAsia="宋体" w:cs="Times New Roman"/>
-                <w:b w:val="0"/>
-                <w:bCs w:val="0"/>
-                <w:i w:val="0"/>
-                <w:iCs w:val="0"/>
-                <w:color w:val="000000"/>
-                <w:kern w:val="0"/>
-                <w:sz w:val="20"/>
-                <w:szCs w:val="20"/>
-                <w:u w:val="none"/>
-                <w:lang w:val="en-US" w:eastAsia="zh-CN" w:bidi="ar"/>
-              </w:rPr>
-              <w:t>B4GALT1-NTRK2</w:t>
-            </w:r>
-          </w:p>
-        </w:tc>
-        <w:tc>
-          <w:tcPr>
-            <w:tcW w:w="1969" w:type="pct"/>
-            <w:tcBorders>
-              <w:top w:val="single" w:color="000000" w:sz="4" w:space="0"/>
-              <w:left w:val="single" w:color="000000" w:sz="4" w:space="0"/>
-              <w:bottom w:val="single" w:color="000000" w:sz="4" w:space="0"/>
-              <w:right w:val="single" w:color="000000" w:sz="4" w:space="0"/>
-            </w:tcBorders>
-            <w:shd w:val="clear" w:color="auto" w:fill="FFFFFF"/>
-            <w:noWrap/>
-            <w:vAlign w:val="center"/>
-          </w:tcPr>
-          <w:p>
-            <w:pPr>
-              <w:keepNext w:val="0"/>
-              <w:keepLines w:val="0"/>
-              <w:widowControl/>
-              <w:suppressLineNumbers w:val="0"/>
-              <w:jc w:val="left"/>
-              <w:textAlignment w:val="center"/>
-              <w:rPr>
-                <w:rFonts w:hint="default" w:ascii="Times New Roman" w:hAnsi="Times New Roman" w:eastAsia="宋体" w:cs="Times New Roman"/>
-                <w:b w:val="0"/>
-                <w:bCs w:val="0"/>
-                <w:i w:val="0"/>
-                <w:iCs w:val="0"/>
-                <w:color w:val="000000"/>
-                <w:kern w:val="0"/>
-                <w:sz w:val="20"/>
-                <w:szCs w:val="20"/>
-                <w:u w:val="none"/>
-                <w:lang w:val="en-US" w:eastAsia="zh-CN" w:bidi="ar"/>
-              </w:rPr>
-            </w:pPr>
-            <w:r>
-              <w:rPr>
-                <w:rFonts w:hint="default" w:ascii="Times New Roman" w:hAnsi="Times New Roman" w:eastAsia="宋体" w:cs="Times New Roman"/>
-                <w:b w:val="0"/>
-                <w:bCs w:val="0"/>
-                <w:i w:val="0"/>
-                <w:iCs w:val="0"/>
-                <w:color w:val="000000"/>
-                <w:kern w:val="0"/>
-                <w:sz w:val="20"/>
-                <w:szCs w:val="20"/>
-                <w:u w:val="none"/>
-                <w:lang w:val="en-US" w:eastAsia="zh-CN" w:bidi="ar"/>
-              </w:rPr>
-              <w:t>B4GALT1-NTRK2</w:t>
-            </w:r>
-            <w:r>
-              <w:rPr>
-                <w:rFonts w:hint="eastAsia" w:ascii="Times New Roman" w:hAnsi="Times New Roman" w:eastAsia="宋体" w:cs="Times New Roman"/>
-                <w:b w:val="0"/>
-                <w:bCs w:val="0"/>
-                <w:i w:val="0"/>
-                <w:iCs w:val="0"/>
-                <w:color w:val="000000"/>
-                <w:kern w:val="0"/>
-                <w:sz w:val="20"/>
-                <w:szCs w:val="20"/>
-                <w:u w:val="none"/>
-                <w:lang w:val="en-US" w:eastAsia="zh-CN" w:bidi="ar"/>
-              </w:rPr>
-              <w:t>.</w:t>
-            </w:r>
-            <w:r>
-              <w:rPr>
-                <w:rFonts w:hint="default" w:ascii="Times New Roman" w:hAnsi="Times New Roman" w:eastAsia="宋体" w:cs="Times New Roman"/>
-                <w:b w:val="0"/>
-                <w:bCs w:val="0"/>
-                <w:i w:val="0"/>
-                <w:iCs w:val="0"/>
-                <w:color w:val="000000"/>
-                <w:kern w:val="0"/>
-                <w:sz w:val="20"/>
-                <w:szCs w:val="20"/>
-                <w:u w:val="none"/>
-                <w:lang w:val="en-US" w:eastAsia="zh-CN" w:bidi="ar"/>
-              </w:rPr>
-              <w:t>B2N16</w:t>
-            </w:r>
-          </w:p>
-        </w:tc>
-      </w:tr>
-      <w:tr>
-        <w:tblPrEx>
-          <w:tblBorders>
-            <w:top w:val="none" w:color="auto" w:sz="0" w:space="0"/>
-            <w:left w:val="none" w:color="auto" w:sz="0" w:space="0"/>
-            <w:bottom w:val="none" w:color="auto" w:sz="0" w:space="0"/>
-            <w:right w:val="none" w:color="auto" w:sz="0" w:space="0"/>
-            <w:insideH w:val="none" w:color="auto" w:sz="0" w:space="0"/>
-            <w:insideV w:val="none" w:color="auto" w:sz="0" w:space="0"/>
-          </w:tblBorders>
           <w:tblCellMar>
             <w:top w:w="0" w:type="dxa"/>
             <w:left w:w="108" w:type="dxa"/>
@@ -46243,25 +46286,25 @@
         </w:rPr>
       </w:pPr>
       <w:bookmarkStart w:id="115" w:name="_Toc15114"/>
-      <w:bookmarkStart w:id="116" w:name="_Toc3409"/>
-      <w:bookmarkStart w:id="117" w:name="_Toc19763"/>
-      <w:bookmarkStart w:id="118" w:name="_Toc11925"/>
-      <w:bookmarkStart w:id="119" w:name="_Toc29105"/>
-      <w:bookmarkStart w:id="120" w:name="_Toc13498"/>
-      <w:bookmarkStart w:id="121" w:name="_Toc28557"/>
-      <w:bookmarkStart w:id="122" w:name="_Toc32447"/>
+      <w:bookmarkStart w:id="116" w:name="_Toc19763"/>
+      <w:bookmarkStart w:id="117" w:name="_Toc3409"/>
+      <w:bookmarkStart w:id="118" w:name="_Toc32447"/>
+      <w:bookmarkStart w:id="119" w:name="_Toc18811"/>
+      <w:bookmarkStart w:id="120" w:name="_Toc28557"/>
+      <w:bookmarkStart w:id="121" w:name="_Toc16663"/>
+      <w:bookmarkStart w:id="122" w:name="_Toc699"/>
       <w:bookmarkStart w:id="123" w:name="_Toc18198"/>
-      <w:bookmarkStart w:id="124" w:name="_Toc24462"/>
-      <w:bookmarkStart w:id="125" w:name="_Toc5457"/>
-      <w:bookmarkStart w:id="126" w:name="_Toc699"/>
-      <w:bookmarkStart w:id="127" w:name="_Toc11535"/>
-      <w:bookmarkStart w:id="128" w:name="_Toc10759"/>
-      <w:bookmarkStart w:id="129" w:name="_Toc30512"/>
-      <w:bookmarkStart w:id="130" w:name="_Toc16663"/>
-      <w:bookmarkStart w:id="131" w:name="_Toc18811"/>
-      <w:bookmarkStart w:id="132" w:name="_Toc2699"/>
-      <w:bookmarkStart w:id="133" w:name="_Toc8550"/>
-      <w:bookmarkStart w:id="134" w:name="_Toc2482"/>
+      <w:bookmarkStart w:id="124" w:name="_Toc11535"/>
+      <w:bookmarkStart w:id="125" w:name="_Toc2482"/>
+      <w:bookmarkStart w:id="126" w:name="_Toc8550"/>
+      <w:bookmarkStart w:id="127" w:name="_Toc10759"/>
+      <w:bookmarkStart w:id="128" w:name="_Toc2699"/>
+      <w:bookmarkStart w:id="129" w:name="_Toc11925"/>
+      <w:bookmarkStart w:id="130" w:name="_Toc30512"/>
+      <w:bookmarkStart w:id="131" w:name="_Toc29105"/>
+      <w:bookmarkStart w:id="132" w:name="_Toc13498"/>
+      <w:bookmarkStart w:id="133" w:name="_Toc24462"/>
+      <w:bookmarkStart w:id="134" w:name="_Toc5457"/>
       <w:r>
         <w:rPr>
           <w:rFonts w:hint="eastAsia"/>
@@ -46780,15 +46823,15 @@
           <w:lang w:eastAsia="zh-CN"/>
         </w:rPr>
       </w:pPr>
-      <w:bookmarkStart w:id="135" w:name="_Toc4503"/>
-      <w:bookmarkStart w:id="136" w:name="_Toc11901"/>
-      <w:bookmarkStart w:id="137" w:name="_Toc6303"/>
-      <w:bookmarkStart w:id="138" w:name="_Toc27809"/>
+      <w:bookmarkStart w:id="135" w:name="_Toc6303"/>
+      <w:bookmarkStart w:id="136" w:name="_Toc27809"/>
+      <w:bookmarkStart w:id="137" w:name="_Toc4503"/>
+      <w:bookmarkStart w:id="138" w:name="_Toc11901"/>
       <w:bookmarkStart w:id="139" w:name="_Toc22623"/>
       <w:bookmarkStart w:id="140" w:name="_Toc22162_WPSOffice_Level1"/>
-      <w:bookmarkStart w:id="141" w:name="_Toc13275"/>
-      <w:bookmarkStart w:id="142" w:name="_Toc17792_WPSOffice_Level2"/>
-      <w:bookmarkStart w:id="143" w:name="_Toc19584_WPSOffice_Level1"/>
+      <w:bookmarkStart w:id="141" w:name="_Toc17792_WPSOffice_Level2"/>
+      <w:bookmarkStart w:id="142" w:name="_Toc19584_WPSOffice_Level1"/>
+      <w:bookmarkStart w:id="143" w:name="_Toc13275"/>
       <w:bookmarkStart w:id="144" w:name="_Toc14611_WPSOffice_Level1"/>
       <w:r>
         <w:rPr>

--- a/WebContent/docx/肺癌11基因报告-重庆分子.docx
+++ b/WebContent/docx/肺癌11基因报告-重庆分子.docx
@@ -394,6 +394,12 @@
             <w:insideH w:val="single" w:color="auto" w:sz="4" w:space="0"/>
             <w:insideV w:val="single" w:color="auto" w:sz="4" w:space="0"/>
           </w:tblBorders>
+          <w:tblCellMar>
+            <w:top w:w="0" w:type="dxa"/>
+            <w:left w:w="108" w:type="dxa"/>
+            <w:bottom w:w="0" w:type="dxa"/>
+            <w:right w:w="108" w:type="dxa"/>
+          </w:tblCellMar>
         </w:tblPrEx>
         <w:trPr>
           <w:trHeight w:val="667" w:hRule="atLeast"/>
@@ -2619,17 +2625,17 @@
         <w:jc w:val="left"/>
         <w:textAlignment w:val="auto"/>
       </w:pPr>
-      <w:bookmarkStart w:id="0" w:name="_Toc28946"/>
-      <w:bookmarkStart w:id="1" w:name="_Toc15567"/>
+      <w:bookmarkStart w:id="0" w:name="_Toc21253"/>
+      <w:bookmarkStart w:id="1" w:name="_Toc28946"/>
       <w:bookmarkStart w:id="2" w:name="_Toc30629"/>
-      <w:bookmarkStart w:id="3" w:name="_Toc6195"/>
-      <w:bookmarkStart w:id="4" w:name="_Toc21253"/>
-      <w:bookmarkStart w:id="5" w:name="_Toc10575"/>
-      <w:bookmarkStart w:id="6" w:name="_Toc24686"/>
-      <w:bookmarkStart w:id="7" w:name="_Toc20532"/>
-      <w:bookmarkStart w:id="8" w:name="_Toc12692"/>
-      <w:bookmarkStart w:id="9" w:name="_Toc13044"/>
-      <w:bookmarkStart w:id="10" w:name="_Toc15112"/>
+      <w:bookmarkStart w:id="3" w:name="_Toc20532"/>
+      <w:bookmarkStart w:id="4" w:name="_Toc10575"/>
+      <w:bookmarkStart w:id="5" w:name="_Toc15567"/>
+      <w:bookmarkStart w:id="6" w:name="_Toc6195"/>
+      <w:bookmarkStart w:id="7" w:name="_Toc15112"/>
+      <w:bookmarkStart w:id="8" w:name="_Toc13044"/>
+      <w:bookmarkStart w:id="9" w:name="_Toc24686"/>
+      <w:bookmarkStart w:id="10" w:name="_Toc12692"/>
       <w:bookmarkStart w:id="11" w:name="_Toc23010"/>
       <w:r>
         <w:t>样本信息</w:t>
@@ -2980,41 +2986,10 @@
                 <w:sz w:val="21"/>
                 <w:lang w:eastAsia="zh-CN"/>
               </w:rPr>
-              <w:t xml:space="preserve">{% if summaryOfRresults.type == </w:t>
-            </w:r>
-            <w:r>
-              <w:rPr>
-                <w:rFonts w:ascii="Times New Roman" w:hAnsi="Times New Roman" w:eastAsia="微软雅黑" w:cs="黑体"/>
-                <w:sz w:val="21"/>
-                <w:lang w:eastAsia="zh-CN"/>
-              </w:rPr>
-              <w:t>“tissue”</w:t>
-            </w:r>
-            <w:r>
-              <w:rPr>
-                <w:rFonts w:hint="eastAsia" w:ascii="Times New Roman" w:hAnsi="Times New Roman" w:eastAsia="微软雅黑" w:cs="黑体"/>
-                <w:sz w:val="21"/>
-                <w:lang w:eastAsia="zh-CN"/>
-              </w:rPr>
-              <w:t xml:space="preserve"> %}石蜡样本{% else %}</w:t>
-            </w:r>
-            <w:r>
-              <w:rPr>
-                <w:rFonts w:hint="eastAsia" w:ascii="微软雅黑" w:hAnsi="微软雅黑" w:eastAsia="微软雅黑" w:cs="微软雅黑"/>
-                <w:sz w:val="21"/>
-                <w:szCs w:val="21"/>
-                <w:lang w:val="en-US" w:eastAsia="zh-CN" w:bidi="ar"/>
-              </w:rPr>
-              <w:t>血液</w:t>
-            </w:r>
-            <w:r>
-              <w:rPr>
-                <w:rFonts w:hint="eastAsia" w:ascii="Times New Roman" w:hAnsi="Times New Roman" w:eastAsia="微软雅黑" w:cs="黑体"/>
-                <w:sz w:val="21"/>
-                <w:lang w:eastAsia="zh-CN"/>
-              </w:rPr>
-              <w:t>{% endif %}</w:t>
-            </w:r>
+              <w:t>{% if type == "tissue" %}{%if "胸腹水" in specimentype %}胸腹水{% else %}石蜡样本{% endif %}{% elif type == "blood" %}{%if "胸腹水(上清)" in specimentype %}胸腹水(上清){% else %}血液{% endif %}{% endif %}</w:t>
+            </w:r>
+            <w:bookmarkStart w:id="152" w:name="_GoBack"/>
+            <w:bookmarkEnd w:id="152"/>
           </w:p>
         </w:tc>
       </w:tr>
@@ -3365,12 +3340,12 @@
       </w:pPr>
       <w:bookmarkStart w:id="12" w:name="_Toc11465"/>
       <w:bookmarkStart w:id="13" w:name="_Toc10518"/>
-      <w:bookmarkStart w:id="14" w:name="_Toc14389"/>
-      <w:bookmarkStart w:id="15" w:name="_Toc17451"/>
-      <w:bookmarkStart w:id="16" w:name="_Toc7021_WPSOffice_Level1"/>
-      <w:bookmarkStart w:id="17" w:name="_Toc19594"/>
-      <w:bookmarkStart w:id="18" w:name="_Toc11015_WPSOffice_Level1"/>
-      <w:bookmarkStart w:id="19" w:name="_Toc18062_WPSOffice_Level1"/>
+      <w:bookmarkStart w:id="14" w:name="_Toc18062_WPSOffice_Level1"/>
+      <w:bookmarkStart w:id="15" w:name="_Toc7021_WPSOffice_Level1"/>
+      <w:bookmarkStart w:id="16" w:name="_Toc19594"/>
+      <w:bookmarkStart w:id="17" w:name="_Toc14389"/>
+      <w:bookmarkStart w:id="18" w:name="_Toc17451"/>
+      <w:bookmarkStart w:id="19" w:name="_Toc11015_WPSOffice_Level1"/>
       <w:r>
         <w:t>检测项目</w:t>
       </w:r>
@@ -3657,13 +3632,13 @@
           <w:lang w:eastAsia="zh-CN"/>
         </w:rPr>
       </w:pPr>
-      <w:bookmarkStart w:id="21" w:name="_Toc3488_WPSOffice_Level2"/>
-      <w:bookmarkStart w:id="22" w:name="_Toc11193_WPSOffice_Level2"/>
-      <w:bookmarkStart w:id="23" w:name="_Toc31515_WPSOffice_Level2"/>
+      <w:bookmarkStart w:id="21" w:name="_Toc31515_WPSOffice_Level2"/>
+      <w:bookmarkStart w:id="22" w:name="_Toc3488_WPSOffice_Level2"/>
+      <w:bookmarkStart w:id="23" w:name="_Toc6931_WPSOffice_Level2"/>
       <w:bookmarkStart w:id="24" w:name="_Toc17111_WPSOffice_Level2"/>
-      <w:bookmarkStart w:id="25" w:name="_Toc6931_WPSOffice_Level2"/>
-      <w:bookmarkStart w:id="26" w:name="_Toc19280_WPSOffice_Level2"/>
-      <w:bookmarkStart w:id="27" w:name="_Toc6304_WPSOffice_Level2"/>
+      <w:bookmarkStart w:id="25" w:name="_Toc19280_WPSOffice_Level2"/>
+      <w:bookmarkStart w:id="26" w:name="_Toc6304_WPSOffice_Level2"/>
+      <w:bookmarkStart w:id="27" w:name="_Toc11193_WPSOffice_Level2"/>
       <w:r>
         <w:rPr>
           <w:rFonts w:hint="default" w:ascii="Times New Roman" w:hAnsi="Times New Roman" w:eastAsia="微软雅黑" w:cs="Times New Roman"/>
@@ -4044,8 +4019,6 @@
         </w:rPr>
         <w:t>{% endfor %}</w:t>
       </w:r>
-      <w:bookmarkStart w:id="152" w:name="_GoBack"/>
-      <w:bookmarkEnd w:id="152"/>
       <w:r>
         <w:rPr>
           <w:rFonts w:ascii="Times New Roman" w:hAnsi="Times New Roman" w:eastAsia="微软雅黑" w:cs="Times New Roman"/>
@@ -4100,17 +4073,17 @@
         <w:textAlignment w:val="auto"/>
       </w:pPr>
       <w:bookmarkStart w:id="28" w:name="_Toc16576"/>
-      <w:bookmarkStart w:id="29" w:name="_Toc15583"/>
+      <w:bookmarkStart w:id="29" w:name="_Toc149832727"/>
       <w:bookmarkStart w:id="30" w:name="_Toc149826002"/>
-      <w:bookmarkStart w:id="31" w:name="_Toc149832727"/>
+      <w:bookmarkStart w:id="31" w:name="_Toc15583"/>
       <w:bookmarkStart w:id="32" w:name="_Toc11859"/>
       <w:bookmarkStart w:id="33" w:name="_Toc6221_WPSOffice_Level1"/>
-      <w:bookmarkStart w:id="34" w:name="_Toc1410"/>
-      <w:bookmarkStart w:id="35" w:name="_Toc4088"/>
-      <w:bookmarkStart w:id="36" w:name="_Toc25920"/>
+      <w:bookmarkStart w:id="34" w:name="_Toc4088"/>
+      <w:bookmarkStart w:id="35" w:name="_Toc3871"/>
+      <w:bookmarkStart w:id="36" w:name="_Toc18058"/>
       <w:bookmarkStart w:id="37" w:name="_Toc23369_WPSOffice_Level1"/>
-      <w:bookmarkStart w:id="38" w:name="_Toc3871"/>
-      <w:bookmarkStart w:id="39" w:name="_Toc18058"/>
+      <w:bookmarkStart w:id="38" w:name="_Toc25920"/>
+      <w:bookmarkStart w:id="39" w:name="_Toc1410"/>
       <w:r>
         <w:rPr>
           <w:rFonts w:hint="eastAsia"/>
@@ -4160,8 +4133,8 @@
       </w:pPr>
       <w:bookmarkStart w:id="40" w:name="_Toc4383"/>
       <w:bookmarkStart w:id="41" w:name="_Toc149826003"/>
-      <w:bookmarkStart w:id="42" w:name="_Toc11674"/>
-      <w:bookmarkStart w:id="43" w:name="_Toc149832728"/>
+      <w:bookmarkStart w:id="42" w:name="_Toc149832728"/>
+      <w:bookmarkStart w:id="43" w:name="_Toc11674"/>
       <w:r>
         <w:rPr>
           <w:rFonts w:hint="eastAsia"/>
@@ -4219,12 +4192,6 @@
             <w:insideH w:val="single" w:color="A4A4A4" w:sz="4" w:space="0"/>
             <w:insideV w:val="single" w:color="A4A4A4" w:sz="4" w:space="0"/>
           </w:tblBorders>
-          <w:tblCellMar>
-            <w:top w:w="0" w:type="dxa"/>
-            <w:left w:w="0" w:type="dxa"/>
-            <w:bottom w:w="0" w:type="dxa"/>
-            <w:right w:w="0" w:type="dxa"/>
-          </w:tblCellMar>
         </w:tblPrEx>
         <w:trPr>
           <w:trHeight w:val="510" w:hRule="atLeast"/>
@@ -5085,25 +5052,25 @@
           <w:lang w:eastAsia="zh-CN"/>
         </w:rPr>
       </w:pPr>
-      <w:bookmarkStart w:id="44" w:name="_Toc23796"/>
-      <w:bookmarkStart w:id="45" w:name="_Toc149832729"/>
-      <w:bookmarkStart w:id="46" w:name="_Toc31425"/>
-      <w:bookmarkStart w:id="47" w:name="_Toc24235"/>
+      <w:bookmarkStart w:id="44" w:name="_Toc31425"/>
+      <w:bookmarkStart w:id="45" w:name="_Toc23796"/>
+      <w:bookmarkStart w:id="46" w:name="_Toc149832729"/>
+      <w:bookmarkStart w:id="47" w:name="_Toc6237"/>
       <w:bookmarkStart w:id="48" w:name="_Toc2866"/>
-      <w:bookmarkStart w:id="49" w:name="_Toc107825550"/>
-      <w:bookmarkStart w:id="50" w:name="_Toc2781"/>
-      <w:bookmarkStart w:id="51" w:name="_Toc6237"/>
-      <w:bookmarkStart w:id="52" w:name="_Toc19898_WPSOffice_Level1"/>
-      <w:bookmarkStart w:id="53" w:name="_Toc20136_WPSOffice_Level1"/>
-      <w:bookmarkStart w:id="54" w:name="_Toc22132"/>
+      <w:bookmarkStart w:id="49" w:name="_Toc19898_WPSOffice_Level1"/>
+      <w:bookmarkStart w:id="50" w:name="_Toc107825550"/>
+      <w:bookmarkStart w:id="51" w:name="_Toc22132"/>
+      <w:bookmarkStart w:id="52" w:name="_Toc20136_WPSOffice_Level1"/>
+      <w:bookmarkStart w:id="53" w:name="_Toc2781"/>
+      <w:bookmarkStart w:id="54" w:name="_Toc24235"/>
       <w:bookmarkStart w:id="55" w:name="_Toc107825552"/>
       <w:bookmarkStart w:id="56" w:name="_Toc18062_WPSOffice_Level2"/>
-      <w:bookmarkStart w:id="57" w:name="_Toc15063"/>
-      <w:bookmarkStart w:id="58" w:name="_Toc9088"/>
-      <w:bookmarkStart w:id="59" w:name="_Toc23375"/>
-      <w:bookmarkStart w:id="60" w:name="_Toc27379"/>
-      <w:bookmarkStart w:id="61" w:name="_Toc11015_WPSOffice_Level2"/>
-      <w:bookmarkStart w:id="62" w:name="_Toc5728"/>
+      <w:bookmarkStart w:id="57" w:name="_Toc23375"/>
+      <w:bookmarkStart w:id="58" w:name="_Toc27379"/>
+      <w:bookmarkStart w:id="59" w:name="_Toc9088"/>
+      <w:bookmarkStart w:id="60" w:name="_Toc11015_WPSOffice_Level2"/>
+      <w:bookmarkStart w:id="61" w:name="_Toc5728"/>
+      <w:bookmarkStart w:id="62" w:name="_Toc15063"/>
       <w:r>
         <w:rPr>
           <w:rFonts w:hint="eastAsia"/>
@@ -5331,12 +5298,6 @@
             <w:insideH w:val="single" w:color="A4A4A4" w:sz="4" w:space="0"/>
             <w:insideV w:val="single" w:color="A4A4A4" w:sz="4" w:space="0"/>
           </w:tblBorders>
-          <w:tblCellMar>
-            <w:top w:w="0" w:type="dxa"/>
-            <w:left w:w="108" w:type="dxa"/>
-            <w:bottom w:w="0" w:type="dxa"/>
-            <w:right w:w="108" w:type="dxa"/>
-          </w:tblCellMar>
         </w:tblPrEx>
         <w:trPr>
           <w:trHeight w:val="454" w:hRule="atLeast"/>
@@ -7252,10 +7213,10 @@
           <w:lang w:eastAsia="zh-CN"/>
         </w:rPr>
       </w:pPr>
-      <w:bookmarkStart w:id="64" w:name="_Toc26774"/>
-      <w:bookmarkStart w:id="65" w:name="_Toc25381"/>
+      <w:bookmarkStart w:id="64" w:name="_Toc25381"/>
+      <w:bookmarkStart w:id="65" w:name="_Toc149826007"/>
       <w:bookmarkStart w:id="66" w:name="_Toc149832732"/>
-      <w:bookmarkStart w:id="67" w:name="_Toc149826007"/>
+      <w:bookmarkStart w:id="67" w:name="_Toc26774"/>
       <w:r>
         <w:rPr>
           <w:rFonts w:hint="eastAsia"/>
@@ -12113,10 +12074,10 @@
           <w:lang w:eastAsia="zh-CN"/>
         </w:rPr>
       </w:pPr>
-      <w:bookmarkStart w:id="68" w:name="_Toc22117"/>
-      <w:bookmarkStart w:id="69" w:name="_Toc149832733"/>
-      <w:bookmarkStart w:id="70" w:name="_Toc149826009"/>
-      <w:bookmarkStart w:id="71" w:name="_Toc9943"/>
+      <w:bookmarkStart w:id="68" w:name="_Toc149832733"/>
+      <w:bookmarkStart w:id="69" w:name="_Toc22117"/>
+      <w:bookmarkStart w:id="70" w:name="_Toc9943"/>
+      <w:bookmarkStart w:id="71" w:name="_Toc149826009"/>
       <w:r>
         <w:rPr>
           <w:rFonts w:hint="eastAsia"/>
@@ -12650,15 +12611,15 @@
           <w:lang w:eastAsia="zh-CN"/>
         </w:rPr>
       </w:pPr>
-      <w:bookmarkStart w:id="72" w:name="_Toc107825555"/>
-      <w:bookmarkStart w:id="73" w:name="_Toc4331_WPSOffice_Level1"/>
-      <w:bookmarkStart w:id="74" w:name="_Toc24960"/>
-      <w:bookmarkStart w:id="75" w:name="_Toc25727"/>
+      <w:bookmarkStart w:id="72" w:name="_Toc25727"/>
+      <w:bookmarkStart w:id="73" w:name="_Toc32443_WPSOffice_Level1"/>
+      <w:bookmarkStart w:id="74" w:name="_Toc29372"/>
+      <w:bookmarkStart w:id="75" w:name="_Toc23846_WPSOffice_Level1"/>
       <w:bookmarkStart w:id="76" w:name="_Toc23903"/>
-      <w:bookmarkStart w:id="77" w:name="_Toc32443_WPSOffice_Level1"/>
-      <w:bookmarkStart w:id="78" w:name="_Toc180"/>
-      <w:bookmarkStart w:id="79" w:name="_Toc29372"/>
-      <w:bookmarkStart w:id="80" w:name="_Toc23846_WPSOffice_Level1"/>
+      <w:bookmarkStart w:id="77" w:name="_Toc180"/>
+      <w:bookmarkStart w:id="78" w:name="_Toc107825555"/>
+      <w:bookmarkStart w:id="79" w:name="_Toc4331_WPSOffice_Level1"/>
+      <w:bookmarkStart w:id="80" w:name="_Toc24960"/>
       <w:bookmarkStart w:id="81" w:name="_Toc2749"/>
       <w:r>
         <w:rPr>
@@ -12720,8 +12681,8 @@
         </w:rPr>
       </w:pPr>
       <w:bookmarkStart w:id="82" w:name="_Toc10223"/>
-      <w:bookmarkStart w:id="83" w:name="_Toc24174"/>
-      <w:bookmarkStart w:id="84" w:name="_Toc20034"/>
+      <w:bookmarkStart w:id="83" w:name="_Toc20034"/>
+      <w:bookmarkStart w:id="84" w:name="_Toc24174"/>
       <w:bookmarkStart w:id="85" w:name="_Toc106719764"/>
       <w:r>
         <w:rPr>
@@ -12797,12 +12758,6 @@
             <w:insideH w:val="dotted" w:color="033F86" w:sz="4" w:space="0"/>
             <w:insideV w:val="dotted" w:color="033F86" w:sz="4" w:space="0"/>
           </w:tblBorders>
-          <w:tblCellMar>
-            <w:top w:w="0" w:type="dxa"/>
-            <w:left w:w="108" w:type="dxa"/>
-            <w:bottom w:w="0" w:type="dxa"/>
-            <w:right w:w="108" w:type="dxa"/>
-          </w:tblCellMar>
         </w:tblPrEx>
         <w:trPr>
           <w:jc w:val="center"/>
@@ -13204,6 +13159,12 @@
             <w:insideH w:val="dotted" w:color="033F86" w:sz="4" w:space="0"/>
             <w:insideV w:val="dotted" w:color="033F86" w:sz="4" w:space="0"/>
           </w:tblBorders>
+          <w:tblCellMar>
+            <w:top w:w="0" w:type="dxa"/>
+            <w:left w:w="108" w:type="dxa"/>
+            <w:bottom w:w="0" w:type="dxa"/>
+            <w:right w:w="108" w:type="dxa"/>
+          </w:tblCellMar>
         </w:tblPrEx>
         <w:trPr>
           <w:trHeight w:val="388" w:hRule="exact"/>
@@ -15936,7 +15897,6 @@
             <w:insideH w:val="dotted" w:color="A5A5A5" w:sz="4" w:space="0"/>
             <w:insideV w:val="dotted" w:color="A5A5A5" w:sz="4" w:space="0"/>
           </w:tblBorders>
-          <w:shd w:val="clear" w:color="auto" w:fill="auto"/>
           <w:tblCellMar>
             <w:top w:w="0" w:type="dxa"/>
             <w:left w:w="108" w:type="dxa"/>
@@ -15997,7 +15957,6 @@
             <w:insideH w:val="dotted" w:color="A5A5A5" w:sz="4" w:space="0"/>
             <w:insideV w:val="dotted" w:color="A5A5A5" w:sz="4" w:space="0"/>
           </w:tblBorders>
-          <w:shd w:val="clear" w:color="auto" w:fill="auto"/>
           <w:tblCellMar>
             <w:top w:w="0" w:type="dxa"/>
             <w:left w:w="108" w:type="dxa"/>
@@ -17142,6 +17101,7 @@
             <w:insideH w:val="dotted" w:color="A5A5A5" w:sz="4" w:space="0"/>
             <w:insideV w:val="dotted" w:color="A5A5A5" w:sz="4" w:space="0"/>
           </w:tblBorders>
+          <w:shd w:val="clear" w:color="auto" w:fill="auto"/>
           <w:tblCellMar>
             <w:top w:w="0" w:type="dxa"/>
             <w:left w:w="108" w:type="dxa"/>
@@ -17391,9 +17351,9 @@
       </w:pPr>
       <w:bookmarkStart w:id="88" w:name="_Toc32302"/>
       <w:bookmarkStart w:id="89" w:name="_Toc23179"/>
-      <w:bookmarkStart w:id="90" w:name="_Toc149832737"/>
-      <w:bookmarkStart w:id="91" w:name="_Toc149826013"/>
-      <w:bookmarkStart w:id="92" w:name="_Toc8516"/>
+      <w:bookmarkStart w:id="90" w:name="_Toc149826013"/>
+      <w:bookmarkStart w:id="91" w:name="_Toc8516"/>
+      <w:bookmarkStart w:id="92" w:name="_Toc149832737"/>
       <w:r>
         <w:rPr>
           <w:rFonts w:hint="eastAsia"/>
@@ -24947,12 +24907,6 @@
             <w:insideH w:val="dotted" w:color="45A3A7" w:sz="4" w:space="0"/>
             <w:insideV w:val="dotted" w:color="45A3A7" w:sz="4" w:space="0"/>
           </w:tblBorders>
-          <w:tblCellMar>
-            <w:top w:w="0" w:type="dxa"/>
-            <w:left w:w="108" w:type="dxa"/>
-            <w:bottom w:w="0" w:type="dxa"/>
-            <w:right w:w="108" w:type="dxa"/>
-          </w:tblCellMar>
         </w:tblPrEx>
         <w:trPr>
           <w:trHeight w:val="417" w:hRule="atLeast"/>
@@ -26397,20 +26351,20 @@
           <w:rFonts w:hint="eastAsia"/>
         </w:rPr>
       </w:pPr>
-      <w:bookmarkStart w:id="93" w:name="_Toc21764_WPSOffice_Level1"/>
-      <w:bookmarkStart w:id="94" w:name="_Toc13196_WPSOffice_Level1"/>
-      <w:bookmarkStart w:id="95" w:name="_Toc2389"/>
-      <w:bookmarkStart w:id="96" w:name="_Toc1707_WPSOffice_Level1"/>
-      <w:bookmarkStart w:id="97" w:name="_Toc107825561"/>
+      <w:bookmarkStart w:id="93" w:name="_Toc2389"/>
+      <w:bookmarkStart w:id="94" w:name="_Toc107825561"/>
+      <w:bookmarkStart w:id="95" w:name="_Toc21764_WPSOffice_Level1"/>
+      <w:bookmarkStart w:id="96" w:name="_Toc13196_WPSOffice_Level1"/>
+      <w:bookmarkStart w:id="97" w:name="_Toc1707_WPSOffice_Level1"/>
       <w:bookmarkStart w:id="98" w:name="_Toc28240"/>
       <w:bookmarkStart w:id="99" w:name="_Toc27302"/>
-      <w:bookmarkStart w:id="100" w:name="_Toc13698"/>
-      <w:bookmarkStart w:id="101" w:name="_Toc11294"/>
+      <w:bookmarkStart w:id="100" w:name="_Toc11294"/>
+      <w:bookmarkStart w:id="101" w:name="_Toc13698"/>
       <w:bookmarkStart w:id="102" w:name="_Toc16835"/>
-      <w:bookmarkStart w:id="103" w:name="_Toc1779"/>
-      <w:bookmarkStart w:id="104" w:name="_Toc11193_WPSOffice_Level1"/>
-      <w:bookmarkStart w:id="105" w:name="_Toc11812"/>
-      <w:bookmarkStart w:id="106" w:name="_Toc28810_WPSOffice_Level1"/>
+      <w:bookmarkStart w:id="103" w:name="_Toc11193_WPSOffice_Level1"/>
+      <w:bookmarkStart w:id="104" w:name="_Toc11812"/>
+      <w:bookmarkStart w:id="105" w:name="_Toc28810_WPSOffice_Level1"/>
+      <w:bookmarkStart w:id="106" w:name="_Toc1779"/>
       <w:bookmarkStart w:id="107" w:name="_Toc20303"/>
       <w:bookmarkStart w:id="108" w:name="_Toc11896_WPSOffice_Level1"/>
       <w:r>
@@ -26443,13 +26397,13 @@
           <w:lang w:eastAsia="zh-CN"/>
         </w:rPr>
       </w:pPr>
-      <w:bookmarkStart w:id="109" w:name="_Toc9066"/>
-      <w:bookmarkStart w:id="110" w:name="_Toc28605"/>
-      <w:bookmarkStart w:id="111" w:name="_Toc3674"/>
-      <w:bookmarkStart w:id="112" w:name="_Toc27230"/>
-      <w:bookmarkStart w:id="113" w:name="_Toc32150"/>
-      <w:bookmarkStart w:id="114" w:name="_Toc15840_WPSOffice_Level1"/>
-      <w:bookmarkStart w:id="115" w:name="_Toc24085_WPSOffice_Level1"/>
+      <w:bookmarkStart w:id="109" w:name="_Toc28605"/>
+      <w:bookmarkStart w:id="110" w:name="_Toc3674"/>
+      <w:bookmarkStart w:id="111" w:name="_Toc27230"/>
+      <w:bookmarkStart w:id="112" w:name="_Toc32150"/>
+      <w:bookmarkStart w:id="113" w:name="_Toc15840_WPSOffice_Level1"/>
+      <w:bookmarkStart w:id="114" w:name="_Toc24085_WPSOffice_Level1"/>
+      <w:bookmarkStart w:id="115" w:name="_Toc9066"/>
       <w:bookmarkStart w:id="116" w:name="_Toc3367"/>
       <w:bookmarkStart w:id="117" w:name="_Toc14255_WPSOffice_Level1"/>
       <w:r>
@@ -28792,8 +28746,8 @@
         </w:rPr>
       </w:pPr>
       <w:bookmarkStart w:id="118" w:name="_Toc26449"/>
-      <w:bookmarkStart w:id="119" w:name="_Toc11406"/>
-      <w:bookmarkStart w:id="120" w:name="_Toc30346"/>
+      <w:bookmarkStart w:id="119" w:name="_Toc30346"/>
+      <w:bookmarkStart w:id="120" w:name="_Toc11406"/>
       <w:r>
         <w:rPr>
           <w:rFonts w:hint="eastAsia"/>
@@ -29128,7 +29082,6 @@
             <w:insideH w:val="none" w:color="auto" w:sz="0" w:space="0"/>
             <w:insideV w:val="none" w:color="auto" w:sz="0" w:space="0"/>
           </w:tblBorders>
-          <w:shd w:val="clear" w:color="auto" w:fill="auto"/>
           <w:tblCellMar>
             <w:top w:w="0" w:type="dxa"/>
             <w:left w:w="108" w:type="dxa"/>
@@ -29557,227 +29510,6 @@
                 <w:lang w:val="en-US" w:eastAsia="zh-CN" w:bidi="ar"/>
               </w:rPr>
               <w:t>p.G719C</w:t>
-            </w:r>
-          </w:p>
-        </w:tc>
-      </w:tr>
-      <w:tr>
-        <w:tblPrEx>
-          <w:tblBorders>
-            <w:top w:val="none" w:color="auto" w:sz="0" w:space="0"/>
-            <w:left w:val="none" w:color="auto" w:sz="0" w:space="0"/>
-            <w:bottom w:val="none" w:color="auto" w:sz="0" w:space="0"/>
-            <w:right w:val="none" w:color="auto" w:sz="0" w:space="0"/>
-            <w:insideH w:val="none" w:color="auto" w:sz="0" w:space="0"/>
-            <w:insideV w:val="none" w:color="auto" w:sz="0" w:space="0"/>
-          </w:tblBorders>
-          <w:tblCellMar>
-            <w:top w:w="0" w:type="dxa"/>
-            <w:left w:w="108" w:type="dxa"/>
-            <w:bottom w:w="0" w:type="dxa"/>
-            <w:right w:w="108" w:type="dxa"/>
-          </w:tblCellMar>
-        </w:tblPrEx>
-        <w:trPr>
-          <w:trHeight w:val="340" w:hRule="atLeast"/>
-        </w:trPr>
-        <w:tc>
-          <w:tcPr>
-            <w:tcW w:w="548" w:type="pct"/>
-            <w:tcBorders>
-              <w:top w:val="single" w:color="000000" w:sz="4" w:space="0"/>
-              <w:left w:val="single" w:color="000000" w:sz="4" w:space="0"/>
-              <w:bottom w:val="single" w:color="000000" w:sz="4" w:space="0"/>
-              <w:right w:val="single" w:color="000000" w:sz="4" w:space="0"/>
-            </w:tcBorders>
-            <w:shd w:val="clear" w:color="auto" w:fill="FFFFFF"/>
-            <w:vAlign w:val="center"/>
-          </w:tcPr>
-          <w:p>
-            <w:pPr>
-              <w:keepNext w:val="0"/>
-              <w:keepLines w:val="0"/>
-              <w:widowControl/>
-              <w:suppressLineNumbers w:val="0"/>
-              <w:jc w:val="left"/>
-              <w:textAlignment w:val="center"/>
-              <w:rPr>
-                <w:rFonts w:hint="default" w:ascii="Times New Roman" w:hAnsi="Times New Roman" w:eastAsia="宋体" w:cs="Times New Roman"/>
-                <w:b w:val="0"/>
-                <w:bCs w:val="0"/>
-                <w:i w:val="0"/>
-                <w:iCs w:val="0"/>
-                <w:color w:val="000000"/>
-                <w:sz w:val="20"/>
-                <w:szCs w:val="20"/>
-                <w:u w:val="none"/>
-              </w:rPr>
-            </w:pPr>
-            <w:r>
-              <w:rPr>
-                <w:rFonts w:hint="default" w:ascii="Times New Roman" w:hAnsi="Times New Roman" w:eastAsia="宋体" w:cs="Times New Roman"/>
-                <w:b w:val="0"/>
-                <w:bCs w:val="0"/>
-                <w:i w:val="0"/>
-                <w:iCs w:val="0"/>
-                <w:color w:val="000000"/>
-                <w:kern w:val="0"/>
-                <w:sz w:val="20"/>
-                <w:szCs w:val="20"/>
-                <w:u w:val="none"/>
-                <w:lang w:val="en-US" w:eastAsia="zh-CN" w:bidi="ar"/>
-              </w:rPr>
-              <w:t>EGFR</w:t>
-            </w:r>
-          </w:p>
-        </w:tc>
-        <w:tc>
-          <w:tcPr>
-            <w:tcW w:w="720" w:type="pct"/>
-            <w:tcBorders>
-              <w:top w:val="single" w:color="000000" w:sz="4" w:space="0"/>
-              <w:left w:val="single" w:color="000000" w:sz="4" w:space="0"/>
-              <w:bottom w:val="single" w:color="000000" w:sz="4" w:space="0"/>
-              <w:right w:val="single" w:color="000000" w:sz="4" w:space="0"/>
-            </w:tcBorders>
-            <w:shd w:val="clear" w:color="auto" w:fill="FFFFFF"/>
-            <w:vAlign w:val="center"/>
-          </w:tcPr>
-          <w:p>
-            <w:pPr>
-              <w:keepNext w:val="0"/>
-              <w:keepLines w:val="0"/>
-              <w:widowControl/>
-              <w:suppressLineNumbers w:val="0"/>
-              <w:jc w:val="left"/>
-              <w:textAlignment w:val="center"/>
-              <w:rPr>
-                <w:rFonts w:hint="default" w:ascii="Times New Roman" w:hAnsi="Times New Roman" w:eastAsia="宋体" w:cs="Times New Roman"/>
-                <w:b w:val="0"/>
-                <w:bCs w:val="0"/>
-                <w:i w:val="0"/>
-                <w:iCs w:val="0"/>
-                <w:color w:val="000000"/>
-                <w:sz w:val="20"/>
-                <w:szCs w:val="20"/>
-                <w:u w:val="none"/>
-              </w:rPr>
-            </w:pPr>
-            <w:r>
-              <w:rPr>
-                <w:rFonts w:hint="default" w:ascii="Times New Roman" w:hAnsi="Times New Roman" w:eastAsia="宋体" w:cs="Times New Roman"/>
-                <w:b w:val="0"/>
-                <w:bCs w:val="0"/>
-                <w:i w:val="0"/>
-                <w:iCs w:val="0"/>
-                <w:color w:val="000000"/>
-                <w:kern w:val="0"/>
-                <w:sz w:val="20"/>
-                <w:szCs w:val="20"/>
-                <w:u w:val="none"/>
-                <w:lang w:val="en-US" w:eastAsia="zh-CN" w:bidi="ar"/>
-              </w:rPr>
-              <w:t xml:space="preserve">18 </w:t>
-            </w:r>
-          </w:p>
-        </w:tc>
-        <w:tc>
-          <w:tcPr>
-            <w:tcW w:w="1761" w:type="pct"/>
-            <w:tcBorders>
-              <w:top w:val="single" w:color="000000" w:sz="4" w:space="0"/>
-              <w:left w:val="single" w:color="000000" w:sz="4" w:space="0"/>
-              <w:bottom w:val="single" w:color="000000" w:sz="4" w:space="0"/>
-              <w:right w:val="single" w:color="000000" w:sz="4" w:space="0"/>
-            </w:tcBorders>
-            <w:shd w:val="clear" w:color="auto" w:fill="FFFFFF"/>
-            <w:vAlign w:val="center"/>
-          </w:tcPr>
-          <w:p>
-            <w:pPr>
-              <w:keepNext w:val="0"/>
-              <w:keepLines w:val="0"/>
-              <w:widowControl/>
-              <w:suppressLineNumbers w:val="0"/>
-              <w:jc w:val="left"/>
-              <w:textAlignment w:val="center"/>
-              <w:rPr>
-                <w:rFonts w:hint="default" w:ascii="Times New Roman" w:hAnsi="Times New Roman" w:eastAsia="宋体" w:cs="Times New Roman"/>
-                <w:b w:val="0"/>
-                <w:bCs w:val="0"/>
-                <w:i w:val="0"/>
-                <w:iCs w:val="0"/>
-                <w:color w:val="000000"/>
-                <w:sz w:val="20"/>
-                <w:szCs w:val="20"/>
-                <w:u w:val="none"/>
-              </w:rPr>
-            </w:pPr>
-            <w:r>
-              <w:rPr>
-                <w:rFonts w:hint="default" w:ascii="Times New Roman" w:hAnsi="Times New Roman" w:eastAsia="宋体" w:cs="Times New Roman"/>
-                <w:b w:val="0"/>
-                <w:bCs w:val="0"/>
-                <w:i w:val="0"/>
-                <w:iCs w:val="0"/>
-                <w:color w:val="000000"/>
-                <w:kern w:val="0"/>
-                <w:sz w:val="20"/>
-                <w:szCs w:val="20"/>
-                <w:u w:val="none"/>
-                <w:lang w:val="en-US" w:eastAsia="zh-CN" w:bidi="ar"/>
-              </w:rPr>
-              <w:t>c.2155G&gt;A</w:t>
-            </w:r>
-          </w:p>
-        </w:tc>
-        <w:tc>
-          <w:tcPr>
-            <w:tcW w:w="1969" w:type="pct"/>
-            <w:tcBorders>
-              <w:top w:val="single" w:color="000000" w:sz="4" w:space="0"/>
-              <w:left w:val="single" w:color="000000" w:sz="4" w:space="0"/>
-              <w:bottom w:val="single" w:color="000000" w:sz="4" w:space="0"/>
-              <w:right w:val="single" w:color="000000" w:sz="4" w:space="0"/>
-            </w:tcBorders>
-            <w:shd w:val="clear" w:color="auto" w:fill="FFFFFF"/>
-            <w:vAlign w:val="center"/>
-          </w:tcPr>
-          <w:p>
-            <w:pPr>
-              <w:keepNext w:val="0"/>
-              <w:keepLines w:val="0"/>
-              <w:widowControl/>
-              <w:suppressLineNumbers w:val="0"/>
-              <w:jc w:val="left"/>
-              <w:textAlignment w:val="center"/>
-              <w:rPr>
-                <w:rFonts w:hint="default" w:ascii="Times New Roman" w:hAnsi="Times New Roman" w:eastAsia="宋体" w:cs="Times New Roman"/>
-                <w:b w:val="0"/>
-                <w:bCs w:val="0"/>
-                <w:i w:val="0"/>
-                <w:iCs w:val="0"/>
-                <w:color w:val="000000"/>
-                <w:sz w:val="20"/>
-                <w:szCs w:val="20"/>
-                <w:u w:val="none"/>
-              </w:rPr>
-            </w:pPr>
-            <w:r>
-              <w:rPr>
-                <w:rFonts w:hint="default" w:ascii="Times New Roman" w:hAnsi="Times New Roman" w:eastAsia="宋体" w:cs="Times New Roman"/>
-                <w:b w:val="0"/>
-                <w:bCs w:val="0"/>
-                <w:i w:val="0"/>
-                <w:iCs w:val="0"/>
-                <w:color w:val="000000"/>
-                <w:kern w:val="0"/>
-                <w:sz w:val="20"/>
-                <w:szCs w:val="20"/>
-                <w:u w:val="none"/>
-                <w:lang w:val="en-US" w:eastAsia="zh-CN" w:bidi="ar"/>
-              </w:rPr>
-              <w:t>p.G719S</w:t>
             </w:r>
           </w:p>
         </w:tc>
@@ -29949,7 +29681,7 @@
                 <w:u w:val="none"/>
                 <w:lang w:val="en-US" w:eastAsia="zh-CN" w:bidi="ar"/>
               </w:rPr>
-              <w:t>c.2170G&gt;A</w:t>
+              <w:t>c.2155G&gt;A</w:t>
             </w:r>
           </w:p>
         </w:tc>
@@ -29999,7 +29731,7 @@
                 <w:u w:val="none"/>
                 <w:lang w:val="en-US" w:eastAsia="zh-CN" w:bidi="ar"/>
               </w:rPr>
-              <w:t>p.G724S</w:t>
+              <w:t>p.G719S</w:t>
             </w:r>
           </w:p>
         </w:tc>
@@ -30121,7 +29853,7 @@
                 <w:u w:val="none"/>
                 <w:lang w:val="en-US" w:eastAsia="zh-CN" w:bidi="ar"/>
               </w:rPr>
-              <w:t xml:space="preserve">19 </w:t>
+              <w:t xml:space="preserve">18 </w:t>
             </w:r>
           </w:p>
         </w:tc>
@@ -30171,7 +29903,7 @@
                 <w:u w:val="none"/>
                 <w:lang w:val="en-US" w:eastAsia="zh-CN" w:bidi="ar"/>
               </w:rPr>
-              <w:t>c.2235_2249del15</w:t>
+              <w:t>c.2170G&gt;A</w:t>
             </w:r>
           </w:p>
         </w:tc>
@@ -30221,449 +29953,7 @@
                 <w:u w:val="none"/>
                 <w:lang w:val="en-US" w:eastAsia="zh-CN" w:bidi="ar"/>
               </w:rPr>
-              <w:t>p.E746_A750delELREA</w:t>
-            </w:r>
-          </w:p>
-        </w:tc>
-      </w:tr>
-      <w:tr>
-        <w:tblPrEx>
-          <w:tblBorders>
-            <w:top w:val="none" w:color="auto" w:sz="0" w:space="0"/>
-            <w:left w:val="none" w:color="auto" w:sz="0" w:space="0"/>
-            <w:bottom w:val="none" w:color="auto" w:sz="0" w:space="0"/>
-            <w:right w:val="none" w:color="auto" w:sz="0" w:space="0"/>
-            <w:insideH w:val="none" w:color="auto" w:sz="0" w:space="0"/>
-            <w:insideV w:val="none" w:color="auto" w:sz="0" w:space="0"/>
-          </w:tblBorders>
-          <w:tblCellMar>
-            <w:top w:w="0" w:type="dxa"/>
-            <w:left w:w="108" w:type="dxa"/>
-            <w:bottom w:w="0" w:type="dxa"/>
-            <w:right w:w="108" w:type="dxa"/>
-          </w:tblCellMar>
-        </w:tblPrEx>
-        <w:trPr>
-          <w:trHeight w:val="340" w:hRule="atLeast"/>
-        </w:trPr>
-        <w:tc>
-          <w:tcPr>
-            <w:tcW w:w="548" w:type="pct"/>
-            <w:tcBorders>
-              <w:top w:val="single" w:color="000000" w:sz="4" w:space="0"/>
-              <w:left w:val="single" w:color="000000" w:sz="4" w:space="0"/>
-              <w:bottom w:val="single" w:color="000000" w:sz="4" w:space="0"/>
-              <w:right w:val="single" w:color="000000" w:sz="4" w:space="0"/>
-            </w:tcBorders>
-            <w:shd w:val="clear" w:color="auto" w:fill="FFFFFF"/>
-            <w:vAlign w:val="center"/>
-          </w:tcPr>
-          <w:p>
-            <w:pPr>
-              <w:keepNext w:val="0"/>
-              <w:keepLines w:val="0"/>
-              <w:widowControl/>
-              <w:suppressLineNumbers w:val="0"/>
-              <w:jc w:val="left"/>
-              <w:textAlignment w:val="center"/>
-              <w:rPr>
-                <w:rFonts w:hint="default" w:ascii="Times New Roman" w:hAnsi="Times New Roman" w:eastAsia="宋体" w:cs="Times New Roman"/>
-                <w:b w:val="0"/>
-                <w:bCs w:val="0"/>
-                <w:i w:val="0"/>
-                <w:iCs w:val="0"/>
-                <w:color w:val="000000"/>
-                <w:sz w:val="20"/>
-                <w:szCs w:val="20"/>
-                <w:u w:val="none"/>
-              </w:rPr>
-            </w:pPr>
-            <w:r>
-              <w:rPr>
-                <w:rFonts w:hint="default" w:ascii="Times New Roman" w:hAnsi="Times New Roman" w:eastAsia="宋体" w:cs="Times New Roman"/>
-                <w:b w:val="0"/>
-                <w:bCs w:val="0"/>
-                <w:i w:val="0"/>
-                <w:iCs w:val="0"/>
-                <w:color w:val="000000"/>
-                <w:kern w:val="0"/>
-                <w:sz w:val="20"/>
-                <w:szCs w:val="20"/>
-                <w:u w:val="none"/>
-                <w:lang w:val="en-US" w:eastAsia="zh-CN" w:bidi="ar"/>
-              </w:rPr>
-              <w:t>EGFR</w:t>
-            </w:r>
-          </w:p>
-        </w:tc>
-        <w:tc>
-          <w:tcPr>
-            <w:tcW w:w="720" w:type="pct"/>
-            <w:tcBorders>
-              <w:top w:val="single" w:color="000000" w:sz="4" w:space="0"/>
-              <w:left w:val="single" w:color="000000" w:sz="4" w:space="0"/>
-              <w:bottom w:val="single" w:color="000000" w:sz="4" w:space="0"/>
-              <w:right w:val="single" w:color="000000" w:sz="4" w:space="0"/>
-            </w:tcBorders>
-            <w:shd w:val="clear" w:color="auto" w:fill="FFFFFF"/>
-            <w:vAlign w:val="center"/>
-          </w:tcPr>
-          <w:p>
-            <w:pPr>
-              <w:keepNext w:val="0"/>
-              <w:keepLines w:val="0"/>
-              <w:widowControl/>
-              <w:suppressLineNumbers w:val="0"/>
-              <w:jc w:val="left"/>
-              <w:textAlignment w:val="center"/>
-              <w:rPr>
-                <w:rFonts w:hint="default" w:ascii="Times New Roman" w:hAnsi="Times New Roman" w:eastAsia="宋体" w:cs="Times New Roman"/>
-                <w:b w:val="0"/>
-                <w:bCs w:val="0"/>
-                <w:i w:val="0"/>
-                <w:iCs w:val="0"/>
-                <w:color w:val="000000"/>
-                <w:sz w:val="20"/>
-                <w:szCs w:val="20"/>
-                <w:u w:val="none"/>
-              </w:rPr>
-            </w:pPr>
-            <w:r>
-              <w:rPr>
-                <w:rFonts w:hint="default" w:ascii="Times New Roman" w:hAnsi="Times New Roman" w:eastAsia="宋体" w:cs="Times New Roman"/>
-                <w:b w:val="0"/>
-                <w:bCs w:val="0"/>
-                <w:i w:val="0"/>
-                <w:iCs w:val="0"/>
-                <w:color w:val="000000"/>
-                <w:kern w:val="0"/>
-                <w:sz w:val="20"/>
-                <w:szCs w:val="20"/>
-                <w:u w:val="none"/>
-                <w:lang w:val="en-US" w:eastAsia="zh-CN" w:bidi="ar"/>
-              </w:rPr>
-              <w:t xml:space="preserve">19 </w:t>
-            </w:r>
-          </w:p>
-        </w:tc>
-        <w:tc>
-          <w:tcPr>
-            <w:tcW w:w="1761" w:type="pct"/>
-            <w:tcBorders>
-              <w:top w:val="single" w:color="000000" w:sz="4" w:space="0"/>
-              <w:left w:val="single" w:color="000000" w:sz="4" w:space="0"/>
-              <w:bottom w:val="single" w:color="000000" w:sz="4" w:space="0"/>
-              <w:right w:val="single" w:color="000000" w:sz="4" w:space="0"/>
-            </w:tcBorders>
-            <w:shd w:val="clear" w:color="auto" w:fill="FFFFFF"/>
-            <w:vAlign w:val="center"/>
-          </w:tcPr>
-          <w:p>
-            <w:pPr>
-              <w:keepNext w:val="0"/>
-              <w:keepLines w:val="0"/>
-              <w:widowControl/>
-              <w:suppressLineNumbers w:val="0"/>
-              <w:jc w:val="left"/>
-              <w:textAlignment w:val="center"/>
-              <w:rPr>
-                <w:rFonts w:hint="default" w:ascii="Times New Roman" w:hAnsi="Times New Roman" w:eastAsia="宋体" w:cs="Times New Roman"/>
-                <w:b w:val="0"/>
-                <w:bCs w:val="0"/>
-                <w:i w:val="0"/>
-                <w:iCs w:val="0"/>
-                <w:color w:val="000000"/>
-                <w:sz w:val="20"/>
-                <w:szCs w:val="20"/>
-                <w:u w:val="none"/>
-              </w:rPr>
-            </w:pPr>
-            <w:r>
-              <w:rPr>
-                <w:rFonts w:hint="default" w:ascii="Times New Roman" w:hAnsi="Times New Roman" w:eastAsia="宋体" w:cs="Times New Roman"/>
-                <w:b w:val="0"/>
-                <w:bCs w:val="0"/>
-                <w:i w:val="0"/>
-                <w:iCs w:val="0"/>
-                <w:color w:val="000000"/>
-                <w:kern w:val="0"/>
-                <w:sz w:val="20"/>
-                <w:szCs w:val="20"/>
-                <w:u w:val="none"/>
-                <w:lang w:val="en-US" w:eastAsia="zh-CN" w:bidi="ar"/>
-              </w:rPr>
-              <w:t>c.2236_2250del15</w:t>
-            </w:r>
-          </w:p>
-        </w:tc>
-        <w:tc>
-          <w:tcPr>
-            <w:tcW w:w="1969" w:type="pct"/>
-            <w:tcBorders>
-              <w:top w:val="single" w:color="000000" w:sz="4" w:space="0"/>
-              <w:left w:val="single" w:color="000000" w:sz="4" w:space="0"/>
-              <w:bottom w:val="single" w:color="000000" w:sz="4" w:space="0"/>
-              <w:right w:val="single" w:color="000000" w:sz="4" w:space="0"/>
-            </w:tcBorders>
-            <w:shd w:val="clear" w:color="auto" w:fill="FFFFFF"/>
-            <w:vAlign w:val="center"/>
-          </w:tcPr>
-          <w:p>
-            <w:pPr>
-              <w:keepNext w:val="0"/>
-              <w:keepLines w:val="0"/>
-              <w:widowControl/>
-              <w:suppressLineNumbers w:val="0"/>
-              <w:jc w:val="left"/>
-              <w:textAlignment w:val="center"/>
-              <w:rPr>
-                <w:rFonts w:hint="default" w:ascii="Times New Roman" w:hAnsi="Times New Roman" w:eastAsia="宋体" w:cs="Times New Roman"/>
-                <w:b w:val="0"/>
-                <w:bCs w:val="0"/>
-                <w:i w:val="0"/>
-                <w:iCs w:val="0"/>
-                <w:color w:val="000000"/>
-                <w:sz w:val="20"/>
-                <w:szCs w:val="20"/>
-                <w:u w:val="none"/>
-              </w:rPr>
-            </w:pPr>
-            <w:r>
-              <w:rPr>
-                <w:rFonts w:hint="default" w:ascii="Times New Roman" w:hAnsi="Times New Roman" w:eastAsia="宋体" w:cs="Times New Roman"/>
-                <w:b w:val="0"/>
-                <w:bCs w:val="0"/>
-                <w:i w:val="0"/>
-                <w:iCs w:val="0"/>
-                <w:color w:val="000000"/>
-                <w:kern w:val="0"/>
-                <w:sz w:val="20"/>
-                <w:szCs w:val="20"/>
-                <w:u w:val="none"/>
-                <w:lang w:val="en-US" w:eastAsia="zh-CN" w:bidi="ar"/>
-              </w:rPr>
-              <w:t>p.E746 A750delELREA</w:t>
-            </w:r>
-          </w:p>
-        </w:tc>
-      </w:tr>
-      <w:tr>
-        <w:tblPrEx>
-          <w:tblBorders>
-            <w:top w:val="none" w:color="auto" w:sz="0" w:space="0"/>
-            <w:left w:val="none" w:color="auto" w:sz="0" w:space="0"/>
-            <w:bottom w:val="none" w:color="auto" w:sz="0" w:space="0"/>
-            <w:right w:val="none" w:color="auto" w:sz="0" w:space="0"/>
-            <w:insideH w:val="none" w:color="auto" w:sz="0" w:space="0"/>
-            <w:insideV w:val="none" w:color="auto" w:sz="0" w:space="0"/>
-          </w:tblBorders>
-          <w:tblCellMar>
-            <w:top w:w="0" w:type="dxa"/>
-            <w:left w:w="108" w:type="dxa"/>
-            <w:bottom w:w="0" w:type="dxa"/>
-            <w:right w:w="108" w:type="dxa"/>
-          </w:tblCellMar>
-        </w:tblPrEx>
-        <w:trPr>
-          <w:trHeight w:val="340" w:hRule="atLeast"/>
-        </w:trPr>
-        <w:tc>
-          <w:tcPr>
-            <w:tcW w:w="548" w:type="pct"/>
-            <w:tcBorders>
-              <w:top w:val="single" w:color="000000" w:sz="4" w:space="0"/>
-              <w:left w:val="single" w:color="000000" w:sz="4" w:space="0"/>
-              <w:bottom w:val="single" w:color="000000" w:sz="4" w:space="0"/>
-              <w:right w:val="single" w:color="000000" w:sz="4" w:space="0"/>
-            </w:tcBorders>
-            <w:shd w:val="clear" w:color="auto" w:fill="FFFFFF"/>
-            <w:vAlign w:val="center"/>
-          </w:tcPr>
-          <w:p>
-            <w:pPr>
-              <w:keepNext w:val="0"/>
-              <w:keepLines w:val="0"/>
-              <w:widowControl/>
-              <w:suppressLineNumbers w:val="0"/>
-              <w:jc w:val="left"/>
-              <w:textAlignment w:val="center"/>
-              <w:rPr>
-                <w:rFonts w:hint="default" w:ascii="Times New Roman" w:hAnsi="Times New Roman" w:eastAsia="宋体" w:cs="Times New Roman"/>
-                <w:b w:val="0"/>
-                <w:bCs w:val="0"/>
-                <w:i w:val="0"/>
-                <w:iCs w:val="0"/>
-                <w:color w:val="000000"/>
-                <w:sz w:val="20"/>
-                <w:szCs w:val="20"/>
-                <w:u w:val="none"/>
-              </w:rPr>
-            </w:pPr>
-            <w:r>
-              <w:rPr>
-                <w:rFonts w:hint="default" w:ascii="Times New Roman" w:hAnsi="Times New Roman" w:eastAsia="宋体" w:cs="Times New Roman"/>
-                <w:b w:val="0"/>
-                <w:bCs w:val="0"/>
-                <w:i w:val="0"/>
-                <w:iCs w:val="0"/>
-                <w:color w:val="000000"/>
-                <w:kern w:val="0"/>
-                <w:sz w:val="20"/>
-                <w:szCs w:val="20"/>
-                <w:u w:val="none"/>
-                <w:lang w:val="en-US" w:eastAsia="zh-CN" w:bidi="ar"/>
-              </w:rPr>
-              <w:t>EGFR</w:t>
-            </w:r>
-          </w:p>
-        </w:tc>
-        <w:tc>
-          <w:tcPr>
-            <w:tcW w:w="720" w:type="pct"/>
-            <w:tcBorders>
-              <w:top w:val="single" w:color="000000" w:sz="4" w:space="0"/>
-              <w:left w:val="single" w:color="000000" w:sz="4" w:space="0"/>
-              <w:bottom w:val="single" w:color="000000" w:sz="4" w:space="0"/>
-              <w:right w:val="single" w:color="000000" w:sz="4" w:space="0"/>
-            </w:tcBorders>
-            <w:shd w:val="clear" w:color="auto" w:fill="FFFFFF"/>
-            <w:vAlign w:val="center"/>
-          </w:tcPr>
-          <w:p>
-            <w:pPr>
-              <w:keepNext w:val="0"/>
-              <w:keepLines w:val="0"/>
-              <w:widowControl/>
-              <w:suppressLineNumbers w:val="0"/>
-              <w:jc w:val="left"/>
-              <w:textAlignment w:val="center"/>
-              <w:rPr>
-                <w:rFonts w:hint="default" w:ascii="Times New Roman" w:hAnsi="Times New Roman" w:eastAsia="宋体" w:cs="Times New Roman"/>
-                <w:b w:val="0"/>
-                <w:bCs w:val="0"/>
-                <w:i w:val="0"/>
-                <w:iCs w:val="0"/>
-                <w:color w:val="000000"/>
-                <w:sz w:val="20"/>
-                <w:szCs w:val="20"/>
-                <w:u w:val="none"/>
-              </w:rPr>
-            </w:pPr>
-            <w:r>
-              <w:rPr>
-                <w:rFonts w:hint="default" w:ascii="Times New Roman" w:hAnsi="Times New Roman" w:eastAsia="宋体" w:cs="Times New Roman"/>
-                <w:b w:val="0"/>
-                <w:bCs w:val="0"/>
-                <w:i w:val="0"/>
-                <w:iCs w:val="0"/>
-                <w:color w:val="000000"/>
-                <w:kern w:val="0"/>
-                <w:sz w:val="20"/>
-                <w:szCs w:val="20"/>
-                <w:u w:val="none"/>
-                <w:lang w:val="en-US" w:eastAsia="zh-CN" w:bidi="ar"/>
-              </w:rPr>
-              <w:t xml:space="preserve">19 </w:t>
-            </w:r>
-          </w:p>
-        </w:tc>
-        <w:tc>
-          <w:tcPr>
-            <w:tcW w:w="1761" w:type="pct"/>
-            <w:tcBorders>
-              <w:top w:val="single" w:color="000000" w:sz="4" w:space="0"/>
-              <w:left w:val="single" w:color="000000" w:sz="4" w:space="0"/>
-              <w:bottom w:val="single" w:color="000000" w:sz="4" w:space="0"/>
-              <w:right w:val="single" w:color="000000" w:sz="4" w:space="0"/>
-            </w:tcBorders>
-            <w:shd w:val="clear" w:color="auto" w:fill="FFFFFF"/>
-            <w:vAlign w:val="center"/>
-          </w:tcPr>
-          <w:p>
-            <w:pPr>
-              <w:keepNext w:val="0"/>
-              <w:keepLines w:val="0"/>
-              <w:widowControl/>
-              <w:suppressLineNumbers w:val="0"/>
-              <w:jc w:val="left"/>
-              <w:textAlignment w:val="center"/>
-              <w:rPr>
-                <w:rFonts w:hint="default" w:ascii="Times New Roman" w:hAnsi="Times New Roman" w:eastAsia="宋体" w:cs="Times New Roman"/>
-                <w:b w:val="0"/>
-                <w:bCs w:val="0"/>
-                <w:i w:val="0"/>
-                <w:iCs w:val="0"/>
-                <w:color w:val="000000"/>
-                <w:sz w:val="20"/>
-                <w:szCs w:val="20"/>
-                <w:u w:val="none"/>
-              </w:rPr>
-            </w:pPr>
-            <w:r>
-              <w:rPr>
-                <w:rFonts w:hint="default" w:ascii="Times New Roman" w:hAnsi="Times New Roman" w:eastAsia="宋体" w:cs="Times New Roman"/>
-                <w:b w:val="0"/>
-                <w:bCs w:val="0"/>
-                <w:i w:val="0"/>
-                <w:iCs w:val="0"/>
-                <w:color w:val="000000"/>
-                <w:kern w:val="0"/>
-                <w:sz w:val="20"/>
-                <w:szCs w:val="20"/>
-                <w:u w:val="none"/>
-                <w:lang w:val="en-US" w:eastAsia="zh-CN" w:bidi="ar"/>
-              </w:rPr>
-              <w:t>c.2239_2253del15/c.2240_2254dell</w:t>
-            </w:r>
-          </w:p>
-        </w:tc>
-        <w:tc>
-          <w:tcPr>
-            <w:tcW w:w="1969" w:type="pct"/>
-            <w:tcBorders>
-              <w:top w:val="single" w:color="000000" w:sz="4" w:space="0"/>
-              <w:left w:val="single" w:color="000000" w:sz="4" w:space="0"/>
-              <w:bottom w:val="single" w:color="000000" w:sz="4" w:space="0"/>
-              <w:right w:val="single" w:color="000000" w:sz="4" w:space="0"/>
-            </w:tcBorders>
-            <w:shd w:val="clear" w:color="auto" w:fill="FFFFFF"/>
-            <w:vAlign w:val="center"/>
-          </w:tcPr>
-          <w:p>
-            <w:pPr>
-              <w:keepNext w:val="0"/>
-              <w:keepLines w:val="0"/>
-              <w:widowControl/>
-              <w:suppressLineNumbers w:val="0"/>
-              <w:jc w:val="left"/>
-              <w:textAlignment w:val="center"/>
-              <w:rPr>
-                <w:rFonts w:hint="default" w:ascii="Times New Roman" w:hAnsi="Times New Roman" w:eastAsia="宋体" w:cs="Times New Roman"/>
-                <w:b w:val="0"/>
-                <w:bCs w:val="0"/>
-                <w:i w:val="0"/>
-                <w:iCs w:val="0"/>
-                <w:color w:val="000000"/>
-                <w:sz w:val="20"/>
-                <w:szCs w:val="20"/>
-                <w:u w:val="none"/>
-              </w:rPr>
-            </w:pPr>
-            <w:r>
-              <w:rPr>
-                <w:rFonts w:hint="default" w:ascii="Times New Roman" w:hAnsi="Times New Roman" w:eastAsia="宋体" w:cs="Times New Roman"/>
-                <w:b w:val="0"/>
-                <w:bCs w:val="0"/>
-                <w:i w:val="0"/>
-                <w:iCs w:val="0"/>
-                <w:color w:val="000000"/>
-                <w:kern w:val="0"/>
-                <w:sz w:val="20"/>
-                <w:szCs w:val="20"/>
-                <w:u w:val="none"/>
-                <w:lang w:val="en-US" w:eastAsia="zh-CN" w:bidi="ar"/>
-              </w:rPr>
-              <w:t>p.L747_T751delLREAT</w:t>
+              <w:t>p.G724S</w:t>
             </w:r>
           </w:p>
         </w:tc>
@@ -30835,7 +30125,7 @@
                 <w:u w:val="none"/>
                 <w:lang w:val="en-US" w:eastAsia="zh-CN" w:bidi="ar"/>
               </w:rPr>
-              <w:t>c.2239_2256del18</w:t>
+              <w:t>c.2235_2249del15</w:t>
             </w:r>
           </w:p>
         </w:tc>
@@ -30885,7 +30175,7 @@
                 <w:u w:val="none"/>
                 <w:lang w:val="en-US" w:eastAsia="zh-CN" w:bidi="ar"/>
               </w:rPr>
-              <w:t>p.L747 S752delLREATS</w:t>
+              <w:t>p.E746_A750delELREA</w:t>
             </w:r>
           </w:p>
         </w:tc>
@@ -31057,7 +30347,7 @@
                 <w:u w:val="none"/>
                 <w:lang w:val="en-US" w:eastAsia="zh-CN" w:bidi="ar"/>
               </w:rPr>
-              <w:t>c.2239_2247delTTAAGAGAA</w:t>
+              <w:t>c.2236_2250del15</w:t>
             </w:r>
           </w:p>
         </w:tc>
@@ -31107,7 +30397,228 @@
                 <w:u w:val="none"/>
                 <w:lang w:val="en-US" w:eastAsia="zh-CN" w:bidi="ar"/>
               </w:rPr>
-              <w:t>p.L747_E749delLRE</w:t>
+              <w:t>p.E746 A750delELREA</w:t>
+            </w:r>
+          </w:p>
+        </w:tc>
+      </w:tr>
+      <w:tr>
+        <w:tblPrEx>
+          <w:tblBorders>
+            <w:top w:val="none" w:color="auto" w:sz="0" w:space="0"/>
+            <w:left w:val="none" w:color="auto" w:sz="0" w:space="0"/>
+            <w:bottom w:val="none" w:color="auto" w:sz="0" w:space="0"/>
+            <w:right w:val="none" w:color="auto" w:sz="0" w:space="0"/>
+            <w:insideH w:val="none" w:color="auto" w:sz="0" w:space="0"/>
+            <w:insideV w:val="none" w:color="auto" w:sz="0" w:space="0"/>
+          </w:tblBorders>
+          <w:tblCellMar>
+            <w:top w:w="0" w:type="dxa"/>
+            <w:left w:w="108" w:type="dxa"/>
+            <w:bottom w:w="0" w:type="dxa"/>
+            <w:right w:w="108" w:type="dxa"/>
+          </w:tblCellMar>
+        </w:tblPrEx>
+        <w:trPr>
+          <w:trHeight w:val="340" w:hRule="atLeast"/>
+        </w:trPr>
+        <w:tc>
+          <w:tcPr>
+            <w:tcW w:w="548" w:type="pct"/>
+            <w:tcBorders>
+              <w:top w:val="single" w:color="000000" w:sz="4" w:space="0"/>
+              <w:left w:val="single" w:color="000000" w:sz="4" w:space="0"/>
+              <w:bottom w:val="single" w:color="000000" w:sz="4" w:space="0"/>
+              <w:right w:val="single" w:color="000000" w:sz="4" w:space="0"/>
+            </w:tcBorders>
+            <w:shd w:val="clear" w:color="auto" w:fill="FFFFFF"/>
+            <w:vAlign w:val="center"/>
+          </w:tcPr>
+          <w:p>
+            <w:pPr>
+              <w:keepNext w:val="0"/>
+              <w:keepLines w:val="0"/>
+              <w:widowControl/>
+              <w:suppressLineNumbers w:val="0"/>
+              <w:jc w:val="left"/>
+              <w:textAlignment w:val="center"/>
+              <w:rPr>
+                <w:rFonts w:hint="default" w:ascii="Times New Roman" w:hAnsi="Times New Roman" w:eastAsia="宋体" w:cs="Times New Roman"/>
+                <w:b w:val="0"/>
+                <w:bCs w:val="0"/>
+                <w:i w:val="0"/>
+                <w:iCs w:val="0"/>
+                <w:color w:val="000000"/>
+                <w:sz w:val="20"/>
+                <w:szCs w:val="20"/>
+                <w:u w:val="none"/>
+              </w:rPr>
+            </w:pPr>
+            <w:r>
+              <w:rPr>
+                <w:rFonts w:hint="default" w:ascii="Times New Roman" w:hAnsi="Times New Roman" w:eastAsia="宋体" w:cs="Times New Roman"/>
+                <w:b w:val="0"/>
+                <w:bCs w:val="0"/>
+                <w:i w:val="0"/>
+                <w:iCs w:val="0"/>
+                <w:color w:val="000000"/>
+                <w:kern w:val="0"/>
+                <w:sz w:val="20"/>
+                <w:szCs w:val="20"/>
+                <w:u w:val="none"/>
+                <w:lang w:val="en-US" w:eastAsia="zh-CN" w:bidi="ar"/>
+              </w:rPr>
+              <w:t>EGFR</w:t>
+            </w:r>
+          </w:p>
+        </w:tc>
+        <w:tc>
+          <w:tcPr>
+            <w:tcW w:w="720" w:type="pct"/>
+            <w:tcBorders>
+              <w:top w:val="single" w:color="000000" w:sz="4" w:space="0"/>
+              <w:left w:val="single" w:color="000000" w:sz="4" w:space="0"/>
+              <w:bottom w:val="single" w:color="000000" w:sz="4" w:space="0"/>
+              <w:right w:val="single" w:color="000000" w:sz="4" w:space="0"/>
+            </w:tcBorders>
+            <w:shd w:val="clear" w:color="auto" w:fill="FFFFFF"/>
+            <w:vAlign w:val="center"/>
+          </w:tcPr>
+          <w:p>
+            <w:pPr>
+              <w:keepNext w:val="0"/>
+              <w:keepLines w:val="0"/>
+              <w:widowControl/>
+              <w:suppressLineNumbers w:val="0"/>
+              <w:jc w:val="left"/>
+              <w:textAlignment w:val="center"/>
+              <w:rPr>
+                <w:rFonts w:hint="default" w:ascii="Times New Roman" w:hAnsi="Times New Roman" w:eastAsia="宋体" w:cs="Times New Roman"/>
+                <w:b w:val="0"/>
+                <w:bCs w:val="0"/>
+                <w:i w:val="0"/>
+                <w:iCs w:val="0"/>
+                <w:color w:val="000000"/>
+                <w:sz w:val="20"/>
+                <w:szCs w:val="20"/>
+                <w:u w:val="none"/>
+              </w:rPr>
+            </w:pPr>
+            <w:r>
+              <w:rPr>
+                <w:rFonts w:hint="default" w:ascii="Times New Roman" w:hAnsi="Times New Roman" w:eastAsia="宋体" w:cs="Times New Roman"/>
+                <w:b w:val="0"/>
+                <w:bCs w:val="0"/>
+                <w:i w:val="0"/>
+                <w:iCs w:val="0"/>
+                <w:color w:val="000000"/>
+                <w:kern w:val="0"/>
+                <w:sz w:val="20"/>
+                <w:szCs w:val="20"/>
+                <w:u w:val="none"/>
+                <w:lang w:val="en-US" w:eastAsia="zh-CN" w:bidi="ar"/>
+              </w:rPr>
+              <w:t xml:space="preserve">19 </w:t>
+            </w:r>
+          </w:p>
+        </w:tc>
+        <w:tc>
+          <w:tcPr>
+            <w:tcW w:w="1761" w:type="pct"/>
+            <w:tcBorders>
+              <w:top w:val="single" w:color="000000" w:sz="4" w:space="0"/>
+              <w:left w:val="single" w:color="000000" w:sz="4" w:space="0"/>
+              <w:bottom w:val="single" w:color="000000" w:sz="4" w:space="0"/>
+              <w:right w:val="single" w:color="000000" w:sz="4" w:space="0"/>
+            </w:tcBorders>
+            <w:shd w:val="clear" w:color="auto" w:fill="FFFFFF"/>
+            <w:vAlign w:val="center"/>
+          </w:tcPr>
+          <w:p>
+            <w:pPr>
+              <w:keepNext w:val="0"/>
+              <w:keepLines w:val="0"/>
+              <w:widowControl/>
+              <w:suppressLineNumbers w:val="0"/>
+              <w:jc w:val="left"/>
+              <w:textAlignment w:val="center"/>
+              <w:rPr>
+                <w:rFonts w:hint="default" w:ascii="Times New Roman" w:hAnsi="Times New Roman" w:eastAsia="宋体" w:cs="Times New Roman"/>
+                <w:b w:val="0"/>
+                <w:bCs w:val="0"/>
+                <w:i w:val="0"/>
+                <w:iCs w:val="0"/>
+                <w:color w:val="000000"/>
+                <w:sz w:val="20"/>
+                <w:szCs w:val="20"/>
+                <w:u w:val="none"/>
+              </w:rPr>
+            </w:pPr>
+            <w:r>
+              <w:rPr>
+                <w:rFonts w:hint="default" w:ascii="Times New Roman" w:hAnsi="Times New Roman" w:eastAsia="宋体" w:cs="Times New Roman"/>
+                <w:b w:val="0"/>
+                <w:bCs w:val="0"/>
+                <w:i w:val="0"/>
+                <w:iCs w:val="0"/>
+                <w:color w:val="000000"/>
+                <w:kern w:val="0"/>
+                <w:sz w:val="20"/>
+                <w:szCs w:val="20"/>
+                <w:u w:val="none"/>
+                <w:lang w:val="en-US" w:eastAsia="zh-CN" w:bidi="ar"/>
+              </w:rPr>
+              <w:t>c.2239_2253del15/c.2240_2254dell</w:t>
+            </w:r>
+          </w:p>
+        </w:tc>
+        <w:tc>
+          <w:tcPr>
+            <w:tcW w:w="1969" w:type="pct"/>
+            <w:tcBorders>
+              <w:top w:val="single" w:color="000000" w:sz="4" w:space="0"/>
+              <w:left w:val="single" w:color="000000" w:sz="4" w:space="0"/>
+              <w:bottom w:val="single" w:color="000000" w:sz="4" w:space="0"/>
+              <w:right w:val="single" w:color="000000" w:sz="4" w:space="0"/>
+            </w:tcBorders>
+            <w:shd w:val="clear" w:color="auto" w:fill="FFFFFF"/>
+            <w:vAlign w:val="center"/>
+          </w:tcPr>
+          <w:p>
+            <w:pPr>
+              <w:keepNext w:val="0"/>
+              <w:keepLines w:val="0"/>
+              <w:widowControl/>
+              <w:suppressLineNumbers w:val="0"/>
+              <w:jc w:val="left"/>
+              <w:textAlignment w:val="center"/>
+              <w:rPr>
+                <w:rFonts w:hint="default" w:ascii="Times New Roman" w:hAnsi="Times New Roman" w:eastAsia="宋体" w:cs="Times New Roman"/>
+                <w:b w:val="0"/>
+                <w:bCs w:val="0"/>
+                <w:i w:val="0"/>
+                <w:iCs w:val="0"/>
+                <w:color w:val="000000"/>
+                <w:sz w:val="20"/>
+                <w:szCs w:val="20"/>
+                <w:u w:val="none"/>
+              </w:rPr>
+            </w:pPr>
+            <w:r>
+              <w:rPr>
+                <w:rFonts w:hint="default" w:ascii="Times New Roman" w:hAnsi="Times New Roman" w:eastAsia="宋体" w:cs="Times New Roman"/>
+                <w:b w:val="0"/>
+                <w:bCs w:val="0"/>
+                <w:i w:val="0"/>
+                <w:iCs w:val="0"/>
+                <w:color w:val="000000"/>
+                <w:kern w:val="0"/>
+                <w:sz w:val="20"/>
+                <w:szCs w:val="20"/>
+                <w:u w:val="none"/>
+                <w:lang w:val="en-US" w:eastAsia="zh-CN" w:bidi="ar"/>
+              </w:rPr>
+              <w:t>p.L747_T751delLREAT</w:t>
             </w:r>
           </w:p>
         </w:tc>
@@ -31279,7 +30790,7 @@
                 <w:u w:val="none"/>
                 <w:lang w:val="en-US" w:eastAsia="zh-CN" w:bidi="ar"/>
               </w:rPr>
-              <w:t>c.2237_2251del15</w:t>
+              <w:t>c.2239_2256del18</w:t>
             </w:r>
           </w:p>
         </w:tc>
@@ -31329,7 +30840,228 @@
                 <w:u w:val="none"/>
                 <w:lang w:val="en-US" w:eastAsia="zh-CN" w:bidi="ar"/>
               </w:rPr>
-              <w:t>p.E746_T751&gt;A</w:t>
+              <w:t>p.L747 S752delLREATS</w:t>
+            </w:r>
+          </w:p>
+        </w:tc>
+      </w:tr>
+      <w:tr>
+        <w:tblPrEx>
+          <w:tblBorders>
+            <w:top w:val="none" w:color="auto" w:sz="0" w:space="0"/>
+            <w:left w:val="none" w:color="auto" w:sz="0" w:space="0"/>
+            <w:bottom w:val="none" w:color="auto" w:sz="0" w:space="0"/>
+            <w:right w:val="none" w:color="auto" w:sz="0" w:space="0"/>
+            <w:insideH w:val="none" w:color="auto" w:sz="0" w:space="0"/>
+            <w:insideV w:val="none" w:color="auto" w:sz="0" w:space="0"/>
+          </w:tblBorders>
+          <w:tblCellMar>
+            <w:top w:w="0" w:type="dxa"/>
+            <w:left w:w="108" w:type="dxa"/>
+            <w:bottom w:w="0" w:type="dxa"/>
+            <w:right w:w="108" w:type="dxa"/>
+          </w:tblCellMar>
+        </w:tblPrEx>
+        <w:trPr>
+          <w:trHeight w:val="340" w:hRule="atLeast"/>
+        </w:trPr>
+        <w:tc>
+          <w:tcPr>
+            <w:tcW w:w="548" w:type="pct"/>
+            <w:tcBorders>
+              <w:top w:val="single" w:color="000000" w:sz="4" w:space="0"/>
+              <w:left w:val="single" w:color="000000" w:sz="4" w:space="0"/>
+              <w:bottom w:val="single" w:color="000000" w:sz="4" w:space="0"/>
+              <w:right w:val="single" w:color="000000" w:sz="4" w:space="0"/>
+            </w:tcBorders>
+            <w:shd w:val="clear" w:color="auto" w:fill="FFFFFF"/>
+            <w:vAlign w:val="center"/>
+          </w:tcPr>
+          <w:p>
+            <w:pPr>
+              <w:keepNext w:val="0"/>
+              <w:keepLines w:val="0"/>
+              <w:widowControl/>
+              <w:suppressLineNumbers w:val="0"/>
+              <w:jc w:val="left"/>
+              <w:textAlignment w:val="center"/>
+              <w:rPr>
+                <w:rFonts w:hint="default" w:ascii="Times New Roman" w:hAnsi="Times New Roman" w:eastAsia="宋体" w:cs="Times New Roman"/>
+                <w:b w:val="0"/>
+                <w:bCs w:val="0"/>
+                <w:i w:val="0"/>
+                <w:iCs w:val="0"/>
+                <w:color w:val="000000"/>
+                <w:sz w:val="20"/>
+                <w:szCs w:val="20"/>
+                <w:u w:val="none"/>
+              </w:rPr>
+            </w:pPr>
+            <w:r>
+              <w:rPr>
+                <w:rFonts w:hint="default" w:ascii="Times New Roman" w:hAnsi="Times New Roman" w:eastAsia="宋体" w:cs="Times New Roman"/>
+                <w:b w:val="0"/>
+                <w:bCs w:val="0"/>
+                <w:i w:val="0"/>
+                <w:iCs w:val="0"/>
+                <w:color w:val="000000"/>
+                <w:kern w:val="0"/>
+                <w:sz w:val="20"/>
+                <w:szCs w:val="20"/>
+                <w:u w:val="none"/>
+                <w:lang w:val="en-US" w:eastAsia="zh-CN" w:bidi="ar"/>
+              </w:rPr>
+              <w:t>EGFR</w:t>
+            </w:r>
+          </w:p>
+        </w:tc>
+        <w:tc>
+          <w:tcPr>
+            <w:tcW w:w="720" w:type="pct"/>
+            <w:tcBorders>
+              <w:top w:val="single" w:color="000000" w:sz="4" w:space="0"/>
+              <w:left w:val="single" w:color="000000" w:sz="4" w:space="0"/>
+              <w:bottom w:val="single" w:color="000000" w:sz="4" w:space="0"/>
+              <w:right w:val="single" w:color="000000" w:sz="4" w:space="0"/>
+            </w:tcBorders>
+            <w:shd w:val="clear" w:color="auto" w:fill="FFFFFF"/>
+            <w:vAlign w:val="center"/>
+          </w:tcPr>
+          <w:p>
+            <w:pPr>
+              <w:keepNext w:val="0"/>
+              <w:keepLines w:val="0"/>
+              <w:widowControl/>
+              <w:suppressLineNumbers w:val="0"/>
+              <w:jc w:val="left"/>
+              <w:textAlignment w:val="center"/>
+              <w:rPr>
+                <w:rFonts w:hint="default" w:ascii="Times New Roman" w:hAnsi="Times New Roman" w:eastAsia="宋体" w:cs="Times New Roman"/>
+                <w:b w:val="0"/>
+                <w:bCs w:val="0"/>
+                <w:i w:val="0"/>
+                <w:iCs w:val="0"/>
+                <w:color w:val="000000"/>
+                <w:sz w:val="20"/>
+                <w:szCs w:val="20"/>
+                <w:u w:val="none"/>
+              </w:rPr>
+            </w:pPr>
+            <w:r>
+              <w:rPr>
+                <w:rFonts w:hint="default" w:ascii="Times New Roman" w:hAnsi="Times New Roman" w:eastAsia="宋体" w:cs="Times New Roman"/>
+                <w:b w:val="0"/>
+                <w:bCs w:val="0"/>
+                <w:i w:val="0"/>
+                <w:iCs w:val="0"/>
+                <w:color w:val="000000"/>
+                <w:kern w:val="0"/>
+                <w:sz w:val="20"/>
+                <w:szCs w:val="20"/>
+                <w:u w:val="none"/>
+                <w:lang w:val="en-US" w:eastAsia="zh-CN" w:bidi="ar"/>
+              </w:rPr>
+              <w:t xml:space="preserve">19 </w:t>
+            </w:r>
+          </w:p>
+        </w:tc>
+        <w:tc>
+          <w:tcPr>
+            <w:tcW w:w="1761" w:type="pct"/>
+            <w:tcBorders>
+              <w:top w:val="single" w:color="000000" w:sz="4" w:space="0"/>
+              <w:left w:val="single" w:color="000000" w:sz="4" w:space="0"/>
+              <w:bottom w:val="single" w:color="000000" w:sz="4" w:space="0"/>
+              <w:right w:val="single" w:color="000000" w:sz="4" w:space="0"/>
+            </w:tcBorders>
+            <w:shd w:val="clear" w:color="auto" w:fill="FFFFFF"/>
+            <w:vAlign w:val="center"/>
+          </w:tcPr>
+          <w:p>
+            <w:pPr>
+              <w:keepNext w:val="0"/>
+              <w:keepLines w:val="0"/>
+              <w:widowControl/>
+              <w:suppressLineNumbers w:val="0"/>
+              <w:jc w:val="left"/>
+              <w:textAlignment w:val="center"/>
+              <w:rPr>
+                <w:rFonts w:hint="default" w:ascii="Times New Roman" w:hAnsi="Times New Roman" w:eastAsia="宋体" w:cs="Times New Roman"/>
+                <w:b w:val="0"/>
+                <w:bCs w:val="0"/>
+                <w:i w:val="0"/>
+                <w:iCs w:val="0"/>
+                <w:color w:val="000000"/>
+                <w:sz w:val="20"/>
+                <w:szCs w:val="20"/>
+                <w:u w:val="none"/>
+              </w:rPr>
+            </w:pPr>
+            <w:r>
+              <w:rPr>
+                <w:rFonts w:hint="default" w:ascii="Times New Roman" w:hAnsi="Times New Roman" w:eastAsia="宋体" w:cs="Times New Roman"/>
+                <w:b w:val="0"/>
+                <w:bCs w:val="0"/>
+                <w:i w:val="0"/>
+                <w:iCs w:val="0"/>
+                <w:color w:val="000000"/>
+                <w:kern w:val="0"/>
+                <w:sz w:val="20"/>
+                <w:szCs w:val="20"/>
+                <w:u w:val="none"/>
+                <w:lang w:val="en-US" w:eastAsia="zh-CN" w:bidi="ar"/>
+              </w:rPr>
+              <w:t>c.2239_2247delTTAAGAGAA</w:t>
+            </w:r>
+          </w:p>
+        </w:tc>
+        <w:tc>
+          <w:tcPr>
+            <w:tcW w:w="1969" w:type="pct"/>
+            <w:tcBorders>
+              <w:top w:val="single" w:color="000000" w:sz="4" w:space="0"/>
+              <w:left w:val="single" w:color="000000" w:sz="4" w:space="0"/>
+              <w:bottom w:val="single" w:color="000000" w:sz="4" w:space="0"/>
+              <w:right w:val="single" w:color="000000" w:sz="4" w:space="0"/>
+            </w:tcBorders>
+            <w:shd w:val="clear" w:color="auto" w:fill="FFFFFF"/>
+            <w:vAlign w:val="center"/>
+          </w:tcPr>
+          <w:p>
+            <w:pPr>
+              <w:keepNext w:val="0"/>
+              <w:keepLines w:val="0"/>
+              <w:widowControl/>
+              <w:suppressLineNumbers w:val="0"/>
+              <w:jc w:val="left"/>
+              <w:textAlignment w:val="center"/>
+              <w:rPr>
+                <w:rFonts w:hint="default" w:ascii="Times New Roman" w:hAnsi="Times New Roman" w:eastAsia="宋体" w:cs="Times New Roman"/>
+                <w:b w:val="0"/>
+                <w:bCs w:val="0"/>
+                <w:i w:val="0"/>
+                <w:iCs w:val="0"/>
+                <w:color w:val="000000"/>
+                <w:sz w:val="20"/>
+                <w:szCs w:val="20"/>
+                <w:u w:val="none"/>
+              </w:rPr>
+            </w:pPr>
+            <w:r>
+              <w:rPr>
+                <w:rFonts w:hint="default" w:ascii="Times New Roman" w:hAnsi="Times New Roman" w:eastAsia="宋体" w:cs="Times New Roman"/>
+                <w:b w:val="0"/>
+                <w:bCs w:val="0"/>
+                <w:i w:val="0"/>
+                <w:iCs w:val="0"/>
+                <w:color w:val="000000"/>
+                <w:kern w:val="0"/>
+                <w:sz w:val="20"/>
+                <w:szCs w:val="20"/>
+                <w:u w:val="none"/>
+                <w:lang w:val="en-US" w:eastAsia="zh-CN" w:bidi="ar"/>
+              </w:rPr>
+              <w:t>p.L747_E749delLRE</w:t>
             </w:r>
           </w:p>
         </w:tc>
@@ -31501,6 +31233,227 @@
                 <w:u w:val="none"/>
                 <w:lang w:val="en-US" w:eastAsia="zh-CN" w:bidi="ar"/>
               </w:rPr>
+              <w:t>c.2237_2251del15</w:t>
+            </w:r>
+          </w:p>
+        </w:tc>
+        <w:tc>
+          <w:tcPr>
+            <w:tcW w:w="1969" w:type="pct"/>
+            <w:tcBorders>
+              <w:top w:val="single" w:color="000000" w:sz="4" w:space="0"/>
+              <w:left w:val="single" w:color="000000" w:sz="4" w:space="0"/>
+              <w:bottom w:val="single" w:color="000000" w:sz="4" w:space="0"/>
+              <w:right w:val="single" w:color="000000" w:sz="4" w:space="0"/>
+            </w:tcBorders>
+            <w:shd w:val="clear" w:color="auto" w:fill="FFFFFF"/>
+            <w:vAlign w:val="center"/>
+          </w:tcPr>
+          <w:p>
+            <w:pPr>
+              <w:keepNext w:val="0"/>
+              <w:keepLines w:val="0"/>
+              <w:widowControl/>
+              <w:suppressLineNumbers w:val="0"/>
+              <w:jc w:val="left"/>
+              <w:textAlignment w:val="center"/>
+              <w:rPr>
+                <w:rFonts w:hint="default" w:ascii="Times New Roman" w:hAnsi="Times New Roman" w:eastAsia="宋体" w:cs="Times New Roman"/>
+                <w:b w:val="0"/>
+                <w:bCs w:val="0"/>
+                <w:i w:val="0"/>
+                <w:iCs w:val="0"/>
+                <w:color w:val="000000"/>
+                <w:sz w:val="20"/>
+                <w:szCs w:val="20"/>
+                <w:u w:val="none"/>
+              </w:rPr>
+            </w:pPr>
+            <w:r>
+              <w:rPr>
+                <w:rFonts w:hint="default" w:ascii="Times New Roman" w:hAnsi="Times New Roman" w:eastAsia="宋体" w:cs="Times New Roman"/>
+                <w:b w:val="0"/>
+                <w:bCs w:val="0"/>
+                <w:i w:val="0"/>
+                <w:iCs w:val="0"/>
+                <w:color w:val="000000"/>
+                <w:kern w:val="0"/>
+                <w:sz w:val="20"/>
+                <w:szCs w:val="20"/>
+                <w:u w:val="none"/>
+                <w:lang w:val="en-US" w:eastAsia="zh-CN" w:bidi="ar"/>
+              </w:rPr>
+              <w:t>p.E746_T751&gt;A</w:t>
+            </w:r>
+          </w:p>
+        </w:tc>
+      </w:tr>
+      <w:tr>
+        <w:tblPrEx>
+          <w:tblBorders>
+            <w:top w:val="none" w:color="auto" w:sz="0" w:space="0"/>
+            <w:left w:val="none" w:color="auto" w:sz="0" w:space="0"/>
+            <w:bottom w:val="none" w:color="auto" w:sz="0" w:space="0"/>
+            <w:right w:val="none" w:color="auto" w:sz="0" w:space="0"/>
+            <w:insideH w:val="none" w:color="auto" w:sz="0" w:space="0"/>
+            <w:insideV w:val="none" w:color="auto" w:sz="0" w:space="0"/>
+          </w:tblBorders>
+          <w:tblCellMar>
+            <w:top w:w="0" w:type="dxa"/>
+            <w:left w:w="108" w:type="dxa"/>
+            <w:bottom w:w="0" w:type="dxa"/>
+            <w:right w:w="108" w:type="dxa"/>
+          </w:tblCellMar>
+        </w:tblPrEx>
+        <w:trPr>
+          <w:trHeight w:val="340" w:hRule="atLeast"/>
+        </w:trPr>
+        <w:tc>
+          <w:tcPr>
+            <w:tcW w:w="548" w:type="pct"/>
+            <w:tcBorders>
+              <w:top w:val="single" w:color="000000" w:sz="4" w:space="0"/>
+              <w:left w:val="single" w:color="000000" w:sz="4" w:space="0"/>
+              <w:bottom w:val="single" w:color="000000" w:sz="4" w:space="0"/>
+              <w:right w:val="single" w:color="000000" w:sz="4" w:space="0"/>
+            </w:tcBorders>
+            <w:shd w:val="clear" w:color="auto" w:fill="FFFFFF"/>
+            <w:vAlign w:val="center"/>
+          </w:tcPr>
+          <w:p>
+            <w:pPr>
+              <w:keepNext w:val="0"/>
+              <w:keepLines w:val="0"/>
+              <w:widowControl/>
+              <w:suppressLineNumbers w:val="0"/>
+              <w:jc w:val="left"/>
+              <w:textAlignment w:val="center"/>
+              <w:rPr>
+                <w:rFonts w:hint="default" w:ascii="Times New Roman" w:hAnsi="Times New Roman" w:eastAsia="宋体" w:cs="Times New Roman"/>
+                <w:b w:val="0"/>
+                <w:bCs w:val="0"/>
+                <w:i w:val="0"/>
+                <w:iCs w:val="0"/>
+                <w:color w:val="000000"/>
+                <w:sz w:val="20"/>
+                <w:szCs w:val="20"/>
+                <w:u w:val="none"/>
+              </w:rPr>
+            </w:pPr>
+            <w:r>
+              <w:rPr>
+                <w:rFonts w:hint="default" w:ascii="Times New Roman" w:hAnsi="Times New Roman" w:eastAsia="宋体" w:cs="Times New Roman"/>
+                <w:b w:val="0"/>
+                <w:bCs w:val="0"/>
+                <w:i w:val="0"/>
+                <w:iCs w:val="0"/>
+                <w:color w:val="000000"/>
+                <w:kern w:val="0"/>
+                <w:sz w:val="20"/>
+                <w:szCs w:val="20"/>
+                <w:u w:val="none"/>
+                <w:lang w:val="en-US" w:eastAsia="zh-CN" w:bidi="ar"/>
+              </w:rPr>
+              <w:t>EGFR</w:t>
+            </w:r>
+          </w:p>
+        </w:tc>
+        <w:tc>
+          <w:tcPr>
+            <w:tcW w:w="720" w:type="pct"/>
+            <w:tcBorders>
+              <w:top w:val="single" w:color="000000" w:sz="4" w:space="0"/>
+              <w:left w:val="single" w:color="000000" w:sz="4" w:space="0"/>
+              <w:bottom w:val="single" w:color="000000" w:sz="4" w:space="0"/>
+              <w:right w:val="single" w:color="000000" w:sz="4" w:space="0"/>
+            </w:tcBorders>
+            <w:shd w:val="clear" w:color="auto" w:fill="FFFFFF"/>
+            <w:vAlign w:val="center"/>
+          </w:tcPr>
+          <w:p>
+            <w:pPr>
+              <w:keepNext w:val="0"/>
+              <w:keepLines w:val="0"/>
+              <w:widowControl/>
+              <w:suppressLineNumbers w:val="0"/>
+              <w:jc w:val="left"/>
+              <w:textAlignment w:val="center"/>
+              <w:rPr>
+                <w:rFonts w:hint="default" w:ascii="Times New Roman" w:hAnsi="Times New Roman" w:eastAsia="宋体" w:cs="Times New Roman"/>
+                <w:b w:val="0"/>
+                <w:bCs w:val="0"/>
+                <w:i w:val="0"/>
+                <w:iCs w:val="0"/>
+                <w:color w:val="000000"/>
+                <w:sz w:val="20"/>
+                <w:szCs w:val="20"/>
+                <w:u w:val="none"/>
+              </w:rPr>
+            </w:pPr>
+            <w:r>
+              <w:rPr>
+                <w:rFonts w:hint="default" w:ascii="Times New Roman" w:hAnsi="Times New Roman" w:eastAsia="宋体" w:cs="Times New Roman"/>
+                <w:b w:val="0"/>
+                <w:bCs w:val="0"/>
+                <w:i w:val="0"/>
+                <w:iCs w:val="0"/>
+                <w:color w:val="000000"/>
+                <w:kern w:val="0"/>
+                <w:sz w:val="20"/>
+                <w:szCs w:val="20"/>
+                <w:u w:val="none"/>
+                <w:lang w:val="en-US" w:eastAsia="zh-CN" w:bidi="ar"/>
+              </w:rPr>
+              <w:t xml:space="preserve">19 </w:t>
+            </w:r>
+          </w:p>
+        </w:tc>
+        <w:tc>
+          <w:tcPr>
+            <w:tcW w:w="1761" w:type="pct"/>
+            <w:tcBorders>
+              <w:top w:val="single" w:color="000000" w:sz="4" w:space="0"/>
+              <w:left w:val="single" w:color="000000" w:sz="4" w:space="0"/>
+              <w:bottom w:val="single" w:color="000000" w:sz="4" w:space="0"/>
+              <w:right w:val="single" w:color="000000" w:sz="4" w:space="0"/>
+            </w:tcBorders>
+            <w:shd w:val="clear" w:color="auto" w:fill="FFFFFF"/>
+            <w:vAlign w:val="center"/>
+          </w:tcPr>
+          <w:p>
+            <w:pPr>
+              <w:keepNext w:val="0"/>
+              <w:keepLines w:val="0"/>
+              <w:widowControl/>
+              <w:suppressLineNumbers w:val="0"/>
+              <w:jc w:val="left"/>
+              <w:textAlignment w:val="center"/>
+              <w:rPr>
+                <w:rFonts w:hint="default" w:ascii="Times New Roman" w:hAnsi="Times New Roman" w:eastAsia="宋体" w:cs="Times New Roman"/>
+                <w:b w:val="0"/>
+                <w:bCs w:val="0"/>
+                <w:i w:val="0"/>
+                <w:iCs w:val="0"/>
+                <w:color w:val="000000"/>
+                <w:sz w:val="20"/>
+                <w:szCs w:val="20"/>
+                <w:u w:val="none"/>
+              </w:rPr>
+            </w:pPr>
+            <w:r>
+              <w:rPr>
+                <w:rFonts w:hint="default" w:ascii="Times New Roman" w:hAnsi="Times New Roman" w:eastAsia="宋体" w:cs="Times New Roman"/>
+                <w:b w:val="0"/>
+                <w:bCs w:val="0"/>
+                <w:i w:val="0"/>
+                <w:iCs w:val="0"/>
+                <w:color w:val="000000"/>
+                <w:kern w:val="0"/>
+                <w:sz w:val="20"/>
+                <w:szCs w:val="20"/>
+                <w:u w:val="none"/>
+                <w:lang w:val="en-US" w:eastAsia="zh-CN" w:bidi="ar"/>
+              </w:rPr>
               <w:t>c.2240_2257del18</w:t>
             </w:r>
           </w:p>
@@ -32453,6 +32406,7 @@
             <w:insideH w:val="none" w:color="auto" w:sz="0" w:space="0"/>
             <w:insideV w:val="none" w:color="auto" w:sz="0" w:space="0"/>
           </w:tblBorders>
+          <w:shd w:val="clear" w:color="auto" w:fill="auto"/>
           <w:tblCellMar>
             <w:top w:w="0" w:type="dxa"/>
             <w:left w:w="108" w:type="dxa"/>
@@ -32660,227 +32614,6 @@
                 <w:lang w:val="en-US" w:eastAsia="zh-CN" w:bidi="ar"/>
               </w:rPr>
               <w:t>p.T790M</w:t>
-            </w:r>
-          </w:p>
-        </w:tc>
-      </w:tr>
-      <w:tr>
-        <w:tblPrEx>
-          <w:tblBorders>
-            <w:top w:val="none" w:color="auto" w:sz="0" w:space="0"/>
-            <w:left w:val="none" w:color="auto" w:sz="0" w:space="0"/>
-            <w:bottom w:val="none" w:color="auto" w:sz="0" w:space="0"/>
-            <w:right w:val="none" w:color="auto" w:sz="0" w:space="0"/>
-            <w:insideH w:val="none" w:color="auto" w:sz="0" w:space="0"/>
-            <w:insideV w:val="none" w:color="auto" w:sz="0" w:space="0"/>
-          </w:tblBorders>
-          <w:tblCellMar>
-            <w:top w:w="0" w:type="dxa"/>
-            <w:left w:w="108" w:type="dxa"/>
-            <w:bottom w:w="0" w:type="dxa"/>
-            <w:right w:w="108" w:type="dxa"/>
-          </w:tblCellMar>
-        </w:tblPrEx>
-        <w:trPr>
-          <w:trHeight w:val="340" w:hRule="atLeast"/>
-        </w:trPr>
-        <w:tc>
-          <w:tcPr>
-            <w:tcW w:w="548" w:type="pct"/>
-            <w:tcBorders>
-              <w:top w:val="single" w:color="000000" w:sz="4" w:space="0"/>
-              <w:left w:val="single" w:color="000000" w:sz="4" w:space="0"/>
-              <w:bottom w:val="single" w:color="000000" w:sz="4" w:space="0"/>
-              <w:right w:val="single" w:color="000000" w:sz="4" w:space="0"/>
-            </w:tcBorders>
-            <w:shd w:val="clear" w:color="auto" w:fill="FFFFFF"/>
-            <w:vAlign w:val="center"/>
-          </w:tcPr>
-          <w:p>
-            <w:pPr>
-              <w:keepNext w:val="0"/>
-              <w:keepLines w:val="0"/>
-              <w:widowControl/>
-              <w:suppressLineNumbers w:val="0"/>
-              <w:jc w:val="left"/>
-              <w:textAlignment w:val="center"/>
-              <w:rPr>
-                <w:rFonts w:hint="default" w:ascii="Times New Roman" w:hAnsi="Times New Roman" w:eastAsia="宋体" w:cs="Times New Roman"/>
-                <w:b w:val="0"/>
-                <w:bCs w:val="0"/>
-                <w:i w:val="0"/>
-                <w:iCs w:val="0"/>
-                <w:color w:val="000000"/>
-                <w:sz w:val="20"/>
-                <w:szCs w:val="20"/>
-                <w:u w:val="none"/>
-              </w:rPr>
-            </w:pPr>
-            <w:r>
-              <w:rPr>
-                <w:rFonts w:hint="default" w:ascii="Times New Roman" w:hAnsi="Times New Roman" w:eastAsia="宋体" w:cs="Times New Roman"/>
-                <w:b w:val="0"/>
-                <w:bCs w:val="0"/>
-                <w:i w:val="0"/>
-                <w:iCs w:val="0"/>
-                <w:color w:val="000000"/>
-                <w:kern w:val="0"/>
-                <w:sz w:val="20"/>
-                <w:szCs w:val="20"/>
-                <w:u w:val="none"/>
-                <w:lang w:val="en-US" w:eastAsia="zh-CN" w:bidi="ar"/>
-              </w:rPr>
-              <w:t>EGFR</w:t>
-            </w:r>
-          </w:p>
-        </w:tc>
-        <w:tc>
-          <w:tcPr>
-            <w:tcW w:w="720" w:type="pct"/>
-            <w:tcBorders>
-              <w:top w:val="single" w:color="000000" w:sz="4" w:space="0"/>
-              <w:left w:val="single" w:color="000000" w:sz="4" w:space="0"/>
-              <w:bottom w:val="single" w:color="000000" w:sz="4" w:space="0"/>
-              <w:right w:val="single" w:color="000000" w:sz="4" w:space="0"/>
-            </w:tcBorders>
-            <w:shd w:val="clear" w:color="auto" w:fill="FFFFFF"/>
-            <w:vAlign w:val="center"/>
-          </w:tcPr>
-          <w:p>
-            <w:pPr>
-              <w:keepNext w:val="0"/>
-              <w:keepLines w:val="0"/>
-              <w:widowControl/>
-              <w:suppressLineNumbers w:val="0"/>
-              <w:jc w:val="left"/>
-              <w:textAlignment w:val="center"/>
-              <w:rPr>
-                <w:rFonts w:hint="default" w:ascii="Times New Roman" w:hAnsi="Times New Roman" w:eastAsia="宋体" w:cs="Times New Roman"/>
-                <w:b w:val="0"/>
-                <w:bCs w:val="0"/>
-                <w:i w:val="0"/>
-                <w:iCs w:val="0"/>
-                <w:color w:val="000000"/>
-                <w:sz w:val="20"/>
-                <w:szCs w:val="20"/>
-                <w:u w:val="none"/>
-              </w:rPr>
-            </w:pPr>
-            <w:r>
-              <w:rPr>
-                <w:rFonts w:hint="default" w:ascii="Times New Roman" w:hAnsi="Times New Roman" w:eastAsia="宋体" w:cs="Times New Roman"/>
-                <w:b w:val="0"/>
-                <w:bCs w:val="0"/>
-                <w:i w:val="0"/>
-                <w:iCs w:val="0"/>
-                <w:color w:val="000000"/>
-                <w:kern w:val="0"/>
-                <w:sz w:val="20"/>
-                <w:szCs w:val="20"/>
-                <w:u w:val="none"/>
-                <w:lang w:val="en-US" w:eastAsia="zh-CN" w:bidi="ar"/>
-              </w:rPr>
-              <w:t xml:space="preserve">20 </w:t>
-            </w:r>
-          </w:p>
-        </w:tc>
-        <w:tc>
-          <w:tcPr>
-            <w:tcW w:w="1761" w:type="pct"/>
-            <w:tcBorders>
-              <w:top w:val="single" w:color="000000" w:sz="4" w:space="0"/>
-              <w:left w:val="single" w:color="000000" w:sz="4" w:space="0"/>
-              <w:bottom w:val="single" w:color="000000" w:sz="4" w:space="0"/>
-              <w:right w:val="single" w:color="000000" w:sz="4" w:space="0"/>
-            </w:tcBorders>
-            <w:shd w:val="clear" w:color="auto" w:fill="FFFFFF"/>
-            <w:vAlign w:val="center"/>
-          </w:tcPr>
-          <w:p>
-            <w:pPr>
-              <w:keepNext w:val="0"/>
-              <w:keepLines w:val="0"/>
-              <w:widowControl/>
-              <w:suppressLineNumbers w:val="0"/>
-              <w:jc w:val="left"/>
-              <w:textAlignment w:val="center"/>
-              <w:rPr>
-                <w:rFonts w:hint="default" w:ascii="Times New Roman" w:hAnsi="Times New Roman" w:eastAsia="宋体" w:cs="Times New Roman"/>
-                <w:b w:val="0"/>
-                <w:bCs w:val="0"/>
-                <w:i w:val="0"/>
-                <w:iCs w:val="0"/>
-                <w:color w:val="000000"/>
-                <w:sz w:val="20"/>
-                <w:szCs w:val="20"/>
-                <w:u w:val="none"/>
-              </w:rPr>
-            </w:pPr>
-            <w:r>
-              <w:rPr>
-                <w:rFonts w:hint="default" w:ascii="Times New Roman" w:hAnsi="Times New Roman" w:eastAsia="宋体" w:cs="Times New Roman"/>
-                <w:b w:val="0"/>
-                <w:bCs w:val="0"/>
-                <w:i w:val="0"/>
-                <w:iCs w:val="0"/>
-                <w:color w:val="000000"/>
-                <w:kern w:val="0"/>
-                <w:sz w:val="20"/>
-                <w:szCs w:val="20"/>
-                <w:u w:val="none"/>
-                <w:lang w:val="en-US" w:eastAsia="zh-CN" w:bidi="ar"/>
-              </w:rPr>
-              <w:t>c.2303G&gt;T</w:t>
-            </w:r>
-          </w:p>
-        </w:tc>
-        <w:tc>
-          <w:tcPr>
-            <w:tcW w:w="1969" w:type="pct"/>
-            <w:tcBorders>
-              <w:top w:val="single" w:color="000000" w:sz="4" w:space="0"/>
-              <w:left w:val="single" w:color="000000" w:sz="4" w:space="0"/>
-              <w:bottom w:val="single" w:color="000000" w:sz="4" w:space="0"/>
-              <w:right w:val="single" w:color="000000" w:sz="4" w:space="0"/>
-            </w:tcBorders>
-            <w:shd w:val="clear" w:color="auto" w:fill="FFFFFF"/>
-            <w:vAlign w:val="center"/>
-          </w:tcPr>
-          <w:p>
-            <w:pPr>
-              <w:keepNext w:val="0"/>
-              <w:keepLines w:val="0"/>
-              <w:widowControl/>
-              <w:suppressLineNumbers w:val="0"/>
-              <w:jc w:val="left"/>
-              <w:textAlignment w:val="center"/>
-              <w:rPr>
-                <w:rFonts w:hint="default" w:ascii="Times New Roman" w:hAnsi="Times New Roman" w:eastAsia="宋体" w:cs="Times New Roman"/>
-                <w:b w:val="0"/>
-                <w:bCs w:val="0"/>
-                <w:i w:val="0"/>
-                <w:iCs w:val="0"/>
-                <w:color w:val="000000"/>
-                <w:sz w:val="20"/>
-                <w:szCs w:val="20"/>
-                <w:u w:val="none"/>
-              </w:rPr>
-            </w:pPr>
-            <w:r>
-              <w:rPr>
-                <w:rFonts w:hint="default" w:ascii="Times New Roman" w:hAnsi="Times New Roman" w:eastAsia="宋体" w:cs="Times New Roman"/>
-                <w:b w:val="0"/>
-                <w:bCs w:val="0"/>
-                <w:i w:val="0"/>
-                <w:iCs w:val="0"/>
-                <w:color w:val="000000"/>
-                <w:kern w:val="0"/>
-                <w:sz w:val="20"/>
-                <w:szCs w:val="20"/>
-                <w:u w:val="none"/>
-                <w:lang w:val="en-US" w:eastAsia="zh-CN" w:bidi="ar"/>
-              </w:rPr>
-              <w:t>p.S7681</w:t>
             </w:r>
           </w:p>
         </w:tc>
@@ -33052,6 +32785,227 @@
                 <w:u w:val="none"/>
                 <w:lang w:val="en-US" w:eastAsia="zh-CN" w:bidi="ar"/>
               </w:rPr>
+              <w:t>c.2303G&gt;T</w:t>
+            </w:r>
+          </w:p>
+        </w:tc>
+        <w:tc>
+          <w:tcPr>
+            <w:tcW w:w="1969" w:type="pct"/>
+            <w:tcBorders>
+              <w:top w:val="single" w:color="000000" w:sz="4" w:space="0"/>
+              <w:left w:val="single" w:color="000000" w:sz="4" w:space="0"/>
+              <w:bottom w:val="single" w:color="000000" w:sz="4" w:space="0"/>
+              <w:right w:val="single" w:color="000000" w:sz="4" w:space="0"/>
+            </w:tcBorders>
+            <w:shd w:val="clear" w:color="auto" w:fill="FFFFFF"/>
+            <w:vAlign w:val="center"/>
+          </w:tcPr>
+          <w:p>
+            <w:pPr>
+              <w:keepNext w:val="0"/>
+              <w:keepLines w:val="0"/>
+              <w:widowControl/>
+              <w:suppressLineNumbers w:val="0"/>
+              <w:jc w:val="left"/>
+              <w:textAlignment w:val="center"/>
+              <w:rPr>
+                <w:rFonts w:hint="default" w:ascii="Times New Roman" w:hAnsi="Times New Roman" w:eastAsia="宋体" w:cs="Times New Roman"/>
+                <w:b w:val="0"/>
+                <w:bCs w:val="0"/>
+                <w:i w:val="0"/>
+                <w:iCs w:val="0"/>
+                <w:color w:val="000000"/>
+                <w:sz w:val="20"/>
+                <w:szCs w:val="20"/>
+                <w:u w:val="none"/>
+              </w:rPr>
+            </w:pPr>
+            <w:r>
+              <w:rPr>
+                <w:rFonts w:hint="default" w:ascii="Times New Roman" w:hAnsi="Times New Roman" w:eastAsia="宋体" w:cs="Times New Roman"/>
+                <w:b w:val="0"/>
+                <w:bCs w:val="0"/>
+                <w:i w:val="0"/>
+                <w:iCs w:val="0"/>
+                <w:color w:val="000000"/>
+                <w:kern w:val="0"/>
+                <w:sz w:val="20"/>
+                <w:szCs w:val="20"/>
+                <w:u w:val="none"/>
+                <w:lang w:val="en-US" w:eastAsia="zh-CN" w:bidi="ar"/>
+              </w:rPr>
+              <w:t>p.S7681</w:t>
+            </w:r>
+          </w:p>
+        </w:tc>
+      </w:tr>
+      <w:tr>
+        <w:tblPrEx>
+          <w:tblBorders>
+            <w:top w:val="none" w:color="auto" w:sz="0" w:space="0"/>
+            <w:left w:val="none" w:color="auto" w:sz="0" w:space="0"/>
+            <w:bottom w:val="none" w:color="auto" w:sz="0" w:space="0"/>
+            <w:right w:val="none" w:color="auto" w:sz="0" w:space="0"/>
+            <w:insideH w:val="none" w:color="auto" w:sz="0" w:space="0"/>
+            <w:insideV w:val="none" w:color="auto" w:sz="0" w:space="0"/>
+          </w:tblBorders>
+          <w:tblCellMar>
+            <w:top w:w="0" w:type="dxa"/>
+            <w:left w:w="108" w:type="dxa"/>
+            <w:bottom w:w="0" w:type="dxa"/>
+            <w:right w:w="108" w:type="dxa"/>
+          </w:tblCellMar>
+        </w:tblPrEx>
+        <w:trPr>
+          <w:trHeight w:val="340" w:hRule="atLeast"/>
+        </w:trPr>
+        <w:tc>
+          <w:tcPr>
+            <w:tcW w:w="548" w:type="pct"/>
+            <w:tcBorders>
+              <w:top w:val="single" w:color="000000" w:sz="4" w:space="0"/>
+              <w:left w:val="single" w:color="000000" w:sz="4" w:space="0"/>
+              <w:bottom w:val="single" w:color="000000" w:sz="4" w:space="0"/>
+              <w:right w:val="single" w:color="000000" w:sz="4" w:space="0"/>
+            </w:tcBorders>
+            <w:shd w:val="clear" w:color="auto" w:fill="FFFFFF"/>
+            <w:vAlign w:val="center"/>
+          </w:tcPr>
+          <w:p>
+            <w:pPr>
+              <w:keepNext w:val="0"/>
+              <w:keepLines w:val="0"/>
+              <w:widowControl/>
+              <w:suppressLineNumbers w:val="0"/>
+              <w:jc w:val="left"/>
+              <w:textAlignment w:val="center"/>
+              <w:rPr>
+                <w:rFonts w:hint="default" w:ascii="Times New Roman" w:hAnsi="Times New Roman" w:eastAsia="宋体" w:cs="Times New Roman"/>
+                <w:b w:val="0"/>
+                <w:bCs w:val="0"/>
+                <w:i w:val="0"/>
+                <w:iCs w:val="0"/>
+                <w:color w:val="000000"/>
+                <w:sz w:val="20"/>
+                <w:szCs w:val="20"/>
+                <w:u w:val="none"/>
+              </w:rPr>
+            </w:pPr>
+            <w:r>
+              <w:rPr>
+                <w:rFonts w:hint="default" w:ascii="Times New Roman" w:hAnsi="Times New Roman" w:eastAsia="宋体" w:cs="Times New Roman"/>
+                <w:b w:val="0"/>
+                <w:bCs w:val="0"/>
+                <w:i w:val="0"/>
+                <w:iCs w:val="0"/>
+                <w:color w:val="000000"/>
+                <w:kern w:val="0"/>
+                <w:sz w:val="20"/>
+                <w:szCs w:val="20"/>
+                <w:u w:val="none"/>
+                <w:lang w:val="en-US" w:eastAsia="zh-CN" w:bidi="ar"/>
+              </w:rPr>
+              <w:t>EGFR</w:t>
+            </w:r>
+          </w:p>
+        </w:tc>
+        <w:tc>
+          <w:tcPr>
+            <w:tcW w:w="720" w:type="pct"/>
+            <w:tcBorders>
+              <w:top w:val="single" w:color="000000" w:sz="4" w:space="0"/>
+              <w:left w:val="single" w:color="000000" w:sz="4" w:space="0"/>
+              <w:bottom w:val="single" w:color="000000" w:sz="4" w:space="0"/>
+              <w:right w:val="single" w:color="000000" w:sz="4" w:space="0"/>
+            </w:tcBorders>
+            <w:shd w:val="clear" w:color="auto" w:fill="FFFFFF"/>
+            <w:vAlign w:val="center"/>
+          </w:tcPr>
+          <w:p>
+            <w:pPr>
+              <w:keepNext w:val="0"/>
+              <w:keepLines w:val="0"/>
+              <w:widowControl/>
+              <w:suppressLineNumbers w:val="0"/>
+              <w:jc w:val="left"/>
+              <w:textAlignment w:val="center"/>
+              <w:rPr>
+                <w:rFonts w:hint="default" w:ascii="Times New Roman" w:hAnsi="Times New Roman" w:eastAsia="宋体" w:cs="Times New Roman"/>
+                <w:b w:val="0"/>
+                <w:bCs w:val="0"/>
+                <w:i w:val="0"/>
+                <w:iCs w:val="0"/>
+                <w:color w:val="000000"/>
+                <w:sz w:val="20"/>
+                <w:szCs w:val="20"/>
+                <w:u w:val="none"/>
+              </w:rPr>
+            </w:pPr>
+            <w:r>
+              <w:rPr>
+                <w:rFonts w:hint="default" w:ascii="Times New Roman" w:hAnsi="Times New Roman" w:eastAsia="宋体" w:cs="Times New Roman"/>
+                <w:b w:val="0"/>
+                <w:bCs w:val="0"/>
+                <w:i w:val="0"/>
+                <w:iCs w:val="0"/>
+                <w:color w:val="000000"/>
+                <w:kern w:val="0"/>
+                <w:sz w:val="20"/>
+                <w:szCs w:val="20"/>
+                <w:u w:val="none"/>
+                <w:lang w:val="en-US" w:eastAsia="zh-CN" w:bidi="ar"/>
+              </w:rPr>
+              <w:t xml:space="preserve">20 </w:t>
+            </w:r>
+          </w:p>
+        </w:tc>
+        <w:tc>
+          <w:tcPr>
+            <w:tcW w:w="1761" w:type="pct"/>
+            <w:tcBorders>
+              <w:top w:val="single" w:color="000000" w:sz="4" w:space="0"/>
+              <w:left w:val="single" w:color="000000" w:sz="4" w:space="0"/>
+              <w:bottom w:val="single" w:color="000000" w:sz="4" w:space="0"/>
+              <w:right w:val="single" w:color="000000" w:sz="4" w:space="0"/>
+            </w:tcBorders>
+            <w:shd w:val="clear" w:color="auto" w:fill="FFFFFF"/>
+            <w:vAlign w:val="center"/>
+          </w:tcPr>
+          <w:p>
+            <w:pPr>
+              <w:keepNext w:val="0"/>
+              <w:keepLines w:val="0"/>
+              <w:widowControl/>
+              <w:suppressLineNumbers w:val="0"/>
+              <w:jc w:val="left"/>
+              <w:textAlignment w:val="center"/>
+              <w:rPr>
+                <w:rFonts w:hint="default" w:ascii="Times New Roman" w:hAnsi="Times New Roman" w:eastAsia="宋体" w:cs="Times New Roman"/>
+                <w:b w:val="0"/>
+                <w:bCs w:val="0"/>
+                <w:i w:val="0"/>
+                <w:iCs w:val="0"/>
+                <w:color w:val="000000"/>
+                <w:sz w:val="20"/>
+                <w:szCs w:val="20"/>
+                <w:u w:val="none"/>
+              </w:rPr>
+            </w:pPr>
+            <w:r>
+              <w:rPr>
+                <w:rFonts w:hint="default" w:ascii="Times New Roman" w:hAnsi="Times New Roman" w:eastAsia="宋体" w:cs="Times New Roman"/>
+                <w:b w:val="0"/>
+                <w:bCs w:val="0"/>
+                <w:i w:val="0"/>
+                <w:iCs w:val="0"/>
+                <w:color w:val="000000"/>
+                <w:kern w:val="0"/>
+                <w:sz w:val="20"/>
+                <w:szCs w:val="20"/>
+                <w:u w:val="none"/>
+                <w:lang w:val="en-US" w:eastAsia="zh-CN" w:bidi="ar"/>
+              </w:rPr>
               <w:t>c.2307_2308insGCCAGCGTG</w:t>
             </w:r>
           </w:p>
@@ -33560,6 +33514,7 @@
             <w:insideH w:val="none" w:color="auto" w:sz="0" w:space="0"/>
             <w:insideV w:val="none" w:color="auto" w:sz="0" w:space="0"/>
           </w:tblBorders>
+          <w:shd w:val="clear" w:color="auto" w:fill="auto"/>
           <w:tblCellMar>
             <w:top w:w="0" w:type="dxa"/>
             <w:left w:w="108" w:type="dxa"/>
@@ -34447,6 +34402,7 @@
             <w:insideH w:val="none" w:color="auto" w:sz="0" w:space="0"/>
             <w:insideV w:val="none" w:color="auto" w:sz="0" w:space="0"/>
           </w:tblBorders>
+          <w:shd w:val="clear" w:color="auto" w:fill="auto"/>
           <w:tblCellMar>
             <w:top w:w="0" w:type="dxa"/>
             <w:left w:w="108" w:type="dxa"/>
@@ -34654,6 +34610,448 @@
                 <w:lang w:val="en-US" w:eastAsia="zh-CN" w:bidi="ar"/>
               </w:rPr>
               <w:t>p.G12D</w:t>
+            </w:r>
+          </w:p>
+        </w:tc>
+      </w:tr>
+      <w:tr>
+        <w:tblPrEx>
+          <w:tblBorders>
+            <w:top w:val="none" w:color="auto" w:sz="0" w:space="0"/>
+            <w:left w:val="none" w:color="auto" w:sz="0" w:space="0"/>
+            <w:bottom w:val="none" w:color="auto" w:sz="0" w:space="0"/>
+            <w:right w:val="none" w:color="auto" w:sz="0" w:space="0"/>
+            <w:insideH w:val="none" w:color="auto" w:sz="0" w:space="0"/>
+            <w:insideV w:val="none" w:color="auto" w:sz="0" w:space="0"/>
+          </w:tblBorders>
+          <w:tblCellMar>
+            <w:top w:w="0" w:type="dxa"/>
+            <w:left w:w="108" w:type="dxa"/>
+            <w:bottom w:w="0" w:type="dxa"/>
+            <w:right w:w="108" w:type="dxa"/>
+          </w:tblCellMar>
+        </w:tblPrEx>
+        <w:trPr>
+          <w:trHeight w:val="340" w:hRule="atLeast"/>
+        </w:trPr>
+        <w:tc>
+          <w:tcPr>
+            <w:tcW w:w="548" w:type="pct"/>
+            <w:tcBorders>
+              <w:top w:val="single" w:color="000000" w:sz="4" w:space="0"/>
+              <w:left w:val="single" w:color="000000" w:sz="4" w:space="0"/>
+              <w:bottom w:val="single" w:color="000000" w:sz="4" w:space="0"/>
+              <w:right w:val="single" w:color="000000" w:sz="4" w:space="0"/>
+            </w:tcBorders>
+            <w:shd w:val="clear" w:color="auto" w:fill="FFFFFF"/>
+            <w:vAlign w:val="center"/>
+          </w:tcPr>
+          <w:p>
+            <w:pPr>
+              <w:keepNext w:val="0"/>
+              <w:keepLines w:val="0"/>
+              <w:widowControl/>
+              <w:suppressLineNumbers w:val="0"/>
+              <w:jc w:val="left"/>
+              <w:textAlignment w:val="center"/>
+              <w:rPr>
+                <w:rFonts w:hint="default" w:ascii="Times New Roman" w:hAnsi="Times New Roman" w:eastAsia="宋体" w:cs="Times New Roman"/>
+                <w:b w:val="0"/>
+                <w:bCs w:val="0"/>
+                <w:i w:val="0"/>
+                <w:iCs w:val="0"/>
+                <w:color w:val="000000"/>
+                <w:sz w:val="20"/>
+                <w:szCs w:val="20"/>
+                <w:u w:val="none"/>
+              </w:rPr>
+            </w:pPr>
+            <w:r>
+              <w:rPr>
+                <w:rFonts w:hint="default" w:ascii="Times New Roman" w:hAnsi="Times New Roman" w:eastAsia="宋体" w:cs="Times New Roman"/>
+                <w:b w:val="0"/>
+                <w:bCs w:val="0"/>
+                <w:i w:val="0"/>
+                <w:iCs w:val="0"/>
+                <w:color w:val="000000"/>
+                <w:kern w:val="0"/>
+                <w:sz w:val="20"/>
+                <w:szCs w:val="20"/>
+                <w:u w:val="none"/>
+                <w:lang w:val="en-US" w:eastAsia="zh-CN" w:bidi="ar"/>
+              </w:rPr>
+              <w:t>KRAS</w:t>
+            </w:r>
+          </w:p>
+        </w:tc>
+        <w:tc>
+          <w:tcPr>
+            <w:tcW w:w="720" w:type="pct"/>
+            <w:tcBorders>
+              <w:top w:val="single" w:color="000000" w:sz="4" w:space="0"/>
+              <w:left w:val="single" w:color="000000" w:sz="4" w:space="0"/>
+              <w:bottom w:val="single" w:color="000000" w:sz="4" w:space="0"/>
+              <w:right w:val="single" w:color="000000" w:sz="4" w:space="0"/>
+            </w:tcBorders>
+            <w:shd w:val="clear" w:color="auto" w:fill="FFFFFF"/>
+            <w:vAlign w:val="center"/>
+          </w:tcPr>
+          <w:p>
+            <w:pPr>
+              <w:keepNext w:val="0"/>
+              <w:keepLines w:val="0"/>
+              <w:widowControl/>
+              <w:suppressLineNumbers w:val="0"/>
+              <w:jc w:val="left"/>
+              <w:textAlignment w:val="center"/>
+              <w:rPr>
+                <w:rFonts w:hint="default" w:ascii="Times New Roman" w:hAnsi="Times New Roman" w:eastAsia="宋体" w:cs="Times New Roman"/>
+                <w:b w:val="0"/>
+                <w:bCs w:val="0"/>
+                <w:i w:val="0"/>
+                <w:iCs w:val="0"/>
+                <w:color w:val="000000"/>
+                <w:sz w:val="20"/>
+                <w:szCs w:val="20"/>
+                <w:u w:val="none"/>
+              </w:rPr>
+            </w:pPr>
+            <w:r>
+              <w:rPr>
+                <w:rFonts w:hint="default" w:ascii="Times New Roman" w:hAnsi="Times New Roman" w:eastAsia="宋体" w:cs="Times New Roman"/>
+                <w:b w:val="0"/>
+                <w:bCs w:val="0"/>
+                <w:i w:val="0"/>
+                <w:iCs w:val="0"/>
+                <w:color w:val="000000"/>
+                <w:kern w:val="0"/>
+                <w:sz w:val="20"/>
+                <w:szCs w:val="20"/>
+                <w:u w:val="none"/>
+                <w:lang w:val="en-US" w:eastAsia="zh-CN" w:bidi="ar"/>
+              </w:rPr>
+              <w:t xml:space="preserve">2 </w:t>
+            </w:r>
+          </w:p>
+        </w:tc>
+        <w:tc>
+          <w:tcPr>
+            <w:tcW w:w="1761" w:type="pct"/>
+            <w:tcBorders>
+              <w:top w:val="single" w:color="000000" w:sz="4" w:space="0"/>
+              <w:left w:val="single" w:color="000000" w:sz="4" w:space="0"/>
+              <w:bottom w:val="single" w:color="000000" w:sz="4" w:space="0"/>
+              <w:right w:val="single" w:color="000000" w:sz="4" w:space="0"/>
+            </w:tcBorders>
+            <w:shd w:val="clear" w:color="auto" w:fill="FFFFFF"/>
+            <w:vAlign w:val="center"/>
+          </w:tcPr>
+          <w:p>
+            <w:pPr>
+              <w:keepNext w:val="0"/>
+              <w:keepLines w:val="0"/>
+              <w:widowControl/>
+              <w:suppressLineNumbers w:val="0"/>
+              <w:jc w:val="left"/>
+              <w:textAlignment w:val="center"/>
+              <w:rPr>
+                <w:rFonts w:hint="default" w:ascii="Times New Roman" w:hAnsi="Times New Roman" w:eastAsia="宋体" w:cs="Times New Roman"/>
+                <w:b w:val="0"/>
+                <w:bCs w:val="0"/>
+                <w:i w:val="0"/>
+                <w:iCs w:val="0"/>
+                <w:color w:val="000000"/>
+                <w:sz w:val="20"/>
+                <w:szCs w:val="20"/>
+                <w:u w:val="none"/>
+              </w:rPr>
+            </w:pPr>
+            <w:r>
+              <w:rPr>
+                <w:rFonts w:hint="default" w:ascii="Times New Roman" w:hAnsi="Times New Roman" w:eastAsia="宋体" w:cs="Times New Roman"/>
+                <w:b w:val="0"/>
+                <w:bCs w:val="0"/>
+                <w:i w:val="0"/>
+                <w:iCs w:val="0"/>
+                <w:color w:val="000000"/>
+                <w:kern w:val="0"/>
+                <w:sz w:val="20"/>
+                <w:szCs w:val="20"/>
+                <w:u w:val="none"/>
+                <w:lang w:val="en-US" w:eastAsia="zh-CN" w:bidi="ar"/>
+              </w:rPr>
+              <w:t>c.35G&gt;T</w:t>
+            </w:r>
+          </w:p>
+        </w:tc>
+        <w:tc>
+          <w:tcPr>
+            <w:tcW w:w="1969" w:type="pct"/>
+            <w:tcBorders>
+              <w:top w:val="single" w:color="000000" w:sz="4" w:space="0"/>
+              <w:left w:val="single" w:color="000000" w:sz="4" w:space="0"/>
+              <w:bottom w:val="single" w:color="000000" w:sz="4" w:space="0"/>
+              <w:right w:val="single" w:color="000000" w:sz="4" w:space="0"/>
+            </w:tcBorders>
+            <w:shd w:val="clear" w:color="auto" w:fill="FFFFFF"/>
+            <w:vAlign w:val="center"/>
+          </w:tcPr>
+          <w:p>
+            <w:pPr>
+              <w:keepNext w:val="0"/>
+              <w:keepLines w:val="0"/>
+              <w:widowControl/>
+              <w:suppressLineNumbers w:val="0"/>
+              <w:jc w:val="left"/>
+              <w:textAlignment w:val="center"/>
+              <w:rPr>
+                <w:rFonts w:hint="default" w:ascii="Times New Roman" w:hAnsi="Times New Roman" w:eastAsia="宋体" w:cs="Times New Roman"/>
+                <w:b w:val="0"/>
+                <w:bCs w:val="0"/>
+                <w:i w:val="0"/>
+                <w:iCs w:val="0"/>
+                <w:color w:val="000000"/>
+                <w:sz w:val="20"/>
+                <w:szCs w:val="20"/>
+                <w:u w:val="none"/>
+              </w:rPr>
+            </w:pPr>
+            <w:r>
+              <w:rPr>
+                <w:rFonts w:hint="default" w:ascii="Times New Roman" w:hAnsi="Times New Roman" w:eastAsia="宋体" w:cs="Times New Roman"/>
+                <w:b w:val="0"/>
+                <w:bCs w:val="0"/>
+                <w:i w:val="0"/>
+                <w:iCs w:val="0"/>
+                <w:color w:val="000000"/>
+                <w:kern w:val="0"/>
+                <w:sz w:val="20"/>
+                <w:szCs w:val="20"/>
+                <w:u w:val="none"/>
+                <w:lang w:val="en-US" w:eastAsia="zh-CN" w:bidi="ar"/>
+              </w:rPr>
+              <w:t>p.G12V</w:t>
+            </w:r>
+          </w:p>
+        </w:tc>
+      </w:tr>
+      <w:tr>
+        <w:tblPrEx>
+          <w:tblBorders>
+            <w:top w:val="none" w:color="auto" w:sz="0" w:space="0"/>
+            <w:left w:val="none" w:color="auto" w:sz="0" w:space="0"/>
+            <w:bottom w:val="none" w:color="auto" w:sz="0" w:space="0"/>
+            <w:right w:val="none" w:color="auto" w:sz="0" w:space="0"/>
+            <w:insideH w:val="none" w:color="auto" w:sz="0" w:space="0"/>
+            <w:insideV w:val="none" w:color="auto" w:sz="0" w:space="0"/>
+          </w:tblBorders>
+          <w:tblCellMar>
+            <w:top w:w="0" w:type="dxa"/>
+            <w:left w:w="108" w:type="dxa"/>
+            <w:bottom w:w="0" w:type="dxa"/>
+            <w:right w:w="108" w:type="dxa"/>
+          </w:tblCellMar>
+        </w:tblPrEx>
+        <w:trPr>
+          <w:trHeight w:val="340" w:hRule="atLeast"/>
+        </w:trPr>
+        <w:tc>
+          <w:tcPr>
+            <w:tcW w:w="548" w:type="pct"/>
+            <w:tcBorders>
+              <w:top w:val="single" w:color="000000" w:sz="4" w:space="0"/>
+              <w:left w:val="single" w:color="000000" w:sz="4" w:space="0"/>
+              <w:bottom w:val="single" w:color="000000" w:sz="4" w:space="0"/>
+              <w:right w:val="single" w:color="000000" w:sz="4" w:space="0"/>
+            </w:tcBorders>
+            <w:shd w:val="clear" w:color="auto" w:fill="FFFFFF"/>
+            <w:vAlign w:val="center"/>
+          </w:tcPr>
+          <w:p>
+            <w:pPr>
+              <w:keepNext w:val="0"/>
+              <w:keepLines w:val="0"/>
+              <w:widowControl/>
+              <w:suppressLineNumbers w:val="0"/>
+              <w:jc w:val="left"/>
+              <w:textAlignment w:val="center"/>
+              <w:rPr>
+                <w:rFonts w:hint="default" w:ascii="Times New Roman" w:hAnsi="Times New Roman" w:eastAsia="宋体" w:cs="Times New Roman"/>
+                <w:b w:val="0"/>
+                <w:bCs w:val="0"/>
+                <w:i w:val="0"/>
+                <w:iCs w:val="0"/>
+                <w:color w:val="000000"/>
+                <w:sz w:val="20"/>
+                <w:szCs w:val="20"/>
+                <w:u w:val="none"/>
+              </w:rPr>
+            </w:pPr>
+            <w:r>
+              <w:rPr>
+                <w:rFonts w:hint="default" w:ascii="Times New Roman" w:hAnsi="Times New Roman" w:eastAsia="宋体" w:cs="Times New Roman"/>
+                <w:b w:val="0"/>
+                <w:bCs w:val="0"/>
+                <w:i w:val="0"/>
+                <w:iCs w:val="0"/>
+                <w:color w:val="000000"/>
+                <w:kern w:val="0"/>
+                <w:sz w:val="20"/>
+                <w:szCs w:val="20"/>
+                <w:u w:val="none"/>
+                <w:lang w:val="en-US" w:eastAsia="zh-CN" w:bidi="ar"/>
+              </w:rPr>
+              <w:t>KRAS</w:t>
+            </w:r>
+          </w:p>
+        </w:tc>
+        <w:tc>
+          <w:tcPr>
+            <w:tcW w:w="720" w:type="pct"/>
+            <w:tcBorders>
+              <w:top w:val="single" w:color="000000" w:sz="4" w:space="0"/>
+              <w:left w:val="single" w:color="000000" w:sz="4" w:space="0"/>
+              <w:bottom w:val="single" w:color="000000" w:sz="4" w:space="0"/>
+              <w:right w:val="single" w:color="000000" w:sz="4" w:space="0"/>
+            </w:tcBorders>
+            <w:shd w:val="clear" w:color="auto" w:fill="FFFFFF"/>
+            <w:vAlign w:val="center"/>
+          </w:tcPr>
+          <w:p>
+            <w:pPr>
+              <w:keepNext w:val="0"/>
+              <w:keepLines w:val="0"/>
+              <w:widowControl/>
+              <w:suppressLineNumbers w:val="0"/>
+              <w:jc w:val="left"/>
+              <w:textAlignment w:val="center"/>
+              <w:rPr>
+                <w:rFonts w:hint="default" w:ascii="Times New Roman" w:hAnsi="Times New Roman" w:eastAsia="宋体" w:cs="Times New Roman"/>
+                <w:b w:val="0"/>
+                <w:bCs w:val="0"/>
+                <w:i w:val="0"/>
+                <w:iCs w:val="0"/>
+                <w:color w:val="000000"/>
+                <w:sz w:val="20"/>
+                <w:szCs w:val="20"/>
+                <w:u w:val="none"/>
+              </w:rPr>
+            </w:pPr>
+            <w:r>
+              <w:rPr>
+                <w:rFonts w:hint="default" w:ascii="Times New Roman" w:hAnsi="Times New Roman" w:eastAsia="宋体" w:cs="Times New Roman"/>
+                <w:b w:val="0"/>
+                <w:bCs w:val="0"/>
+                <w:i w:val="0"/>
+                <w:iCs w:val="0"/>
+                <w:color w:val="000000"/>
+                <w:kern w:val="0"/>
+                <w:sz w:val="20"/>
+                <w:szCs w:val="20"/>
+                <w:u w:val="none"/>
+                <w:lang w:val="en-US" w:eastAsia="zh-CN" w:bidi="ar"/>
+              </w:rPr>
+              <w:t xml:space="preserve">2 </w:t>
+            </w:r>
+          </w:p>
+        </w:tc>
+        <w:tc>
+          <w:tcPr>
+            <w:tcW w:w="1761" w:type="pct"/>
+            <w:tcBorders>
+              <w:top w:val="single" w:color="000000" w:sz="4" w:space="0"/>
+              <w:left w:val="single" w:color="000000" w:sz="4" w:space="0"/>
+              <w:bottom w:val="single" w:color="000000" w:sz="4" w:space="0"/>
+              <w:right w:val="single" w:color="000000" w:sz="4" w:space="0"/>
+            </w:tcBorders>
+            <w:shd w:val="clear" w:color="auto" w:fill="FFFFFF"/>
+            <w:vAlign w:val="center"/>
+          </w:tcPr>
+          <w:p>
+            <w:pPr>
+              <w:keepNext w:val="0"/>
+              <w:keepLines w:val="0"/>
+              <w:widowControl/>
+              <w:suppressLineNumbers w:val="0"/>
+              <w:jc w:val="left"/>
+              <w:textAlignment w:val="center"/>
+              <w:rPr>
+                <w:rFonts w:hint="default" w:ascii="Times New Roman" w:hAnsi="Times New Roman" w:eastAsia="宋体" w:cs="Times New Roman"/>
+                <w:b w:val="0"/>
+                <w:bCs w:val="0"/>
+                <w:i w:val="0"/>
+                <w:iCs w:val="0"/>
+                <w:color w:val="000000"/>
+                <w:sz w:val="20"/>
+                <w:szCs w:val="20"/>
+                <w:u w:val="none"/>
+              </w:rPr>
+            </w:pPr>
+            <w:r>
+              <w:rPr>
+                <w:rFonts w:hint="default" w:ascii="Times New Roman" w:hAnsi="Times New Roman" w:eastAsia="宋体" w:cs="Times New Roman"/>
+                <w:b w:val="0"/>
+                <w:bCs w:val="0"/>
+                <w:i w:val="0"/>
+                <w:iCs w:val="0"/>
+                <w:color w:val="000000"/>
+                <w:kern w:val="0"/>
+                <w:sz w:val="20"/>
+                <w:szCs w:val="20"/>
+                <w:u w:val="none"/>
+                <w:lang w:val="en-US" w:eastAsia="zh-CN" w:bidi="ar"/>
+              </w:rPr>
+              <w:t>c.34G&gt;T</w:t>
+            </w:r>
+          </w:p>
+        </w:tc>
+        <w:tc>
+          <w:tcPr>
+            <w:tcW w:w="1969" w:type="pct"/>
+            <w:tcBorders>
+              <w:top w:val="single" w:color="000000" w:sz="4" w:space="0"/>
+              <w:left w:val="single" w:color="000000" w:sz="4" w:space="0"/>
+              <w:bottom w:val="single" w:color="000000" w:sz="4" w:space="0"/>
+              <w:right w:val="single" w:color="000000" w:sz="4" w:space="0"/>
+            </w:tcBorders>
+            <w:shd w:val="clear" w:color="auto" w:fill="FFFFFF"/>
+            <w:vAlign w:val="center"/>
+          </w:tcPr>
+          <w:p>
+            <w:pPr>
+              <w:keepNext w:val="0"/>
+              <w:keepLines w:val="0"/>
+              <w:widowControl/>
+              <w:suppressLineNumbers w:val="0"/>
+              <w:jc w:val="left"/>
+              <w:textAlignment w:val="center"/>
+              <w:rPr>
+                <w:rFonts w:hint="default" w:ascii="Times New Roman" w:hAnsi="Times New Roman" w:eastAsia="宋体" w:cs="Times New Roman"/>
+                <w:b w:val="0"/>
+                <w:bCs w:val="0"/>
+                <w:i w:val="0"/>
+                <w:iCs w:val="0"/>
+                <w:color w:val="000000"/>
+                <w:sz w:val="20"/>
+                <w:szCs w:val="20"/>
+                <w:u w:val="none"/>
+              </w:rPr>
+            </w:pPr>
+            <w:r>
+              <w:rPr>
+                <w:rFonts w:hint="default" w:ascii="Times New Roman" w:hAnsi="Times New Roman" w:eastAsia="宋体" w:cs="Times New Roman"/>
+                <w:b w:val="0"/>
+                <w:bCs w:val="0"/>
+                <w:i w:val="0"/>
+                <w:iCs w:val="0"/>
+                <w:color w:val="000000"/>
+                <w:kern w:val="0"/>
+                <w:sz w:val="20"/>
+                <w:szCs w:val="20"/>
+                <w:u w:val="none"/>
+                <w:lang w:val="en-US" w:eastAsia="zh-CN" w:bidi="ar"/>
+              </w:rPr>
+              <w:t>p.G12C</w:t>
             </w:r>
           </w:p>
         </w:tc>
@@ -34825,7 +35223,7 @@
                 <w:u w:val="none"/>
                 <w:lang w:val="en-US" w:eastAsia="zh-CN" w:bidi="ar"/>
               </w:rPr>
-              <w:t>c.35G&gt;T</w:t>
+              <w:t>c.34G&gt;A</w:t>
             </w:r>
           </w:p>
         </w:tc>
@@ -34875,7 +35273,7 @@
                 <w:u w:val="none"/>
                 <w:lang w:val="en-US" w:eastAsia="zh-CN" w:bidi="ar"/>
               </w:rPr>
-              <w:t>p.G12V</w:t>
+              <w:t>p.G12S</w:t>
             </w:r>
           </w:p>
         </w:tc>
@@ -35047,448 +35445,6 @@
                 <w:u w:val="none"/>
                 <w:lang w:val="en-US" w:eastAsia="zh-CN" w:bidi="ar"/>
               </w:rPr>
-              <w:t>c.34G&gt;T</w:t>
-            </w:r>
-          </w:p>
-        </w:tc>
-        <w:tc>
-          <w:tcPr>
-            <w:tcW w:w="1969" w:type="pct"/>
-            <w:tcBorders>
-              <w:top w:val="single" w:color="000000" w:sz="4" w:space="0"/>
-              <w:left w:val="single" w:color="000000" w:sz="4" w:space="0"/>
-              <w:bottom w:val="single" w:color="000000" w:sz="4" w:space="0"/>
-              <w:right w:val="single" w:color="000000" w:sz="4" w:space="0"/>
-            </w:tcBorders>
-            <w:shd w:val="clear" w:color="auto" w:fill="FFFFFF"/>
-            <w:vAlign w:val="center"/>
-          </w:tcPr>
-          <w:p>
-            <w:pPr>
-              <w:keepNext w:val="0"/>
-              <w:keepLines w:val="0"/>
-              <w:widowControl/>
-              <w:suppressLineNumbers w:val="0"/>
-              <w:jc w:val="left"/>
-              <w:textAlignment w:val="center"/>
-              <w:rPr>
-                <w:rFonts w:hint="default" w:ascii="Times New Roman" w:hAnsi="Times New Roman" w:eastAsia="宋体" w:cs="Times New Roman"/>
-                <w:b w:val="0"/>
-                <w:bCs w:val="0"/>
-                <w:i w:val="0"/>
-                <w:iCs w:val="0"/>
-                <w:color w:val="000000"/>
-                <w:sz w:val="20"/>
-                <w:szCs w:val="20"/>
-                <w:u w:val="none"/>
-              </w:rPr>
-            </w:pPr>
-            <w:r>
-              <w:rPr>
-                <w:rFonts w:hint="default" w:ascii="Times New Roman" w:hAnsi="Times New Roman" w:eastAsia="宋体" w:cs="Times New Roman"/>
-                <w:b w:val="0"/>
-                <w:bCs w:val="0"/>
-                <w:i w:val="0"/>
-                <w:iCs w:val="0"/>
-                <w:color w:val="000000"/>
-                <w:kern w:val="0"/>
-                <w:sz w:val="20"/>
-                <w:szCs w:val="20"/>
-                <w:u w:val="none"/>
-                <w:lang w:val="en-US" w:eastAsia="zh-CN" w:bidi="ar"/>
-              </w:rPr>
-              <w:t>p.G12C</w:t>
-            </w:r>
-          </w:p>
-        </w:tc>
-      </w:tr>
-      <w:tr>
-        <w:tblPrEx>
-          <w:tblBorders>
-            <w:top w:val="none" w:color="auto" w:sz="0" w:space="0"/>
-            <w:left w:val="none" w:color="auto" w:sz="0" w:space="0"/>
-            <w:bottom w:val="none" w:color="auto" w:sz="0" w:space="0"/>
-            <w:right w:val="none" w:color="auto" w:sz="0" w:space="0"/>
-            <w:insideH w:val="none" w:color="auto" w:sz="0" w:space="0"/>
-            <w:insideV w:val="none" w:color="auto" w:sz="0" w:space="0"/>
-          </w:tblBorders>
-          <w:tblCellMar>
-            <w:top w:w="0" w:type="dxa"/>
-            <w:left w:w="108" w:type="dxa"/>
-            <w:bottom w:w="0" w:type="dxa"/>
-            <w:right w:w="108" w:type="dxa"/>
-          </w:tblCellMar>
-        </w:tblPrEx>
-        <w:trPr>
-          <w:trHeight w:val="340" w:hRule="atLeast"/>
-        </w:trPr>
-        <w:tc>
-          <w:tcPr>
-            <w:tcW w:w="548" w:type="pct"/>
-            <w:tcBorders>
-              <w:top w:val="single" w:color="000000" w:sz="4" w:space="0"/>
-              <w:left w:val="single" w:color="000000" w:sz="4" w:space="0"/>
-              <w:bottom w:val="single" w:color="000000" w:sz="4" w:space="0"/>
-              <w:right w:val="single" w:color="000000" w:sz="4" w:space="0"/>
-            </w:tcBorders>
-            <w:shd w:val="clear" w:color="auto" w:fill="FFFFFF"/>
-            <w:vAlign w:val="center"/>
-          </w:tcPr>
-          <w:p>
-            <w:pPr>
-              <w:keepNext w:val="0"/>
-              <w:keepLines w:val="0"/>
-              <w:widowControl/>
-              <w:suppressLineNumbers w:val="0"/>
-              <w:jc w:val="left"/>
-              <w:textAlignment w:val="center"/>
-              <w:rPr>
-                <w:rFonts w:hint="default" w:ascii="Times New Roman" w:hAnsi="Times New Roman" w:eastAsia="宋体" w:cs="Times New Roman"/>
-                <w:b w:val="0"/>
-                <w:bCs w:val="0"/>
-                <w:i w:val="0"/>
-                <w:iCs w:val="0"/>
-                <w:color w:val="000000"/>
-                <w:sz w:val="20"/>
-                <w:szCs w:val="20"/>
-                <w:u w:val="none"/>
-              </w:rPr>
-            </w:pPr>
-            <w:r>
-              <w:rPr>
-                <w:rFonts w:hint="default" w:ascii="Times New Roman" w:hAnsi="Times New Roman" w:eastAsia="宋体" w:cs="Times New Roman"/>
-                <w:b w:val="0"/>
-                <w:bCs w:val="0"/>
-                <w:i w:val="0"/>
-                <w:iCs w:val="0"/>
-                <w:color w:val="000000"/>
-                <w:kern w:val="0"/>
-                <w:sz w:val="20"/>
-                <w:szCs w:val="20"/>
-                <w:u w:val="none"/>
-                <w:lang w:val="en-US" w:eastAsia="zh-CN" w:bidi="ar"/>
-              </w:rPr>
-              <w:t>KRAS</w:t>
-            </w:r>
-          </w:p>
-        </w:tc>
-        <w:tc>
-          <w:tcPr>
-            <w:tcW w:w="720" w:type="pct"/>
-            <w:tcBorders>
-              <w:top w:val="single" w:color="000000" w:sz="4" w:space="0"/>
-              <w:left w:val="single" w:color="000000" w:sz="4" w:space="0"/>
-              <w:bottom w:val="single" w:color="000000" w:sz="4" w:space="0"/>
-              <w:right w:val="single" w:color="000000" w:sz="4" w:space="0"/>
-            </w:tcBorders>
-            <w:shd w:val="clear" w:color="auto" w:fill="FFFFFF"/>
-            <w:vAlign w:val="center"/>
-          </w:tcPr>
-          <w:p>
-            <w:pPr>
-              <w:keepNext w:val="0"/>
-              <w:keepLines w:val="0"/>
-              <w:widowControl/>
-              <w:suppressLineNumbers w:val="0"/>
-              <w:jc w:val="left"/>
-              <w:textAlignment w:val="center"/>
-              <w:rPr>
-                <w:rFonts w:hint="default" w:ascii="Times New Roman" w:hAnsi="Times New Roman" w:eastAsia="宋体" w:cs="Times New Roman"/>
-                <w:b w:val="0"/>
-                <w:bCs w:val="0"/>
-                <w:i w:val="0"/>
-                <w:iCs w:val="0"/>
-                <w:color w:val="000000"/>
-                <w:sz w:val="20"/>
-                <w:szCs w:val="20"/>
-                <w:u w:val="none"/>
-              </w:rPr>
-            </w:pPr>
-            <w:r>
-              <w:rPr>
-                <w:rFonts w:hint="default" w:ascii="Times New Roman" w:hAnsi="Times New Roman" w:eastAsia="宋体" w:cs="Times New Roman"/>
-                <w:b w:val="0"/>
-                <w:bCs w:val="0"/>
-                <w:i w:val="0"/>
-                <w:iCs w:val="0"/>
-                <w:color w:val="000000"/>
-                <w:kern w:val="0"/>
-                <w:sz w:val="20"/>
-                <w:szCs w:val="20"/>
-                <w:u w:val="none"/>
-                <w:lang w:val="en-US" w:eastAsia="zh-CN" w:bidi="ar"/>
-              </w:rPr>
-              <w:t xml:space="preserve">2 </w:t>
-            </w:r>
-          </w:p>
-        </w:tc>
-        <w:tc>
-          <w:tcPr>
-            <w:tcW w:w="1761" w:type="pct"/>
-            <w:tcBorders>
-              <w:top w:val="single" w:color="000000" w:sz="4" w:space="0"/>
-              <w:left w:val="single" w:color="000000" w:sz="4" w:space="0"/>
-              <w:bottom w:val="single" w:color="000000" w:sz="4" w:space="0"/>
-              <w:right w:val="single" w:color="000000" w:sz="4" w:space="0"/>
-            </w:tcBorders>
-            <w:shd w:val="clear" w:color="auto" w:fill="FFFFFF"/>
-            <w:vAlign w:val="center"/>
-          </w:tcPr>
-          <w:p>
-            <w:pPr>
-              <w:keepNext w:val="0"/>
-              <w:keepLines w:val="0"/>
-              <w:widowControl/>
-              <w:suppressLineNumbers w:val="0"/>
-              <w:jc w:val="left"/>
-              <w:textAlignment w:val="center"/>
-              <w:rPr>
-                <w:rFonts w:hint="default" w:ascii="Times New Roman" w:hAnsi="Times New Roman" w:eastAsia="宋体" w:cs="Times New Roman"/>
-                <w:b w:val="0"/>
-                <w:bCs w:val="0"/>
-                <w:i w:val="0"/>
-                <w:iCs w:val="0"/>
-                <w:color w:val="000000"/>
-                <w:sz w:val="20"/>
-                <w:szCs w:val="20"/>
-                <w:u w:val="none"/>
-              </w:rPr>
-            </w:pPr>
-            <w:r>
-              <w:rPr>
-                <w:rFonts w:hint="default" w:ascii="Times New Roman" w:hAnsi="Times New Roman" w:eastAsia="宋体" w:cs="Times New Roman"/>
-                <w:b w:val="0"/>
-                <w:bCs w:val="0"/>
-                <w:i w:val="0"/>
-                <w:iCs w:val="0"/>
-                <w:color w:val="000000"/>
-                <w:kern w:val="0"/>
-                <w:sz w:val="20"/>
-                <w:szCs w:val="20"/>
-                <w:u w:val="none"/>
-                <w:lang w:val="en-US" w:eastAsia="zh-CN" w:bidi="ar"/>
-              </w:rPr>
-              <w:t>c.34G&gt;A</w:t>
-            </w:r>
-          </w:p>
-        </w:tc>
-        <w:tc>
-          <w:tcPr>
-            <w:tcW w:w="1969" w:type="pct"/>
-            <w:tcBorders>
-              <w:top w:val="single" w:color="000000" w:sz="4" w:space="0"/>
-              <w:left w:val="single" w:color="000000" w:sz="4" w:space="0"/>
-              <w:bottom w:val="single" w:color="000000" w:sz="4" w:space="0"/>
-              <w:right w:val="single" w:color="000000" w:sz="4" w:space="0"/>
-            </w:tcBorders>
-            <w:shd w:val="clear" w:color="auto" w:fill="FFFFFF"/>
-            <w:vAlign w:val="center"/>
-          </w:tcPr>
-          <w:p>
-            <w:pPr>
-              <w:keepNext w:val="0"/>
-              <w:keepLines w:val="0"/>
-              <w:widowControl/>
-              <w:suppressLineNumbers w:val="0"/>
-              <w:jc w:val="left"/>
-              <w:textAlignment w:val="center"/>
-              <w:rPr>
-                <w:rFonts w:hint="default" w:ascii="Times New Roman" w:hAnsi="Times New Roman" w:eastAsia="宋体" w:cs="Times New Roman"/>
-                <w:b w:val="0"/>
-                <w:bCs w:val="0"/>
-                <w:i w:val="0"/>
-                <w:iCs w:val="0"/>
-                <w:color w:val="000000"/>
-                <w:sz w:val="20"/>
-                <w:szCs w:val="20"/>
-                <w:u w:val="none"/>
-              </w:rPr>
-            </w:pPr>
-            <w:r>
-              <w:rPr>
-                <w:rFonts w:hint="default" w:ascii="Times New Roman" w:hAnsi="Times New Roman" w:eastAsia="宋体" w:cs="Times New Roman"/>
-                <w:b w:val="0"/>
-                <w:bCs w:val="0"/>
-                <w:i w:val="0"/>
-                <w:iCs w:val="0"/>
-                <w:color w:val="000000"/>
-                <w:kern w:val="0"/>
-                <w:sz w:val="20"/>
-                <w:szCs w:val="20"/>
-                <w:u w:val="none"/>
-                <w:lang w:val="en-US" w:eastAsia="zh-CN" w:bidi="ar"/>
-              </w:rPr>
-              <w:t>p.G12S</w:t>
-            </w:r>
-          </w:p>
-        </w:tc>
-      </w:tr>
-      <w:tr>
-        <w:tblPrEx>
-          <w:tblBorders>
-            <w:top w:val="none" w:color="auto" w:sz="0" w:space="0"/>
-            <w:left w:val="none" w:color="auto" w:sz="0" w:space="0"/>
-            <w:bottom w:val="none" w:color="auto" w:sz="0" w:space="0"/>
-            <w:right w:val="none" w:color="auto" w:sz="0" w:space="0"/>
-            <w:insideH w:val="none" w:color="auto" w:sz="0" w:space="0"/>
-            <w:insideV w:val="none" w:color="auto" w:sz="0" w:space="0"/>
-          </w:tblBorders>
-          <w:tblCellMar>
-            <w:top w:w="0" w:type="dxa"/>
-            <w:left w:w="108" w:type="dxa"/>
-            <w:bottom w:w="0" w:type="dxa"/>
-            <w:right w:w="108" w:type="dxa"/>
-          </w:tblCellMar>
-        </w:tblPrEx>
-        <w:trPr>
-          <w:trHeight w:val="340" w:hRule="atLeast"/>
-        </w:trPr>
-        <w:tc>
-          <w:tcPr>
-            <w:tcW w:w="548" w:type="pct"/>
-            <w:tcBorders>
-              <w:top w:val="single" w:color="000000" w:sz="4" w:space="0"/>
-              <w:left w:val="single" w:color="000000" w:sz="4" w:space="0"/>
-              <w:bottom w:val="single" w:color="000000" w:sz="4" w:space="0"/>
-              <w:right w:val="single" w:color="000000" w:sz="4" w:space="0"/>
-            </w:tcBorders>
-            <w:shd w:val="clear" w:color="auto" w:fill="FFFFFF"/>
-            <w:vAlign w:val="center"/>
-          </w:tcPr>
-          <w:p>
-            <w:pPr>
-              <w:keepNext w:val="0"/>
-              <w:keepLines w:val="0"/>
-              <w:widowControl/>
-              <w:suppressLineNumbers w:val="0"/>
-              <w:jc w:val="left"/>
-              <w:textAlignment w:val="center"/>
-              <w:rPr>
-                <w:rFonts w:hint="default" w:ascii="Times New Roman" w:hAnsi="Times New Roman" w:eastAsia="宋体" w:cs="Times New Roman"/>
-                <w:b w:val="0"/>
-                <w:bCs w:val="0"/>
-                <w:i w:val="0"/>
-                <w:iCs w:val="0"/>
-                <w:color w:val="000000"/>
-                <w:sz w:val="20"/>
-                <w:szCs w:val="20"/>
-                <w:u w:val="none"/>
-              </w:rPr>
-            </w:pPr>
-            <w:r>
-              <w:rPr>
-                <w:rFonts w:hint="default" w:ascii="Times New Roman" w:hAnsi="Times New Roman" w:eastAsia="宋体" w:cs="Times New Roman"/>
-                <w:b w:val="0"/>
-                <w:bCs w:val="0"/>
-                <w:i w:val="0"/>
-                <w:iCs w:val="0"/>
-                <w:color w:val="000000"/>
-                <w:kern w:val="0"/>
-                <w:sz w:val="20"/>
-                <w:szCs w:val="20"/>
-                <w:u w:val="none"/>
-                <w:lang w:val="en-US" w:eastAsia="zh-CN" w:bidi="ar"/>
-              </w:rPr>
-              <w:t>KRAS</w:t>
-            </w:r>
-          </w:p>
-        </w:tc>
-        <w:tc>
-          <w:tcPr>
-            <w:tcW w:w="720" w:type="pct"/>
-            <w:tcBorders>
-              <w:top w:val="single" w:color="000000" w:sz="4" w:space="0"/>
-              <w:left w:val="single" w:color="000000" w:sz="4" w:space="0"/>
-              <w:bottom w:val="single" w:color="000000" w:sz="4" w:space="0"/>
-              <w:right w:val="single" w:color="000000" w:sz="4" w:space="0"/>
-            </w:tcBorders>
-            <w:shd w:val="clear" w:color="auto" w:fill="FFFFFF"/>
-            <w:vAlign w:val="center"/>
-          </w:tcPr>
-          <w:p>
-            <w:pPr>
-              <w:keepNext w:val="0"/>
-              <w:keepLines w:val="0"/>
-              <w:widowControl/>
-              <w:suppressLineNumbers w:val="0"/>
-              <w:jc w:val="left"/>
-              <w:textAlignment w:val="center"/>
-              <w:rPr>
-                <w:rFonts w:hint="default" w:ascii="Times New Roman" w:hAnsi="Times New Roman" w:eastAsia="宋体" w:cs="Times New Roman"/>
-                <w:b w:val="0"/>
-                <w:bCs w:val="0"/>
-                <w:i w:val="0"/>
-                <w:iCs w:val="0"/>
-                <w:color w:val="000000"/>
-                <w:sz w:val="20"/>
-                <w:szCs w:val="20"/>
-                <w:u w:val="none"/>
-              </w:rPr>
-            </w:pPr>
-            <w:r>
-              <w:rPr>
-                <w:rFonts w:hint="default" w:ascii="Times New Roman" w:hAnsi="Times New Roman" w:eastAsia="宋体" w:cs="Times New Roman"/>
-                <w:b w:val="0"/>
-                <w:bCs w:val="0"/>
-                <w:i w:val="0"/>
-                <w:iCs w:val="0"/>
-                <w:color w:val="000000"/>
-                <w:kern w:val="0"/>
-                <w:sz w:val="20"/>
-                <w:szCs w:val="20"/>
-                <w:u w:val="none"/>
-                <w:lang w:val="en-US" w:eastAsia="zh-CN" w:bidi="ar"/>
-              </w:rPr>
-              <w:t xml:space="preserve">2 </w:t>
-            </w:r>
-          </w:p>
-        </w:tc>
-        <w:tc>
-          <w:tcPr>
-            <w:tcW w:w="1761" w:type="pct"/>
-            <w:tcBorders>
-              <w:top w:val="single" w:color="000000" w:sz="4" w:space="0"/>
-              <w:left w:val="single" w:color="000000" w:sz="4" w:space="0"/>
-              <w:bottom w:val="single" w:color="000000" w:sz="4" w:space="0"/>
-              <w:right w:val="single" w:color="000000" w:sz="4" w:space="0"/>
-            </w:tcBorders>
-            <w:shd w:val="clear" w:color="auto" w:fill="FFFFFF"/>
-            <w:vAlign w:val="center"/>
-          </w:tcPr>
-          <w:p>
-            <w:pPr>
-              <w:keepNext w:val="0"/>
-              <w:keepLines w:val="0"/>
-              <w:widowControl/>
-              <w:suppressLineNumbers w:val="0"/>
-              <w:jc w:val="left"/>
-              <w:textAlignment w:val="center"/>
-              <w:rPr>
-                <w:rFonts w:hint="default" w:ascii="Times New Roman" w:hAnsi="Times New Roman" w:eastAsia="宋体" w:cs="Times New Roman"/>
-                <w:b w:val="0"/>
-                <w:bCs w:val="0"/>
-                <w:i w:val="0"/>
-                <w:iCs w:val="0"/>
-                <w:color w:val="000000"/>
-                <w:sz w:val="20"/>
-                <w:szCs w:val="20"/>
-                <w:u w:val="none"/>
-              </w:rPr>
-            </w:pPr>
-            <w:r>
-              <w:rPr>
-                <w:rFonts w:hint="default" w:ascii="Times New Roman" w:hAnsi="Times New Roman" w:eastAsia="宋体" w:cs="Times New Roman"/>
-                <w:b w:val="0"/>
-                <w:bCs w:val="0"/>
-                <w:i w:val="0"/>
-                <w:iCs w:val="0"/>
-                <w:color w:val="000000"/>
-                <w:kern w:val="0"/>
-                <w:sz w:val="20"/>
-                <w:szCs w:val="20"/>
-                <w:u w:val="none"/>
-                <w:lang w:val="en-US" w:eastAsia="zh-CN" w:bidi="ar"/>
-              </w:rPr>
               <w:t>c.38G&gt;A</w:t>
             </w:r>
           </w:p>
@@ -35776,6 +35732,7 @@
             <w:insideH w:val="none" w:color="auto" w:sz="0" w:space="0"/>
             <w:insideV w:val="none" w:color="auto" w:sz="0" w:space="0"/>
           </w:tblBorders>
+          <w:shd w:val="clear" w:color="auto" w:fill="auto"/>
           <w:tblCellMar>
             <w:top w:w="0" w:type="dxa"/>
             <w:left w:w="108" w:type="dxa"/>
@@ -36442,6 +36399,7 @@
             <w:insideH w:val="none" w:color="auto" w:sz="0" w:space="0"/>
             <w:insideV w:val="none" w:color="auto" w:sz="0" w:space="0"/>
           </w:tblBorders>
+          <w:shd w:val="clear" w:color="auto" w:fill="auto"/>
           <w:tblCellMar>
             <w:top w:w="0" w:type="dxa"/>
             <w:left w:w="108" w:type="dxa"/>
@@ -36872,672 +36830,6 @@
                 <w:lang w:val="en-US" w:eastAsia="zh-CN" w:bidi="ar"/>
               </w:rPr>
               <w:t>EML4-ALK.E13A20.COSF408</w:t>
-            </w:r>
-          </w:p>
-        </w:tc>
-      </w:tr>
-      <w:tr>
-        <w:tblPrEx>
-          <w:tblBorders>
-            <w:top w:val="none" w:color="auto" w:sz="0" w:space="0"/>
-            <w:left w:val="none" w:color="auto" w:sz="0" w:space="0"/>
-            <w:bottom w:val="none" w:color="auto" w:sz="0" w:space="0"/>
-            <w:right w:val="none" w:color="auto" w:sz="0" w:space="0"/>
-            <w:insideH w:val="none" w:color="auto" w:sz="0" w:space="0"/>
-            <w:insideV w:val="none" w:color="auto" w:sz="0" w:space="0"/>
-          </w:tblBorders>
-          <w:tblCellMar>
-            <w:top w:w="0" w:type="dxa"/>
-            <w:left w:w="108" w:type="dxa"/>
-            <w:bottom w:w="0" w:type="dxa"/>
-            <w:right w:w="108" w:type="dxa"/>
-          </w:tblCellMar>
-        </w:tblPrEx>
-        <w:trPr>
-          <w:trHeight w:val="340" w:hRule="atLeast"/>
-        </w:trPr>
-        <w:tc>
-          <w:tcPr>
-            <w:tcW w:w="548" w:type="pct"/>
-            <w:tcBorders>
-              <w:top w:val="single" w:color="000000" w:sz="4" w:space="0"/>
-              <w:left w:val="single" w:color="000000" w:sz="4" w:space="0"/>
-              <w:bottom w:val="single" w:color="000000" w:sz="4" w:space="0"/>
-              <w:right w:val="single" w:color="000000" w:sz="4" w:space="0"/>
-            </w:tcBorders>
-            <w:shd w:val="clear" w:color="auto" w:fill="FFFFFF"/>
-            <w:vAlign w:val="center"/>
-          </w:tcPr>
-          <w:p>
-            <w:pPr>
-              <w:keepNext w:val="0"/>
-              <w:keepLines w:val="0"/>
-              <w:widowControl/>
-              <w:suppressLineNumbers w:val="0"/>
-              <w:jc w:val="left"/>
-              <w:textAlignment w:val="center"/>
-              <w:rPr>
-                <w:rFonts w:hint="default" w:ascii="Times New Roman" w:hAnsi="Times New Roman" w:eastAsia="宋体" w:cs="Times New Roman"/>
-                <w:b w:val="0"/>
-                <w:bCs w:val="0"/>
-                <w:i w:val="0"/>
-                <w:iCs w:val="0"/>
-                <w:color w:val="000000"/>
-                <w:sz w:val="20"/>
-                <w:szCs w:val="20"/>
-                <w:u w:val="none"/>
-              </w:rPr>
-            </w:pPr>
-            <w:r>
-              <w:rPr>
-                <w:rFonts w:hint="default" w:ascii="Times New Roman" w:hAnsi="Times New Roman" w:eastAsia="宋体" w:cs="Times New Roman"/>
-                <w:b w:val="0"/>
-                <w:bCs w:val="0"/>
-                <w:i w:val="0"/>
-                <w:iCs w:val="0"/>
-                <w:color w:val="000000"/>
-                <w:kern w:val="0"/>
-                <w:sz w:val="20"/>
-                <w:szCs w:val="20"/>
-                <w:u w:val="none"/>
-                <w:lang w:val="en-US" w:eastAsia="zh-CN" w:bidi="ar"/>
-              </w:rPr>
-              <w:t>ALK</w:t>
-            </w:r>
-          </w:p>
-        </w:tc>
-        <w:tc>
-          <w:tcPr>
-            <w:tcW w:w="720" w:type="pct"/>
-            <w:tcBorders>
-              <w:top w:val="single" w:color="000000" w:sz="4" w:space="0"/>
-              <w:left w:val="single" w:color="000000" w:sz="4" w:space="0"/>
-              <w:bottom w:val="single" w:color="000000" w:sz="4" w:space="0"/>
-              <w:right w:val="single" w:color="000000" w:sz="4" w:space="0"/>
-            </w:tcBorders>
-            <w:shd w:val="clear" w:color="auto" w:fill="FFFFFF"/>
-            <w:vAlign w:val="center"/>
-          </w:tcPr>
-          <w:p>
-            <w:pPr>
-              <w:keepNext w:val="0"/>
-              <w:keepLines w:val="0"/>
-              <w:widowControl/>
-              <w:suppressLineNumbers w:val="0"/>
-              <w:jc w:val="left"/>
-              <w:textAlignment w:val="center"/>
-              <w:rPr>
-                <w:rFonts w:hint="default" w:ascii="Times New Roman" w:hAnsi="Times New Roman" w:eastAsia="宋体" w:cs="Times New Roman"/>
-                <w:b w:val="0"/>
-                <w:bCs w:val="0"/>
-                <w:i w:val="0"/>
-                <w:iCs w:val="0"/>
-                <w:color w:val="000000"/>
-                <w:sz w:val="20"/>
-                <w:szCs w:val="20"/>
-                <w:u w:val="none"/>
-              </w:rPr>
-            </w:pPr>
-            <w:r>
-              <w:rPr>
-                <w:rFonts w:hint="default" w:ascii="Times New Roman" w:hAnsi="Times New Roman" w:eastAsia="宋体" w:cs="Times New Roman"/>
-                <w:b w:val="0"/>
-                <w:bCs w:val="0"/>
-                <w:i w:val="0"/>
-                <w:iCs w:val="0"/>
-                <w:color w:val="000000"/>
-                <w:kern w:val="0"/>
-                <w:sz w:val="20"/>
-                <w:szCs w:val="20"/>
-                <w:u w:val="none"/>
-                <w:lang w:val="en-US" w:eastAsia="zh-CN" w:bidi="ar"/>
-              </w:rPr>
-              <w:t>E13A20</w:t>
-            </w:r>
-          </w:p>
-        </w:tc>
-        <w:tc>
-          <w:tcPr>
-            <w:tcW w:w="1761" w:type="pct"/>
-            <w:tcBorders>
-              <w:top w:val="single" w:color="000000" w:sz="4" w:space="0"/>
-              <w:left w:val="single" w:color="000000" w:sz="4" w:space="0"/>
-              <w:bottom w:val="single" w:color="000000" w:sz="4" w:space="0"/>
-              <w:right w:val="single" w:color="000000" w:sz="4" w:space="0"/>
-            </w:tcBorders>
-            <w:shd w:val="clear" w:color="auto" w:fill="FFFFFF"/>
-            <w:vAlign w:val="center"/>
-          </w:tcPr>
-          <w:p>
-            <w:pPr>
-              <w:keepNext w:val="0"/>
-              <w:keepLines w:val="0"/>
-              <w:widowControl/>
-              <w:suppressLineNumbers w:val="0"/>
-              <w:jc w:val="left"/>
-              <w:textAlignment w:val="center"/>
-              <w:rPr>
-                <w:rFonts w:hint="default" w:ascii="Times New Roman" w:hAnsi="Times New Roman" w:eastAsia="宋体" w:cs="Times New Roman"/>
-                <w:b w:val="0"/>
-                <w:bCs w:val="0"/>
-                <w:i w:val="0"/>
-                <w:iCs w:val="0"/>
-                <w:color w:val="000000"/>
-                <w:sz w:val="20"/>
-                <w:szCs w:val="20"/>
-                <w:u w:val="none"/>
-              </w:rPr>
-            </w:pPr>
-            <w:r>
-              <w:rPr>
-                <w:rFonts w:hint="default" w:ascii="Times New Roman" w:hAnsi="Times New Roman" w:eastAsia="宋体" w:cs="Times New Roman"/>
-                <w:b w:val="0"/>
-                <w:bCs w:val="0"/>
-                <w:i w:val="0"/>
-                <w:iCs w:val="0"/>
-                <w:color w:val="000000"/>
-                <w:kern w:val="0"/>
-                <w:sz w:val="20"/>
-                <w:szCs w:val="20"/>
-                <w:u w:val="none"/>
-                <w:lang w:val="en-US" w:eastAsia="zh-CN" w:bidi="ar"/>
-              </w:rPr>
-              <w:t>EML4-ALK</w:t>
-            </w:r>
-          </w:p>
-        </w:tc>
-        <w:tc>
-          <w:tcPr>
-            <w:tcW w:w="1969" w:type="pct"/>
-            <w:tcBorders>
-              <w:top w:val="single" w:color="000000" w:sz="4" w:space="0"/>
-              <w:left w:val="single" w:color="000000" w:sz="4" w:space="0"/>
-              <w:bottom w:val="single" w:color="000000" w:sz="4" w:space="0"/>
-              <w:right w:val="single" w:color="000000" w:sz="4" w:space="0"/>
-            </w:tcBorders>
-            <w:shd w:val="clear" w:color="auto" w:fill="FFFFFF"/>
-            <w:noWrap/>
-            <w:vAlign w:val="center"/>
-          </w:tcPr>
-          <w:p>
-            <w:pPr>
-              <w:keepNext w:val="0"/>
-              <w:keepLines w:val="0"/>
-              <w:widowControl/>
-              <w:suppressLineNumbers w:val="0"/>
-              <w:jc w:val="left"/>
-              <w:textAlignment w:val="center"/>
-              <w:rPr>
-                <w:rFonts w:hint="default" w:ascii="Times New Roman" w:hAnsi="Times New Roman" w:eastAsia="宋体" w:cs="Times New Roman"/>
-                <w:b w:val="0"/>
-                <w:bCs w:val="0"/>
-                <w:i w:val="0"/>
-                <w:iCs w:val="0"/>
-                <w:color w:val="000000"/>
-                <w:sz w:val="20"/>
-                <w:szCs w:val="20"/>
-                <w:u w:val="none"/>
-              </w:rPr>
-            </w:pPr>
-            <w:r>
-              <w:rPr>
-                <w:rFonts w:hint="default" w:ascii="Times New Roman" w:hAnsi="Times New Roman" w:eastAsia="宋体" w:cs="Times New Roman"/>
-                <w:b w:val="0"/>
-                <w:bCs w:val="0"/>
-                <w:i w:val="0"/>
-                <w:iCs w:val="0"/>
-                <w:color w:val="000000"/>
-                <w:kern w:val="0"/>
-                <w:sz w:val="20"/>
-                <w:szCs w:val="20"/>
-                <w:u w:val="none"/>
-                <w:lang w:val="en-US" w:eastAsia="zh-CN" w:bidi="ar"/>
-              </w:rPr>
-              <w:t>EML4-ALK.E13A20.COSF408.1</w:t>
-            </w:r>
-          </w:p>
-        </w:tc>
-      </w:tr>
-      <w:tr>
-        <w:tblPrEx>
-          <w:tblBorders>
-            <w:top w:val="none" w:color="auto" w:sz="0" w:space="0"/>
-            <w:left w:val="none" w:color="auto" w:sz="0" w:space="0"/>
-            <w:bottom w:val="none" w:color="auto" w:sz="0" w:space="0"/>
-            <w:right w:val="none" w:color="auto" w:sz="0" w:space="0"/>
-            <w:insideH w:val="none" w:color="auto" w:sz="0" w:space="0"/>
-            <w:insideV w:val="none" w:color="auto" w:sz="0" w:space="0"/>
-          </w:tblBorders>
-          <w:tblCellMar>
-            <w:top w:w="0" w:type="dxa"/>
-            <w:left w:w="108" w:type="dxa"/>
-            <w:bottom w:w="0" w:type="dxa"/>
-            <w:right w:w="108" w:type="dxa"/>
-          </w:tblCellMar>
-        </w:tblPrEx>
-        <w:trPr>
-          <w:trHeight w:val="340" w:hRule="atLeast"/>
-        </w:trPr>
-        <w:tc>
-          <w:tcPr>
-            <w:tcW w:w="548" w:type="pct"/>
-            <w:tcBorders>
-              <w:top w:val="single" w:color="000000" w:sz="4" w:space="0"/>
-              <w:left w:val="single" w:color="000000" w:sz="4" w:space="0"/>
-              <w:bottom w:val="single" w:color="000000" w:sz="4" w:space="0"/>
-              <w:right w:val="single" w:color="000000" w:sz="4" w:space="0"/>
-            </w:tcBorders>
-            <w:shd w:val="clear" w:color="auto" w:fill="FFFFFF"/>
-            <w:vAlign w:val="center"/>
-          </w:tcPr>
-          <w:p>
-            <w:pPr>
-              <w:keepNext w:val="0"/>
-              <w:keepLines w:val="0"/>
-              <w:widowControl/>
-              <w:suppressLineNumbers w:val="0"/>
-              <w:jc w:val="left"/>
-              <w:textAlignment w:val="center"/>
-              <w:rPr>
-                <w:rFonts w:hint="default" w:ascii="Times New Roman" w:hAnsi="Times New Roman" w:eastAsia="宋体" w:cs="Times New Roman"/>
-                <w:b w:val="0"/>
-                <w:bCs w:val="0"/>
-                <w:i w:val="0"/>
-                <w:iCs w:val="0"/>
-                <w:color w:val="000000"/>
-                <w:sz w:val="20"/>
-                <w:szCs w:val="20"/>
-                <w:u w:val="none"/>
-              </w:rPr>
-            </w:pPr>
-            <w:r>
-              <w:rPr>
-                <w:rFonts w:hint="default" w:ascii="Times New Roman" w:hAnsi="Times New Roman" w:eastAsia="宋体" w:cs="Times New Roman"/>
-                <w:b w:val="0"/>
-                <w:bCs w:val="0"/>
-                <w:i w:val="0"/>
-                <w:iCs w:val="0"/>
-                <w:color w:val="000000"/>
-                <w:kern w:val="0"/>
-                <w:sz w:val="20"/>
-                <w:szCs w:val="20"/>
-                <w:u w:val="none"/>
-                <w:lang w:val="en-US" w:eastAsia="zh-CN" w:bidi="ar"/>
-              </w:rPr>
-              <w:t>ALK</w:t>
-            </w:r>
-          </w:p>
-        </w:tc>
-        <w:tc>
-          <w:tcPr>
-            <w:tcW w:w="720" w:type="pct"/>
-            <w:tcBorders>
-              <w:top w:val="single" w:color="000000" w:sz="4" w:space="0"/>
-              <w:left w:val="single" w:color="000000" w:sz="4" w:space="0"/>
-              <w:bottom w:val="single" w:color="000000" w:sz="4" w:space="0"/>
-              <w:right w:val="single" w:color="000000" w:sz="4" w:space="0"/>
-            </w:tcBorders>
-            <w:shd w:val="clear" w:color="auto" w:fill="FFFFFF"/>
-            <w:vAlign w:val="center"/>
-          </w:tcPr>
-          <w:p>
-            <w:pPr>
-              <w:keepNext w:val="0"/>
-              <w:keepLines w:val="0"/>
-              <w:widowControl/>
-              <w:suppressLineNumbers w:val="0"/>
-              <w:jc w:val="left"/>
-              <w:textAlignment w:val="center"/>
-              <w:rPr>
-                <w:rFonts w:hint="default" w:ascii="Times New Roman" w:hAnsi="Times New Roman" w:eastAsia="宋体" w:cs="Times New Roman"/>
-                <w:b w:val="0"/>
-                <w:bCs w:val="0"/>
-                <w:i w:val="0"/>
-                <w:iCs w:val="0"/>
-                <w:color w:val="000000"/>
-                <w:sz w:val="20"/>
-                <w:szCs w:val="20"/>
-                <w:u w:val="none"/>
-              </w:rPr>
-            </w:pPr>
-            <w:r>
-              <w:rPr>
-                <w:rFonts w:hint="default" w:ascii="Times New Roman" w:hAnsi="Times New Roman" w:eastAsia="宋体" w:cs="Times New Roman"/>
-                <w:b w:val="0"/>
-                <w:bCs w:val="0"/>
-                <w:i w:val="0"/>
-                <w:iCs w:val="0"/>
-                <w:color w:val="000000"/>
-                <w:kern w:val="0"/>
-                <w:sz w:val="20"/>
-                <w:szCs w:val="20"/>
-                <w:u w:val="none"/>
-                <w:lang w:val="en-US" w:eastAsia="zh-CN" w:bidi="ar"/>
-              </w:rPr>
-              <w:t>E13A20</w:t>
-            </w:r>
-          </w:p>
-        </w:tc>
-        <w:tc>
-          <w:tcPr>
-            <w:tcW w:w="1761" w:type="pct"/>
-            <w:tcBorders>
-              <w:top w:val="single" w:color="000000" w:sz="4" w:space="0"/>
-              <w:left w:val="single" w:color="000000" w:sz="4" w:space="0"/>
-              <w:bottom w:val="single" w:color="000000" w:sz="4" w:space="0"/>
-              <w:right w:val="single" w:color="000000" w:sz="4" w:space="0"/>
-            </w:tcBorders>
-            <w:shd w:val="clear" w:color="auto" w:fill="FFFFFF"/>
-            <w:vAlign w:val="center"/>
-          </w:tcPr>
-          <w:p>
-            <w:pPr>
-              <w:keepNext w:val="0"/>
-              <w:keepLines w:val="0"/>
-              <w:widowControl/>
-              <w:suppressLineNumbers w:val="0"/>
-              <w:jc w:val="left"/>
-              <w:textAlignment w:val="center"/>
-              <w:rPr>
-                <w:rFonts w:hint="default" w:ascii="Times New Roman" w:hAnsi="Times New Roman" w:eastAsia="宋体" w:cs="Times New Roman"/>
-                <w:b w:val="0"/>
-                <w:bCs w:val="0"/>
-                <w:i w:val="0"/>
-                <w:iCs w:val="0"/>
-                <w:color w:val="000000"/>
-                <w:sz w:val="20"/>
-                <w:szCs w:val="20"/>
-                <w:u w:val="none"/>
-              </w:rPr>
-            </w:pPr>
-            <w:r>
-              <w:rPr>
-                <w:rFonts w:hint="default" w:ascii="Times New Roman" w:hAnsi="Times New Roman" w:eastAsia="宋体" w:cs="Times New Roman"/>
-                <w:b w:val="0"/>
-                <w:bCs w:val="0"/>
-                <w:i w:val="0"/>
-                <w:iCs w:val="0"/>
-                <w:color w:val="000000"/>
-                <w:kern w:val="0"/>
-                <w:sz w:val="20"/>
-                <w:szCs w:val="20"/>
-                <w:u w:val="none"/>
-                <w:lang w:val="en-US" w:eastAsia="zh-CN" w:bidi="ar"/>
-              </w:rPr>
-              <w:t>EML4-ALK</w:t>
-            </w:r>
-          </w:p>
-        </w:tc>
-        <w:tc>
-          <w:tcPr>
-            <w:tcW w:w="1969" w:type="pct"/>
-            <w:tcBorders>
-              <w:top w:val="single" w:color="000000" w:sz="4" w:space="0"/>
-              <w:left w:val="single" w:color="000000" w:sz="4" w:space="0"/>
-              <w:bottom w:val="single" w:color="000000" w:sz="4" w:space="0"/>
-              <w:right w:val="single" w:color="000000" w:sz="4" w:space="0"/>
-            </w:tcBorders>
-            <w:shd w:val="clear" w:color="auto" w:fill="FFFFFF"/>
-            <w:noWrap/>
-            <w:vAlign w:val="center"/>
-          </w:tcPr>
-          <w:p>
-            <w:pPr>
-              <w:keepNext w:val="0"/>
-              <w:keepLines w:val="0"/>
-              <w:widowControl/>
-              <w:suppressLineNumbers w:val="0"/>
-              <w:jc w:val="left"/>
-              <w:textAlignment w:val="center"/>
-              <w:rPr>
-                <w:rFonts w:hint="default" w:ascii="Times New Roman" w:hAnsi="Times New Roman" w:eastAsia="宋体" w:cs="Times New Roman"/>
-                <w:b w:val="0"/>
-                <w:bCs w:val="0"/>
-                <w:i w:val="0"/>
-                <w:iCs w:val="0"/>
-                <w:color w:val="000000"/>
-                <w:sz w:val="20"/>
-                <w:szCs w:val="20"/>
-                <w:u w:val="none"/>
-              </w:rPr>
-            </w:pPr>
-            <w:r>
-              <w:rPr>
-                <w:rFonts w:hint="default" w:ascii="Times New Roman" w:hAnsi="Times New Roman" w:eastAsia="宋体" w:cs="Times New Roman"/>
-                <w:b w:val="0"/>
-                <w:bCs w:val="0"/>
-                <w:i w:val="0"/>
-                <w:iCs w:val="0"/>
-                <w:color w:val="000000"/>
-                <w:kern w:val="0"/>
-                <w:sz w:val="20"/>
-                <w:szCs w:val="20"/>
-                <w:u w:val="none"/>
-                <w:lang w:val="en-US" w:eastAsia="zh-CN" w:bidi="ar"/>
-              </w:rPr>
-              <w:t>EML4-ALK.E13ins90A20</w:t>
-            </w:r>
-          </w:p>
-        </w:tc>
-      </w:tr>
-      <w:tr>
-        <w:tblPrEx>
-          <w:tblBorders>
-            <w:top w:val="none" w:color="auto" w:sz="0" w:space="0"/>
-            <w:left w:val="none" w:color="auto" w:sz="0" w:space="0"/>
-            <w:bottom w:val="none" w:color="auto" w:sz="0" w:space="0"/>
-            <w:right w:val="none" w:color="auto" w:sz="0" w:space="0"/>
-            <w:insideH w:val="none" w:color="auto" w:sz="0" w:space="0"/>
-            <w:insideV w:val="none" w:color="auto" w:sz="0" w:space="0"/>
-          </w:tblBorders>
-          <w:tblCellMar>
-            <w:top w:w="0" w:type="dxa"/>
-            <w:left w:w="108" w:type="dxa"/>
-            <w:bottom w:w="0" w:type="dxa"/>
-            <w:right w:w="108" w:type="dxa"/>
-          </w:tblCellMar>
-        </w:tblPrEx>
-        <w:trPr>
-          <w:trHeight w:val="340" w:hRule="atLeast"/>
-        </w:trPr>
-        <w:tc>
-          <w:tcPr>
-            <w:tcW w:w="548" w:type="pct"/>
-            <w:tcBorders>
-              <w:top w:val="single" w:color="000000" w:sz="4" w:space="0"/>
-              <w:left w:val="single" w:color="000000" w:sz="4" w:space="0"/>
-              <w:bottom w:val="single" w:color="000000" w:sz="4" w:space="0"/>
-              <w:right w:val="single" w:color="000000" w:sz="4" w:space="0"/>
-            </w:tcBorders>
-            <w:shd w:val="clear" w:color="auto" w:fill="FFFFFF"/>
-            <w:vAlign w:val="center"/>
-          </w:tcPr>
-          <w:p>
-            <w:pPr>
-              <w:keepNext w:val="0"/>
-              <w:keepLines w:val="0"/>
-              <w:widowControl/>
-              <w:suppressLineNumbers w:val="0"/>
-              <w:jc w:val="left"/>
-              <w:textAlignment w:val="center"/>
-              <w:rPr>
-                <w:rFonts w:hint="default" w:ascii="Times New Roman" w:hAnsi="Times New Roman" w:eastAsia="宋体" w:cs="Times New Roman"/>
-                <w:b w:val="0"/>
-                <w:bCs w:val="0"/>
-                <w:i w:val="0"/>
-                <w:iCs w:val="0"/>
-                <w:color w:val="000000"/>
-                <w:sz w:val="20"/>
-                <w:szCs w:val="20"/>
-                <w:u w:val="none"/>
-              </w:rPr>
-            </w:pPr>
-            <w:r>
-              <w:rPr>
-                <w:rFonts w:hint="default" w:ascii="Times New Roman" w:hAnsi="Times New Roman" w:eastAsia="宋体" w:cs="Times New Roman"/>
-                <w:b w:val="0"/>
-                <w:bCs w:val="0"/>
-                <w:i w:val="0"/>
-                <w:iCs w:val="0"/>
-                <w:color w:val="000000"/>
-                <w:kern w:val="0"/>
-                <w:sz w:val="20"/>
-                <w:szCs w:val="20"/>
-                <w:u w:val="none"/>
-                <w:lang w:val="en-US" w:eastAsia="zh-CN" w:bidi="ar"/>
-              </w:rPr>
-              <w:t>ALK</w:t>
-            </w:r>
-          </w:p>
-        </w:tc>
-        <w:tc>
-          <w:tcPr>
-            <w:tcW w:w="720" w:type="pct"/>
-            <w:tcBorders>
-              <w:top w:val="single" w:color="000000" w:sz="4" w:space="0"/>
-              <w:left w:val="single" w:color="000000" w:sz="4" w:space="0"/>
-              <w:bottom w:val="single" w:color="000000" w:sz="4" w:space="0"/>
-              <w:right w:val="single" w:color="000000" w:sz="4" w:space="0"/>
-            </w:tcBorders>
-            <w:shd w:val="clear" w:color="auto" w:fill="FFFFFF"/>
-            <w:vAlign w:val="center"/>
-          </w:tcPr>
-          <w:p>
-            <w:pPr>
-              <w:keepNext w:val="0"/>
-              <w:keepLines w:val="0"/>
-              <w:widowControl/>
-              <w:suppressLineNumbers w:val="0"/>
-              <w:jc w:val="left"/>
-              <w:textAlignment w:val="center"/>
-              <w:rPr>
-                <w:rFonts w:hint="default" w:ascii="Times New Roman" w:hAnsi="Times New Roman" w:eastAsia="宋体" w:cs="Times New Roman"/>
-                <w:b w:val="0"/>
-                <w:bCs w:val="0"/>
-                <w:i w:val="0"/>
-                <w:iCs w:val="0"/>
-                <w:color w:val="000000"/>
-                <w:sz w:val="20"/>
-                <w:szCs w:val="20"/>
-                <w:u w:val="none"/>
-              </w:rPr>
-            </w:pPr>
-            <w:r>
-              <w:rPr>
-                <w:rFonts w:hint="default" w:ascii="Times New Roman" w:hAnsi="Times New Roman" w:eastAsia="宋体" w:cs="Times New Roman"/>
-                <w:b w:val="0"/>
-                <w:bCs w:val="0"/>
-                <w:i w:val="0"/>
-                <w:iCs w:val="0"/>
-                <w:color w:val="000000"/>
-                <w:kern w:val="0"/>
-                <w:sz w:val="20"/>
-                <w:szCs w:val="20"/>
-                <w:u w:val="none"/>
-                <w:lang w:val="en-US" w:eastAsia="zh-CN" w:bidi="ar"/>
-              </w:rPr>
-              <w:t>E20A20</w:t>
-            </w:r>
-          </w:p>
-        </w:tc>
-        <w:tc>
-          <w:tcPr>
-            <w:tcW w:w="1761" w:type="pct"/>
-            <w:tcBorders>
-              <w:top w:val="single" w:color="000000" w:sz="4" w:space="0"/>
-              <w:left w:val="single" w:color="000000" w:sz="4" w:space="0"/>
-              <w:bottom w:val="single" w:color="000000" w:sz="4" w:space="0"/>
-              <w:right w:val="single" w:color="000000" w:sz="4" w:space="0"/>
-            </w:tcBorders>
-            <w:shd w:val="clear" w:color="auto" w:fill="FFFFFF"/>
-            <w:vAlign w:val="center"/>
-          </w:tcPr>
-          <w:p>
-            <w:pPr>
-              <w:keepNext w:val="0"/>
-              <w:keepLines w:val="0"/>
-              <w:widowControl/>
-              <w:suppressLineNumbers w:val="0"/>
-              <w:jc w:val="left"/>
-              <w:textAlignment w:val="center"/>
-              <w:rPr>
-                <w:rFonts w:hint="default" w:ascii="Times New Roman" w:hAnsi="Times New Roman" w:eastAsia="宋体" w:cs="Times New Roman"/>
-                <w:b w:val="0"/>
-                <w:bCs w:val="0"/>
-                <w:i w:val="0"/>
-                <w:iCs w:val="0"/>
-                <w:color w:val="000000"/>
-                <w:sz w:val="20"/>
-                <w:szCs w:val="20"/>
-                <w:u w:val="none"/>
-              </w:rPr>
-            </w:pPr>
-            <w:r>
-              <w:rPr>
-                <w:rFonts w:hint="default" w:ascii="Times New Roman" w:hAnsi="Times New Roman" w:eastAsia="宋体" w:cs="Times New Roman"/>
-                <w:b w:val="0"/>
-                <w:bCs w:val="0"/>
-                <w:i w:val="0"/>
-                <w:iCs w:val="0"/>
-                <w:color w:val="000000"/>
-                <w:kern w:val="0"/>
-                <w:sz w:val="20"/>
-                <w:szCs w:val="20"/>
-                <w:u w:val="none"/>
-                <w:lang w:val="en-US" w:eastAsia="zh-CN" w:bidi="ar"/>
-              </w:rPr>
-              <w:t>EML4-ALK</w:t>
-            </w:r>
-          </w:p>
-        </w:tc>
-        <w:tc>
-          <w:tcPr>
-            <w:tcW w:w="1969" w:type="pct"/>
-            <w:tcBorders>
-              <w:top w:val="single" w:color="000000" w:sz="4" w:space="0"/>
-              <w:left w:val="single" w:color="000000" w:sz="4" w:space="0"/>
-              <w:bottom w:val="single" w:color="000000" w:sz="4" w:space="0"/>
-              <w:right w:val="single" w:color="000000" w:sz="4" w:space="0"/>
-            </w:tcBorders>
-            <w:shd w:val="clear" w:color="auto" w:fill="FFFFFF"/>
-            <w:noWrap/>
-            <w:vAlign w:val="center"/>
-          </w:tcPr>
-          <w:p>
-            <w:pPr>
-              <w:keepNext w:val="0"/>
-              <w:keepLines w:val="0"/>
-              <w:widowControl/>
-              <w:suppressLineNumbers w:val="0"/>
-              <w:jc w:val="left"/>
-              <w:textAlignment w:val="center"/>
-              <w:rPr>
-                <w:rFonts w:hint="default" w:ascii="Times New Roman" w:hAnsi="Times New Roman" w:eastAsia="宋体" w:cs="Times New Roman"/>
-                <w:b w:val="0"/>
-                <w:bCs w:val="0"/>
-                <w:i w:val="0"/>
-                <w:iCs w:val="0"/>
-                <w:color w:val="000000"/>
-                <w:sz w:val="20"/>
-                <w:szCs w:val="20"/>
-                <w:u w:val="none"/>
-              </w:rPr>
-            </w:pPr>
-            <w:r>
-              <w:rPr>
-                <w:rFonts w:hint="default" w:ascii="Times New Roman" w:hAnsi="Times New Roman" w:eastAsia="宋体" w:cs="Times New Roman"/>
-                <w:b w:val="0"/>
-                <w:bCs w:val="0"/>
-                <w:i w:val="0"/>
-                <w:iCs w:val="0"/>
-                <w:color w:val="000000"/>
-                <w:kern w:val="0"/>
-                <w:sz w:val="20"/>
-                <w:szCs w:val="20"/>
-                <w:u w:val="none"/>
-                <w:lang w:val="en-US" w:eastAsia="zh-CN" w:bidi="ar"/>
-              </w:rPr>
-              <w:t>EML4-ALK.E20A20.COSF409</w:t>
             </w:r>
           </w:p>
         </w:tc>
@@ -37659,7 +36951,7 @@
                 <w:u w:val="none"/>
                 <w:lang w:val="en-US" w:eastAsia="zh-CN" w:bidi="ar"/>
               </w:rPr>
-              <w:t>E20A20</w:t>
+              <w:t>E13A20</w:t>
             </w:r>
           </w:p>
         </w:tc>
@@ -37760,7 +37052,229 @@
                 <w:u w:val="none"/>
                 <w:lang w:val="en-US" w:eastAsia="zh-CN" w:bidi="ar"/>
               </w:rPr>
-              <w:t>EML4-ALK.E20A20.COSF409.1</w:t>
+              <w:t>EML4-ALK.E13A20.COSF408.1</w:t>
+            </w:r>
+          </w:p>
+        </w:tc>
+      </w:tr>
+      <w:tr>
+        <w:tblPrEx>
+          <w:tblBorders>
+            <w:top w:val="none" w:color="auto" w:sz="0" w:space="0"/>
+            <w:left w:val="none" w:color="auto" w:sz="0" w:space="0"/>
+            <w:bottom w:val="none" w:color="auto" w:sz="0" w:space="0"/>
+            <w:right w:val="none" w:color="auto" w:sz="0" w:space="0"/>
+            <w:insideH w:val="none" w:color="auto" w:sz="0" w:space="0"/>
+            <w:insideV w:val="none" w:color="auto" w:sz="0" w:space="0"/>
+          </w:tblBorders>
+          <w:tblCellMar>
+            <w:top w:w="0" w:type="dxa"/>
+            <w:left w:w="108" w:type="dxa"/>
+            <w:bottom w:w="0" w:type="dxa"/>
+            <w:right w:w="108" w:type="dxa"/>
+          </w:tblCellMar>
+        </w:tblPrEx>
+        <w:trPr>
+          <w:trHeight w:val="340" w:hRule="atLeast"/>
+        </w:trPr>
+        <w:tc>
+          <w:tcPr>
+            <w:tcW w:w="548" w:type="pct"/>
+            <w:tcBorders>
+              <w:top w:val="single" w:color="000000" w:sz="4" w:space="0"/>
+              <w:left w:val="single" w:color="000000" w:sz="4" w:space="0"/>
+              <w:bottom w:val="single" w:color="000000" w:sz="4" w:space="0"/>
+              <w:right w:val="single" w:color="000000" w:sz="4" w:space="0"/>
+            </w:tcBorders>
+            <w:shd w:val="clear" w:color="auto" w:fill="FFFFFF"/>
+            <w:vAlign w:val="center"/>
+          </w:tcPr>
+          <w:p>
+            <w:pPr>
+              <w:keepNext w:val="0"/>
+              <w:keepLines w:val="0"/>
+              <w:widowControl/>
+              <w:suppressLineNumbers w:val="0"/>
+              <w:jc w:val="left"/>
+              <w:textAlignment w:val="center"/>
+              <w:rPr>
+                <w:rFonts w:hint="default" w:ascii="Times New Roman" w:hAnsi="Times New Roman" w:eastAsia="宋体" w:cs="Times New Roman"/>
+                <w:b w:val="0"/>
+                <w:bCs w:val="0"/>
+                <w:i w:val="0"/>
+                <w:iCs w:val="0"/>
+                <w:color w:val="000000"/>
+                <w:sz w:val="20"/>
+                <w:szCs w:val="20"/>
+                <w:u w:val="none"/>
+              </w:rPr>
+            </w:pPr>
+            <w:r>
+              <w:rPr>
+                <w:rFonts w:hint="default" w:ascii="Times New Roman" w:hAnsi="Times New Roman" w:eastAsia="宋体" w:cs="Times New Roman"/>
+                <w:b w:val="0"/>
+                <w:bCs w:val="0"/>
+                <w:i w:val="0"/>
+                <w:iCs w:val="0"/>
+                <w:color w:val="000000"/>
+                <w:kern w:val="0"/>
+                <w:sz w:val="20"/>
+                <w:szCs w:val="20"/>
+                <w:u w:val="none"/>
+                <w:lang w:val="en-US" w:eastAsia="zh-CN" w:bidi="ar"/>
+              </w:rPr>
+              <w:t>ALK</w:t>
+            </w:r>
+          </w:p>
+        </w:tc>
+        <w:tc>
+          <w:tcPr>
+            <w:tcW w:w="720" w:type="pct"/>
+            <w:tcBorders>
+              <w:top w:val="single" w:color="000000" w:sz="4" w:space="0"/>
+              <w:left w:val="single" w:color="000000" w:sz="4" w:space="0"/>
+              <w:bottom w:val="single" w:color="000000" w:sz="4" w:space="0"/>
+              <w:right w:val="single" w:color="000000" w:sz="4" w:space="0"/>
+            </w:tcBorders>
+            <w:shd w:val="clear" w:color="auto" w:fill="FFFFFF"/>
+            <w:vAlign w:val="center"/>
+          </w:tcPr>
+          <w:p>
+            <w:pPr>
+              <w:keepNext w:val="0"/>
+              <w:keepLines w:val="0"/>
+              <w:widowControl/>
+              <w:suppressLineNumbers w:val="0"/>
+              <w:jc w:val="left"/>
+              <w:textAlignment w:val="center"/>
+              <w:rPr>
+                <w:rFonts w:hint="default" w:ascii="Times New Roman" w:hAnsi="Times New Roman" w:eastAsia="宋体" w:cs="Times New Roman"/>
+                <w:b w:val="0"/>
+                <w:bCs w:val="0"/>
+                <w:i w:val="0"/>
+                <w:iCs w:val="0"/>
+                <w:color w:val="000000"/>
+                <w:sz w:val="20"/>
+                <w:szCs w:val="20"/>
+                <w:u w:val="none"/>
+              </w:rPr>
+            </w:pPr>
+            <w:r>
+              <w:rPr>
+                <w:rFonts w:hint="default" w:ascii="Times New Roman" w:hAnsi="Times New Roman" w:eastAsia="宋体" w:cs="Times New Roman"/>
+                <w:b w:val="0"/>
+                <w:bCs w:val="0"/>
+                <w:i w:val="0"/>
+                <w:iCs w:val="0"/>
+                <w:color w:val="000000"/>
+                <w:kern w:val="0"/>
+                <w:sz w:val="20"/>
+                <w:szCs w:val="20"/>
+                <w:u w:val="none"/>
+                <w:lang w:val="en-US" w:eastAsia="zh-CN" w:bidi="ar"/>
+              </w:rPr>
+              <w:t>E13A20</w:t>
+            </w:r>
+          </w:p>
+        </w:tc>
+        <w:tc>
+          <w:tcPr>
+            <w:tcW w:w="1761" w:type="pct"/>
+            <w:tcBorders>
+              <w:top w:val="single" w:color="000000" w:sz="4" w:space="0"/>
+              <w:left w:val="single" w:color="000000" w:sz="4" w:space="0"/>
+              <w:bottom w:val="single" w:color="000000" w:sz="4" w:space="0"/>
+              <w:right w:val="single" w:color="000000" w:sz="4" w:space="0"/>
+            </w:tcBorders>
+            <w:shd w:val="clear" w:color="auto" w:fill="FFFFFF"/>
+            <w:vAlign w:val="center"/>
+          </w:tcPr>
+          <w:p>
+            <w:pPr>
+              <w:keepNext w:val="0"/>
+              <w:keepLines w:val="0"/>
+              <w:widowControl/>
+              <w:suppressLineNumbers w:val="0"/>
+              <w:jc w:val="left"/>
+              <w:textAlignment w:val="center"/>
+              <w:rPr>
+                <w:rFonts w:hint="default" w:ascii="Times New Roman" w:hAnsi="Times New Roman" w:eastAsia="宋体" w:cs="Times New Roman"/>
+                <w:b w:val="0"/>
+                <w:bCs w:val="0"/>
+                <w:i w:val="0"/>
+                <w:iCs w:val="0"/>
+                <w:color w:val="000000"/>
+                <w:sz w:val="20"/>
+                <w:szCs w:val="20"/>
+                <w:u w:val="none"/>
+              </w:rPr>
+            </w:pPr>
+            <w:r>
+              <w:rPr>
+                <w:rFonts w:hint="default" w:ascii="Times New Roman" w:hAnsi="Times New Roman" w:eastAsia="宋体" w:cs="Times New Roman"/>
+                <w:b w:val="0"/>
+                <w:bCs w:val="0"/>
+                <w:i w:val="0"/>
+                <w:iCs w:val="0"/>
+                <w:color w:val="000000"/>
+                <w:kern w:val="0"/>
+                <w:sz w:val="20"/>
+                <w:szCs w:val="20"/>
+                <w:u w:val="none"/>
+                <w:lang w:val="en-US" w:eastAsia="zh-CN" w:bidi="ar"/>
+              </w:rPr>
+              <w:t>EML4-ALK</w:t>
+            </w:r>
+          </w:p>
+        </w:tc>
+        <w:tc>
+          <w:tcPr>
+            <w:tcW w:w="1969" w:type="pct"/>
+            <w:tcBorders>
+              <w:top w:val="single" w:color="000000" w:sz="4" w:space="0"/>
+              <w:left w:val="single" w:color="000000" w:sz="4" w:space="0"/>
+              <w:bottom w:val="single" w:color="000000" w:sz="4" w:space="0"/>
+              <w:right w:val="single" w:color="000000" w:sz="4" w:space="0"/>
+            </w:tcBorders>
+            <w:shd w:val="clear" w:color="auto" w:fill="FFFFFF"/>
+            <w:noWrap/>
+            <w:vAlign w:val="center"/>
+          </w:tcPr>
+          <w:p>
+            <w:pPr>
+              <w:keepNext w:val="0"/>
+              <w:keepLines w:val="0"/>
+              <w:widowControl/>
+              <w:suppressLineNumbers w:val="0"/>
+              <w:jc w:val="left"/>
+              <w:textAlignment w:val="center"/>
+              <w:rPr>
+                <w:rFonts w:hint="default" w:ascii="Times New Roman" w:hAnsi="Times New Roman" w:eastAsia="宋体" w:cs="Times New Roman"/>
+                <w:b w:val="0"/>
+                <w:bCs w:val="0"/>
+                <w:i w:val="0"/>
+                <w:iCs w:val="0"/>
+                <w:color w:val="000000"/>
+                <w:sz w:val="20"/>
+                <w:szCs w:val="20"/>
+                <w:u w:val="none"/>
+              </w:rPr>
+            </w:pPr>
+            <w:r>
+              <w:rPr>
+                <w:rFonts w:hint="default" w:ascii="Times New Roman" w:hAnsi="Times New Roman" w:eastAsia="宋体" w:cs="Times New Roman"/>
+                <w:b w:val="0"/>
+                <w:bCs w:val="0"/>
+                <w:i w:val="0"/>
+                <w:iCs w:val="0"/>
+                <w:color w:val="000000"/>
+                <w:kern w:val="0"/>
+                <w:sz w:val="20"/>
+                <w:szCs w:val="20"/>
+                <w:u w:val="none"/>
+                <w:lang w:val="en-US" w:eastAsia="zh-CN" w:bidi="ar"/>
+              </w:rPr>
+              <w:t>EML4-ALK.E13ins90A20</w:t>
             </w:r>
           </w:p>
         </w:tc>
@@ -37983,229 +37497,7 @@
                 <w:u w:val="none"/>
                 <w:lang w:val="en-US" w:eastAsia="zh-CN" w:bidi="ar"/>
               </w:rPr>
-              <w:t>EML4-ALK.E20A20.COSF730</w:t>
-            </w:r>
-          </w:p>
-        </w:tc>
-      </w:tr>
-      <w:tr>
-        <w:tblPrEx>
-          <w:tblBorders>
-            <w:top w:val="none" w:color="auto" w:sz="0" w:space="0"/>
-            <w:left w:val="none" w:color="auto" w:sz="0" w:space="0"/>
-            <w:bottom w:val="none" w:color="auto" w:sz="0" w:space="0"/>
-            <w:right w:val="none" w:color="auto" w:sz="0" w:space="0"/>
-            <w:insideH w:val="none" w:color="auto" w:sz="0" w:space="0"/>
-            <w:insideV w:val="none" w:color="auto" w:sz="0" w:space="0"/>
-          </w:tblBorders>
-          <w:tblCellMar>
-            <w:top w:w="0" w:type="dxa"/>
-            <w:left w:w="108" w:type="dxa"/>
-            <w:bottom w:w="0" w:type="dxa"/>
-            <w:right w:w="108" w:type="dxa"/>
-          </w:tblCellMar>
-        </w:tblPrEx>
-        <w:trPr>
-          <w:trHeight w:val="340" w:hRule="atLeast"/>
-        </w:trPr>
-        <w:tc>
-          <w:tcPr>
-            <w:tcW w:w="548" w:type="pct"/>
-            <w:tcBorders>
-              <w:top w:val="single" w:color="000000" w:sz="4" w:space="0"/>
-              <w:left w:val="single" w:color="000000" w:sz="4" w:space="0"/>
-              <w:bottom w:val="single" w:color="000000" w:sz="4" w:space="0"/>
-              <w:right w:val="single" w:color="000000" w:sz="4" w:space="0"/>
-            </w:tcBorders>
-            <w:shd w:val="clear" w:color="auto" w:fill="FFFFFF"/>
-            <w:vAlign w:val="center"/>
-          </w:tcPr>
-          <w:p>
-            <w:pPr>
-              <w:keepNext w:val="0"/>
-              <w:keepLines w:val="0"/>
-              <w:widowControl/>
-              <w:suppressLineNumbers w:val="0"/>
-              <w:jc w:val="left"/>
-              <w:textAlignment w:val="center"/>
-              <w:rPr>
-                <w:rFonts w:hint="default" w:ascii="Times New Roman" w:hAnsi="Times New Roman" w:eastAsia="宋体" w:cs="Times New Roman"/>
-                <w:b w:val="0"/>
-                <w:bCs w:val="0"/>
-                <w:i w:val="0"/>
-                <w:iCs w:val="0"/>
-                <w:color w:val="000000"/>
-                <w:sz w:val="20"/>
-                <w:szCs w:val="20"/>
-                <w:u w:val="none"/>
-              </w:rPr>
-            </w:pPr>
-            <w:r>
-              <w:rPr>
-                <w:rFonts w:hint="default" w:ascii="Times New Roman" w:hAnsi="Times New Roman" w:eastAsia="宋体" w:cs="Times New Roman"/>
-                <w:b w:val="0"/>
-                <w:bCs w:val="0"/>
-                <w:i w:val="0"/>
-                <w:iCs w:val="0"/>
-                <w:color w:val="000000"/>
-                <w:kern w:val="0"/>
-                <w:sz w:val="20"/>
-                <w:szCs w:val="20"/>
-                <w:u w:val="none"/>
-                <w:lang w:val="en-US" w:eastAsia="zh-CN" w:bidi="ar"/>
-              </w:rPr>
-              <w:t>ALK</w:t>
-            </w:r>
-          </w:p>
-        </w:tc>
-        <w:tc>
-          <w:tcPr>
-            <w:tcW w:w="720" w:type="pct"/>
-            <w:tcBorders>
-              <w:top w:val="single" w:color="000000" w:sz="4" w:space="0"/>
-              <w:left w:val="single" w:color="000000" w:sz="4" w:space="0"/>
-              <w:bottom w:val="single" w:color="000000" w:sz="4" w:space="0"/>
-              <w:right w:val="single" w:color="000000" w:sz="4" w:space="0"/>
-            </w:tcBorders>
-            <w:shd w:val="clear" w:color="auto" w:fill="FFFFFF"/>
-            <w:vAlign w:val="center"/>
-          </w:tcPr>
-          <w:p>
-            <w:pPr>
-              <w:keepNext w:val="0"/>
-              <w:keepLines w:val="0"/>
-              <w:widowControl/>
-              <w:suppressLineNumbers w:val="0"/>
-              <w:jc w:val="left"/>
-              <w:textAlignment w:val="center"/>
-              <w:rPr>
-                <w:rFonts w:hint="default" w:ascii="Times New Roman" w:hAnsi="Times New Roman" w:eastAsia="宋体" w:cs="Times New Roman"/>
-                <w:b w:val="0"/>
-                <w:bCs w:val="0"/>
-                <w:i w:val="0"/>
-                <w:iCs w:val="0"/>
-                <w:color w:val="000000"/>
-                <w:sz w:val="20"/>
-                <w:szCs w:val="20"/>
-                <w:u w:val="none"/>
-              </w:rPr>
-            </w:pPr>
-            <w:r>
-              <w:rPr>
-                <w:rFonts w:hint="default" w:ascii="Times New Roman" w:hAnsi="Times New Roman" w:eastAsia="宋体" w:cs="Times New Roman"/>
-                <w:b w:val="0"/>
-                <w:bCs w:val="0"/>
-                <w:i w:val="0"/>
-                <w:iCs w:val="0"/>
-                <w:color w:val="000000"/>
-                <w:kern w:val="0"/>
-                <w:sz w:val="20"/>
-                <w:szCs w:val="20"/>
-                <w:u w:val="none"/>
-                <w:lang w:val="en-US" w:eastAsia="zh-CN" w:bidi="ar"/>
-              </w:rPr>
-              <w:t>E20A20</w:t>
-            </w:r>
-          </w:p>
-        </w:tc>
-        <w:tc>
-          <w:tcPr>
-            <w:tcW w:w="1761" w:type="pct"/>
-            <w:tcBorders>
-              <w:top w:val="single" w:color="000000" w:sz="4" w:space="0"/>
-              <w:left w:val="single" w:color="000000" w:sz="4" w:space="0"/>
-              <w:bottom w:val="single" w:color="000000" w:sz="4" w:space="0"/>
-              <w:right w:val="single" w:color="000000" w:sz="4" w:space="0"/>
-            </w:tcBorders>
-            <w:shd w:val="clear" w:color="auto" w:fill="FFFFFF"/>
-            <w:vAlign w:val="center"/>
-          </w:tcPr>
-          <w:p>
-            <w:pPr>
-              <w:keepNext w:val="0"/>
-              <w:keepLines w:val="0"/>
-              <w:widowControl/>
-              <w:suppressLineNumbers w:val="0"/>
-              <w:jc w:val="left"/>
-              <w:textAlignment w:val="center"/>
-              <w:rPr>
-                <w:rFonts w:hint="default" w:ascii="Times New Roman" w:hAnsi="Times New Roman" w:eastAsia="宋体" w:cs="Times New Roman"/>
-                <w:b w:val="0"/>
-                <w:bCs w:val="0"/>
-                <w:i w:val="0"/>
-                <w:iCs w:val="0"/>
-                <w:color w:val="000000"/>
-                <w:sz w:val="20"/>
-                <w:szCs w:val="20"/>
-                <w:u w:val="none"/>
-              </w:rPr>
-            </w:pPr>
-            <w:r>
-              <w:rPr>
-                <w:rFonts w:hint="default" w:ascii="Times New Roman" w:hAnsi="Times New Roman" w:eastAsia="宋体" w:cs="Times New Roman"/>
-                <w:b w:val="0"/>
-                <w:bCs w:val="0"/>
-                <w:i w:val="0"/>
-                <w:iCs w:val="0"/>
-                <w:color w:val="000000"/>
-                <w:kern w:val="0"/>
-                <w:sz w:val="20"/>
-                <w:szCs w:val="20"/>
-                <w:u w:val="none"/>
-                <w:lang w:val="en-US" w:eastAsia="zh-CN" w:bidi="ar"/>
-              </w:rPr>
-              <w:t>EML4-ALK</w:t>
-            </w:r>
-          </w:p>
-        </w:tc>
-        <w:tc>
-          <w:tcPr>
-            <w:tcW w:w="1969" w:type="pct"/>
-            <w:tcBorders>
-              <w:top w:val="single" w:color="000000" w:sz="4" w:space="0"/>
-              <w:left w:val="single" w:color="000000" w:sz="4" w:space="0"/>
-              <w:bottom w:val="single" w:color="000000" w:sz="4" w:space="0"/>
-              <w:right w:val="single" w:color="000000" w:sz="4" w:space="0"/>
-            </w:tcBorders>
-            <w:shd w:val="clear" w:color="auto" w:fill="FFFFFF"/>
-            <w:noWrap/>
-            <w:vAlign w:val="center"/>
-          </w:tcPr>
-          <w:p>
-            <w:pPr>
-              <w:keepNext w:val="0"/>
-              <w:keepLines w:val="0"/>
-              <w:widowControl/>
-              <w:suppressLineNumbers w:val="0"/>
-              <w:jc w:val="left"/>
-              <w:textAlignment w:val="center"/>
-              <w:rPr>
-                <w:rFonts w:hint="default" w:ascii="Times New Roman" w:hAnsi="Times New Roman" w:eastAsia="宋体" w:cs="Times New Roman"/>
-                <w:b w:val="0"/>
-                <w:bCs w:val="0"/>
-                <w:i w:val="0"/>
-                <w:iCs w:val="0"/>
-                <w:color w:val="000000"/>
-                <w:sz w:val="20"/>
-                <w:szCs w:val="20"/>
-                <w:u w:val="none"/>
-              </w:rPr>
-            </w:pPr>
-            <w:r>
-              <w:rPr>
-                <w:rFonts w:hint="default" w:ascii="Times New Roman" w:hAnsi="Times New Roman" w:eastAsia="宋体" w:cs="Times New Roman"/>
-                <w:b w:val="0"/>
-                <w:bCs w:val="0"/>
-                <w:i w:val="0"/>
-                <w:iCs w:val="0"/>
-                <w:color w:val="000000"/>
-                <w:kern w:val="0"/>
-                <w:sz w:val="20"/>
-                <w:szCs w:val="20"/>
-                <w:u w:val="none"/>
-                <w:lang w:val="en-US" w:eastAsia="zh-CN" w:bidi="ar"/>
-              </w:rPr>
-              <w:t>EML4-ALK.E20A20.COSF730.1</w:t>
+              <w:t>EML4-ALK.E20A20.COSF409</w:t>
             </w:r>
           </w:p>
         </w:tc>
@@ -38327,7 +37619,7 @@
                 <w:u w:val="none"/>
                 <w:lang w:val="en-US" w:eastAsia="zh-CN" w:bidi="ar"/>
               </w:rPr>
-              <w:t>E6aA17</w:t>
+              <w:t>E20A20</w:t>
             </w:r>
           </w:p>
         </w:tc>
@@ -38428,229 +37720,7 @@
                 <w:u w:val="none"/>
                 <w:lang w:val="en-US" w:eastAsia="zh-CN" w:bidi="ar"/>
               </w:rPr>
-              <w:t>EML4-ALK.E6A17</w:t>
-            </w:r>
-          </w:p>
-        </w:tc>
-      </w:tr>
-      <w:tr>
-        <w:tblPrEx>
-          <w:tblBorders>
-            <w:top w:val="none" w:color="auto" w:sz="0" w:space="0"/>
-            <w:left w:val="none" w:color="auto" w:sz="0" w:space="0"/>
-            <w:bottom w:val="none" w:color="auto" w:sz="0" w:space="0"/>
-            <w:right w:val="none" w:color="auto" w:sz="0" w:space="0"/>
-            <w:insideH w:val="none" w:color="auto" w:sz="0" w:space="0"/>
-            <w:insideV w:val="none" w:color="auto" w:sz="0" w:space="0"/>
-          </w:tblBorders>
-          <w:tblCellMar>
-            <w:top w:w="0" w:type="dxa"/>
-            <w:left w:w="108" w:type="dxa"/>
-            <w:bottom w:w="0" w:type="dxa"/>
-            <w:right w:w="108" w:type="dxa"/>
-          </w:tblCellMar>
-        </w:tblPrEx>
-        <w:trPr>
-          <w:trHeight w:val="340" w:hRule="atLeast"/>
-        </w:trPr>
-        <w:tc>
-          <w:tcPr>
-            <w:tcW w:w="548" w:type="pct"/>
-            <w:tcBorders>
-              <w:top w:val="single" w:color="000000" w:sz="4" w:space="0"/>
-              <w:left w:val="single" w:color="000000" w:sz="4" w:space="0"/>
-              <w:bottom w:val="single" w:color="000000" w:sz="4" w:space="0"/>
-              <w:right w:val="single" w:color="000000" w:sz="4" w:space="0"/>
-            </w:tcBorders>
-            <w:shd w:val="clear" w:color="auto" w:fill="FFFFFF"/>
-            <w:vAlign w:val="center"/>
-          </w:tcPr>
-          <w:p>
-            <w:pPr>
-              <w:keepNext w:val="0"/>
-              <w:keepLines w:val="0"/>
-              <w:widowControl/>
-              <w:suppressLineNumbers w:val="0"/>
-              <w:jc w:val="left"/>
-              <w:textAlignment w:val="center"/>
-              <w:rPr>
-                <w:rFonts w:hint="default" w:ascii="Times New Roman" w:hAnsi="Times New Roman" w:eastAsia="宋体" w:cs="Times New Roman"/>
-                <w:b w:val="0"/>
-                <w:bCs w:val="0"/>
-                <w:i w:val="0"/>
-                <w:iCs w:val="0"/>
-                <w:color w:val="000000"/>
-                <w:sz w:val="20"/>
-                <w:szCs w:val="20"/>
-                <w:u w:val="none"/>
-              </w:rPr>
-            </w:pPr>
-            <w:r>
-              <w:rPr>
-                <w:rFonts w:hint="default" w:ascii="Times New Roman" w:hAnsi="Times New Roman" w:eastAsia="宋体" w:cs="Times New Roman"/>
-                <w:b w:val="0"/>
-                <w:bCs w:val="0"/>
-                <w:i w:val="0"/>
-                <w:iCs w:val="0"/>
-                <w:color w:val="000000"/>
-                <w:kern w:val="0"/>
-                <w:sz w:val="20"/>
-                <w:szCs w:val="20"/>
-                <w:u w:val="none"/>
-                <w:lang w:val="en-US" w:eastAsia="zh-CN" w:bidi="ar"/>
-              </w:rPr>
-              <w:t>ALK</w:t>
-            </w:r>
-          </w:p>
-        </w:tc>
-        <w:tc>
-          <w:tcPr>
-            <w:tcW w:w="720" w:type="pct"/>
-            <w:tcBorders>
-              <w:top w:val="single" w:color="000000" w:sz="4" w:space="0"/>
-              <w:left w:val="single" w:color="000000" w:sz="4" w:space="0"/>
-              <w:bottom w:val="single" w:color="000000" w:sz="4" w:space="0"/>
-              <w:right w:val="single" w:color="000000" w:sz="4" w:space="0"/>
-            </w:tcBorders>
-            <w:shd w:val="clear" w:color="auto" w:fill="FFFFFF"/>
-            <w:vAlign w:val="center"/>
-          </w:tcPr>
-          <w:p>
-            <w:pPr>
-              <w:keepNext w:val="0"/>
-              <w:keepLines w:val="0"/>
-              <w:widowControl/>
-              <w:suppressLineNumbers w:val="0"/>
-              <w:jc w:val="left"/>
-              <w:textAlignment w:val="center"/>
-              <w:rPr>
-                <w:rFonts w:hint="default" w:ascii="Times New Roman" w:hAnsi="Times New Roman" w:eastAsia="宋体" w:cs="Times New Roman"/>
-                <w:b w:val="0"/>
-                <w:bCs w:val="0"/>
-                <w:i w:val="0"/>
-                <w:iCs w:val="0"/>
-                <w:color w:val="000000"/>
-                <w:sz w:val="20"/>
-                <w:szCs w:val="20"/>
-                <w:u w:val="none"/>
-              </w:rPr>
-            </w:pPr>
-            <w:r>
-              <w:rPr>
-                <w:rFonts w:hint="default" w:ascii="Times New Roman" w:hAnsi="Times New Roman" w:eastAsia="宋体" w:cs="Times New Roman"/>
-                <w:b w:val="0"/>
-                <w:bCs w:val="0"/>
-                <w:i w:val="0"/>
-                <w:iCs w:val="0"/>
-                <w:color w:val="000000"/>
-                <w:kern w:val="0"/>
-                <w:sz w:val="20"/>
-                <w:szCs w:val="20"/>
-                <w:u w:val="none"/>
-                <w:lang w:val="en-US" w:eastAsia="zh-CN" w:bidi="ar"/>
-              </w:rPr>
-              <w:t>E6aA18</w:t>
-            </w:r>
-          </w:p>
-        </w:tc>
-        <w:tc>
-          <w:tcPr>
-            <w:tcW w:w="1761" w:type="pct"/>
-            <w:tcBorders>
-              <w:top w:val="single" w:color="000000" w:sz="4" w:space="0"/>
-              <w:left w:val="single" w:color="000000" w:sz="4" w:space="0"/>
-              <w:bottom w:val="single" w:color="000000" w:sz="4" w:space="0"/>
-              <w:right w:val="single" w:color="000000" w:sz="4" w:space="0"/>
-            </w:tcBorders>
-            <w:shd w:val="clear" w:color="auto" w:fill="FFFFFF"/>
-            <w:vAlign w:val="center"/>
-          </w:tcPr>
-          <w:p>
-            <w:pPr>
-              <w:keepNext w:val="0"/>
-              <w:keepLines w:val="0"/>
-              <w:widowControl/>
-              <w:suppressLineNumbers w:val="0"/>
-              <w:jc w:val="left"/>
-              <w:textAlignment w:val="center"/>
-              <w:rPr>
-                <w:rFonts w:hint="default" w:ascii="Times New Roman" w:hAnsi="Times New Roman" w:eastAsia="宋体" w:cs="Times New Roman"/>
-                <w:b w:val="0"/>
-                <w:bCs w:val="0"/>
-                <w:i w:val="0"/>
-                <w:iCs w:val="0"/>
-                <w:color w:val="000000"/>
-                <w:sz w:val="20"/>
-                <w:szCs w:val="20"/>
-                <w:u w:val="none"/>
-              </w:rPr>
-            </w:pPr>
-            <w:r>
-              <w:rPr>
-                <w:rFonts w:hint="default" w:ascii="Times New Roman" w:hAnsi="Times New Roman" w:eastAsia="宋体" w:cs="Times New Roman"/>
-                <w:b w:val="0"/>
-                <w:bCs w:val="0"/>
-                <w:i w:val="0"/>
-                <w:iCs w:val="0"/>
-                <w:color w:val="000000"/>
-                <w:kern w:val="0"/>
-                <w:sz w:val="20"/>
-                <w:szCs w:val="20"/>
-                <w:u w:val="none"/>
-                <w:lang w:val="en-US" w:eastAsia="zh-CN" w:bidi="ar"/>
-              </w:rPr>
-              <w:t>EML4-ALK</w:t>
-            </w:r>
-          </w:p>
-        </w:tc>
-        <w:tc>
-          <w:tcPr>
-            <w:tcW w:w="1969" w:type="pct"/>
-            <w:tcBorders>
-              <w:top w:val="single" w:color="000000" w:sz="4" w:space="0"/>
-              <w:left w:val="single" w:color="000000" w:sz="4" w:space="0"/>
-              <w:bottom w:val="single" w:color="000000" w:sz="4" w:space="0"/>
-              <w:right w:val="single" w:color="000000" w:sz="4" w:space="0"/>
-            </w:tcBorders>
-            <w:shd w:val="clear" w:color="auto" w:fill="FFFFFF"/>
-            <w:noWrap/>
-            <w:vAlign w:val="center"/>
-          </w:tcPr>
-          <w:p>
-            <w:pPr>
-              <w:keepNext w:val="0"/>
-              <w:keepLines w:val="0"/>
-              <w:widowControl/>
-              <w:suppressLineNumbers w:val="0"/>
-              <w:jc w:val="left"/>
-              <w:textAlignment w:val="center"/>
-              <w:rPr>
-                <w:rFonts w:hint="default" w:ascii="Times New Roman" w:hAnsi="Times New Roman" w:eastAsia="宋体" w:cs="Times New Roman"/>
-                <w:b w:val="0"/>
-                <w:bCs w:val="0"/>
-                <w:i w:val="0"/>
-                <w:iCs w:val="0"/>
-                <w:color w:val="000000"/>
-                <w:sz w:val="20"/>
-                <w:szCs w:val="20"/>
-                <w:u w:val="none"/>
-              </w:rPr>
-            </w:pPr>
-            <w:r>
-              <w:rPr>
-                <w:rFonts w:hint="default" w:ascii="Times New Roman" w:hAnsi="Times New Roman" w:eastAsia="宋体" w:cs="Times New Roman"/>
-                <w:b w:val="0"/>
-                <w:bCs w:val="0"/>
-                <w:i w:val="0"/>
-                <w:iCs w:val="0"/>
-                <w:color w:val="000000"/>
-                <w:kern w:val="0"/>
-                <w:sz w:val="20"/>
-                <w:szCs w:val="20"/>
-                <w:u w:val="none"/>
-                <w:lang w:val="en-US" w:eastAsia="zh-CN" w:bidi="ar"/>
-              </w:rPr>
-              <w:t>EML4-ALK.E6A18</w:t>
+              <w:t>EML4-ALK.E20A20.COSF409.1</w:t>
             </w:r>
           </w:p>
         </w:tc>
@@ -38772,7 +37842,7 @@
                 <w:u w:val="none"/>
                 <w:lang w:val="en-US" w:eastAsia="zh-CN" w:bidi="ar"/>
               </w:rPr>
-              <w:t>E6aA19</w:t>
+              <w:t>E20A20</w:t>
             </w:r>
           </w:p>
         </w:tc>
@@ -38873,7 +37943,7 @@
                 <w:u w:val="none"/>
                 <w:lang w:val="en-US" w:eastAsia="zh-CN" w:bidi="ar"/>
               </w:rPr>
-              <w:t>EML4-ALK.E6A19.COSF1296</w:t>
+              <w:t>EML4-ALK.E20A20.COSF730</w:t>
             </w:r>
           </w:p>
         </w:tc>
@@ -38994,7 +38064,7 @@
                 <w:u w:val="none"/>
                 <w:lang w:val="en-US" w:eastAsia="zh-CN" w:bidi="ar"/>
               </w:rPr>
-              <w:t>E6aA19</w:t>
+              <w:t>E20A20</w:t>
             </w:r>
           </w:p>
         </w:tc>
@@ -39095,7 +38165,7 @@
                 <w:u w:val="none"/>
                 <w:lang w:val="en-US" w:eastAsia="zh-CN" w:bidi="ar"/>
               </w:rPr>
-              <w:t>EML4-ALK.E6A19.COSF1296.1</w:t>
+              <w:t>EML4-ALK.E20A20.COSF730.1</w:t>
             </w:r>
           </w:p>
         </w:tc>
@@ -39217,7 +38287,7 @@
                 <w:u w:val="none"/>
                 <w:lang w:val="en-US" w:eastAsia="zh-CN" w:bidi="ar"/>
               </w:rPr>
-              <w:t>E6aA20</w:t>
+              <w:t>E6aA17</w:t>
             </w:r>
           </w:p>
         </w:tc>
@@ -39318,7 +38388,7 @@
                 <w:u w:val="none"/>
                 <w:lang w:val="en-US" w:eastAsia="zh-CN" w:bidi="ar"/>
               </w:rPr>
-              <w:t>EML4-ALK.E6aA20.AB374361</w:t>
+              <w:t>EML4-ALK.E6A17</w:t>
             </w:r>
           </w:p>
         </w:tc>
@@ -39439,7 +38509,7 @@
                 <w:u w:val="none"/>
                 <w:lang w:val="en-US" w:eastAsia="zh-CN" w:bidi="ar"/>
               </w:rPr>
-              <w:t>E6aA20</w:t>
+              <w:t>E6aA18</w:t>
             </w:r>
           </w:p>
         </w:tc>
@@ -39540,7 +38610,7 @@
                 <w:u w:val="none"/>
                 <w:lang w:val="en-US" w:eastAsia="zh-CN" w:bidi="ar"/>
               </w:rPr>
-              <w:t>EML4-ALK.E6aA20.COSF411</w:t>
+              <w:t>EML4-ALK.E6A18</w:t>
             </w:r>
           </w:p>
         </w:tc>
@@ -39661,7 +38731,7 @@
                 <w:u w:val="none"/>
                 <w:lang w:val="en-US" w:eastAsia="zh-CN" w:bidi="ar"/>
               </w:rPr>
-              <w:t>E6bA20</w:t>
+              <w:t>E6aA19</w:t>
             </w:r>
           </w:p>
         </w:tc>
@@ -39762,7 +38832,7 @@
                 <w:u w:val="none"/>
                 <w:lang w:val="en-US" w:eastAsia="zh-CN" w:bidi="ar"/>
               </w:rPr>
-              <w:t>EML4-ALK.E6bA20.AB374362</w:t>
+              <w:t>EML4-ALK.E6A19.COSF1296</w:t>
             </w:r>
           </w:p>
         </w:tc>
@@ -39884,7 +38954,7 @@
                 <w:u w:val="none"/>
                 <w:lang w:val="en-US" w:eastAsia="zh-CN" w:bidi="ar"/>
               </w:rPr>
-              <w:t>E6bA20</w:t>
+              <w:t>E6aA19</w:t>
             </w:r>
           </w:p>
         </w:tc>
@@ -39985,7 +39055,7 @@
                 <w:u w:val="none"/>
                 <w:lang w:val="en-US" w:eastAsia="zh-CN" w:bidi="ar"/>
               </w:rPr>
-              <w:t>EML4-ALK.E6bA20.COSF412</w:t>
+              <w:t>EML4-ALK.E6A19.COSF1296.1</w:t>
             </w:r>
           </w:p>
         </w:tc>
@@ -40107,7 +39177,7 @@
                 <w:u w:val="none"/>
                 <w:lang w:val="en-US" w:eastAsia="zh-CN" w:bidi="ar"/>
               </w:rPr>
-              <w:t>E6bA20</w:t>
+              <w:t>E6aA20</w:t>
             </w:r>
           </w:p>
         </w:tc>
@@ -40208,451 +39278,7 @@
                 <w:u w:val="none"/>
                 <w:lang w:val="en-US" w:eastAsia="zh-CN" w:bidi="ar"/>
               </w:rPr>
-              <w:t>EML4-ALK.E6bA20.COSF412.1</w:t>
-            </w:r>
-          </w:p>
-        </w:tc>
-      </w:tr>
-      <w:tr>
-        <w:tblPrEx>
-          <w:tblBorders>
-            <w:top w:val="none" w:color="auto" w:sz="0" w:space="0"/>
-            <w:left w:val="none" w:color="auto" w:sz="0" w:space="0"/>
-            <w:bottom w:val="none" w:color="auto" w:sz="0" w:space="0"/>
-            <w:right w:val="none" w:color="auto" w:sz="0" w:space="0"/>
-            <w:insideH w:val="none" w:color="auto" w:sz="0" w:space="0"/>
-            <w:insideV w:val="none" w:color="auto" w:sz="0" w:space="0"/>
-          </w:tblBorders>
-          <w:tblCellMar>
-            <w:top w:w="0" w:type="dxa"/>
-            <w:left w:w="108" w:type="dxa"/>
-            <w:bottom w:w="0" w:type="dxa"/>
-            <w:right w:w="108" w:type="dxa"/>
-          </w:tblCellMar>
-        </w:tblPrEx>
-        <w:trPr>
-          <w:trHeight w:val="340" w:hRule="atLeast"/>
-        </w:trPr>
-        <w:tc>
-          <w:tcPr>
-            <w:tcW w:w="548" w:type="pct"/>
-            <w:tcBorders>
-              <w:top w:val="single" w:color="000000" w:sz="4" w:space="0"/>
-              <w:left w:val="single" w:color="000000" w:sz="4" w:space="0"/>
-              <w:bottom w:val="single" w:color="000000" w:sz="4" w:space="0"/>
-              <w:right w:val="single" w:color="000000" w:sz="4" w:space="0"/>
-            </w:tcBorders>
-            <w:shd w:val="clear" w:color="auto" w:fill="FFFFFF"/>
-            <w:vAlign w:val="center"/>
-          </w:tcPr>
-          <w:p>
-            <w:pPr>
-              <w:keepNext w:val="0"/>
-              <w:keepLines w:val="0"/>
-              <w:widowControl/>
-              <w:suppressLineNumbers w:val="0"/>
-              <w:jc w:val="left"/>
-              <w:textAlignment w:val="center"/>
-              <w:rPr>
-                <w:rFonts w:hint="default" w:ascii="Times New Roman" w:hAnsi="Times New Roman" w:eastAsia="宋体" w:cs="Times New Roman"/>
-                <w:b w:val="0"/>
-                <w:bCs w:val="0"/>
-                <w:i w:val="0"/>
-                <w:iCs w:val="0"/>
-                <w:color w:val="000000"/>
-                <w:sz w:val="20"/>
-                <w:szCs w:val="20"/>
-                <w:u w:val="none"/>
-              </w:rPr>
-            </w:pPr>
-            <w:r>
-              <w:rPr>
-                <w:rFonts w:hint="default" w:ascii="Times New Roman" w:hAnsi="Times New Roman" w:eastAsia="宋体" w:cs="Times New Roman"/>
-                <w:b w:val="0"/>
-                <w:bCs w:val="0"/>
-                <w:i w:val="0"/>
-                <w:iCs w:val="0"/>
-                <w:color w:val="000000"/>
-                <w:kern w:val="0"/>
-                <w:sz w:val="20"/>
-                <w:szCs w:val="20"/>
-                <w:u w:val="none"/>
-                <w:lang w:val="en-US" w:eastAsia="zh-CN" w:bidi="ar"/>
-              </w:rPr>
-              <w:t>ALK</w:t>
-            </w:r>
-          </w:p>
-        </w:tc>
-        <w:tc>
-          <w:tcPr>
-            <w:tcW w:w="720" w:type="pct"/>
-            <w:tcBorders>
-              <w:top w:val="single" w:color="000000" w:sz="4" w:space="0"/>
-              <w:left w:val="single" w:color="000000" w:sz="4" w:space="0"/>
-              <w:bottom w:val="single" w:color="000000" w:sz="4" w:space="0"/>
-              <w:right w:val="single" w:color="000000" w:sz="4" w:space="0"/>
-            </w:tcBorders>
-            <w:shd w:val="clear" w:color="auto" w:fill="FFFFFF"/>
-            <w:vAlign w:val="center"/>
-          </w:tcPr>
-          <w:p>
-            <w:pPr>
-              <w:keepNext w:val="0"/>
-              <w:keepLines w:val="0"/>
-              <w:widowControl/>
-              <w:suppressLineNumbers w:val="0"/>
-              <w:jc w:val="left"/>
-              <w:textAlignment w:val="center"/>
-              <w:rPr>
-                <w:rFonts w:hint="default" w:ascii="Times New Roman" w:hAnsi="Times New Roman" w:eastAsia="宋体" w:cs="Times New Roman"/>
-                <w:b w:val="0"/>
-                <w:bCs w:val="0"/>
-                <w:i w:val="0"/>
-                <w:iCs w:val="0"/>
-                <w:color w:val="000000"/>
-                <w:sz w:val="20"/>
-                <w:szCs w:val="20"/>
-                <w:u w:val="none"/>
-              </w:rPr>
-            </w:pPr>
-            <w:r>
-              <w:rPr>
-                <w:rFonts w:hint="default" w:ascii="Times New Roman" w:hAnsi="Times New Roman" w:eastAsia="宋体" w:cs="Times New Roman"/>
-                <w:b w:val="0"/>
-                <w:bCs w:val="0"/>
-                <w:i w:val="0"/>
-                <w:iCs w:val="0"/>
-                <w:color w:val="000000"/>
-                <w:kern w:val="0"/>
-                <w:sz w:val="20"/>
-                <w:szCs w:val="20"/>
-                <w:u w:val="none"/>
-                <w:lang w:val="en-US" w:eastAsia="zh-CN" w:bidi="ar"/>
-              </w:rPr>
-              <w:t>E6A20</w:t>
-            </w:r>
-          </w:p>
-        </w:tc>
-        <w:tc>
-          <w:tcPr>
-            <w:tcW w:w="1761" w:type="pct"/>
-            <w:tcBorders>
-              <w:top w:val="single" w:color="000000" w:sz="4" w:space="0"/>
-              <w:left w:val="single" w:color="000000" w:sz="4" w:space="0"/>
-              <w:bottom w:val="single" w:color="000000" w:sz="4" w:space="0"/>
-              <w:right w:val="single" w:color="000000" w:sz="4" w:space="0"/>
-            </w:tcBorders>
-            <w:shd w:val="clear" w:color="auto" w:fill="FFFFFF"/>
-            <w:vAlign w:val="center"/>
-          </w:tcPr>
-          <w:p>
-            <w:pPr>
-              <w:keepNext w:val="0"/>
-              <w:keepLines w:val="0"/>
-              <w:widowControl/>
-              <w:suppressLineNumbers w:val="0"/>
-              <w:jc w:val="left"/>
-              <w:textAlignment w:val="center"/>
-              <w:rPr>
-                <w:rFonts w:hint="default" w:ascii="Times New Roman" w:hAnsi="Times New Roman" w:eastAsia="宋体" w:cs="Times New Roman"/>
-                <w:b w:val="0"/>
-                <w:bCs w:val="0"/>
-                <w:i w:val="0"/>
-                <w:iCs w:val="0"/>
-                <w:color w:val="000000"/>
-                <w:sz w:val="20"/>
-                <w:szCs w:val="20"/>
-                <w:u w:val="none"/>
-              </w:rPr>
-            </w:pPr>
-            <w:r>
-              <w:rPr>
-                <w:rFonts w:hint="default" w:ascii="Times New Roman" w:hAnsi="Times New Roman" w:eastAsia="宋体" w:cs="Times New Roman"/>
-                <w:b w:val="0"/>
-                <w:bCs w:val="0"/>
-                <w:i w:val="0"/>
-                <w:iCs w:val="0"/>
-                <w:color w:val="000000"/>
-                <w:kern w:val="0"/>
-                <w:sz w:val="20"/>
-                <w:szCs w:val="20"/>
-                <w:u w:val="none"/>
-                <w:lang w:val="en-US" w:eastAsia="zh-CN" w:bidi="ar"/>
-              </w:rPr>
-              <w:t>EML4-ALK</w:t>
-            </w:r>
-          </w:p>
-        </w:tc>
-        <w:tc>
-          <w:tcPr>
-            <w:tcW w:w="1969" w:type="pct"/>
-            <w:tcBorders>
-              <w:top w:val="single" w:color="000000" w:sz="4" w:space="0"/>
-              <w:left w:val="single" w:color="000000" w:sz="4" w:space="0"/>
-              <w:bottom w:val="single" w:color="000000" w:sz="4" w:space="0"/>
-              <w:right w:val="single" w:color="000000" w:sz="4" w:space="0"/>
-            </w:tcBorders>
-            <w:shd w:val="clear" w:color="auto" w:fill="FFFFFF"/>
-            <w:noWrap/>
-            <w:vAlign w:val="center"/>
-          </w:tcPr>
-          <w:p>
-            <w:pPr>
-              <w:keepNext w:val="0"/>
-              <w:keepLines w:val="0"/>
-              <w:widowControl/>
-              <w:suppressLineNumbers w:val="0"/>
-              <w:jc w:val="left"/>
-              <w:textAlignment w:val="center"/>
-              <w:rPr>
-                <w:rFonts w:hint="default" w:ascii="Times New Roman" w:hAnsi="Times New Roman" w:eastAsia="宋体" w:cs="Times New Roman"/>
-                <w:b w:val="0"/>
-                <w:bCs w:val="0"/>
-                <w:i w:val="0"/>
-                <w:iCs w:val="0"/>
-                <w:color w:val="000000"/>
-                <w:sz w:val="20"/>
-                <w:szCs w:val="20"/>
-                <w:u w:val="none"/>
-              </w:rPr>
-            </w:pPr>
-            <w:r>
-              <w:rPr>
-                <w:rFonts w:hint="default" w:ascii="Times New Roman" w:hAnsi="Times New Roman" w:eastAsia="宋体" w:cs="Times New Roman"/>
-                <w:b w:val="0"/>
-                <w:bCs w:val="0"/>
-                <w:i w:val="0"/>
-                <w:iCs w:val="0"/>
-                <w:color w:val="000000"/>
-                <w:kern w:val="0"/>
-                <w:sz w:val="20"/>
-                <w:szCs w:val="20"/>
-                <w:u w:val="none"/>
-                <w:lang w:val="en-US" w:eastAsia="zh-CN" w:bidi="ar"/>
-              </w:rPr>
-              <w:t>EML4-ALK.E6ins18A20</w:t>
-            </w:r>
-          </w:p>
-        </w:tc>
-      </w:tr>
-      <w:tr>
-        <w:tblPrEx>
-          <w:tblBorders>
-            <w:top w:val="none" w:color="auto" w:sz="0" w:space="0"/>
-            <w:left w:val="none" w:color="auto" w:sz="0" w:space="0"/>
-            <w:bottom w:val="none" w:color="auto" w:sz="0" w:space="0"/>
-            <w:right w:val="none" w:color="auto" w:sz="0" w:space="0"/>
-            <w:insideH w:val="none" w:color="auto" w:sz="0" w:space="0"/>
-            <w:insideV w:val="none" w:color="auto" w:sz="0" w:space="0"/>
-          </w:tblBorders>
-          <w:tblCellMar>
-            <w:top w:w="0" w:type="dxa"/>
-            <w:left w:w="108" w:type="dxa"/>
-            <w:bottom w:w="0" w:type="dxa"/>
-            <w:right w:w="108" w:type="dxa"/>
-          </w:tblCellMar>
-        </w:tblPrEx>
-        <w:trPr>
-          <w:trHeight w:val="340" w:hRule="atLeast"/>
-        </w:trPr>
-        <w:tc>
-          <w:tcPr>
-            <w:tcW w:w="548" w:type="pct"/>
-            <w:tcBorders>
-              <w:top w:val="single" w:color="000000" w:sz="4" w:space="0"/>
-              <w:left w:val="single" w:color="000000" w:sz="4" w:space="0"/>
-              <w:bottom w:val="single" w:color="000000" w:sz="4" w:space="0"/>
-              <w:right w:val="single" w:color="000000" w:sz="4" w:space="0"/>
-            </w:tcBorders>
-            <w:shd w:val="clear" w:color="auto" w:fill="FFFFFF"/>
-            <w:vAlign w:val="center"/>
-          </w:tcPr>
-          <w:p>
-            <w:pPr>
-              <w:keepNext w:val="0"/>
-              <w:keepLines w:val="0"/>
-              <w:widowControl/>
-              <w:suppressLineNumbers w:val="0"/>
-              <w:jc w:val="left"/>
-              <w:textAlignment w:val="center"/>
-              <w:rPr>
-                <w:rFonts w:hint="default" w:ascii="Times New Roman" w:hAnsi="Times New Roman" w:eastAsia="宋体" w:cs="Times New Roman"/>
-                <w:b w:val="0"/>
-                <w:bCs w:val="0"/>
-                <w:i w:val="0"/>
-                <w:iCs w:val="0"/>
-                <w:color w:val="000000"/>
-                <w:sz w:val="20"/>
-                <w:szCs w:val="20"/>
-                <w:u w:val="none"/>
-              </w:rPr>
-            </w:pPr>
-            <w:r>
-              <w:rPr>
-                <w:rFonts w:hint="default" w:ascii="Times New Roman" w:hAnsi="Times New Roman" w:eastAsia="宋体" w:cs="Times New Roman"/>
-                <w:b w:val="0"/>
-                <w:bCs w:val="0"/>
-                <w:i w:val="0"/>
-                <w:iCs w:val="0"/>
-                <w:color w:val="000000"/>
-                <w:kern w:val="0"/>
-                <w:sz w:val="20"/>
-                <w:szCs w:val="20"/>
-                <w:u w:val="none"/>
-                <w:lang w:val="en-US" w:eastAsia="zh-CN" w:bidi="ar"/>
-              </w:rPr>
-              <w:t>ROS1</w:t>
-            </w:r>
-          </w:p>
-        </w:tc>
-        <w:tc>
-          <w:tcPr>
-            <w:tcW w:w="720" w:type="pct"/>
-            <w:tcBorders>
-              <w:top w:val="single" w:color="000000" w:sz="4" w:space="0"/>
-              <w:left w:val="single" w:color="000000" w:sz="4" w:space="0"/>
-              <w:bottom w:val="single" w:color="000000" w:sz="4" w:space="0"/>
-              <w:right w:val="single" w:color="000000" w:sz="4" w:space="0"/>
-            </w:tcBorders>
-            <w:shd w:val="clear" w:color="auto" w:fill="FFFFFF"/>
-            <w:vAlign w:val="center"/>
-          </w:tcPr>
-          <w:p>
-            <w:pPr>
-              <w:keepNext w:val="0"/>
-              <w:keepLines w:val="0"/>
-              <w:widowControl/>
-              <w:suppressLineNumbers w:val="0"/>
-              <w:jc w:val="left"/>
-              <w:textAlignment w:val="center"/>
-              <w:rPr>
-                <w:rFonts w:hint="default" w:ascii="Times New Roman" w:hAnsi="Times New Roman" w:eastAsia="宋体" w:cs="Times New Roman"/>
-                <w:b w:val="0"/>
-                <w:bCs w:val="0"/>
-                <w:i w:val="0"/>
-                <w:iCs w:val="0"/>
-                <w:color w:val="000000"/>
-                <w:sz w:val="20"/>
-                <w:szCs w:val="20"/>
-                <w:u w:val="none"/>
-              </w:rPr>
-            </w:pPr>
-            <w:r>
-              <w:rPr>
-                <w:rFonts w:hint="default" w:ascii="Times New Roman" w:hAnsi="Times New Roman" w:eastAsia="宋体" w:cs="Times New Roman"/>
-                <w:b w:val="0"/>
-                <w:bCs w:val="0"/>
-                <w:i w:val="0"/>
-                <w:iCs w:val="0"/>
-                <w:color w:val="000000"/>
-                <w:kern w:val="0"/>
-                <w:sz w:val="20"/>
-                <w:szCs w:val="20"/>
-                <w:u w:val="none"/>
-                <w:lang w:val="en-US" w:eastAsia="zh-CN" w:bidi="ar"/>
-              </w:rPr>
-              <w:t>S13R32</w:t>
-            </w:r>
-          </w:p>
-        </w:tc>
-        <w:tc>
-          <w:tcPr>
-            <w:tcW w:w="1761" w:type="pct"/>
-            <w:tcBorders>
-              <w:top w:val="single" w:color="000000" w:sz="4" w:space="0"/>
-              <w:left w:val="single" w:color="000000" w:sz="4" w:space="0"/>
-              <w:bottom w:val="single" w:color="000000" w:sz="4" w:space="0"/>
-              <w:right w:val="single" w:color="000000" w:sz="4" w:space="0"/>
-            </w:tcBorders>
-            <w:shd w:val="clear" w:color="auto" w:fill="FFFFFF"/>
-            <w:vAlign w:val="center"/>
-          </w:tcPr>
-          <w:p>
-            <w:pPr>
-              <w:keepNext w:val="0"/>
-              <w:keepLines w:val="0"/>
-              <w:widowControl/>
-              <w:suppressLineNumbers w:val="0"/>
-              <w:jc w:val="left"/>
-              <w:textAlignment w:val="center"/>
-              <w:rPr>
-                <w:rFonts w:hint="default" w:ascii="Times New Roman" w:hAnsi="Times New Roman" w:eastAsia="宋体" w:cs="Times New Roman"/>
-                <w:b w:val="0"/>
-                <w:bCs w:val="0"/>
-                <w:i w:val="0"/>
-                <w:iCs w:val="0"/>
-                <w:color w:val="000000"/>
-                <w:sz w:val="20"/>
-                <w:szCs w:val="20"/>
-                <w:u w:val="none"/>
-              </w:rPr>
-            </w:pPr>
-            <w:r>
-              <w:rPr>
-                <w:rFonts w:hint="default" w:ascii="Times New Roman" w:hAnsi="Times New Roman" w:eastAsia="宋体" w:cs="Times New Roman"/>
-                <w:b w:val="0"/>
-                <w:bCs w:val="0"/>
-                <w:i w:val="0"/>
-                <w:iCs w:val="0"/>
-                <w:color w:val="000000"/>
-                <w:kern w:val="0"/>
-                <w:sz w:val="20"/>
-                <w:szCs w:val="20"/>
-                <w:u w:val="none"/>
-                <w:lang w:val="en-US" w:eastAsia="zh-CN" w:bidi="ar"/>
-              </w:rPr>
-              <w:t>SLC34A2-ROS1</w:t>
-            </w:r>
-          </w:p>
-        </w:tc>
-        <w:tc>
-          <w:tcPr>
-            <w:tcW w:w="1969" w:type="pct"/>
-            <w:tcBorders>
-              <w:top w:val="single" w:color="000000" w:sz="4" w:space="0"/>
-              <w:left w:val="single" w:color="000000" w:sz="4" w:space="0"/>
-              <w:bottom w:val="single" w:color="000000" w:sz="4" w:space="0"/>
-              <w:right w:val="single" w:color="000000" w:sz="4" w:space="0"/>
-            </w:tcBorders>
-            <w:shd w:val="clear" w:color="auto" w:fill="FFFFFF"/>
-            <w:noWrap/>
-            <w:vAlign w:val="center"/>
-          </w:tcPr>
-          <w:p>
-            <w:pPr>
-              <w:keepNext w:val="0"/>
-              <w:keepLines w:val="0"/>
-              <w:widowControl/>
-              <w:suppressLineNumbers w:val="0"/>
-              <w:jc w:val="left"/>
-              <w:textAlignment w:val="center"/>
-              <w:rPr>
-                <w:rFonts w:hint="default" w:ascii="Times New Roman" w:hAnsi="Times New Roman" w:eastAsia="宋体" w:cs="Times New Roman"/>
-                <w:b w:val="0"/>
-                <w:bCs w:val="0"/>
-                <w:i w:val="0"/>
-                <w:iCs w:val="0"/>
-                <w:color w:val="000000"/>
-                <w:sz w:val="20"/>
-                <w:szCs w:val="20"/>
-                <w:u w:val="none"/>
-              </w:rPr>
-            </w:pPr>
-            <w:r>
-              <w:rPr>
-                <w:rFonts w:hint="default" w:ascii="Times New Roman" w:hAnsi="Times New Roman" w:eastAsia="宋体" w:cs="Times New Roman"/>
-                <w:b w:val="0"/>
-                <w:bCs w:val="0"/>
-                <w:i w:val="0"/>
-                <w:iCs w:val="0"/>
-                <w:color w:val="000000"/>
-                <w:kern w:val="0"/>
-                <w:sz w:val="20"/>
-                <w:szCs w:val="20"/>
-                <w:u w:val="none"/>
-                <w:lang w:val="en-US" w:eastAsia="zh-CN" w:bidi="ar"/>
-              </w:rPr>
-              <w:t>SLC34A2-ROS1.S13R32.COSF1259</w:t>
+              <w:t>EML4-ALK.E6aA20.AB374361</w:t>
             </w:r>
           </w:p>
         </w:tc>
@@ -40724,7 +39350,7 @@
                 <w:u w:val="none"/>
                 <w:lang w:val="en-US" w:eastAsia="zh-CN" w:bidi="ar"/>
               </w:rPr>
-              <w:t>ROS1</w:t>
+              <w:t>ALK</w:t>
             </w:r>
           </w:p>
         </w:tc>
@@ -40774,7 +39400,7 @@
                 <w:u w:val="none"/>
                 <w:lang w:val="en-US" w:eastAsia="zh-CN" w:bidi="ar"/>
               </w:rPr>
-              <w:t>S13R34</w:t>
+              <w:t>E6aA20</w:t>
             </w:r>
           </w:p>
         </w:tc>
@@ -40824,7 +39450,7 @@
                 <w:u w:val="none"/>
                 <w:lang w:val="en-US" w:eastAsia="zh-CN" w:bidi="ar"/>
               </w:rPr>
-              <w:t>SLC34A2-ROS1</w:t>
+              <w:t>EML4-ALK</w:t>
             </w:r>
           </w:p>
         </w:tc>
@@ -40875,7 +39501,7 @@
                 <w:u w:val="none"/>
                 <w:lang w:val="en-US" w:eastAsia="zh-CN" w:bidi="ar"/>
               </w:rPr>
-              <w:t>SLC34A2-ROS1.S13R34.COSF1261</w:t>
+              <w:t>EML4-ALK.E6aA20.COSF411</w:t>
             </w:r>
           </w:p>
         </w:tc>
@@ -40947,7 +39573,7 @@
                 <w:u w:val="none"/>
                 <w:lang w:val="en-US" w:eastAsia="zh-CN" w:bidi="ar"/>
               </w:rPr>
-              <w:t>ROS1</w:t>
+              <w:t>ALK</w:t>
             </w:r>
           </w:p>
         </w:tc>
@@ -40997,7 +39623,7 @@
                 <w:u w:val="none"/>
                 <w:lang w:val="en-US" w:eastAsia="zh-CN" w:bidi="ar"/>
               </w:rPr>
-              <w:t>S13R36</w:t>
+              <w:t>E6bA20</w:t>
             </w:r>
           </w:p>
         </w:tc>
@@ -41047,7 +39673,7 @@
                 <w:u w:val="none"/>
                 <w:lang w:val="en-US" w:eastAsia="zh-CN" w:bidi="ar"/>
               </w:rPr>
-              <w:t>SLC34A2-ROS1</w:t>
+              <w:t>EML4-ALK</w:t>
             </w:r>
           </w:p>
         </w:tc>
@@ -41098,7 +39724,229 @@
                 <w:u w:val="none"/>
                 <w:lang w:val="en-US" w:eastAsia="zh-CN" w:bidi="ar"/>
               </w:rPr>
-              <w:t>SLC34A2-ROS1.S13R36</w:t>
+              <w:t>EML4-ALK.E6bA20.AB374362</w:t>
+            </w:r>
+          </w:p>
+        </w:tc>
+      </w:tr>
+      <w:tr>
+        <w:tblPrEx>
+          <w:tblBorders>
+            <w:top w:val="none" w:color="auto" w:sz="0" w:space="0"/>
+            <w:left w:val="none" w:color="auto" w:sz="0" w:space="0"/>
+            <w:bottom w:val="none" w:color="auto" w:sz="0" w:space="0"/>
+            <w:right w:val="none" w:color="auto" w:sz="0" w:space="0"/>
+            <w:insideH w:val="none" w:color="auto" w:sz="0" w:space="0"/>
+            <w:insideV w:val="none" w:color="auto" w:sz="0" w:space="0"/>
+          </w:tblBorders>
+          <w:tblCellMar>
+            <w:top w:w="0" w:type="dxa"/>
+            <w:left w:w="108" w:type="dxa"/>
+            <w:bottom w:w="0" w:type="dxa"/>
+            <w:right w:w="108" w:type="dxa"/>
+          </w:tblCellMar>
+        </w:tblPrEx>
+        <w:trPr>
+          <w:trHeight w:val="340" w:hRule="atLeast"/>
+        </w:trPr>
+        <w:tc>
+          <w:tcPr>
+            <w:tcW w:w="548" w:type="pct"/>
+            <w:tcBorders>
+              <w:top w:val="single" w:color="000000" w:sz="4" w:space="0"/>
+              <w:left w:val="single" w:color="000000" w:sz="4" w:space="0"/>
+              <w:bottom w:val="single" w:color="000000" w:sz="4" w:space="0"/>
+              <w:right w:val="single" w:color="000000" w:sz="4" w:space="0"/>
+            </w:tcBorders>
+            <w:shd w:val="clear" w:color="auto" w:fill="FFFFFF"/>
+            <w:vAlign w:val="center"/>
+          </w:tcPr>
+          <w:p>
+            <w:pPr>
+              <w:keepNext w:val="0"/>
+              <w:keepLines w:val="0"/>
+              <w:widowControl/>
+              <w:suppressLineNumbers w:val="0"/>
+              <w:jc w:val="left"/>
+              <w:textAlignment w:val="center"/>
+              <w:rPr>
+                <w:rFonts w:hint="default" w:ascii="Times New Roman" w:hAnsi="Times New Roman" w:eastAsia="宋体" w:cs="Times New Roman"/>
+                <w:b w:val="0"/>
+                <w:bCs w:val="0"/>
+                <w:i w:val="0"/>
+                <w:iCs w:val="0"/>
+                <w:color w:val="000000"/>
+                <w:sz w:val="20"/>
+                <w:szCs w:val="20"/>
+                <w:u w:val="none"/>
+              </w:rPr>
+            </w:pPr>
+            <w:r>
+              <w:rPr>
+                <w:rFonts w:hint="default" w:ascii="Times New Roman" w:hAnsi="Times New Roman" w:eastAsia="宋体" w:cs="Times New Roman"/>
+                <w:b w:val="0"/>
+                <w:bCs w:val="0"/>
+                <w:i w:val="0"/>
+                <w:iCs w:val="0"/>
+                <w:color w:val="000000"/>
+                <w:kern w:val="0"/>
+                <w:sz w:val="20"/>
+                <w:szCs w:val="20"/>
+                <w:u w:val="none"/>
+                <w:lang w:val="en-US" w:eastAsia="zh-CN" w:bidi="ar"/>
+              </w:rPr>
+              <w:t>ALK</w:t>
+            </w:r>
+          </w:p>
+        </w:tc>
+        <w:tc>
+          <w:tcPr>
+            <w:tcW w:w="720" w:type="pct"/>
+            <w:tcBorders>
+              <w:top w:val="single" w:color="000000" w:sz="4" w:space="0"/>
+              <w:left w:val="single" w:color="000000" w:sz="4" w:space="0"/>
+              <w:bottom w:val="single" w:color="000000" w:sz="4" w:space="0"/>
+              <w:right w:val="single" w:color="000000" w:sz="4" w:space="0"/>
+            </w:tcBorders>
+            <w:shd w:val="clear" w:color="auto" w:fill="FFFFFF"/>
+            <w:vAlign w:val="center"/>
+          </w:tcPr>
+          <w:p>
+            <w:pPr>
+              <w:keepNext w:val="0"/>
+              <w:keepLines w:val="0"/>
+              <w:widowControl/>
+              <w:suppressLineNumbers w:val="0"/>
+              <w:jc w:val="left"/>
+              <w:textAlignment w:val="center"/>
+              <w:rPr>
+                <w:rFonts w:hint="default" w:ascii="Times New Roman" w:hAnsi="Times New Roman" w:eastAsia="宋体" w:cs="Times New Roman"/>
+                <w:b w:val="0"/>
+                <w:bCs w:val="0"/>
+                <w:i w:val="0"/>
+                <w:iCs w:val="0"/>
+                <w:color w:val="000000"/>
+                <w:sz w:val="20"/>
+                <w:szCs w:val="20"/>
+                <w:u w:val="none"/>
+              </w:rPr>
+            </w:pPr>
+            <w:r>
+              <w:rPr>
+                <w:rFonts w:hint="default" w:ascii="Times New Roman" w:hAnsi="Times New Roman" w:eastAsia="宋体" w:cs="Times New Roman"/>
+                <w:b w:val="0"/>
+                <w:bCs w:val="0"/>
+                <w:i w:val="0"/>
+                <w:iCs w:val="0"/>
+                <w:color w:val="000000"/>
+                <w:kern w:val="0"/>
+                <w:sz w:val="20"/>
+                <w:szCs w:val="20"/>
+                <w:u w:val="none"/>
+                <w:lang w:val="en-US" w:eastAsia="zh-CN" w:bidi="ar"/>
+              </w:rPr>
+              <w:t>E6bA20</w:t>
+            </w:r>
+          </w:p>
+        </w:tc>
+        <w:tc>
+          <w:tcPr>
+            <w:tcW w:w="1761" w:type="pct"/>
+            <w:tcBorders>
+              <w:top w:val="single" w:color="000000" w:sz="4" w:space="0"/>
+              <w:left w:val="single" w:color="000000" w:sz="4" w:space="0"/>
+              <w:bottom w:val="single" w:color="000000" w:sz="4" w:space="0"/>
+              <w:right w:val="single" w:color="000000" w:sz="4" w:space="0"/>
+            </w:tcBorders>
+            <w:shd w:val="clear" w:color="auto" w:fill="FFFFFF"/>
+            <w:vAlign w:val="center"/>
+          </w:tcPr>
+          <w:p>
+            <w:pPr>
+              <w:keepNext w:val="0"/>
+              <w:keepLines w:val="0"/>
+              <w:widowControl/>
+              <w:suppressLineNumbers w:val="0"/>
+              <w:jc w:val="left"/>
+              <w:textAlignment w:val="center"/>
+              <w:rPr>
+                <w:rFonts w:hint="default" w:ascii="Times New Roman" w:hAnsi="Times New Roman" w:eastAsia="宋体" w:cs="Times New Roman"/>
+                <w:b w:val="0"/>
+                <w:bCs w:val="0"/>
+                <w:i w:val="0"/>
+                <w:iCs w:val="0"/>
+                <w:color w:val="000000"/>
+                <w:sz w:val="20"/>
+                <w:szCs w:val="20"/>
+                <w:u w:val="none"/>
+              </w:rPr>
+            </w:pPr>
+            <w:r>
+              <w:rPr>
+                <w:rFonts w:hint="default" w:ascii="Times New Roman" w:hAnsi="Times New Roman" w:eastAsia="宋体" w:cs="Times New Roman"/>
+                <w:b w:val="0"/>
+                <w:bCs w:val="0"/>
+                <w:i w:val="0"/>
+                <w:iCs w:val="0"/>
+                <w:color w:val="000000"/>
+                <w:kern w:val="0"/>
+                <w:sz w:val="20"/>
+                <w:szCs w:val="20"/>
+                <w:u w:val="none"/>
+                <w:lang w:val="en-US" w:eastAsia="zh-CN" w:bidi="ar"/>
+              </w:rPr>
+              <w:t>EML4-ALK</w:t>
+            </w:r>
+          </w:p>
+        </w:tc>
+        <w:tc>
+          <w:tcPr>
+            <w:tcW w:w="1969" w:type="pct"/>
+            <w:tcBorders>
+              <w:top w:val="single" w:color="000000" w:sz="4" w:space="0"/>
+              <w:left w:val="single" w:color="000000" w:sz="4" w:space="0"/>
+              <w:bottom w:val="single" w:color="000000" w:sz="4" w:space="0"/>
+              <w:right w:val="single" w:color="000000" w:sz="4" w:space="0"/>
+            </w:tcBorders>
+            <w:shd w:val="clear" w:color="auto" w:fill="FFFFFF"/>
+            <w:noWrap/>
+            <w:vAlign w:val="center"/>
+          </w:tcPr>
+          <w:p>
+            <w:pPr>
+              <w:keepNext w:val="0"/>
+              <w:keepLines w:val="0"/>
+              <w:widowControl/>
+              <w:suppressLineNumbers w:val="0"/>
+              <w:jc w:val="left"/>
+              <w:textAlignment w:val="center"/>
+              <w:rPr>
+                <w:rFonts w:hint="default" w:ascii="Times New Roman" w:hAnsi="Times New Roman" w:eastAsia="宋体" w:cs="Times New Roman"/>
+                <w:b w:val="0"/>
+                <w:bCs w:val="0"/>
+                <w:i w:val="0"/>
+                <w:iCs w:val="0"/>
+                <w:color w:val="000000"/>
+                <w:sz w:val="20"/>
+                <w:szCs w:val="20"/>
+                <w:u w:val="none"/>
+              </w:rPr>
+            </w:pPr>
+            <w:r>
+              <w:rPr>
+                <w:rFonts w:hint="default" w:ascii="Times New Roman" w:hAnsi="Times New Roman" w:eastAsia="宋体" w:cs="Times New Roman"/>
+                <w:b w:val="0"/>
+                <w:bCs w:val="0"/>
+                <w:i w:val="0"/>
+                <w:iCs w:val="0"/>
+                <w:color w:val="000000"/>
+                <w:kern w:val="0"/>
+                <w:sz w:val="20"/>
+                <w:szCs w:val="20"/>
+                <w:u w:val="none"/>
+                <w:lang w:val="en-US" w:eastAsia="zh-CN" w:bidi="ar"/>
+              </w:rPr>
+              <w:t>EML4-ALK.E6bA20.COSF412</w:t>
             </w:r>
           </w:p>
         </w:tc>
@@ -41170,7 +40018,7 @@
                 <w:u w:val="none"/>
                 <w:lang w:val="en-US" w:eastAsia="zh-CN" w:bidi="ar"/>
               </w:rPr>
-              <w:t>ROS1</w:t>
+              <w:t>ALK</w:t>
             </w:r>
           </w:p>
         </w:tc>
@@ -41220,7 +40068,7 @@
                 <w:u w:val="none"/>
                 <w:lang w:val="en-US" w:eastAsia="zh-CN" w:bidi="ar"/>
               </w:rPr>
-              <w:t>S4R32</w:t>
+              <w:t>E6bA20</w:t>
             </w:r>
           </w:p>
         </w:tc>
@@ -41270,7 +40118,7 @@
                 <w:u w:val="none"/>
                 <w:lang w:val="en-US" w:eastAsia="zh-CN" w:bidi="ar"/>
               </w:rPr>
-              <w:t>SLC34A2-ROS1</w:t>
+              <w:t>EML4-ALK</w:t>
             </w:r>
           </w:p>
         </w:tc>
@@ -41321,229 +40169,7 @@
                 <w:u w:val="none"/>
                 <w:lang w:val="en-US" w:eastAsia="zh-CN" w:bidi="ar"/>
               </w:rPr>
-              <w:t>SLC34A2-ROS1.S4R32.COSF1197</w:t>
-            </w:r>
-          </w:p>
-        </w:tc>
-      </w:tr>
-      <w:tr>
-        <w:tblPrEx>
-          <w:tblBorders>
-            <w:top w:val="none" w:color="auto" w:sz="0" w:space="0"/>
-            <w:left w:val="none" w:color="auto" w:sz="0" w:space="0"/>
-            <w:bottom w:val="none" w:color="auto" w:sz="0" w:space="0"/>
-            <w:right w:val="none" w:color="auto" w:sz="0" w:space="0"/>
-            <w:insideH w:val="none" w:color="auto" w:sz="0" w:space="0"/>
-            <w:insideV w:val="none" w:color="auto" w:sz="0" w:space="0"/>
-          </w:tblBorders>
-          <w:tblCellMar>
-            <w:top w:w="0" w:type="dxa"/>
-            <w:left w:w="108" w:type="dxa"/>
-            <w:bottom w:w="0" w:type="dxa"/>
-            <w:right w:w="108" w:type="dxa"/>
-          </w:tblCellMar>
-        </w:tblPrEx>
-        <w:trPr>
-          <w:trHeight w:val="340" w:hRule="atLeast"/>
-        </w:trPr>
-        <w:tc>
-          <w:tcPr>
-            <w:tcW w:w="548" w:type="pct"/>
-            <w:tcBorders>
-              <w:top w:val="single" w:color="000000" w:sz="4" w:space="0"/>
-              <w:left w:val="single" w:color="000000" w:sz="4" w:space="0"/>
-              <w:bottom w:val="single" w:color="000000" w:sz="4" w:space="0"/>
-              <w:right w:val="single" w:color="000000" w:sz="4" w:space="0"/>
-            </w:tcBorders>
-            <w:shd w:val="clear" w:color="auto" w:fill="FFFFFF"/>
-            <w:vAlign w:val="center"/>
-          </w:tcPr>
-          <w:p>
-            <w:pPr>
-              <w:keepNext w:val="0"/>
-              <w:keepLines w:val="0"/>
-              <w:widowControl/>
-              <w:suppressLineNumbers w:val="0"/>
-              <w:jc w:val="left"/>
-              <w:textAlignment w:val="center"/>
-              <w:rPr>
-                <w:rFonts w:hint="default" w:ascii="Times New Roman" w:hAnsi="Times New Roman" w:eastAsia="宋体" w:cs="Times New Roman"/>
-                <w:b w:val="0"/>
-                <w:bCs w:val="0"/>
-                <w:i w:val="0"/>
-                <w:iCs w:val="0"/>
-                <w:color w:val="000000"/>
-                <w:sz w:val="20"/>
-                <w:szCs w:val="20"/>
-                <w:u w:val="none"/>
-              </w:rPr>
-            </w:pPr>
-            <w:r>
-              <w:rPr>
-                <w:rFonts w:hint="default" w:ascii="Times New Roman" w:hAnsi="Times New Roman" w:eastAsia="宋体" w:cs="Times New Roman"/>
-                <w:b w:val="0"/>
-                <w:bCs w:val="0"/>
-                <w:i w:val="0"/>
-                <w:iCs w:val="0"/>
-                <w:color w:val="000000"/>
-                <w:kern w:val="0"/>
-                <w:sz w:val="20"/>
-                <w:szCs w:val="20"/>
-                <w:u w:val="none"/>
-                <w:lang w:val="en-US" w:eastAsia="zh-CN" w:bidi="ar"/>
-              </w:rPr>
-              <w:t>ROS1</w:t>
-            </w:r>
-          </w:p>
-        </w:tc>
-        <w:tc>
-          <w:tcPr>
-            <w:tcW w:w="720" w:type="pct"/>
-            <w:tcBorders>
-              <w:top w:val="single" w:color="000000" w:sz="4" w:space="0"/>
-              <w:left w:val="single" w:color="000000" w:sz="4" w:space="0"/>
-              <w:bottom w:val="single" w:color="000000" w:sz="4" w:space="0"/>
-              <w:right w:val="single" w:color="000000" w:sz="4" w:space="0"/>
-            </w:tcBorders>
-            <w:shd w:val="clear" w:color="auto" w:fill="FFFFFF"/>
-            <w:vAlign w:val="center"/>
-          </w:tcPr>
-          <w:p>
-            <w:pPr>
-              <w:keepNext w:val="0"/>
-              <w:keepLines w:val="0"/>
-              <w:widowControl/>
-              <w:suppressLineNumbers w:val="0"/>
-              <w:jc w:val="left"/>
-              <w:textAlignment w:val="center"/>
-              <w:rPr>
-                <w:rFonts w:hint="default" w:ascii="Times New Roman" w:hAnsi="Times New Roman" w:eastAsia="宋体" w:cs="Times New Roman"/>
-                <w:b w:val="0"/>
-                <w:bCs w:val="0"/>
-                <w:i w:val="0"/>
-                <w:iCs w:val="0"/>
-                <w:color w:val="000000"/>
-                <w:sz w:val="20"/>
-                <w:szCs w:val="20"/>
-                <w:u w:val="none"/>
-              </w:rPr>
-            </w:pPr>
-            <w:r>
-              <w:rPr>
-                <w:rFonts w:hint="default" w:ascii="Times New Roman" w:hAnsi="Times New Roman" w:eastAsia="宋体" w:cs="Times New Roman"/>
-                <w:b w:val="0"/>
-                <w:bCs w:val="0"/>
-                <w:i w:val="0"/>
-                <w:iCs w:val="0"/>
-                <w:color w:val="000000"/>
-                <w:kern w:val="0"/>
-                <w:sz w:val="20"/>
-                <w:szCs w:val="20"/>
-                <w:u w:val="none"/>
-                <w:lang w:val="en-US" w:eastAsia="zh-CN" w:bidi="ar"/>
-              </w:rPr>
-              <w:t>S4R34</w:t>
-            </w:r>
-          </w:p>
-        </w:tc>
-        <w:tc>
-          <w:tcPr>
-            <w:tcW w:w="1761" w:type="pct"/>
-            <w:tcBorders>
-              <w:top w:val="single" w:color="000000" w:sz="4" w:space="0"/>
-              <w:left w:val="single" w:color="000000" w:sz="4" w:space="0"/>
-              <w:bottom w:val="single" w:color="000000" w:sz="4" w:space="0"/>
-              <w:right w:val="single" w:color="000000" w:sz="4" w:space="0"/>
-            </w:tcBorders>
-            <w:shd w:val="clear" w:color="auto" w:fill="FFFFFF"/>
-            <w:vAlign w:val="center"/>
-          </w:tcPr>
-          <w:p>
-            <w:pPr>
-              <w:keepNext w:val="0"/>
-              <w:keepLines w:val="0"/>
-              <w:widowControl/>
-              <w:suppressLineNumbers w:val="0"/>
-              <w:jc w:val="left"/>
-              <w:textAlignment w:val="center"/>
-              <w:rPr>
-                <w:rFonts w:hint="default" w:ascii="Times New Roman" w:hAnsi="Times New Roman" w:eastAsia="宋体" w:cs="Times New Roman"/>
-                <w:b w:val="0"/>
-                <w:bCs w:val="0"/>
-                <w:i w:val="0"/>
-                <w:iCs w:val="0"/>
-                <w:color w:val="000000"/>
-                <w:sz w:val="20"/>
-                <w:szCs w:val="20"/>
-                <w:u w:val="none"/>
-              </w:rPr>
-            </w:pPr>
-            <w:r>
-              <w:rPr>
-                <w:rFonts w:hint="default" w:ascii="Times New Roman" w:hAnsi="Times New Roman" w:eastAsia="宋体" w:cs="Times New Roman"/>
-                <w:b w:val="0"/>
-                <w:bCs w:val="0"/>
-                <w:i w:val="0"/>
-                <w:iCs w:val="0"/>
-                <w:color w:val="000000"/>
-                <w:kern w:val="0"/>
-                <w:sz w:val="20"/>
-                <w:szCs w:val="20"/>
-                <w:u w:val="none"/>
-                <w:lang w:val="en-US" w:eastAsia="zh-CN" w:bidi="ar"/>
-              </w:rPr>
-              <w:t>SLC34A2-ROS1</w:t>
-            </w:r>
-          </w:p>
-        </w:tc>
-        <w:tc>
-          <w:tcPr>
-            <w:tcW w:w="1969" w:type="pct"/>
-            <w:tcBorders>
-              <w:top w:val="single" w:color="000000" w:sz="4" w:space="0"/>
-              <w:left w:val="single" w:color="000000" w:sz="4" w:space="0"/>
-              <w:bottom w:val="single" w:color="000000" w:sz="4" w:space="0"/>
-              <w:right w:val="single" w:color="000000" w:sz="4" w:space="0"/>
-            </w:tcBorders>
-            <w:shd w:val="clear" w:color="auto" w:fill="FFFFFF"/>
-            <w:noWrap/>
-            <w:vAlign w:val="center"/>
-          </w:tcPr>
-          <w:p>
-            <w:pPr>
-              <w:keepNext w:val="0"/>
-              <w:keepLines w:val="0"/>
-              <w:widowControl/>
-              <w:suppressLineNumbers w:val="0"/>
-              <w:jc w:val="left"/>
-              <w:textAlignment w:val="center"/>
-              <w:rPr>
-                <w:rFonts w:hint="default" w:ascii="Times New Roman" w:hAnsi="Times New Roman" w:eastAsia="宋体" w:cs="Times New Roman"/>
-                <w:b w:val="0"/>
-                <w:bCs w:val="0"/>
-                <w:i w:val="0"/>
-                <w:iCs w:val="0"/>
-                <w:color w:val="000000"/>
-                <w:sz w:val="20"/>
-                <w:szCs w:val="20"/>
-                <w:u w:val="none"/>
-              </w:rPr>
-            </w:pPr>
-            <w:r>
-              <w:rPr>
-                <w:rFonts w:hint="default" w:ascii="Times New Roman" w:hAnsi="Times New Roman" w:eastAsia="宋体" w:cs="Times New Roman"/>
-                <w:b w:val="0"/>
-                <w:bCs w:val="0"/>
-                <w:i w:val="0"/>
-                <w:iCs w:val="0"/>
-                <w:color w:val="000000"/>
-                <w:kern w:val="0"/>
-                <w:sz w:val="20"/>
-                <w:szCs w:val="20"/>
-                <w:u w:val="none"/>
-                <w:lang w:val="en-US" w:eastAsia="zh-CN" w:bidi="ar"/>
-              </w:rPr>
-              <w:t>SLC34A2-ROS1.S4R34.COSF1198</w:t>
+              <w:t>EML4-ALK.E6bA20.COSF412.1</w:t>
             </w:r>
           </w:p>
         </w:tc>
@@ -41615,7 +40241,7 @@
                 <w:u w:val="none"/>
                 <w:lang w:val="en-US" w:eastAsia="zh-CN" w:bidi="ar"/>
               </w:rPr>
-              <w:t>ROS1</w:t>
+              <w:t>ALK</w:t>
             </w:r>
           </w:p>
         </w:tc>
@@ -41665,7 +40291,7 @@
                 <w:u w:val="none"/>
                 <w:lang w:val="en-US" w:eastAsia="zh-CN" w:bidi="ar"/>
               </w:rPr>
-              <w:t>C4R33</w:t>
+              <w:t>E6A20</w:t>
             </w:r>
           </w:p>
         </w:tc>
@@ -41715,7 +40341,7 @@
                 <w:u w:val="none"/>
                 <w:lang w:val="en-US" w:eastAsia="zh-CN" w:bidi="ar"/>
               </w:rPr>
-              <w:t>CD74-ROS1</w:t>
+              <w:t>EML4-ALK</w:t>
             </w:r>
           </w:p>
         </w:tc>
@@ -41766,7 +40392,7 @@
                 <w:u w:val="none"/>
                 <w:lang w:val="en-US" w:eastAsia="zh-CN" w:bidi="ar"/>
               </w:rPr>
-              <w:t>CD74-ROS1.C4R33</w:t>
+              <w:t>EML4-ALK.E6ins18A20</w:t>
             </w:r>
           </w:p>
         </w:tc>
@@ -41888,7 +40514,7 @@
                 <w:u w:val="none"/>
                 <w:lang w:val="en-US" w:eastAsia="zh-CN" w:bidi="ar"/>
               </w:rPr>
-              <w:t>C6R32</w:t>
+              <w:t>S13R32</w:t>
             </w:r>
           </w:p>
         </w:tc>
@@ -41938,7 +40564,7 @@
                 <w:u w:val="none"/>
                 <w:lang w:val="en-US" w:eastAsia="zh-CN" w:bidi="ar"/>
               </w:rPr>
-              <w:t>CD74-ROS1</w:t>
+              <w:t>SLC34A2-ROS1</w:t>
             </w:r>
           </w:p>
         </w:tc>
@@ -41989,229 +40615,7 @@
                 <w:u w:val="none"/>
                 <w:lang w:val="en-US" w:eastAsia="zh-CN" w:bidi="ar"/>
               </w:rPr>
-              <w:t>CD74-ROS1.C6R32.COSF1202</w:t>
-            </w:r>
-          </w:p>
-        </w:tc>
-      </w:tr>
-      <w:tr>
-        <w:tblPrEx>
-          <w:tblBorders>
-            <w:top w:val="none" w:color="auto" w:sz="0" w:space="0"/>
-            <w:left w:val="none" w:color="auto" w:sz="0" w:space="0"/>
-            <w:bottom w:val="none" w:color="auto" w:sz="0" w:space="0"/>
-            <w:right w:val="none" w:color="auto" w:sz="0" w:space="0"/>
-            <w:insideH w:val="none" w:color="auto" w:sz="0" w:space="0"/>
-            <w:insideV w:val="none" w:color="auto" w:sz="0" w:space="0"/>
-          </w:tblBorders>
-          <w:tblCellMar>
-            <w:top w:w="0" w:type="dxa"/>
-            <w:left w:w="108" w:type="dxa"/>
-            <w:bottom w:w="0" w:type="dxa"/>
-            <w:right w:w="108" w:type="dxa"/>
-          </w:tblCellMar>
-        </w:tblPrEx>
-        <w:trPr>
-          <w:trHeight w:val="340" w:hRule="atLeast"/>
-        </w:trPr>
-        <w:tc>
-          <w:tcPr>
-            <w:tcW w:w="548" w:type="pct"/>
-            <w:tcBorders>
-              <w:top w:val="single" w:color="000000" w:sz="4" w:space="0"/>
-              <w:left w:val="single" w:color="000000" w:sz="4" w:space="0"/>
-              <w:bottom w:val="single" w:color="000000" w:sz="4" w:space="0"/>
-              <w:right w:val="single" w:color="000000" w:sz="4" w:space="0"/>
-            </w:tcBorders>
-            <w:shd w:val="clear" w:color="auto" w:fill="FFFFFF"/>
-            <w:vAlign w:val="center"/>
-          </w:tcPr>
-          <w:p>
-            <w:pPr>
-              <w:keepNext w:val="0"/>
-              <w:keepLines w:val="0"/>
-              <w:widowControl/>
-              <w:suppressLineNumbers w:val="0"/>
-              <w:jc w:val="left"/>
-              <w:textAlignment w:val="center"/>
-              <w:rPr>
-                <w:rFonts w:hint="default" w:ascii="Times New Roman" w:hAnsi="Times New Roman" w:eastAsia="宋体" w:cs="Times New Roman"/>
-                <w:b w:val="0"/>
-                <w:bCs w:val="0"/>
-                <w:i w:val="0"/>
-                <w:iCs w:val="0"/>
-                <w:color w:val="000000"/>
-                <w:sz w:val="20"/>
-                <w:szCs w:val="20"/>
-                <w:u w:val="none"/>
-              </w:rPr>
-            </w:pPr>
-            <w:r>
-              <w:rPr>
-                <w:rFonts w:hint="default" w:ascii="Times New Roman" w:hAnsi="Times New Roman" w:eastAsia="宋体" w:cs="Times New Roman"/>
-                <w:b w:val="0"/>
-                <w:bCs w:val="0"/>
-                <w:i w:val="0"/>
-                <w:iCs w:val="0"/>
-                <w:color w:val="000000"/>
-                <w:kern w:val="0"/>
-                <w:sz w:val="20"/>
-                <w:szCs w:val="20"/>
-                <w:u w:val="none"/>
-                <w:lang w:val="en-US" w:eastAsia="zh-CN" w:bidi="ar"/>
-              </w:rPr>
-              <w:t>ROS1</w:t>
-            </w:r>
-          </w:p>
-        </w:tc>
-        <w:tc>
-          <w:tcPr>
-            <w:tcW w:w="720" w:type="pct"/>
-            <w:tcBorders>
-              <w:top w:val="single" w:color="000000" w:sz="4" w:space="0"/>
-              <w:left w:val="single" w:color="000000" w:sz="4" w:space="0"/>
-              <w:bottom w:val="single" w:color="000000" w:sz="4" w:space="0"/>
-              <w:right w:val="single" w:color="000000" w:sz="4" w:space="0"/>
-            </w:tcBorders>
-            <w:shd w:val="clear" w:color="auto" w:fill="FFFFFF"/>
-            <w:vAlign w:val="center"/>
-          </w:tcPr>
-          <w:p>
-            <w:pPr>
-              <w:keepNext w:val="0"/>
-              <w:keepLines w:val="0"/>
-              <w:widowControl/>
-              <w:suppressLineNumbers w:val="0"/>
-              <w:jc w:val="left"/>
-              <w:textAlignment w:val="center"/>
-              <w:rPr>
-                <w:rFonts w:hint="default" w:ascii="Times New Roman" w:hAnsi="Times New Roman" w:eastAsia="宋体" w:cs="Times New Roman"/>
-                <w:b w:val="0"/>
-                <w:bCs w:val="0"/>
-                <w:i w:val="0"/>
-                <w:iCs w:val="0"/>
-                <w:color w:val="000000"/>
-                <w:sz w:val="20"/>
-                <w:szCs w:val="20"/>
-                <w:u w:val="none"/>
-              </w:rPr>
-            </w:pPr>
-            <w:r>
-              <w:rPr>
-                <w:rFonts w:hint="default" w:ascii="Times New Roman" w:hAnsi="Times New Roman" w:eastAsia="宋体" w:cs="Times New Roman"/>
-                <w:b w:val="0"/>
-                <w:bCs w:val="0"/>
-                <w:i w:val="0"/>
-                <w:iCs w:val="0"/>
-                <w:color w:val="000000"/>
-                <w:kern w:val="0"/>
-                <w:sz w:val="20"/>
-                <w:szCs w:val="20"/>
-                <w:u w:val="none"/>
-                <w:lang w:val="en-US" w:eastAsia="zh-CN" w:bidi="ar"/>
-              </w:rPr>
-              <w:t>C6R34</w:t>
-            </w:r>
-          </w:p>
-        </w:tc>
-        <w:tc>
-          <w:tcPr>
-            <w:tcW w:w="1761" w:type="pct"/>
-            <w:tcBorders>
-              <w:top w:val="single" w:color="000000" w:sz="4" w:space="0"/>
-              <w:left w:val="single" w:color="000000" w:sz="4" w:space="0"/>
-              <w:bottom w:val="single" w:color="000000" w:sz="4" w:space="0"/>
-              <w:right w:val="single" w:color="000000" w:sz="4" w:space="0"/>
-            </w:tcBorders>
-            <w:shd w:val="clear" w:color="auto" w:fill="FFFFFF"/>
-            <w:vAlign w:val="center"/>
-          </w:tcPr>
-          <w:p>
-            <w:pPr>
-              <w:keepNext w:val="0"/>
-              <w:keepLines w:val="0"/>
-              <w:widowControl/>
-              <w:suppressLineNumbers w:val="0"/>
-              <w:jc w:val="left"/>
-              <w:textAlignment w:val="center"/>
-              <w:rPr>
-                <w:rFonts w:hint="default" w:ascii="Times New Roman" w:hAnsi="Times New Roman" w:eastAsia="宋体" w:cs="Times New Roman"/>
-                <w:b w:val="0"/>
-                <w:bCs w:val="0"/>
-                <w:i w:val="0"/>
-                <w:iCs w:val="0"/>
-                <w:color w:val="000000"/>
-                <w:sz w:val="20"/>
-                <w:szCs w:val="20"/>
-                <w:u w:val="none"/>
-              </w:rPr>
-            </w:pPr>
-            <w:r>
-              <w:rPr>
-                <w:rFonts w:hint="default" w:ascii="Times New Roman" w:hAnsi="Times New Roman" w:eastAsia="宋体" w:cs="Times New Roman"/>
-                <w:b w:val="0"/>
-                <w:bCs w:val="0"/>
-                <w:i w:val="0"/>
-                <w:iCs w:val="0"/>
-                <w:color w:val="000000"/>
-                <w:kern w:val="0"/>
-                <w:sz w:val="20"/>
-                <w:szCs w:val="20"/>
-                <w:u w:val="none"/>
-                <w:lang w:val="en-US" w:eastAsia="zh-CN" w:bidi="ar"/>
-              </w:rPr>
-              <w:t>CD74-ROS1</w:t>
-            </w:r>
-          </w:p>
-        </w:tc>
-        <w:tc>
-          <w:tcPr>
-            <w:tcW w:w="1969" w:type="pct"/>
-            <w:tcBorders>
-              <w:top w:val="single" w:color="000000" w:sz="4" w:space="0"/>
-              <w:left w:val="single" w:color="000000" w:sz="4" w:space="0"/>
-              <w:bottom w:val="single" w:color="000000" w:sz="4" w:space="0"/>
-              <w:right w:val="single" w:color="000000" w:sz="4" w:space="0"/>
-            </w:tcBorders>
-            <w:shd w:val="clear" w:color="auto" w:fill="FFFFFF"/>
-            <w:noWrap/>
-            <w:vAlign w:val="center"/>
-          </w:tcPr>
-          <w:p>
-            <w:pPr>
-              <w:keepNext w:val="0"/>
-              <w:keepLines w:val="0"/>
-              <w:widowControl/>
-              <w:suppressLineNumbers w:val="0"/>
-              <w:jc w:val="left"/>
-              <w:textAlignment w:val="center"/>
-              <w:rPr>
-                <w:rFonts w:hint="default" w:ascii="Times New Roman" w:hAnsi="Times New Roman" w:eastAsia="宋体" w:cs="Times New Roman"/>
-                <w:b w:val="0"/>
-                <w:bCs w:val="0"/>
-                <w:i w:val="0"/>
-                <w:iCs w:val="0"/>
-                <w:color w:val="000000"/>
-                <w:sz w:val="20"/>
-                <w:szCs w:val="20"/>
-                <w:u w:val="none"/>
-              </w:rPr>
-            </w:pPr>
-            <w:r>
-              <w:rPr>
-                <w:rFonts w:hint="default" w:ascii="Times New Roman" w:hAnsi="Times New Roman" w:eastAsia="宋体" w:cs="Times New Roman"/>
-                <w:b w:val="0"/>
-                <w:bCs w:val="0"/>
-                <w:i w:val="0"/>
-                <w:iCs w:val="0"/>
-                <w:color w:val="000000"/>
-                <w:kern w:val="0"/>
-                <w:sz w:val="20"/>
-                <w:szCs w:val="20"/>
-                <w:u w:val="none"/>
-                <w:lang w:val="en-US" w:eastAsia="zh-CN" w:bidi="ar"/>
-              </w:rPr>
-              <w:t>CD74-ROS1.C6R34.COSF1200</w:t>
+              <w:t>SLC34A2-ROS1.S13R32.COSF1259</w:t>
             </w:r>
           </w:p>
         </w:tc>
@@ -42333,7 +40737,7 @@
                 <w:u w:val="none"/>
                 <w:lang w:val="en-US" w:eastAsia="zh-CN" w:bidi="ar"/>
               </w:rPr>
-              <w:t>C6R35</w:t>
+              <w:t>S13R34</w:t>
             </w:r>
           </w:p>
         </w:tc>
@@ -42383,7 +40787,7 @@
                 <w:u w:val="none"/>
                 <w:lang w:val="en-US" w:eastAsia="zh-CN" w:bidi="ar"/>
               </w:rPr>
-              <w:t>CD74-ROS1</w:t>
+              <w:t>SLC34A2-ROS1</w:t>
             </w:r>
           </w:p>
         </w:tc>
@@ -42434,7 +40838,7 @@
                 <w:u w:val="none"/>
                 <w:lang w:val="en-US" w:eastAsia="zh-CN" w:bidi="ar"/>
               </w:rPr>
-              <w:t>CD74-ROS1.C6R35</w:t>
+              <w:t>SLC34A2-ROS1.S13R34.COSF1261</w:t>
             </w:r>
           </w:p>
         </w:tc>
@@ -42556,7 +40960,7 @@
                 <w:u w:val="none"/>
                 <w:lang w:val="en-US" w:eastAsia="zh-CN" w:bidi="ar"/>
               </w:rPr>
-              <w:t>E10R34</w:t>
+              <w:t>S13R36</w:t>
             </w:r>
           </w:p>
         </w:tc>
@@ -42606,7 +41010,7 @@
                 <w:u w:val="none"/>
                 <w:lang w:val="en-US" w:eastAsia="zh-CN" w:bidi="ar"/>
               </w:rPr>
-              <w:t>EZR-ROS1</w:t>
+              <w:t>SLC34A2-ROS1</w:t>
             </w:r>
           </w:p>
         </w:tc>
@@ -42657,7 +41061,451 @@
                 <w:u w:val="none"/>
                 <w:lang w:val="en-US" w:eastAsia="zh-CN" w:bidi="ar"/>
               </w:rPr>
-              <w:t>EZR-ROS1.E10R34.COSF1267</w:t>
+              <w:t>SLC34A2-ROS1.S13R36</w:t>
+            </w:r>
+          </w:p>
+        </w:tc>
+      </w:tr>
+      <w:tr>
+        <w:tblPrEx>
+          <w:tblBorders>
+            <w:top w:val="none" w:color="auto" w:sz="0" w:space="0"/>
+            <w:left w:val="none" w:color="auto" w:sz="0" w:space="0"/>
+            <w:bottom w:val="none" w:color="auto" w:sz="0" w:space="0"/>
+            <w:right w:val="none" w:color="auto" w:sz="0" w:space="0"/>
+            <w:insideH w:val="none" w:color="auto" w:sz="0" w:space="0"/>
+            <w:insideV w:val="none" w:color="auto" w:sz="0" w:space="0"/>
+          </w:tblBorders>
+          <w:tblCellMar>
+            <w:top w:w="0" w:type="dxa"/>
+            <w:left w:w="108" w:type="dxa"/>
+            <w:bottom w:w="0" w:type="dxa"/>
+            <w:right w:w="108" w:type="dxa"/>
+          </w:tblCellMar>
+        </w:tblPrEx>
+        <w:trPr>
+          <w:trHeight w:val="340" w:hRule="atLeast"/>
+        </w:trPr>
+        <w:tc>
+          <w:tcPr>
+            <w:tcW w:w="548" w:type="pct"/>
+            <w:tcBorders>
+              <w:top w:val="single" w:color="000000" w:sz="4" w:space="0"/>
+              <w:left w:val="single" w:color="000000" w:sz="4" w:space="0"/>
+              <w:bottom w:val="single" w:color="000000" w:sz="4" w:space="0"/>
+              <w:right w:val="single" w:color="000000" w:sz="4" w:space="0"/>
+            </w:tcBorders>
+            <w:shd w:val="clear" w:color="auto" w:fill="FFFFFF"/>
+            <w:vAlign w:val="center"/>
+          </w:tcPr>
+          <w:p>
+            <w:pPr>
+              <w:keepNext w:val="0"/>
+              <w:keepLines w:val="0"/>
+              <w:widowControl/>
+              <w:suppressLineNumbers w:val="0"/>
+              <w:jc w:val="left"/>
+              <w:textAlignment w:val="center"/>
+              <w:rPr>
+                <w:rFonts w:hint="default" w:ascii="Times New Roman" w:hAnsi="Times New Roman" w:eastAsia="宋体" w:cs="Times New Roman"/>
+                <w:b w:val="0"/>
+                <w:bCs w:val="0"/>
+                <w:i w:val="0"/>
+                <w:iCs w:val="0"/>
+                <w:color w:val="000000"/>
+                <w:sz w:val="20"/>
+                <w:szCs w:val="20"/>
+                <w:u w:val="none"/>
+              </w:rPr>
+            </w:pPr>
+            <w:r>
+              <w:rPr>
+                <w:rFonts w:hint="default" w:ascii="Times New Roman" w:hAnsi="Times New Roman" w:eastAsia="宋体" w:cs="Times New Roman"/>
+                <w:b w:val="0"/>
+                <w:bCs w:val="0"/>
+                <w:i w:val="0"/>
+                <w:iCs w:val="0"/>
+                <w:color w:val="000000"/>
+                <w:kern w:val="0"/>
+                <w:sz w:val="20"/>
+                <w:szCs w:val="20"/>
+                <w:u w:val="none"/>
+                <w:lang w:val="en-US" w:eastAsia="zh-CN" w:bidi="ar"/>
+              </w:rPr>
+              <w:t>ROS1</w:t>
+            </w:r>
+          </w:p>
+        </w:tc>
+        <w:tc>
+          <w:tcPr>
+            <w:tcW w:w="720" w:type="pct"/>
+            <w:tcBorders>
+              <w:top w:val="single" w:color="000000" w:sz="4" w:space="0"/>
+              <w:left w:val="single" w:color="000000" w:sz="4" w:space="0"/>
+              <w:bottom w:val="single" w:color="000000" w:sz="4" w:space="0"/>
+              <w:right w:val="single" w:color="000000" w:sz="4" w:space="0"/>
+            </w:tcBorders>
+            <w:shd w:val="clear" w:color="auto" w:fill="FFFFFF"/>
+            <w:vAlign w:val="center"/>
+          </w:tcPr>
+          <w:p>
+            <w:pPr>
+              <w:keepNext w:val="0"/>
+              <w:keepLines w:val="0"/>
+              <w:widowControl/>
+              <w:suppressLineNumbers w:val="0"/>
+              <w:jc w:val="left"/>
+              <w:textAlignment w:val="center"/>
+              <w:rPr>
+                <w:rFonts w:hint="default" w:ascii="Times New Roman" w:hAnsi="Times New Roman" w:eastAsia="宋体" w:cs="Times New Roman"/>
+                <w:b w:val="0"/>
+                <w:bCs w:val="0"/>
+                <w:i w:val="0"/>
+                <w:iCs w:val="0"/>
+                <w:color w:val="000000"/>
+                <w:sz w:val="20"/>
+                <w:szCs w:val="20"/>
+                <w:u w:val="none"/>
+              </w:rPr>
+            </w:pPr>
+            <w:r>
+              <w:rPr>
+                <w:rFonts w:hint="default" w:ascii="Times New Roman" w:hAnsi="Times New Roman" w:eastAsia="宋体" w:cs="Times New Roman"/>
+                <w:b w:val="0"/>
+                <w:bCs w:val="0"/>
+                <w:i w:val="0"/>
+                <w:iCs w:val="0"/>
+                <w:color w:val="000000"/>
+                <w:kern w:val="0"/>
+                <w:sz w:val="20"/>
+                <w:szCs w:val="20"/>
+                <w:u w:val="none"/>
+                <w:lang w:val="en-US" w:eastAsia="zh-CN" w:bidi="ar"/>
+              </w:rPr>
+              <w:t>S4R32</w:t>
+            </w:r>
+          </w:p>
+        </w:tc>
+        <w:tc>
+          <w:tcPr>
+            <w:tcW w:w="1761" w:type="pct"/>
+            <w:tcBorders>
+              <w:top w:val="single" w:color="000000" w:sz="4" w:space="0"/>
+              <w:left w:val="single" w:color="000000" w:sz="4" w:space="0"/>
+              <w:bottom w:val="single" w:color="000000" w:sz="4" w:space="0"/>
+              <w:right w:val="single" w:color="000000" w:sz="4" w:space="0"/>
+            </w:tcBorders>
+            <w:shd w:val="clear" w:color="auto" w:fill="FFFFFF"/>
+            <w:vAlign w:val="center"/>
+          </w:tcPr>
+          <w:p>
+            <w:pPr>
+              <w:keepNext w:val="0"/>
+              <w:keepLines w:val="0"/>
+              <w:widowControl/>
+              <w:suppressLineNumbers w:val="0"/>
+              <w:jc w:val="left"/>
+              <w:textAlignment w:val="center"/>
+              <w:rPr>
+                <w:rFonts w:hint="default" w:ascii="Times New Roman" w:hAnsi="Times New Roman" w:eastAsia="宋体" w:cs="Times New Roman"/>
+                <w:b w:val="0"/>
+                <w:bCs w:val="0"/>
+                <w:i w:val="0"/>
+                <w:iCs w:val="0"/>
+                <w:color w:val="000000"/>
+                <w:sz w:val="20"/>
+                <w:szCs w:val="20"/>
+                <w:u w:val="none"/>
+              </w:rPr>
+            </w:pPr>
+            <w:r>
+              <w:rPr>
+                <w:rFonts w:hint="default" w:ascii="Times New Roman" w:hAnsi="Times New Roman" w:eastAsia="宋体" w:cs="Times New Roman"/>
+                <w:b w:val="0"/>
+                <w:bCs w:val="0"/>
+                <w:i w:val="0"/>
+                <w:iCs w:val="0"/>
+                <w:color w:val="000000"/>
+                <w:kern w:val="0"/>
+                <w:sz w:val="20"/>
+                <w:szCs w:val="20"/>
+                <w:u w:val="none"/>
+                <w:lang w:val="en-US" w:eastAsia="zh-CN" w:bidi="ar"/>
+              </w:rPr>
+              <w:t>SLC34A2-ROS1</w:t>
+            </w:r>
+          </w:p>
+        </w:tc>
+        <w:tc>
+          <w:tcPr>
+            <w:tcW w:w="1969" w:type="pct"/>
+            <w:tcBorders>
+              <w:top w:val="single" w:color="000000" w:sz="4" w:space="0"/>
+              <w:left w:val="single" w:color="000000" w:sz="4" w:space="0"/>
+              <w:bottom w:val="single" w:color="000000" w:sz="4" w:space="0"/>
+              <w:right w:val="single" w:color="000000" w:sz="4" w:space="0"/>
+            </w:tcBorders>
+            <w:shd w:val="clear" w:color="auto" w:fill="FFFFFF"/>
+            <w:noWrap/>
+            <w:vAlign w:val="center"/>
+          </w:tcPr>
+          <w:p>
+            <w:pPr>
+              <w:keepNext w:val="0"/>
+              <w:keepLines w:val="0"/>
+              <w:widowControl/>
+              <w:suppressLineNumbers w:val="0"/>
+              <w:jc w:val="left"/>
+              <w:textAlignment w:val="center"/>
+              <w:rPr>
+                <w:rFonts w:hint="default" w:ascii="Times New Roman" w:hAnsi="Times New Roman" w:eastAsia="宋体" w:cs="Times New Roman"/>
+                <w:b w:val="0"/>
+                <w:bCs w:val="0"/>
+                <w:i w:val="0"/>
+                <w:iCs w:val="0"/>
+                <w:color w:val="000000"/>
+                <w:sz w:val="20"/>
+                <w:szCs w:val="20"/>
+                <w:u w:val="none"/>
+              </w:rPr>
+            </w:pPr>
+            <w:r>
+              <w:rPr>
+                <w:rFonts w:hint="default" w:ascii="Times New Roman" w:hAnsi="Times New Roman" w:eastAsia="宋体" w:cs="Times New Roman"/>
+                <w:b w:val="0"/>
+                <w:bCs w:val="0"/>
+                <w:i w:val="0"/>
+                <w:iCs w:val="0"/>
+                <w:color w:val="000000"/>
+                <w:kern w:val="0"/>
+                <w:sz w:val="20"/>
+                <w:szCs w:val="20"/>
+                <w:u w:val="none"/>
+                <w:lang w:val="en-US" w:eastAsia="zh-CN" w:bidi="ar"/>
+              </w:rPr>
+              <w:t>SLC34A2-ROS1.S4R32.COSF1197</w:t>
+            </w:r>
+          </w:p>
+        </w:tc>
+      </w:tr>
+      <w:tr>
+        <w:tblPrEx>
+          <w:tblBorders>
+            <w:top w:val="none" w:color="auto" w:sz="0" w:space="0"/>
+            <w:left w:val="none" w:color="auto" w:sz="0" w:space="0"/>
+            <w:bottom w:val="none" w:color="auto" w:sz="0" w:space="0"/>
+            <w:right w:val="none" w:color="auto" w:sz="0" w:space="0"/>
+            <w:insideH w:val="none" w:color="auto" w:sz="0" w:space="0"/>
+            <w:insideV w:val="none" w:color="auto" w:sz="0" w:space="0"/>
+          </w:tblBorders>
+          <w:tblCellMar>
+            <w:top w:w="0" w:type="dxa"/>
+            <w:left w:w="108" w:type="dxa"/>
+            <w:bottom w:w="0" w:type="dxa"/>
+            <w:right w:w="108" w:type="dxa"/>
+          </w:tblCellMar>
+        </w:tblPrEx>
+        <w:trPr>
+          <w:trHeight w:val="340" w:hRule="atLeast"/>
+        </w:trPr>
+        <w:tc>
+          <w:tcPr>
+            <w:tcW w:w="548" w:type="pct"/>
+            <w:tcBorders>
+              <w:top w:val="single" w:color="000000" w:sz="4" w:space="0"/>
+              <w:left w:val="single" w:color="000000" w:sz="4" w:space="0"/>
+              <w:bottom w:val="single" w:color="000000" w:sz="4" w:space="0"/>
+              <w:right w:val="single" w:color="000000" w:sz="4" w:space="0"/>
+            </w:tcBorders>
+            <w:shd w:val="clear" w:color="auto" w:fill="FFFFFF"/>
+            <w:vAlign w:val="center"/>
+          </w:tcPr>
+          <w:p>
+            <w:pPr>
+              <w:keepNext w:val="0"/>
+              <w:keepLines w:val="0"/>
+              <w:widowControl/>
+              <w:suppressLineNumbers w:val="0"/>
+              <w:jc w:val="left"/>
+              <w:textAlignment w:val="center"/>
+              <w:rPr>
+                <w:rFonts w:hint="default" w:ascii="Times New Roman" w:hAnsi="Times New Roman" w:eastAsia="宋体" w:cs="Times New Roman"/>
+                <w:b w:val="0"/>
+                <w:bCs w:val="0"/>
+                <w:i w:val="0"/>
+                <w:iCs w:val="0"/>
+                <w:color w:val="000000"/>
+                <w:sz w:val="20"/>
+                <w:szCs w:val="20"/>
+                <w:u w:val="none"/>
+              </w:rPr>
+            </w:pPr>
+            <w:r>
+              <w:rPr>
+                <w:rFonts w:hint="default" w:ascii="Times New Roman" w:hAnsi="Times New Roman" w:eastAsia="宋体" w:cs="Times New Roman"/>
+                <w:b w:val="0"/>
+                <w:bCs w:val="0"/>
+                <w:i w:val="0"/>
+                <w:iCs w:val="0"/>
+                <w:color w:val="000000"/>
+                <w:kern w:val="0"/>
+                <w:sz w:val="20"/>
+                <w:szCs w:val="20"/>
+                <w:u w:val="none"/>
+                <w:lang w:val="en-US" w:eastAsia="zh-CN" w:bidi="ar"/>
+              </w:rPr>
+              <w:t>ROS1</w:t>
+            </w:r>
+          </w:p>
+        </w:tc>
+        <w:tc>
+          <w:tcPr>
+            <w:tcW w:w="720" w:type="pct"/>
+            <w:tcBorders>
+              <w:top w:val="single" w:color="000000" w:sz="4" w:space="0"/>
+              <w:left w:val="single" w:color="000000" w:sz="4" w:space="0"/>
+              <w:bottom w:val="single" w:color="000000" w:sz="4" w:space="0"/>
+              <w:right w:val="single" w:color="000000" w:sz="4" w:space="0"/>
+            </w:tcBorders>
+            <w:shd w:val="clear" w:color="auto" w:fill="FFFFFF"/>
+            <w:vAlign w:val="center"/>
+          </w:tcPr>
+          <w:p>
+            <w:pPr>
+              <w:keepNext w:val="0"/>
+              <w:keepLines w:val="0"/>
+              <w:widowControl/>
+              <w:suppressLineNumbers w:val="0"/>
+              <w:jc w:val="left"/>
+              <w:textAlignment w:val="center"/>
+              <w:rPr>
+                <w:rFonts w:hint="default" w:ascii="Times New Roman" w:hAnsi="Times New Roman" w:eastAsia="宋体" w:cs="Times New Roman"/>
+                <w:b w:val="0"/>
+                <w:bCs w:val="0"/>
+                <w:i w:val="0"/>
+                <w:iCs w:val="0"/>
+                <w:color w:val="000000"/>
+                <w:sz w:val="20"/>
+                <w:szCs w:val="20"/>
+                <w:u w:val="none"/>
+              </w:rPr>
+            </w:pPr>
+            <w:r>
+              <w:rPr>
+                <w:rFonts w:hint="default" w:ascii="Times New Roman" w:hAnsi="Times New Roman" w:eastAsia="宋体" w:cs="Times New Roman"/>
+                <w:b w:val="0"/>
+                <w:bCs w:val="0"/>
+                <w:i w:val="0"/>
+                <w:iCs w:val="0"/>
+                <w:color w:val="000000"/>
+                <w:kern w:val="0"/>
+                <w:sz w:val="20"/>
+                <w:szCs w:val="20"/>
+                <w:u w:val="none"/>
+                <w:lang w:val="en-US" w:eastAsia="zh-CN" w:bidi="ar"/>
+              </w:rPr>
+              <w:t>S4R34</w:t>
+            </w:r>
+          </w:p>
+        </w:tc>
+        <w:tc>
+          <w:tcPr>
+            <w:tcW w:w="1761" w:type="pct"/>
+            <w:tcBorders>
+              <w:top w:val="single" w:color="000000" w:sz="4" w:space="0"/>
+              <w:left w:val="single" w:color="000000" w:sz="4" w:space="0"/>
+              <w:bottom w:val="single" w:color="000000" w:sz="4" w:space="0"/>
+              <w:right w:val="single" w:color="000000" w:sz="4" w:space="0"/>
+            </w:tcBorders>
+            <w:shd w:val="clear" w:color="auto" w:fill="FFFFFF"/>
+            <w:vAlign w:val="center"/>
+          </w:tcPr>
+          <w:p>
+            <w:pPr>
+              <w:keepNext w:val="0"/>
+              <w:keepLines w:val="0"/>
+              <w:widowControl/>
+              <w:suppressLineNumbers w:val="0"/>
+              <w:jc w:val="left"/>
+              <w:textAlignment w:val="center"/>
+              <w:rPr>
+                <w:rFonts w:hint="default" w:ascii="Times New Roman" w:hAnsi="Times New Roman" w:eastAsia="宋体" w:cs="Times New Roman"/>
+                <w:b w:val="0"/>
+                <w:bCs w:val="0"/>
+                <w:i w:val="0"/>
+                <w:iCs w:val="0"/>
+                <w:color w:val="000000"/>
+                <w:sz w:val="20"/>
+                <w:szCs w:val="20"/>
+                <w:u w:val="none"/>
+              </w:rPr>
+            </w:pPr>
+            <w:r>
+              <w:rPr>
+                <w:rFonts w:hint="default" w:ascii="Times New Roman" w:hAnsi="Times New Roman" w:eastAsia="宋体" w:cs="Times New Roman"/>
+                <w:b w:val="0"/>
+                <w:bCs w:val="0"/>
+                <w:i w:val="0"/>
+                <w:iCs w:val="0"/>
+                <w:color w:val="000000"/>
+                <w:kern w:val="0"/>
+                <w:sz w:val="20"/>
+                <w:szCs w:val="20"/>
+                <w:u w:val="none"/>
+                <w:lang w:val="en-US" w:eastAsia="zh-CN" w:bidi="ar"/>
+              </w:rPr>
+              <w:t>SLC34A2-ROS1</w:t>
+            </w:r>
+          </w:p>
+        </w:tc>
+        <w:tc>
+          <w:tcPr>
+            <w:tcW w:w="1969" w:type="pct"/>
+            <w:tcBorders>
+              <w:top w:val="single" w:color="000000" w:sz="4" w:space="0"/>
+              <w:left w:val="single" w:color="000000" w:sz="4" w:space="0"/>
+              <w:bottom w:val="single" w:color="000000" w:sz="4" w:space="0"/>
+              <w:right w:val="single" w:color="000000" w:sz="4" w:space="0"/>
+            </w:tcBorders>
+            <w:shd w:val="clear" w:color="auto" w:fill="FFFFFF"/>
+            <w:noWrap/>
+            <w:vAlign w:val="center"/>
+          </w:tcPr>
+          <w:p>
+            <w:pPr>
+              <w:keepNext w:val="0"/>
+              <w:keepLines w:val="0"/>
+              <w:widowControl/>
+              <w:suppressLineNumbers w:val="0"/>
+              <w:jc w:val="left"/>
+              <w:textAlignment w:val="center"/>
+              <w:rPr>
+                <w:rFonts w:hint="default" w:ascii="Times New Roman" w:hAnsi="Times New Roman" w:eastAsia="宋体" w:cs="Times New Roman"/>
+                <w:b w:val="0"/>
+                <w:bCs w:val="0"/>
+                <w:i w:val="0"/>
+                <w:iCs w:val="0"/>
+                <w:color w:val="000000"/>
+                <w:sz w:val="20"/>
+                <w:szCs w:val="20"/>
+                <w:u w:val="none"/>
+              </w:rPr>
+            </w:pPr>
+            <w:r>
+              <w:rPr>
+                <w:rFonts w:hint="default" w:ascii="Times New Roman" w:hAnsi="Times New Roman" w:eastAsia="宋体" w:cs="Times New Roman"/>
+                <w:b w:val="0"/>
+                <w:bCs w:val="0"/>
+                <w:i w:val="0"/>
+                <w:iCs w:val="0"/>
+                <w:color w:val="000000"/>
+                <w:kern w:val="0"/>
+                <w:sz w:val="20"/>
+                <w:szCs w:val="20"/>
+                <w:u w:val="none"/>
+                <w:lang w:val="en-US" w:eastAsia="zh-CN" w:bidi="ar"/>
+              </w:rPr>
+              <w:t>SLC34A2-ROS1.S4R34.COSF1198</w:t>
             </w:r>
           </w:p>
         </w:tc>
@@ -42779,7 +41627,7 @@
                 <w:u w:val="none"/>
                 <w:lang w:val="en-US" w:eastAsia="zh-CN" w:bidi="ar"/>
               </w:rPr>
-              <w:t>E10R35</w:t>
+              <w:t>C4R33</w:t>
             </w:r>
           </w:p>
         </w:tc>
@@ -42829,7 +41677,7 @@
                 <w:u w:val="none"/>
                 <w:lang w:val="en-US" w:eastAsia="zh-CN" w:bidi="ar"/>
               </w:rPr>
-              <w:t>EZR-ROS1</w:t>
+              <w:t>CD74-ROS1</w:t>
             </w:r>
           </w:p>
         </w:tc>
@@ -42880,7 +41728,7 @@
                 <w:u w:val="none"/>
                 <w:lang w:val="en-US" w:eastAsia="zh-CN" w:bidi="ar"/>
               </w:rPr>
-              <w:t>EZR-ROS1.E10R35</w:t>
+              <w:t>CD74-ROS1.C4R33</w:t>
             </w:r>
           </w:p>
         </w:tc>
@@ -42927,7 +41775,20 @@
               <w:jc w:val="left"/>
               <w:textAlignment w:val="center"/>
               <w:rPr>
-                <w:rFonts w:hint="eastAsia" w:ascii="Times New Roman" w:hAnsi="Times New Roman" w:eastAsia="宋体" w:cs="Times New Roman"/>
+                <w:rFonts w:hint="default" w:ascii="Times New Roman" w:hAnsi="Times New Roman" w:eastAsia="宋体" w:cs="Times New Roman"/>
+                <w:b w:val="0"/>
+                <w:bCs w:val="0"/>
+                <w:i w:val="0"/>
+                <w:iCs w:val="0"/>
+                <w:color w:val="000000"/>
+                <w:sz w:val="20"/>
+                <w:szCs w:val="20"/>
+                <w:u w:val="none"/>
+              </w:rPr>
+            </w:pPr>
+            <w:r>
+              <w:rPr>
+                <w:rFonts w:hint="default" w:ascii="Times New Roman" w:hAnsi="Times New Roman" w:eastAsia="宋体" w:cs="Times New Roman"/>
                 <w:b w:val="0"/>
                 <w:bCs w:val="0"/>
                 <w:i w:val="0"/>
@@ -42939,22 +41800,7 @@
                 <w:u w:val="none"/>
                 <w:lang w:val="en-US" w:eastAsia="zh-CN" w:bidi="ar"/>
               </w:rPr>
-            </w:pPr>
-            <w:r>
-              <w:rPr>
-                <w:rFonts w:hint="eastAsia" w:ascii="Times New Roman" w:hAnsi="Times New Roman" w:eastAsia="宋体" w:cs="Times New Roman"/>
-                <w:b w:val="0"/>
-                <w:bCs w:val="0"/>
-                <w:i w:val="0"/>
-                <w:iCs w:val="0"/>
-                <w:color w:val="000000"/>
-                <w:kern w:val="0"/>
-                <w:sz w:val="20"/>
-                <w:szCs w:val="20"/>
-                <w:u w:val="none"/>
-                <w:lang w:val="en-US" w:eastAsia="zh-CN" w:bidi="ar"/>
-              </w:rPr>
-              <w:t>ERBB2</w:t>
+              <w:t>ROS1</w:t>
             </w:r>
           </w:p>
         </w:tc>
@@ -42985,28 +41831,26 @@
                 <w:i w:val="0"/>
                 <w:iCs w:val="0"/>
                 <w:color w:val="000000"/>
+                <w:sz w:val="20"/>
+                <w:szCs w:val="20"/>
+                <w:u w:val="none"/>
+              </w:rPr>
+            </w:pPr>
+            <w:r>
+              <w:rPr>
+                <w:rFonts w:hint="default" w:ascii="Times New Roman" w:hAnsi="Times New Roman" w:eastAsia="宋体" w:cs="Times New Roman"/>
+                <w:b w:val="0"/>
+                <w:bCs w:val="0"/>
+                <w:i w:val="0"/>
+                <w:iCs w:val="0"/>
+                <w:color w:val="000000"/>
                 <w:kern w:val="0"/>
                 <w:sz w:val="20"/>
                 <w:szCs w:val="20"/>
                 <w:u w:val="none"/>
                 <w:lang w:val="en-US" w:eastAsia="zh-CN" w:bidi="ar"/>
               </w:rPr>
-            </w:pPr>
-            <w:r>
-              <w:rPr>
-                <w:rFonts w:hint="default" w:ascii="Times New Roman" w:hAnsi="Times New Roman" w:eastAsia="宋体" w:cs="Times New Roman"/>
-                <w:b w:val="0"/>
-                <w:bCs w:val="0"/>
-                <w:i w:val="0"/>
-                <w:iCs w:val="0"/>
-                <w:color w:val="000000"/>
-                <w:kern w:val="0"/>
-                <w:sz w:val="20"/>
-                <w:szCs w:val="20"/>
-                <w:u w:val="none"/>
-                <w:lang w:val="en-US" w:eastAsia="zh-CN" w:bidi="ar"/>
-              </w:rPr>
-              <w:t>Amplification</w:t>
+              <w:t>C6R32</w:t>
             </w:r>
           </w:p>
         </w:tc>
@@ -43037,13 +41881,27 @@
                 <w:i w:val="0"/>
                 <w:iCs w:val="0"/>
                 <w:color w:val="000000"/>
+                <w:sz w:val="20"/>
+                <w:szCs w:val="20"/>
+                <w:u w:val="none"/>
+              </w:rPr>
+            </w:pPr>
+            <w:r>
+              <w:rPr>
+                <w:rFonts w:hint="default" w:ascii="Times New Roman" w:hAnsi="Times New Roman" w:eastAsia="宋体" w:cs="Times New Roman"/>
+                <w:b w:val="0"/>
+                <w:bCs w:val="0"/>
+                <w:i w:val="0"/>
+                <w:iCs w:val="0"/>
+                <w:color w:val="000000"/>
                 <w:kern w:val="0"/>
                 <w:sz w:val="20"/>
                 <w:szCs w:val="20"/>
                 <w:u w:val="none"/>
                 <w:lang w:val="en-US" w:eastAsia="zh-CN" w:bidi="ar"/>
               </w:rPr>
-            </w:pPr>
+              <w:t>CD74-ROS1</w:t>
+            </w:r>
           </w:p>
         </w:tc>
         <w:tc>
@@ -43074,13 +41932,27 @@
                 <w:i w:val="0"/>
                 <w:iCs w:val="0"/>
                 <w:color w:val="000000"/>
+                <w:sz w:val="20"/>
+                <w:szCs w:val="20"/>
+                <w:u w:val="none"/>
+              </w:rPr>
+            </w:pPr>
+            <w:r>
+              <w:rPr>
+                <w:rFonts w:hint="default" w:ascii="Times New Roman" w:hAnsi="Times New Roman" w:eastAsia="宋体" w:cs="Times New Roman"/>
+                <w:b w:val="0"/>
+                <w:bCs w:val="0"/>
+                <w:i w:val="0"/>
+                <w:iCs w:val="0"/>
+                <w:color w:val="000000"/>
                 <w:kern w:val="0"/>
                 <w:sz w:val="20"/>
                 <w:szCs w:val="20"/>
                 <w:u w:val="none"/>
                 <w:lang w:val="en-US" w:eastAsia="zh-CN" w:bidi="ar"/>
               </w:rPr>
-            </w:pPr>
+              <w:t>CD74-ROS1.C6R32.COSF1202</w:t>
+            </w:r>
           </w:p>
         </w:tc>
       </w:tr>
@@ -43132,28 +42004,26 @@
                 <w:i w:val="0"/>
                 <w:iCs w:val="0"/>
                 <w:color w:val="000000"/>
+                <w:sz w:val="20"/>
+                <w:szCs w:val="20"/>
+                <w:u w:val="none"/>
+              </w:rPr>
+            </w:pPr>
+            <w:r>
+              <w:rPr>
+                <w:rFonts w:hint="default" w:ascii="Times New Roman" w:hAnsi="Times New Roman" w:eastAsia="宋体" w:cs="Times New Roman"/>
+                <w:b w:val="0"/>
+                <w:bCs w:val="0"/>
+                <w:i w:val="0"/>
+                <w:iCs w:val="0"/>
+                <w:color w:val="000000"/>
                 <w:kern w:val="0"/>
                 <w:sz w:val="20"/>
                 <w:szCs w:val="20"/>
                 <w:u w:val="none"/>
                 <w:lang w:val="en-US" w:eastAsia="zh-CN" w:bidi="ar"/>
               </w:rPr>
-            </w:pPr>
-            <w:r>
-              <w:rPr>
-                <w:rFonts w:hint="eastAsia" w:ascii="Times New Roman" w:hAnsi="Times New Roman" w:eastAsia="宋体" w:cs="Times New Roman"/>
-                <w:b w:val="0"/>
-                <w:bCs w:val="0"/>
-                <w:i w:val="0"/>
-                <w:iCs w:val="0"/>
-                <w:color w:val="000000"/>
-                <w:kern w:val="0"/>
-                <w:sz w:val="20"/>
-                <w:szCs w:val="20"/>
-                <w:u w:val="none"/>
-                <w:lang w:val="en-US" w:eastAsia="zh-CN" w:bidi="ar"/>
-              </w:rPr>
-              <w:t>ERBB2</w:t>
+              <w:t>ROS1</w:t>
             </w:r>
           </w:p>
         </w:tc>
@@ -43184,28 +42054,26 @@
                 <w:i w:val="0"/>
                 <w:iCs w:val="0"/>
                 <w:color w:val="000000"/>
+                <w:sz w:val="20"/>
+                <w:szCs w:val="20"/>
+                <w:u w:val="none"/>
+              </w:rPr>
+            </w:pPr>
+            <w:r>
+              <w:rPr>
+                <w:rFonts w:hint="default" w:ascii="Times New Roman" w:hAnsi="Times New Roman" w:eastAsia="宋体" w:cs="Times New Roman"/>
+                <w:b w:val="0"/>
+                <w:bCs w:val="0"/>
+                <w:i w:val="0"/>
+                <w:iCs w:val="0"/>
+                <w:color w:val="000000"/>
                 <w:kern w:val="0"/>
                 <w:sz w:val="20"/>
                 <w:szCs w:val="20"/>
                 <w:u w:val="none"/>
                 <w:lang w:val="en-US" w:eastAsia="zh-CN" w:bidi="ar"/>
               </w:rPr>
-            </w:pPr>
-            <w:r>
-              <w:rPr>
-                <w:rFonts w:hint="default" w:ascii="Times New Roman" w:hAnsi="Times New Roman" w:eastAsia="宋体" w:cs="Times New Roman"/>
-                <w:b w:val="0"/>
-                <w:bCs w:val="0"/>
-                <w:i w:val="0"/>
-                <w:iCs w:val="0"/>
-                <w:color w:val="000000"/>
-                <w:kern w:val="0"/>
-                <w:sz w:val="20"/>
-                <w:szCs w:val="20"/>
-                <w:u w:val="none"/>
-                <w:lang w:val="en-US" w:eastAsia="zh-CN" w:bidi="ar"/>
-              </w:rPr>
-              <w:t>20</w:t>
+              <w:t>C6R34</w:t>
             </w:r>
           </w:p>
         </w:tc>
@@ -43236,28 +42104,26 @@
                 <w:i w:val="0"/>
                 <w:iCs w:val="0"/>
                 <w:color w:val="000000"/>
+                <w:sz w:val="20"/>
+                <w:szCs w:val="20"/>
+                <w:u w:val="none"/>
+              </w:rPr>
+            </w:pPr>
+            <w:r>
+              <w:rPr>
+                <w:rFonts w:hint="default" w:ascii="Times New Roman" w:hAnsi="Times New Roman" w:eastAsia="宋体" w:cs="Times New Roman"/>
+                <w:b w:val="0"/>
+                <w:bCs w:val="0"/>
+                <w:i w:val="0"/>
+                <w:iCs w:val="0"/>
+                <w:color w:val="000000"/>
                 <w:kern w:val="0"/>
                 <w:sz w:val="20"/>
                 <w:szCs w:val="20"/>
                 <w:u w:val="none"/>
                 <w:lang w:val="en-US" w:eastAsia="zh-CN" w:bidi="ar"/>
               </w:rPr>
-            </w:pPr>
-            <w:r>
-              <w:rPr>
-                <w:rFonts w:hint="default" w:ascii="Times New Roman" w:hAnsi="Times New Roman" w:eastAsia="宋体" w:cs="Times New Roman"/>
-                <w:b w:val="0"/>
-                <w:bCs w:val="0"/>
-                <w:i w:val="0"/>
-                <w:iCs w:val="0"/>
-                <w:color w:val="000000"/>
-                <w:kern w:val="0"/>
-                <w:sz w:val="20"/>
-                <w:szCs w:val="20"/>
-                <w:u w:val="none"/>
-                <w:lang w:val="en-US" w:eastAsia="zh-CN" w:bidi="ar"/>
-              </w:rPr>
-              <w:t>c.2313_2324dup</w:t>
+              <w:t>CD74-ROS1</w:t>
             </w:r>
           </w:p>
         </w:tc>
@@ -43289,258 +42155,26 @@
                 <w:i w:val="0"/>
                 <w:iCs w:val="0"/>
                 <w:color w:val="000000"/>
+                <w:sz w:val="20"/>
+                <w:szCs w:val="20"/>
+                <w:u w:val="none"/>
+              </w:rPr>
+            </w:pPr>
+            <w:r>
+              <w:rPr>
+                <w:rFonts w:hint="default" w:ascii="Times New Roman" w:hAnsi="Times New Roman" w:eastAsia="宋体" w:cs="Times New Roman"/>
+                <w:b w:val="0"/>
+                <w:bCs w:val="0"/>
+                <w:i w:val="0"/>
+                <w:iCs w:val="0"/>
+                <w:color w:val="000000"/>
                 <w:kern w:val="0"/>
                 <w:sz w:val="20"/>
                 <w:szCs w:val="20"/>
                 <w:u w:val="none"/>
                 <w:lang w:val="en-US" w:eastAsia="zh-CN" w:bidi="ar"/>
               </w:rPr>
-            </w:pPr>
-            <w:r>
-              <w:rPr>
-                <w:rFonts w:hint="default" w:ascii="Times New Roman" w:hAnsi="Times New Roman" w:eastAsia="宋体" w:cs="Times New Roman"/>
-                <w:b w:val="0"/>
-                <w:bCs w:val="0"/>
-                <w:i w:val="0"/>
-                <w:iCs w:val="0"/>
-                <w:color w:val="000000"/>
-                <w:kern w:val="0"/>
-                <w:sz w:val="20"/>
-                <w:szCs w:val="20"/>
-                <w:u w:val="none"/>
-                <w:lang w:val="en-US" w:eastAsia="zh-CN" w:bidi="ar"/>
-              </w:rPr>
-              <w:t>A775_G776insYVMA</w:t>
-            </w:r>
-          </w:p>
-        </w:tc>
-      </w:tr>
-      <w:tr>
-        <w:tblPrEx>
-          <w:tblBorders>
-            <w:top w:val="none" w:color="auto" w:sz="0" w:space="0"/>
-            <w:left w:val="none" w:color="auto" w:sz="0" w:space="0"/>
-            <w:bottom w:val="none" w:color="auto" w:sz="0" w:space="0"/>
-            <w:right w:val="none" w:color="auto" w:sz="0" w:space="0"/>
-            <w:insideH w:val="none" w:color="auto" w:sz="0" w:space="0"/>
-            <w:insideV w:val="none" w:color="auto" w:sz="0" w:space="0"/>
-          </w:tblBorders>
-          <w:tblCellMar>
-            <w:top w:w="0" w:type="dxa"/>
-            <w:left w:w="108" w:type="dxa"/>
-            <w:bottom w:w="0" w:type="dxa"/>
-            <w:right w:w="108" w:type="dxa"/>
-          </w:tblCellMar>
-        </w:tblPrEx>
-        <w:trPr>
-          <w:trHeight w:val="340" w:hRule="atLeast"/>
-        </w:trPr>
-        <w:tc>
-          <w:tcPr>
-            <w:tcW w:w="548" w:type="pct"/>
-            <w:tcBorders>
-              <w:top w:val="single" w:color="000000" w:sz="4" w:space="0"/>
-              <w:left w:val="single" w:color="000000" w:sz="4" w:space="0"/>
-              <w:bottom w:val="single" w:color="000000" w:sz="4" w:space="0"/>
-              <w:right w:val="single" w:color="000000" w:sz="4" w:space="0"/>
-            </w:tcBorders>
-            <w:shd w:val="clear" w:color="auto" w:fill="FFFFFF"/>
-            <w:vAlign w:val="center"/>
-          </w:tcPr>
-          <w:p>
-            <w:pPr>
-              <w:keepNext w:val="0"/>
-              <w:keepLines w:val="0"/>
-              <w:widowControl/>
-              <w:suppressLineNumbers w:val="0"/>
-              <w:jc w:val="left"/>
-              <w:textAlignment w:val="center"/>
-              <w:rPr>
-                <w:rFonts w:hint="default" w:ascii="Times New Roman" w:hAnsi="Times New Roman" w:eastAsia="宋体" w:cs="Times New Roman"/>
-                <w:b w:val="0"/>
-                <w:bCs w:val="0"/>
-                <w:i w:val="0"/>
-                <w:iCs w:val="0"/>
-                <w:color w:val="000000"/>
-                <w:kern w:val="0"/>
-                <w:sz w:val="20"/>
-                <w:szCs w:val="20"/>
-                <w:u w:val="none"/>
-                <w:lang w:val="en-US" w:eastAsia="zh-CN" w:bidi="ar"/>
-              </w:rPr>
-            </w:pPr>
-            <w:r>
-              <w:rPr>
-                <w:rFonts w:hint="eastAsia" w:ascii="Times New Roman" w:hAnsi="Times New Roman" w:eastAsia="宋体" w:cs="Times New Roman"/>
-                <w:b w:val="0"/>
-                <w:bCs w:val="0"/>
-                <w:i w:val="0"/>
-                <w:iCs w:val="0"/>
-                <w:color w:val="000000"/>
-                <w:kern w:val="0"/>
-                <w:sz w:val="20"/>
-                <w:szCs w:val="20"/>
-                <w:u w:val="none"/>
-                <w:lang w:val="en-US" w:eastAsia="zh-CN" w:bidi="ar"/>
-              </w:rPr>
-              <w:t>ERBB2</w:t>
-            </w:r>
-          </w:p>
-        </w:tc>
-        <w:tc>
-          <w:tcPr>
-            <w:tcW w:w="720" w:type="pct"/>
-            <w:tcBorders>
-              <w:top w:val="single" w:color="000000" w:sz="4" w:space="0"/>
-              <w:left w:val="single" w:color="000000" w:sz="4" w:space="0"/>
-              <w:bottom w:val="single" w:color="000000" w:sz="4" w:space="0"/>
-              <w:right w:val="single" w:color="000000" w:sz="4" w:space="0"/>
-            </w:tcBorders>
-            <w:shd w:val="clear" w:color="auto" w:fill="FFFFFF"/>
-            <w:vAlign w:val="center"/>
-          </w:tcPr>
-          <w:p>
-            <w:pPr>
-              <w:keepNext w:val="0"/>
-              <w:keepLines w:val="0"/>
-              <w:widowControl/>
-              <w:suppressLineNumbers w:val="0"/>
-              <w:jc w:val="left"/>
-              <w:textAlignment w:val="center"/>
-              <w:rPr>
-                <w:rFonts w:hint="default" w:ascii="Times New Roman" w:hAnsi="Times New Roman" w:eastAsia="宋体" w:cs="Times New Roman"/>
-                <w:b w:val="0"/>
-                <w:bCs w:val="0"/>
-                <w:i w:val="0"/>
-                <w:iCs w:val="0"/>
-                <w:color w:val="000000"/>
-                <w:kern w:val="0"/>
-                <w:sz w:val="20"/>
-                <w:szCs w:val="20"/>
-                <w:u w:val="none"/>
-                <w:lang w:val="en-US" w:eastAsia="zh-CN" w:bidi="ar"/>
-              </w:rPr>
-            </w:pPr>
-            <w:r>
-              <w:rPr>
-                <w:rFonts w:hint="eastAsia" w:ascii="Times New Roman" w:hAnsi="Times New Roman" w:eastAsia="宋体" w:cs="Times New Roman"/>
-                <w:b w:val="0"/>
-                <w:bCs w:val="0"/>
-                <w:i w:val="0"/>
-                <w:iCs w:val="0"/>
-                <w:color w:val="000000"/>
-                <w:kern w:val="0"/>
-                <w:sz w:val="20"/>
-                <w:szCs w:val="20"/>
-                <w:u w:val="none"/>
-                <w:lang w:val="en-US" w:eastAsia="zh-CN" w:bidi="ar"/>
-              </w:rPr>
-              <w:t>21</w:t>
-            </w:r>
-          </w:p>
-        </w:tc>
-        <w:tc>
-          <w:tcPr>
-            <w:tcW w:w="1761" w:type="pct"/>
-            <w:tcBorders>
-              <w:top w:val="single" w:color="000000" w:sz="4" w:space="0"/>
-              <w:left w:val="single" w:color="000000" w:sz="4" w:space="0"/>
-              <w:bottom w:val="single" w:color="000000" w:sz="4" w:space="0"/>
-              <w:right w:val="single" w:color="000000" w:sz="4" w:space="0"/>
-            </w:tcBorders>
-            <w:shd w:val="clear" w:color="auto" w:fill="FFFFFF"/>
-            <w:vAlign w:val="center"/>
-          </w:tcPr>
-          <w:p>
-            <w:pPr>
-              <w:keepNext w:val="0"/>
-              <w:keepLines w:val="0"/>
-              <w:widowControl/>
-              <w:suppressLineNumbers w:val="0"/>
-              <w:jc w:val="left"/>
-              <w:textAlignment w:val="center"/>
-              <w:rPr>
-                <w:rFonts w:hint="default" w:ascii="Times New Roman" w:hAnsi="Times New Roman" w:eastAsia="宋体" w:cs="Times New Roman"/>
-                <w:b w:val="0"/>
-                <w:bCs w:val="0"/>
-                <w:i w:val="0"/>
-                <w:iCs w:val="0"/>
-                <w:color w:val="000000"/>
-                <w:kern w:val="0"/>
-                <w:sz w:val="20"/>
-                <w:szCs w:val="20"/>
-                <w:u w:val="none"/>
-                <w:lang w:val="en-US" w:eastAsia="zh-CN" w:bidi="ar"/>
-              </w:rPr>
-            </w:pPr>
-            <w:r>
-              <w:rPr>
-                <w:rFonts w:hint="default" w:ascii="Times New Roman" w:hAnsi="Times New Roman" w:eastAsia="宋体" w:cs="Times New Roman"/>
-                <w:b w:val="0"/>
-                <w:bCs w:val="0"/>
-                <w:i w:val="0"/>
-                <w:iCs w:val="0"/>
-                <w:color w:val="000000"/>
-                <w:kern w:val="0"/>
-                <w:sz w:val="20"/>
-                <w:szCs w:val="20"/>
-                <w:u w:val="none"/>
-                <w:lang w:val="en-US" w:eastAsia="zh-CN" w:bidi="ar"/>
-              </w:rPr>
-              <w:t>c.2524G&gt;A</w:t>
-            </w:r>
-          </w:p>
-        </w:tc>
-        <w:tc>
-          <w:tcPr>
-            <w:tcW w:w="1969" w:type="pct"/>
-            <w:tcBorders>
-              <w:top w:val="single" w:color="000000" w:sz="4" w:space="0"/>
-              <w:left w:val="single" w:color="000000" w:sz="4" w:space="0"/>
-              <w:bottom w:val="single" w:color="000000" w:sz="4" w:space="0"/>
-              <w:right w:val="single" w:color="000000" w:sz="4" w:space="0"/>
-            </w:tcBorders>
-            <w:shd w:val="clear" w:color="auto" w:fill="FFFFFF"/>
-            <w:noWrap/>
-            <w:vAlign w:val="center"/>
-          </w:tcPr>
-          <w:p>
-            <w:pPr>
-              <w:keepNext w:val="0"/>
-              <w:keepLines w:val="0"/>
-              <w:widowControl/>
-              <w:suppressLineNumbers w:val="0"/>
-              <w:jc w:val="left"/>
-              <w:textAlignment w:val="center"/>
-              <w:rPr>
-                <w:rFonts w:hint="default" w:ascii="Times New Roman" w:hAnsi="Times New Roman" w:eastAsia="宋体" w:cs="Times New Roman"/>
-                <w:b w:val="0"/>
-                <w:bCs w:val="0"/>
-                <w:i w:val="0"/>
-                <w:iCs w:val="0"/>
-                <w:color w:val="000000"/>
-                <w:kern w:val="0"/>
-                <w:sz w:val="20"/>
-                <w:szCs w:val="20"/>
-                <w:u w:val="none"/>
-                <w:lang w:val="en-US" w:eastAsia="zh-CN" w:bidi="ar"/>
-              </w:rPr>
-            </w:pPr>
-            <w:r>
-              <w:rPr>
-                <w:rFonts w:hint="default" w:ascii="Times New Roman" w:hAnsi="Times New Roman" w:eastAsia="宋体" w:cs="Times New Roman"/>
-                <w:b w:val="0"/>
-                <w:bCs w:val="0"/>
-                <w:i w:val="0"/>
-                <w:iCs w:val="0"/>
-                <w:color w:val="000000"/>
-                <w:kern w:val="0"/>
-                <w:sz w:val="20"/>
-                <w:szCs w:val="20"/>
-                <w:u w:val="none"/>
-                <w:lang w:val="en-US" w:eastAsia="zh-CN" w:bidi="ar"/>
-              </w:rPr>
-              <w:t>p.V842I</w:t>
+              <w:t>CD74-ROS1.C6R34.COSF1200</w:t>
             </w:r>
           </w:p>
         </w:tc>
@@ -43593,28 +42227,26 @@
                 <w:i w:val="0"/>
                 <w:iCs w:val="0"/>
                 <w:color w:val="000000"/>
+                <w:sz w:val="20"/>
+                <w:szCs w:val="20"/>
+                <w:u w:val="none"/>
+              </w:rPr>
+            </w:pPr>
+            <w:r>
+              <w:rPr>
+                <w:rFonts w:hint="default" w:ascii="Times New Roman" w:hAnsi="Times New Roman" w:eastAsia="宋体" w:cs="Times New Roman"/>
+                <w:b w:val="0"/>
+                <w:bCs w:val="0"/>
+                <w:i w:val="0"/>
+                <w:iCs w:val="0"/>
+                <w:color w:val="000000"/>
                 <w:kern w:val="0"/>
                 <w:sz w:val="20"/>
                 <w:szCs w:val="20"/>
                 <w:u w:val="none"/>
                 <w:lang w:val="en-US" w:eastAsia="zh-CN" w:bidi="ar"/>
               </w:rPr>
-            </w:pPr>
-            <w:r>
-              <w:rPr>
-                <w:rFonts w:hint="eastAsia" w:ascii="Times New Roman" w:hAnsi="Times New Roman" w:eastAsia="宋体" w:cs="Times New Roman"/>
-                <w:b w:val="0"/>
-                <w:bCs w:val="0"/>
-                <w:i w:val="0"/>
-                <w:iCs w:val="0"/>
-                <w:color w:val="000000"/>
-                <w:kern w:val="0"/>
-                <w:sz w:val="20"/>
-                <w:szCs w:val="20"/>
-                <w:u w:val="none"/>
-                <w:lang w:val="en-US" w:eastAsia="zh-CN" w:bidi="ar"/>
-              </w:rPr>
-              <w:t>MET</w:t>
+              <w:t>ROS1</w:t>
             </w:r>
           </w:p>
         </w:tc>
@@ -43645,28 +42277,26 @@
                 <w:i w:val="0"/>
                 <w:iCs w:val="0"/>
                 <w:color w:val="000000"/>
+                <w:sz w:val="20"/>
+                <w:szCs w:val="20"/>
+                <w:u w:val="none"/>
+              </w:rPr>
+            </w:pPr>
+            <w:r>
+              <w:rPr>
+                <w:rFonts w:hint="default" w:ascii="Times New Roman" w:hAnsi="Times New Roman" w:eastAsia="宋体" w:cs="Times New Roman"/>
+                <w:b w:val="0"/>
+                <w:bCs w:val="0"/>
+                <w:i w:val="0"/>
+                <w:iCs w:val="0"/>
+                <w:color w:val="000000"/>
                 <w:kern w:val="0"/>
                 <w:sz w:val="20"/>
                 <w:szCs w:val="20"/>
                 <w:u w:val="none"/>
                 <w:lang w:val="en-US" w:eastAsia="zh-CN" w:bidi="ar"/>
               </w:rPr>
-            </w:pPr>
-            <w:r>
-              <w:rPr>
-                <w:rFonts w:hint="default" w:ascii="Times New Roman" w:hAnsi="Times New Roman" w:eastAsia="宋体" w:cs="Times New Roman"/>
-                <w:b w:val="0"/>
-                <w:bCs w:val="0"/>
-                <w:i w:val="0"/>
-                <w:iCs w:val="0"/>
-                <w:color w:val="000000"/>
-                <w:kern w:val="0"/>
-                <w:sz w:val="20"/>
-                <w:szCs w:val="20"/>
-                <w:u w:val="none"/>
-                <w:lang w:val="en-US" w:eastAsia="zh-CN" w:bidi="ar"/>
-              </w:rPr>
-              <w:t>Amplification</w:t>
+              <w:t>C6R35</w:t>
             </w:r>
           </w:p>
         </w:tc>
@@ -43697,13 +42327,27 @@
                 <w:i w:val="0"/>
                 <w:iCs w:val="0"/>
                 <w:color w:val="000000"/>
+                <w:sz w:val="20"/>
+                <w:szCs w:val="20"/>
+                <w:u w:val="none"/>
+              </w:rPr>
+            </w:pPr>
+            <w:r>
+              <w:rPr>
+                <w:rFonts w:hint="default" w:ascii="Times New Roman" w:hAnsi="Times New Roman" w:eastAsia="宋体" w:cs="Times New Roman"/>
+                <w:b w:val="0"/>
+                <w:bCs w:val="0"/>
+                <w:i w:val="0"/>
+                <w:iCs w:val="0"/>
+                <w:color w:val="000000"/>
                 <w:kern w:val="0"/>
                 <w:sz w:val="20"/>
                 <w:szCs w:val="20"/>
                 <w:u w:val="none"/>
                 <w:lang w:val="en-US" w:eastAsia="zh-CN" w:bidi="ar"/>
               </w:rPr>
-            </w:pPr>
+              <w:t>CD74-ROS1</w:t>
+            </w:r>
           </w:p>
         </w:tc>
         <w:tc>
@@ -43734,13 +42378,27 @@
                 <w:i w:val="0"/>
                 <w:iCs w:val="0"/>
                 <w:color w:val="000000"/>
+                <w:sz w:val="20"/>
+                <w:szCs w:val="20"/>
+                <w:u w:val="none"/>
+              </w:rPr>
+            </w:pPr>
+            <w:r>
+              <w:rPr>
+                <w:rFonts w:hint="default" w:ascii="Times New Roman" w:hAnsi="Times New Roman" w:eastAsia="宋体" w:cs="Times New Roman"/>
+                <w:b w:val="0"/>
+                <w:bCs w:val="0"/>
+                <w:i w:val="0"/>
+                <w:iCs w:val="0"/>
+                <w:color w:val="000000"/>
                 <w:kern w:val="0"/>
                 <w:sz w:val="20"/>
                 <w:szCs w:val="20"/>
                 <w:u w:val="none"/>
                 <w:lang w:val="en-US" w:eastAsia="zh-CN" w:bidi="ar"/>
               </w:rPr>
-            </w:pPr>
+              <w:t>CD74-ROS1.C6R35</w:t>
+            </w:r>
           </w:p>
         </w:tc>
       </w:tr>
@@ -43792,28 +42450,26 @@
                 <w:i w:val="0"/>
                 <w:iCs w:val="0"/>
                 <w:color w:val="000000"/>
+                <w:sz w:val="20"/>
+                <w:szCs w:val="20"/>
+                <w:u w:val="none"/>
+              </w:rPr>
+            </w:pPr>
+            <w:r>
+              <w:rPr>
+                <w:rFonts w:hint="default" w:ascii="Times New Roman" w:hAnsi="Times New Roman" w:eastAsia="宋体" w:cs="Times New Roman"/>
+                <w:b w:val="0"/>
+                <w:bCs w:val="0"/>
+                <w:i w:val="0"/>
+                <w:iCs w:val="0"/>
+                <w:color w:val="000000"/>
                 <w:kern w:val="0"/>
                 <w:sz w:val="20"/>
                 <w:szCs w:val="20"/>
                 <w:u w:val="none"/>
                 <w:lang w:val="en-US" w:eastAsia="zh-CN" w:bidi="ar"/>
               </w:rPr>
-            </w:pPr>
-            <w:r>
-              <w:rPr>
-                <w:rFonts w:hint="eastAsia" w:ascii="Times New Roman" w:hAnsi="Times New Roman" w:eastAsia="宋体" w:cs="Times New Roman"/>
-                <w:b w:val="0"/>
-                <w:bCs w:val="0"/>
-                <w:i w:val="0"/>
-                <w:iCs w:val="0"/>
-                <w:color w:val="000000"/>
-                <w:kern w:val="0"/>
-                <w:sz w:val="20"/>
-                <w:szCs w:val="20"/>
-                <w:u w:val="none"/>
-                <w:lang w:val="en-US" w:eastAsia="zh-CN" w:bidi="ar"/>
-              </w:rPr>
-              <w:t>MET</w:t>
+              <w:t>ROS1</w:t>
             </w:r>
           </w:p>
         </w:tc>
@@ -43844,28 +42500,26 @@
                 <w:i w:val="0"/>
                 <w:iCs w:val="0"/>
                 <w:color w:val="000000"/>
+                <w:sz w:val="20"/>
+                <w:szCs w:val="20"/>
+                <w:u w:val="none"/>
+              </w:rPr>
+            </w:pPr>
+            <w:r>
+              <w:rPr>
+                <w:rFonts w:hint="default" w:ascii="Times New Roman" w:hAnsi="Times New Roman" w:eastAsia="宋体" w:cs="Times New Roman"/>
+                <w:b w:val="0"/>
+                <w:bCs w:val="0"/>
+                <w:i w:val="0"/>
+                <w:iCs w:val="0"/>
+                <w:color w:val="000000"/>
                 <w:kern w:val="0"/>
                 <w:sz w:val="20"/>
                 <w:szCs w:val="20"/>
                 <w:u w:val="none"/>
                 <w:lang w:val="en-US" w:eastAsia="zh-CN" w:bidi="ar"/>
               </w:rPr>
-            </w:pPr>
-            <w:r>
-              <w:rPr>
-                <w:rFonts w:hint="eastAsia" w:ascii="Times New Roman" w:hAnsi="Times New Roman" w:eastAsia="宋体" w:cs="Times New Roman"/>
-                <w:b w:val="0"/>
-                <w:bCs w:val="0"/>
-                <w:i w:val="0"/>
-                <w:iCs w:val="0"/>
-                <w:color w:val="000000"/>
-                <w:kern w:val="0"/>
-                <w:sz w:val="20"/>
-                <w:szCs w:val="20"/>
-                <w:u w:val="none"/>
-                <w:lang w:val="en-US" w:eastAsia="zh-CN" w:bidi="ar"/>
-              </w:rPr>
-              <w:t>14</w:t>
+              <w:t>E10R34</w:t>
             </w:r>
           </w:p>
         </w:tc>
@@ -43896,28 +42550,26 @@
                 <w:i w:val="0"/>
                 <w:iCs w:val="0"/>
                 <w:color w:val="000000"/>
+                <w:sz w:val="20"/>
+                <w:szCs w:val="20"/>
+                <w:u w:val="none"/>
+              </w:rPr>
+            </w:pPr>
+            <w:r>
+              <w:rPr>
+                <w:rFonts w:hint="default" w:ascii="Times New Roman" w:hAnsi="Times New Roman" w:eastAsia="宋体" w:cs="Times New Roman"/>
+                <w:b w:val="0"/>
+                <w:bCs w:val="0"/>
+                <w:i w:val="0"/>
+                <w:iCs w:val="0"/>
+                <w:color w:val="000000"/>
                 <w:kern w:val="0"/>
                 <w:sz w:val="20"/>
                 <w:szCs w:val="20"/>
                 <w:u w:val="none"/>
                 <w:lang w:val="en-US" w:eastAsia="zh-CN" w:bidi="ar"/>
               </w:rPr>
-            </w:pPr>
-            <w:r>
-              <w:rPr>
-                <w:rFonts w:hint="default" w:ascii="Times New Roman" w:hAnsi="Times New Roman" w:eastAsia="宋体" w:cs="Times New Roman"/>
-                <w:b w:val="0"/>
-                <w:bCs w:val="0"/>
-                <w:i w:val="0"/>
-                <w:iCs w:val="0"/>
-                <w:color w:val="000000"/>
-                <w:kern w:val="0"/>
-                <w:sz w:val="20"/>
-                <w:szCs w:val="20"/>
-                <w:u w:val="none"/>
-                <w:lang w:val="en-US" w:eastAsia="zh-CN" w:bidi="ar"/>
-              </w:rPr>
-              <w:t>c.3028G&gt;C</w:t>
+              <w:t>EZR-ROS1</w:t>
             </w:r>
           </w:p>
         </w:tc>
@@ -43949,28 +42601,26 @@
                 <w:i w:val="0"/>
                 <w:iCs w:val="0"/>
                 <w:color w:val="000000"/>
+                <w:sz w:val="20"/>
+                <w:szCs w:val="20"/>
+                <w:u w:val="none"/>
+              </w:rPr>
+            </w:pPr>
+            <w:r>
+              <w:rPr>
+                <w:rFonts w:hint="default" w:ascii="Times New Roman" w:hAnsi="Times New Roman" w:eastAsia="宋体" w:cs="Times New Roman"/>
+                <w:b w:val="0"/>
+                <w:bCs w:val="0"/>
+                <w:i w:val="0"/>
+                <w:iCs w:val="0"/>
+                <w:color w:val="000000"/>
                 <w:kern w:val="0"/>
                 <w:sz w:val="20"/>
                 <w:szCs w:val="20"/>
                 <w:u w:val="none"/>
                 <w:lang w:val="en-US" w:eastAsia="zh-CN" w:bidi="ar"/>
               </w:rPr>
-            </w:pPr>
-            <w:r>
-              <w:rPr>
-                <w:rFonts w:hint="default" w:ascii="Times New Roman" w:hAnsi="Times New Roman" w:eastAsia="宋体" w:cs="Times New Roman"/>
-                <w:b w:val="0"/>
-                <w:bCs w:val="0"/>
-                <w:i w:val="0"/>
-                <w:iCs w:val="0"/>
-                <w:color w:val="000000"/>
-                <w:kern w:val="0"/>
-                <w:sz w:val="20"/>
-                <w:szCs w:val="20"/>
-                <w:u w:val="none"/>
-                <w:lang w:val="en-US" w:eastAsia="zh-CN" w:bidi="ar"/>
-              </w:rPr>
-              <w:t>p.D1010H</w:t>
+              <w:t>EZR-ROS1.E10R34.COSF1267</w:t>
             </w:r>
           </w:p>
         </w:tc>
@@ -44023,28 +42673,26 @@
                 <w:i w:val="0"/>
                 <w:iCs w:val="0"/>
                 <w:color w:val="000000"/>
+                <w:sz w:val="20"/>
+                <w:szCs w:val="20"/>
+                <w:u w:val="none"/>
+              </w:rPr>
+            </w:pPr>
+            <w:r>
+              <w:rPr>
+                <w:rFonts w:hint="default" w:ascii="Times New Roman" w:hAnsi="Times New Roman" w:eastAsia="宋体" w:cs="Times New Roman"/>
+                <w:b w:val="0"/>
+                <w:bCs w:val="0"/>
+                <w:i w:val="0"/>
+                <w:iCs w:val="0"/>
+                <w:color w:val="000000"/>
                 <w:kern w:val="0"/>
                 <w:sz w:val="20"/>
                 <w:szCs w:val="20"/>
                 <w:u w:val="none"/>
                 <w:lang w:val="en-US" w:eastAsia="zh-CN" w:bidi="ar"/>
               </w:rPr>
-            </w:pPr>
-            <w:r>
-              <w:rPr>
-                <w:rFonts w:hint="eastAsia" w:ascii="Times New Roman" w:hAnsi="Times New Roman" w:eastAsia="宋体" w:cs="Times New Roman"/>
-                <w:b w:val="0"/>
-                <w:bCs w:val="0"/>
-                <w:i w:val="0"/>
-                <w:iCs w:val="0"/>
-                <w:color w:val="000000"/>
-                <w:kern w:val="0"/>
-                <w:sz w:val="20"/>
-                <w:szCs w:val="20"/>
-                <w:u w:val="none"/>
-                <w:lang w:val="en-US" w:eastAsia="zh-CN" w:bidi="ar"/>
-              </w:rPr>
-              <w:t>RET</w:t>
+              <w:t>ROS1</w:t>
             </w:r>
           </w:p>
         </w:tc>
@@ -44075,28 +42723,26 @@
                 <w:i w:val="0"/>
                 <w:iCs w:val="0"/>
                 <w:color w:val="000000"/>
+                <w:sz w:val="20"/>
+                <w:szCs w:val="20"/>
+                <w:u w:val="none"/>
+              </w:rPr>
+            </w:pPr>
+            <w:r>
+              <w:rPr>
+                <w:rFonts w:hint="default" w:ascii="Times New Roman" w:hAnsi="Times New Roman" w:eastAsia="宋体" w:cs="Times New Roman"/>
+                <w:b w:val="0"/>
+                <w:bCs w:val="0"/>
+                <w:i w:val="0"/>
+                <w:iCs w:val="0"/>
+                <w:color w:val="000000"/>
                 <w:kern w:val="0"/>
                 <w:sz w:val="20"/>
                 <w:szCs w:val="20"/>
                 <w:u w:val="none"/>
                 <w:lang w:val="en-US" w:eastAsia="zh-CN" w:bidi="ar"/>
               </w:rPr>
-            </w:pPr>
-            <w:r>
-              <w:rPr>
-                <w:rFonts w:hint="default" w:ascii="Times New Roman" w:hAnsi="Times New Roman" w:eastAsia="宋体" w:cs="Times New Roman"/>
-                <w:b w:val="0"/>
-                <w:bCs w:val="0"/>
-                <w:i w:val="0"/>
-                <w:iCs w:val="0"/>
-                <w:color w:val="000000"/>
-                <w:kern w:val="0"/>
-                <w:sz w:val="20"/>
-                <w:szCs w:val="20"/>
-                <w:u w:val="none"/>
-                <w:lang w:val="en-US" w:eastAsia="zh-CN" w:bidi="ar"/>
-              </w:rPr>
-              <w:t>K15R12</w:t>
+              <w:t>E10R35</w:t>
             </w:r>
           </w:p>
         </w:tc>
@@ -44127,28 +42773,26 @@
                 <w:i w:val="0"/>
                 <w:iCs w:val="0"/>
                 <w:color w:val="000000"/>
+                <w:sz w:val="20"/>
+                <w:szCs w:val="20"/>
+                <w:u w:val="none"/>
+              </w:rPr>
+            </w:pPr>
+            <w:r>
+              <w:rPr>
+                <w:rFonts w:hint="default" w:ascii="Times New Roman" w:hAnsi="Times New Roman" w:eastAsia="宋体" w:cs="Times New Roman"/>
+                <w:b w:val="0"/>
+                <w:bCs w:val="0"/>
+                <w:i w:val="0"/>
+                <w:iCs w:val="0"/>
+                <w:color w:val="000000"/>
                 <w:kern w:val="0"/>
                 <w:sz w:val="20"/>
                 <w:szCs w:val="20"/>
                 <w:u w:val="none"/>
                 <w:lang w:val="en-US" w:eastAsia="zh-CN" w:bidi="ar"/>
               </w:rPr>
-            </w:pPr>
-            <w:r>
-              <w:rPr>
-                <w:rFonts w:hint="default" w:ascii="Times New Roman" w:hAnsi="Times New Roman" w:eastAsia="宋体" w:cs="Times New Roman"/>
-                <w:b w:val="0"/>
-                <w:bCs w:val="0"/>
-                <w:i w:val="0"/>
-                <w:iCs w:val="0"/>
-                <w:color w:val="000000"/>
-                <w:kern w:val="0"/>
-                <w:sz w:val="20"/>
-                <w:szCs w:val="20"/>
-                <w:u w:val="none"/>
-                <w:lang w:val="en-US" w:eastAsia="zh-CN" w:bidi="ar"/>
-              </w:rPr>
-              <w:t>KIF5B-RET</w:t>
+              <w:t>EZR-ROS1</w:t>
             </w:r>
           </w:p>
         </w:tc>
@@ -44180,16 +42824,72 @@
                 <w:i w:val="0"/>
                 <w:iCs w:val="0"/>
                 <w:color w:val="000000"/>
+                <w:sz w:val="20"/>
+                <w:szCs w:val="20"/>
+                <w:u w:val="none"/>
+              </w:rPr>
+            </w:pPr>
+            <w:r>
+              <w:rPr>
+                <w:rFonts w:hint="default" w:ascii="Times New Roman" w:hAnsi="Times New Roman" w:eastAsia="宋体" w:cs="Times New Roman"/>
+                <w:b w:val="0"/>
+                <w:bCs w:val="0"/>
+                <w:i w:val="0"/>
+                <w:iCs w:val="0"/>
+                <w:color w:val="000000"/>
                 <w:kern w:val="0"/>
                 <w:sz w:val="20"/>
                 <w:szCs w:val="20"/>
                 <w:u w:val="none"/>
                 <w:lang w:val="en-US" w:eastAsia="zh-CN" w:bidi="ar"/>
               </w:rPr>
-            </w:pPr>
-            <w:r>
-              <w:rPr>
-                <w:rFonts w:hint="default" w:ascii="Times New Roman" w:hAnsi="Times New Roman" w:eastAsia="宋体" w:cs="Times New Roman"/>
+              <w:t>EZR-ROS1.E10R35</w:t>
+            </w:r>
+          </w:p>
+        </w:tc>
+      </w:tr>
+      <w:tr>
+        <w:tblPrEx>
+          <w:tblBorders>
+            <w:top w:val="none" w:color="auto" w:sz="0" w:space="0"/>
+            <w:left w:val="none" w:color="auto" w:sz="0" w:space="0"/>
+            <w:bottom w:val="none" w:color="auto" w:sz="0" w:space="0"/>
+            <w:right w:val="none" w:color="auto" w:sz="0" w:space="0"/>
+            <w:insideH w:val="none" w:color="auto" w:sz="0" w:space="0"/>
+            <w:insideV w:val="none" w:color="auto" w:sz="0" w:space="0"/>
+          </w:tblBorders>
+          <w:tblCellMar>
+            <w:top w:w="0" w:type="dxa"/>
+            <w:left w:w="108" w:type="dxa"/>
+            <w:bottom w:w="0" w:type="dxa"/>
+            <w:right w:w="108" w:type="dxa"/>
+          </w:tblCellMar>
+        </w:tblPrEx>
+        <w:trPr>
+          <w:trHeight w:val="340" w:hRule="atLeast"/>
+        </w:trPr>
+        <w:tc>
+          <w:tcPr>
+            <w:tcW w:w="548" w:type="pct"/>
+            <w:tcBorders>
+              <w:top w:val="single" w:color="000000" w:sz="4" w:space="0"/>
+              <w:left w:val="single" w:color="000000" w:sz="4" w:space="0"/>
+              <w:bottom w:val="single" w:color="000000" w:sz="4" w:space="0"/>
+              <w:right w:val="single" w:color="000000" w:sz="4" w:space="0"/>
+            </w:tcBorders>
+            <w:shd w:val="clear" w:color="auto" w:fill="FFFFFF"/>
+            <w:vAlign w:val="center"/>
+          </w:tcPr>
+          <w:p>
+            <w:pPr>
+              <w:keepNext w:val="0"/>
+              <w:keepLines w:val="0"/>
+              <w:widowControl/>
+              <w:suppressLineNumbers w:val="0"/>
+              <w:jc w:val="left"/>
+              <w:textAlignment w:val="center"/>
+              <w:rPr>
+                <w:rFonts w:hint="eastAsia" w:ascii="Times New Roman" w:hAnsi="Times New Roman" w:eastAsia="宋体" w:cs="Times New Roman"/>
                 <w:b w:val="0"/>
                 <w:bCs w:val="0"/>
                 <w:i w:val="0"/>
@@ -44201,8 +42901,7 @@
                 <w:u w:val="none"/>
                 <w:lang w:val="en-US" w:eastAsia="zh-CN" w:bidi="ar"/>
               </w:rPr>
-              <w:t>KIF5B-RET</w:t>
-            </w:r>
+            </w:pPr>
             <w:r>
               <w:rPr>
                 <w:rFonts w:hint="eastAsia" w:ascii="Times New Roman" w:hAnsi="Times New Roman" w:eastAsia="宋体" w:cs="Times New Roman"/>
@@ -44217,9 +42916,30 @@
                 <w:u w:val="none"/>
                 <w:lang w:val="en-US" w:eastAsia="zh-CN" w:bidi="ar"/>
               </w:rPr>
-              <w:t>.</w:t>
-            </w:r>
-            <w:r>
+              <w:t>ERBB2</w:t>
+            </w:r>
+          </w:p>
+        </w:tc>
+        <w:tc>
+          <w:tcPr>
+            <w:tcW w:w="720" w:type="pct"/>
+            <w:tcBorders>
+              <w:top w:val="single" w:color="000000" w:sz="4" w:space="0"/>
+              <w:left w:val="single" w:color="000000" w:sz="4" w:space="0"/>
+              <w:bottom w:val="single" w:color="000000" w:sz="4" w:space="0"/>
+              <w:right w:val="single" w:color="000000" w:sz="4" w:space="0"/>
+            </w:tcBorders>
+            <w:shd w:val="clear" w:color="auto" w:fill="FFFFFF"/>
+            <w:vAlign w:val="center"/>
+          </w:tcPr>
+          <w:p>
+            <w:pPr>
+              <w:keepNext w:val="0"/>
+              <w:keepLines w:val="0"/>
+              <w:widowControl/>
+              <w:suppressLineNumbers w:val="0"/>
+              <w:jc w:val="left"/>
+              <w:textAlignment w:val="center"/>
               <w:rPr>
                 <w:rFonts w:hint="default" w:ascii="Times New Roman" w:hAnsi="Times New Roman" w:eastAsia="宋体" w:cs="Times New Roman"/>
                 <w:b w:val="0"/>
@@ -44233,8 +42953,96 @@
                 <w:u w:val="none"/>
                 <w:lang w:val="en-US" w:eastAsia="zh-CN" w:bidi="ar"/>
               </w:rPr>
-              <w:t>K15R12</w:t>
-            </w:r>
+            </w:pPr>
+            <w:r>
+              <w:rPr>
+                <w:rFonts w:hint="default" w:ascii="Times New Roman" w:hAnsi="Times New Roman" w:eastAsia="宋体" w:cs="Times New Roman"/>
+                <w:b w:val="0"/>
+                <w:bCs w:val="0"/>
+                <w:i w:val="0"/>
+                <w:iCs w:val="0"/>
+                <w:color w:val="000000"/>
+                <w:kern w:val="0"/>
+                <w:sz w:val="20"/>
+                <w:szCs w:val="20"/>
+                <w:u w:val="none"/>
+                <w:lang w:val="en-US" w:eastAsia="zh-CN" w:bidi="ar"/>
+              </w:rPr>
+              <w:t>Amplification</w:t>
+            </w:r>
+          </w:p>
+        </w:tc>
+        <w:tc>
+          <w:tcPr>
+            <w:tcW w:w="1761" w:type="pct"/>
+            <w:tcBorders>
+              <w:top w:val="single" w:color="000000" w:sz="4" w:space="0"/>
+              <w:left w:val="single" w:color="000000" w:sz="4" w:space="0"/>
+              <w:bottom w:val="single" w:color="000000" w:sz="4" w:space="0"/>
+              <w:right w:val="single" w:color="000000" w:sz="4" w:space="0"/>
+            </w:tcBorders>
+            <w:shd w:val="clear" w:color="auto" w:fill="FFFFFF"/>
+            <w:vAlign w:val="center"/>
+          </w:tcPr>
+          <w:p>
+            <w:pPr>
+              <w:keepNext w:val="0"/>
+              <w:keepLines w:val="0"/>
+              <w:widowControl/>
+              <w:suppressLineNumbers w:val="0"/>
+              <w:jc w:val="left"/>
+              <w:textAlignment w:val="center"/>
+              <w:rPr>
+                <w:rFonts w:hint="default" w:ascii="Times New Roman" w:hAnsi="Times New Roman" w:eastAsia="宋体" w:cs="Times New Roman"/>
+                <w:b w:val="0"/>
+                <w:bCs w:val="0"/>
+                <w:i w:val="0"/>
+                <w:iCs w:val="0"/>
+                <w:color w:val="000000"/>
+                <w:kern w:val="0"/>
+                <w:sz w:val="20"/>
+                <w:szCs w:val="20"/>
+                <w:u w:val="none"/>
+                <w:lang w:val="en-US" w:eastAsia="zh-CN" w:bidi="ar"/>
+              </w:rPr>
+            </w:pPr>
+          </w:p>
+        </w:tc>
+        <w:tc>
+          <w:tcPr>
+            <w:tcW w:w="1969" w:type="pct"/>
+            <w:tcBorders>
+              <w:top w:val="single" w:color="000000" w:sz="4" w:space="0"/>
+              <w:left w:val="single" w:color="000000" w:sz="4" w:space="0"/>
+              <w:bottom w:val="single" w:color="000000" w:sz="4" w:space="0"/>
+              <w:right w:val="single" w:color="000000" w:sz="4" w:space="0"/>
+            </w:tcBorders>
+            <w:shd w:val="clear" w:color="auto" w:fill="FFFFFF"/>
+            <w:noWrap/>
+            <w:vAlign w:val="center"/>
+          </w:tcPr>
+          <w:p>
+            <w:pPr>
+              <w:keepNext w:val="0"/>
+              <w:keepLines w:val="0"/>
+              <w:widowControl/>
+              <w:suppressLineNumbers w:val="0"/>
+              <w:jc w:val="left"/>
+              <w:textAlignment w:val="center"/>
+              <w:rPr>
+                <w:rFonts w:hint="default" w:ascii="Times New Roman" w:hAnsi="Times New Roman" w:eastAsia="宋体" w:cs="Times New Roman"/>
+                <w:b w:val="0"/>
+                <w:bCs w:val="0"/>
+                <w:i w:val="0"/>
+                <w:iCs w:val="0"/>
+                <w:color w:val="000000"/>
+                <w:kern w:val="0"/>
+                <w:sz w:val="20"/>
+                <w:szCs w:val="20"/>
+                <w:u w:val="none"/>
+                <w:lang w:val="en-US" w:eastAsia="zh-CN" w:bidi="ar"/>
+              </w:rPr>
+            </w:pPr>
           </w:p>
         </w:tc>
       </w:tr>
@@ -44307,7 +43115,7 @@
                 <w:u w:val="none"/>
                 <w:lang w:val="en-US" w:eastAsia="zh-CN" w:bidi="ar"/>
               </w:rPr>
-              <w:t>RET</w:t>
+              <w:t>ERBB2</w:t>
             </w:r>
           </w:p>
         </w:tc>
@@ -44359,7 +43167,7 @@
                 <w:u w:val="none"/>
                 <w:lang w:val="en-US" w:eastAsia="zh-CN" w:bidi="ar"/>
               </w:rPr>
-              <w:t>C8R12</w:t>
+              <w:t>20</w:t>
             </w:r>
           </w:p>
         </w:tc>
@@ -44411,7 +43219,7 @@
                 <w:u w:val="none"/>
                 <w:lang w:val="en-US" w:eastAsia="zh-CN" w:bidi="ar"/>
               </w:rPr>
-              <w:t>CCDC6-RET</w:t>
+              <w:t>c.2313_2324dup</w:t>
             </w:r>
           </w:p>
         </w:tc>
@@ -44464,39 +43272,7 @@
                 <w:u w:val="none"/>
                 <w:lang w:val="en-US" w:eastAsia="zh-CN" w:bidi="ar"/>
               </w:rPr>
-              <w:t>CCDC6-RET</w:t>
-            </w:r>
-            <w:r>
-              <w:rPr>
-                <w:rFonts w:hint="eastAsia" w:ascii="Times New Roman" w:hAnsi="Times New Roman" w:eastAsia="宋体" w:cs="Times New Roman"/>
-                <w:b w:val="0"/>
-                <w:bCs w:val="0"/>
-                <w:i w:val="0"/>
-                <w:iCs w:val="0"/>
-                <w:color w:val="000000"/>
-                <w:kern w:val="0"/>
-                <w:sz w:val="20"/>
-                <w:szCs w:val="20"/>
-                <w:u w:val="none"/>
-                <w:lang w:val="en-US" w:eastAsia="zh-CN" w:bidi="ar"/>
-              </w:rPr>
-              <w:t>.</w:t>
-            </w:r>
-            <w:r>
-              <w:rPr>
-                <w:rFonts w:hint="default" w:ascii="Times New Roman" w:hAnsi="Times New Roman" w:eastAsia="宋体" w:cs="Times New Roman"/>
-                <w:b w:val="0"/>
-                <w:bCs w:val="0"/>
-                <w:i w:val="0"/>
-                <w:iCs w:val="0"/>
-                <w:color w:val="000000"/>
-                <w:kern w:val="0"/>
-                <w:sz w:val="20"/>
-                <w:szCs w:val="20"/>
-                <w:u w:val="none"/>
-                <w:lang w:val="en-US" w:eastAsia="zh-CN" w:bidi="ar"/>
-              </w:rPr>
-              <w:t>C8:R12</w:t>
+              <w:t>A775_G776insYVMA</w:t>
             </w:r>
           </w:p>
         </w:tc>
@@ -44570,7 +43346,7 @@
                 <w:u w:val="none"/>
                 <w:lang w:val="en-US" w:eastAsia="zh-CN" w:bidi="ar"/>
               </w:rPr>
-              <w:t>RET</w:t>
+              <w:t>ERBB2</w:t>
             </w:r>
           </w:p>
         </w:tc>
@@ -44622,7 +43398,7 @@
                 <w:u w:val="none"/>
                 <w:lang w:val="en-US" w:eastAsia="zh-CN" w:bidi="ar"/>
               </w:rPr>
-              <w:t>5</w:t>
+              <w:t>21</w:t>
             </w:r>
           </w:p>
         </w:tc>
@@ -44674,7 +43450,7 @@
                 <w:u w:val="none"/>
                 <w:lang w:val="en-US" w:eastAsia="zh-CN" w:bidi="ar"/>
               </w:rPr>
-              <w:t>c.874G&gt;A</w:t>
+              <w:t>c.2524G&gt;A</w:t>
             </w:r>
           </w:p>
         </w:tc>
@@ -44727,8 +43503,206 @@
                 <w:u w:val="none"/>
                 <w:lang w:val="en-US" w:eastAsia="zh-CN" w:bidi="ar"/>
               </w:rPr>
-              <w:t>p.V292M</w:t>
-            </w:r>
+              <w:t>p.V842I</w:t>
+            </w:r>
+          </w:p>
+        </w:tc>
+      </w:tr>
+      <w:tr>
+        <w:tblPrEx>
+          <w:tblBorders>
+            <w:top w:val="none" w:color="auto" w:sz="0" w:space="0"/>
+            <w:left w:val="none" w:color="auto" w:sz="0" w:space="0"/>
+            <w:bottom w:val="none" w:color="auto" w:sz="0" w:space="0"/>
+            <w:right w:val="none" w:color="auto" w:sz="0" w:space="0"/>
+            <w:insideH w:val="none" w:color="auto" w:sz="0" w:space="0"/>
+            <w:insideV w:val="none" w:color="auto" w:sz="0" w:space="0"/>
+          </w:tblBorders>
+          <w:tblCellMar>
+            <w:top w:w="0" w:type="dxa"/>
+            <w:left w:w="108" w:type="dxa"/>
+            <w:bottom w:w="0" w:type="dxa"/>
+            <w:right w:w="108" w:type="dxa"/>
+          </w:tblCellMar>
+        </w:tblPrEx>
+        <w:trPr>
+          <w:trHeight w:val="340" w:hRule="atLeast"/>
+        </w:trPr>
+        <w:tc>
+          <w:tcPr>
+            <w:tcW w:w="548" w:type="pct"/>
+            <w:tcBorders>
+              <w:top w:val="single" w:color="000000" w:sz="4" w:space="0"/>
+              <w:left w:val="single" w:color="000000" w:sz="4" w:space="0"/>
+              <w:bottom w:val="single" w:color="000000" w:sz="4" w:space="0"/>
+              <w:right w:val="single" w:color="000000" w:sz="4" w:space="0"/>
+            </w:tcBorders>
+            <w:shd w:val="clear" w:color="auto" w:fill="FFFFFF"/>
+            <w:vAlign w:val="center"/>
+          </w:tcPr>
+          <w:p>
+            <w:pPr>
+              <w:keepNext w:val="0"/>
+              <w:keepLines w:val="0"/>
+              <w:widowControl/>
+              <w:suppressLineNumbers w:val="0"/>
+              <w:jc w:val="left"/>
+              <w:textAlignment w:val="center"/>
+              <w:rPr>
+                <w:rFonts w:hint="default" w:ascii="Times New Roman" w:hAnsi="Times New Roman" w:eastAsia="宋体" w:cs="Times New Roman"/>
+                <w:b w:val="0"/>
+                <w:bCs w:val="0"/>
+                <w:i w:val="0"/>
+                <w:iCs w:val="0"/>
+                <w:color w:val="000000"/>
+                <w:kern w:val="0"/>
+                <w:sz w:val="20"/>
+                <w:szCs w:val="20"/>
+                <w:u w:val="none"/>
+                <w:lang w:val="en-US" w:eastAsia="zh-CN" w:bidi="ar"/>
+              </w:rPr>
+            </w:pPr>
+            <w:r>
+              <w:rPr>
+                <w:rFonts w:hint="eastAsia" w:ascii="Times New Roman" w:hAnsi="Times New Roman" w:eastAsia="宋体" w:cs="Times New Roman"/>
+                <w:b w:val="0"/>
+                <w:bCs w:val="0"/>
+                <w:i w:val="0"/>
+                <w:iCs w:val="0"/>
+                <w:color w:val="000000"/>
+                <w:kern w:val="0"/>
+                <w:sz w:val="20"/>
+                <w:szCs w:val="20"/>
+                <w:u w:val="none"/>
+                <w:lang w:val="en-US" w:eastAsia="zh-CN" w:bidi="ar"/>
+              </w:rPr>
+              <w:t>MET</w:t>
+            </w:r>
+          </w:p>
+        </w:tc>
+        <w:tc>
+          <w:tcPr>
+            <w:tcW w:w="720" w:type="pct"/>
+            <w:tcBorders>
+              <w:top w:val="single" w:color="000000" w:sz="4" w:space="0"/>
+              <w:left w:val="single" w:color="000000" w:sz="4" w:space="0"/>
+              <w:bottom w:val="single" w:color="000000" w:sz="4" w:space="0"/>
+              <w:right w:val="single" w:color="000000" w:sz="4" w:space="0"/>
+            </w:tcBorders>
+            <w:shd w:val="clear" w:color="auto" w:fill="FFFFFF"/>
+            <w:vAlign w:val="center"/>
+          </w:tcPr>
+          <w:p>
+            <w:pPr>
+              <w:keepNext w:val="0"/>
+              <w:keepLines w:val="0"/>
+              <w:widowControl/>
+              <w:suppressLineNumbers w:val="0"/>
+              <w:jc w:val="left"/>
+              <w:textAlignment w:val="center"/>
+              <w:rPr>
+                <w:rFonts w:hint="default" w:ascii="Times New Roman" w:hAnsi="Times New Roman" w:eastAsia="宋体" w:cs="Times New Roman"/>
+                <w:b w:val="0"/>
+                <w:bCs w:val="0"/>
+                <w:i w:val="0"/>
+                <w:iCs w:val="0"/>
+                <w:color w:val="000000"/>
+                <w:kern w:val="0"/>
+                <w:sz w:val="20"/>
+                <w:szCs w:val="20"/>
+                <w:u w:val="none"/>
+                <w:lang w:val="en-US" w:eastAsia="zh-CN" w:bidi="ar"/>
+              </w:rPr>
+            </w:pPr>
+            <w:r>
+              <w:rPr>
+                <w:rFonts w:hint="default" w:ascii="Times New Roman" w:hAnsi="Times New Roman" w:eastAsia="宋体" w:cs="Times New Roman"/>
+                <w:b w:val="0"/>
+                <w:bCs w:val="0"/>
+                <w:i w:val="0"/>
+                <w:iCs w:val="0"/>
+                <w:color w:val="000000"/>
+                <w:kern w:val="0"/>
+                <w:sz w:val="20"/>
+                <w:szCs w:val="20"/>
+                <w:u w:val="none"/>
+                <w:lang w:val="en-US" w:eastAsia="zh-CN" w:bidi="ar"/>
+              </w:rPr>
+              <w:t>Amplification</w:t>
+            </w:r>
+          </w:p>
+        </w:tc>
+        <w:tc>
+          <w:tcPr>
+            <w:tcW w:w="1761" w:type="pct"/>
+            <w:tcBorders>
+              <w:top w:val="single" w:color="000000" w:sz="4" w:space="0"/>
+              <w:left w:val="single" w:color="000000" w:sz="4" w:space="0"/>
+              <w:bottom w:val="single" w:color="000000" w:sz="4" w:space="0"/>
+              <w:right w:val="single" w:color="000000" w:sz="4" w:space="0"/>
+            </w:tcBorders>
+            <w:shd w:val="clear" w:color="auto" w:fill="FFFFFF"/>
+            <w:vAlign w:val="center"/>
+          </w:tcPr>
+          <w:p>
+            <w:pPr>
+              <w:keepNext w:val="0"/>
+              <w:keepLines w:val="0"/>
+              <w:widowControl/>
+              <w:suppressLineNumbers w:val="0"/>
+              <w:jc w:val="left"/>
+              <w:textAlignment w:val="center"/>
+              <w:rPr>
+                <w:rFonts w:hint="default" w:ascii="Times New Roman" w:hAnsi="Times New Roman" w:eastAsia="宋体" w:cs="Times New Roman"/>
+                <w:b w:val="0"/>
+                <w:bCs w:val="0"/>
+                <w:i w:val="0"/>
+                <w:iCs w:val="0"/>
+                <w:color w:val="000000"/>
+                <w:kern w:val="0"/>
+                <w:sz w:val="20"/>
+                <w:szCs w:val="20"/>
+                <w:u w:val="none"/>
+                <w:lang w:val="en-US" w:eastAsia="zh-CN" w:bidi="ar"/>
+              </w:rPr>
+            </w:pPr>
+          </w:p>
+        </w:tc>
+        <w:tc>
+          <w:tcPr>
+            <w:tcW w:w="1969" w:type="pct"/>
+            <w:tcBorders>
+              <w:top w:val="single" w:color="000000" w:sz="4" w:space="0"/>
+              <w:left w:val="single" w:color="000000" w:sz="4" w:space="0"/>
+              <w:bottom w:val="single" w:color="000000" w:sz="4" w:space="0"/>
+              <w:right w:val="single" w:color="000000" w:sz="4" w:space="0"/>
+            </w:tcBorders>
+            <w:shd w:val="clear" w:color="auto" w:fill="FFFFFF"/>
+            <w:noWrap/>
+            <w:vAlign w:val="center"/>
+          </w:tcPr>
+          <w:p>
+            <w:pPr>
+              <w:keepNext w:val="0"/>
+              <w:keepLines w:val="0"/>
+              <w:widowControl/>
+              <w:suppressLineNumbers w:val="0"/>
+              <w:jc w:val="left"/>
+              <w:textAlignment w:val="center"/>
+              <w:rPr>
+                <w:rFonts w:hint="default" w:ascii="Times New Roman" w:hAnsi="Times New Roman" w:eastAsia="宋体" w:cs="Times New Roman"/>
+                <w:b w:val="0"/>
+                <w:bCs w:val="0"/>
+                <w:i w:val="0"/>
+                <w:iCs w:val="0"/>
+                <w:color w:val="000000"/>
+                <w:kern w:val="0"/>
+                <w:sz w:val="20"/>
+                <w:szCs w:val="20"/>
+                <w:u w:val="none"/>
+                <w:lang w:val="en-US" w:eastAsia="zh-CN" w:bidi="ar"/>
+              </w:rPr>
+            </w:pPr>
           </w:p>
         </w:tc>
       </w:tr>
@@ -44801,7 +43775,7 @@
                 <w:u w:val="none"/>
                 <w:lang w:val="en-US" w:eastAsia="zh-CN" w:bidi="ar"/>
               </w:rPr>
-              <w:t>RET</w:t>
+              <w:t>MET</w:t>
             </w:r>
           </w:p>
         </w:tc>
@@ -44905,7 +43879,7 @@
                 <w:u w:val="none"/>
                 <w:lang w:val="en-US" w:eastAsia="zh-CN" w:bidi="ar"/>
               </w:rPr>
-              <w:t>c.2497C&gt;T</w:t>
+              <w:t>c.3028G&gt;C</w:t>
             </w:r>
           </w:p>
         </w:tc>
@@ -44958,7 +43932,7 @@
                 <w:u w:val="none"/>
                 <w:lang w:val="en-US" w:eastAsia="zh-CN" w:bidi="ar"/>
               </w:rPr>
-              <w:t>p.R833C</w:t>
+              <w:t>p.D1010H</w:t>
             </w:r>
           </w:p>
         </w:tc>
@@ -45032,7 +44006,7 @@
                 <w:u w:val="none"/>
                 <w:lang w:val="en-US" w:eastAsia="zh-CN" w:bidi="ar"/>
               </w:rPr>
-              <w:t>NTRK1</w:t>
+              <w:t>RET</w:t>
             </w:r>
           </w:p>
         </w:tc>
@@ -45084,7 +44058,7 @@
                 <w:u w:val="none"/>
                 <w:lang w:val="en-US" w:eastAsia="zh-CN" w:bidi="ar"/>
               </w:rPr>
-              <w:t>T21N10</w:t>
+              <w:t>K15R12</w:t>
             </w:r>
           </w:p>
         </w:tc>
@@ -45136,7 +44110,7 @@
                 <w:u w:val="none"/>
                 <w:lang w:val="en-US" w:eastAsia="zh-CN" w:bidi="ar"/>
               </w:rPr>
-              <w:t>TPR-NTRK1</w:t>
+              <w:t>KIF5B-RET</w:t>
             </w:r>
           </w:p>
         </w:tc>
@@ -45189,7 +44163,7 @@
                 <w:u w:val="none"/>
                 <w:lang w:val="en-US" w:eastAsia="zh-CN" w:bidi="ar"/>
               </w:rPr>
-              <w:t>TPR-NTRK1</w:t>
+              <w:t>KIF5B-RET</w:t>
             </w:r>
             <w:r>
               <w:rPr>
@@ -45221,7 +44195,7 @@
                 <w:u w:val="none"/>
                 <w:lang w:val="en-US" w:eastAsia="zh-CN" w:bidi="ar"/>
               </w:rPr>
-              <w:t>T21N10</w:t>
+              <w:t>K15R12</w:t>
             </w:r>
           </w:p>
         </w:tc>
@@ -45295,7 +44269,7 @@
                 <w:u w:val="none"/>
                 <w:lang w:val="en-US" w:eastAsia="zh-CN" w:bidi="ar"/>
               </w:rPr>
-              <w:t>NTRK2</w:t>
+              <w:t>RET</w:t>
             </w:r>
           </w:p>
         </w:tc>
@@ -45347,7 +44321,7 @@
                 <w:u w:val="none"/>
                 <w:lang w:val="en-US" w:eastAsia="zh-CN" w:bidi="ar"/>
               </w:rPr>
-              <w:t>B2N16</w:t>
+              <w:t>C8R12</w:t>
             </w:r>
           </w:p>
         </w:tc>
@@ -45399,7 +44373,7 @@
                 <w:u w:val="none"/>
                 <w:lang w:val="en-US" w:eastAsia="zh-CN" w:bidi="ar"/>
               </w:rPr>
-              <w:t>B4GALT1-NTRK2</w:t>
+              <w:t>CCDC6-RET</w:t>
             </w:r>
           </w:p>
         </w:tc>
@@ -45452,7 +44426,7 @@
                 <w:u w:val="none"/>
                 <w:lang w:val="en-US" w:eastAsia="zh-CN" w:bidi="ar"/>
               </w:rPr>
-              <w:t>B4GALT1-NTRK2</w:t>
+              <w:t>CCDC6-RET</w:t>
             </w:r>
             <w:r>
               <w:rPr>
@@ -45484,7 +44458,7 @@
                 <w:u w:val="none"/>
                 <w:lang w:val="en-US" w:eastAsia="zh-CN" w:bidi="ar"/>
               </w:rPr>
-              <w:t>B2N16</w:t>
+              <w:t>C8:R12</w:t>
             </w:r>
           </w:p>
         </w:tc>
@@ -45499,6 +44473,991 @@
             <w:insideH w:val="none" w:color="auto" w:sz="0" w:space="0"/>
             <w:insideV w:val="none" w:color="auto" w:sz="0" w:space="0"/>
           </w:tblBorders>
+          <w:tblCellMar>
+            <w:top w:w="0" w:type="dxa"/>
+            <w:left w:w="108" w:type="dxa"/>
+            <w:bottom w:w="0" w:type="dxa"/>
+            <w:right w:w="108" w:type="dxa"/>
+          </w:tblCellMar>
+        </w:tblPrEx>
+        <w:trPr>
+          <w:trHeight w:val="340" w:hRule="atLeast"/>
+        </w:trPr>
+        <w:tc>
+          <w:tcPr>
+            <w:tcW w:w="548" w:type="pct"/>
+            <w:tcBorders>
+              <w:top w:val="single" w:color="000000" w:sz="4" w:space="0"/>
+              <w:left w:val="single" w:color="000000" w:sz="4" w:space="0"/>
+              <w:bottom w:val="single" w:color="000000" w:sz="4" w:space="0"/>
+              <w:right w:val="single" w:color="000000" w:sz="4" w:space="0"/>
+            </w:tcBorders>
+            <w:shd w:val="clear" w:color="auto" w:fill="FFFFFF"/>
+            <w:vAlign w:val="center"/>
+          </w:tcPr>
+          <w:p>
+            <w:pPr>
+              <w:keepNext w:val="0"/>
+              <w:keepLines w:val="0"/>
+              <w:widowControl/>
+              <w:suppressLineNumbers w:val="0"/>
+              <w:jc w:val="left"/>
+              <w:textAlignment w:val="center"/>
+              <w:rPr>
+                <w:rFonts w:hint="default" w:ascii="Times New Roman" w:hAnsi="Times New Roman" w:eastAsia="宋体" w:cs="Times New Roman"/>
+                <w:b w:val="0"/>
+                <w:bCs w:val="0"/>
+                <w:i w:val="0"/>
+                <w:iCs w:val="0"/>
+                <w:color w:val="000000"/>
+                <w:kern w:val="0"/>
+                <w:sz w:val="20"/>
+                <w:szCs w:val="20"/>
+                <w:u w:val="none"/>
+                <w:lang w:val="en-US" w:eastAsia="zh-CN" w:bidi="ar"/>
+              </w:rPr>
+            </w:pPr>
+            <w:r>
+              <w:rPr>
+                <w:rFonts w:hint="eastAsia" w:ascii="Times New Roman" w:hAnsi="Times New Roman" w:eastAsia="宋体" w:cs="Times New Roman"/>
+                <w:b w:val="0"/>
+                <w:bCs w:val="0"/>
+                <w:i w:val="0"/>
+                <w:iCs w:val="0"/>
+                <w:color w:val="000000"/>
+                <w:kern w:val="0"/>
+                <w:sz w:val="20"/>
+                <w:szCs w:val="20"/>
+                <w:u w:val="none"/>
+                <w:lang w:val="en-US" w:eastAsia="zh-CN" w:bidi="ar"/>
+              </w:rPr>
+              <w:t>RET</w:t>
+            </w:r>
+          </w:p>
+        </w:tc>
+        <w:tc>
+          <w:tcPr>
+            <w:tcW w:w="720" w:type="pct"/>
+            <w:tcBorders>
+              <w:top w:val="single" w:color="000000" w:sz="4" w:space="0"/>
+              <w:left w:val="single" w:color="000000" w:sz="4" w:space="0"/>
+              <w:bottom w:val="single" w:color="000000" w:sz="4" w:space="0"/>
+              <w:right w:val="single" w:color="000000" w:sz="4" w:space="0"/>
+            </w:tcBorders>
+            <w:shd w:val="clear" w:color="auto" w:fill="FFFFFF"/>
+            <w:vAlign w:val="center"/>
+          </w:tcPr>
+          <w:p>
+            <w:pPr>
+              <w:keepNext w:val="0"/>
+              <w:keepLines w:val="0"/>
+              <w:widowControl/>
+              <w:suppressLineNumbers w:val="0"/>
+              <w:jc w:val="left"/>
+              <w:textAlignment w:val="center"/>
+              <w:rPr>
+                <w:rFonts w:hint="default" w:ascii="Times New Roman" w:hAnsi="Times New Roman" w:eastAsia="宋体" w:cs="Times New Roman"/>
+                <w:b w:val="0"/>
+                <w:bCs w:val="0"/>
+                <w:i w:val="0"/>
+                <w:iCs w:val="0"/>
+                <w:color w:val="000000"/>
+                <w:kern w:val="0"/>
+                <w:sz w:val="20"/>
+                <w:szCs w:val="20"/>
+                <w:u w:val="none"/>
+                <w:lang w:val="en-US" w:eastAsia="zh-CN" w:bidi="ar"/>
+              </w:rPr>
+            </w:pPr>
+            <w:r>
+              <w:rPr>
+                <w:rFonts w:hint="eastAsia" w:ascii="Times New Roman" w:hAnsi="Times New Roman" w:eastAsia="宋体" w:cs="Times New Roman"/>
+                <w:b w:val="0"/>
+                <w:bCs w:val="0"/>
+                <w:i w:val="0"/>
+                <w:iCs w:val="0"/>
+                <w:color w:val="000000"/>
+                <w:kern w:val="0"/>
+                <w:sz w:val="20"/>
+                <w:szCs w:val="20"/>
+                <w:u w:val="none"/>
+                <w:lang w:val="en-US" w:eastAsia="zh-CN" w:bidi="ar"/>
+              </w:rPr>
+              <w:t>5</w:t>
+            </w:r>
+          </w:p>
+        </w:tc>
+        <w:tc>
+          <w:tcPr>
+            <w:tcW w:w="1761" w:type="pct"/>
+            <w:tcBorders>
+              <w:top w:val="single" w:color="000000" w:sz="4" w:space="0"/>
+              <w:left w:val="single" w:color="000000" w:sz="4" w:space="0"/>
+              <w:bottom w:val="single" w:color="000000" w:sz="4" w:space="0"/>
+              <w:right w:val="single" w:color="000000" w:sz="4" w:space="0"/>
+            </w:tcBorders>
+            <w:shd w:val="clear" w:color="auto" w:fill="FFFFFF"/>
+            <w:vAlign w:val="center"/>
+          </w:tcPr>
+          <w:p>
+            <w:pPr>
+              <w:keepNext w:val="0"/>
+              <w:keepLines w:val="0"/>
+              <w:widowControl/>
+              <w:suppressLineNumbers w:val="0"/>
+              <w:jc w:val="left"/>
+              <w:textAlignment w:val="center"/>
+              <w:rPr>
+                <w:rFonts w:hint="default" w:ascii="Times New Roman" w:hAnsi="Times New Roman" w:eastAsia="宋体" w:cs="Times New Roman"/>
+                <w:b w:val="0"/>
+                <w:bCs w:val="0"/>
+                <w:i w:val="0"/>
+                <w:iCs w:val="0"/>
+                <w:color w:val="000000"/>
+                <w:kern w:val="0"/>
+                <w:sz w:val="20"/>
+                <w:szCs w:val="20"/>
+                <w:u w:val="none"/>
+                <w:lang w:val="en-US" w:eastAsia="zh-CN" w:bidi="ar"/>
+              </w:rPr>
+            </w:pPr>
+            <w:r>
+              <w:rPr>
+                <w:rFonts w:hint="default" w:ascii="Times New Roman" w:hAnsi="Times New Roman" w:eastAsia="宋体" w:cs="Times New Roman"/>
+                <w:b w:val="0"/>
+                <w:bCs w:val="0"/>
+                <w:i w:val="0"/>
+                <w:iCs w:val="0"/>
+                <w:color w:val="000000"/>
+                <w:kern w:val="0"/>
+                <w:sz w:val="20"/>
+                <w:szCs w:val="20"/>
+                <w:u w:val="none"/>
+                <w:lang w:val="en-US" w:eastAsia="zh-CN" w:bidi="ar"/>
+              </w:rPr>
+              <w:t>c.874G&gt;A</w:t>
+            </w:r>
+          </w:p>
+        </w:tc>
+        <w:tc>
+          <w:tcPr>
+            <w:tcW w:w="1969" w:type="pct"/>
+            <w:tcBorders>
+              <w:top w:val="single" w:color="000000" w:sz="4" w:space="0"/>
+              <w:left w:val="single" w:color="000000" w:sz="4" w:space="0"/>
+              <w:bottom w:val="single" w:color="000000" w:sz="4" w:space="0"/>
+              <w:right w:val="single" w:color="000000" w:sz="4" w:space="0"/>
+            </w:tcBorders>
+            <w:shd w:val="clear" w:color="auto" w:fill="FFFFFF"/>
+            <w:noWrap/>
+            <w:vAlign w:val="center"/>
+          </w:tcPr>
+          <w:p>
+            <w:pPr>
+              <w:keepNext w:val="0"/>
+              <w:keepLines w:val="0"/>
+              <w:widowControl/>
+              <w:suppressLineNumbers w:val="0"/>
+              <w:jc w:val="left"/>
+              <w:textAlignment w:val="center"/>
+              <w:rPr>
+                <w:rFonts w:hint="default" w:ascii="Times New Roman" w:hAnsi="Times New Roman" w:eastAsia="宋体" w:cs="Times New Roman"/>
+                <w:b w:val="0"/>
+                <w:bCs w:val="0"/>
+                <w:i w:val="0"/>
+                <w:iCs w:val="0"/>
+                <w:color w:val="000000"/>
+                <w:kern w:val="0"/>
+                <w:sz w:val="20"/>
+                <w:szCs w:val="20"/>
+                <w:u w:val="none"/>
+                <w:lang w:val="en-US" w:eastAsia="zh-CN" w:bidi="ar"/>
+              </w:rPr>
+            </w:pPr>
+            <w:r>
+              <w:rPr>
+                <w:rFonts w:hint="default" w:ascii="Times New Roman" w:hAnsi="Times New Roman" w:eastAsia="宋体" w:cs="Times New Roman"/>
+                <w:b w:val="0"/>
+                <w:bCs w:val="0"/>
+                <w:i w:val="0"/>
+                <w:iCs w:val="0"/>
+                <w:color w:val="000000"/>
+                <w:kern w:val="0"/>
+                <w:sz w:val="20"/>
+                <w:szCs w:val="20"/>
+                <w:u w:val="none"/>
+                <w:lang w:val="en-US" w:eastAsia="zh-CN" w:bidi="ar"/>
+              </w:rPr>
+              <w:t>p.V292M</w:t>
+            </w:r>
+          </w:p>
+        </w:tc>
+      </w:tr>
+      <w:tr>
+        <w:tblPrEx>
+          <w:tblBorders>
+            <w:top w:val="none" w:color="auto" w:sz="0" w:space="0"/>
+            <w:left w:val="none" w:color="auto" w:sz="0" w:space="0"/>
+            <w:bottom w:val="none" w:color="auto" w:sz="0" w:space="0"/>
+            <w:right w:val="none" w:color="auto" w:sz="0" w:space="0"/>
+            <w:insideH w:val="none" w:color="auto" w:sz="0" w:space="0"/>
+            <w:insideV w:val="none" w:color="auto" w:sz="0" w:space="0"/>
+          </w:tblBorders>
+          <w:tblCellMar>
+            <w:top w:w="0" w:type="dxa"/>
+            <w:left w:w="108" w:type="dxa"/>
+            <w:bottom w:w="0" w:type="dxa"/>
+            <w:right w:w="108" w:type="dxa"/>
+          </w:tblCellMar>
+        </w:tblPrEx>
+        <w:trPr>
+          <w:trHeight w:val="340" w:hRule="atLeast"/>
+        </w:trPr>
+        <w:tc>
+          <w:tcPr>
+            <w:tcW w:w="548" w:type="pct"/>
+            <w:tcBorders>
+              <w:top w:val="single" w:color="000000" w:sz="4" w:space="0"/>
+              <w:left w:val="single" w:color="000000" w:sz="4" w:space="0"/>
+              <w:bottom w:val="single" w:color="000000" w:sz="4" w:space="0"/>
+              <w:right w:val="single" w:color="000000" w:sz="4" w:space="0"/>
+            </w:tcBorders>
+            <w:shd w:val="clear" w:color="auto" w:fill="FFFFFF"/>
+            <w:vAlign w:val="center"/>
+          </w:tcPr>
+          <w:p>
+            <w:pPr>
+              <w:keepNext w:val="0"/>
+              <w:keepLines w:val="0"/>
+              <w:widowControl/>
+              <w:suppressLineNumbers w:val="0"/>
+              <w:jc w:val="left"/>
+              <w:textAlignment w:val="center"/>
+              <w:rPr>
+                <w:rFonts w:hint="default" w:ascii="Times New Roman" w:hAnsi="Times New Roman" w:eastAsia="宋体" w:cs="Times New Roman"/>
+                <w:b w:val="0"/>
+                <w:bCs w:val="0"/>
+                <w:i w:val="0"/>
+                <w:iCs w:val="0"/>
+                <w:color w:val="000000"/>
+                <w:kern w:val="0"/>
+                <w:sz w:val="20"/>
+                <w:szCs w:val="20"/>
+                <w:u w:val="none"/>
+                <w:lang w:val="en-US" w:eastAsia="zh-CN" w:bidi="ar"/>
+              </w:rPr>
+            </w:pPr>
+            <w:r>
+              <w:rPr>
+                <w:rFonts w:hint="eastAsia" w:ascii="Times New Roman" w:hAnsi="Times New Roman" w:eastAsia="宋体" w:cs="Times New Roman"/>
+                <w:b w:val="0"/>
+                <w:bCs w:val="0"/>
+                <w:i w:val="0"/>
+                <w:iCs w:val="0"/>
+                <w:color w:val="000000"/>
+                <w:kern w:val="0"/>
+                <w:sz w:val="20"/>
+                <w:szCs w:val="20"/>
+                <w:u w:val="none"/>
+                <w:lang w:val="en-US" w:eastAsia="zh-CN" w:bidi="ar"/>
+              </w:rPr>
+              <w:t>RET</w:t>
+            </w:r>
+          </w:p>
+        </w:tc>
+        <w:tc>
+          <w:tcPr>
+            <w:tcW w:w="720" w:type="pct"/>
+            <w:tcBorders>
+              <w:top w:val="single" w:color="000000" w:sz="4" w:space="0"/>
+              <w:left w:val="single" w:color="000000" w:sz="4" w:space="0"/>
+              <w:bottom w:val="single" w:color="000000" w:sz="4" w:space="0"/>
+              <w:right w:val="single" w:color="000000" w:sz="4" w:space="0"/>
+            </w:tcBorders>
+            <w:shd w:val="clear" w:color="auto" w:fill="FFFFFF"/>
+            <w:vAlign w:val="center"/>
+          </w:tcPr>
+          <w:p>
+            <w:pPr>
+              <w:keepNext w:val="0"/>
+              <w:keepLines w:val="0"/>
+              <w:widowControl/>
+              <w:suppressLineNumbers w:val="0"/>
+              <w:jc w:val="left"/>
+              <w:textAlignment w:val="center"/>
+              <w:rPr>
+                <w:rFonts w:hint="default" w:ascii="Times New Roman" w:hAnsi="Times New Roman" w:eastAsia="宋体" w:cs="Times New Roman"/>
+                <w:b w:val="0"/>
+                <w:bCs w:val="0"/>
+                <w:i w:val="0"/>
+                <w:iCs w:val="0"/>
+                <w:color w:val="000000"/>
+                <w:kern w:val="0"/>
+                <w:sz w:val="20"/>
+                <w:szCs w:val="20"/>
+                <w:u w:val="none"/>
+                <w:lang w:val="en-US" w:eastAsia="zh-CN" w:bidi="ar"/>
+              </w:rPr>
+            </w:pPr>
+            <w:r>
+              <w:rPr>
+                <w:rFonts w:hint="eastAsia" w:ascii="Times New Roman" w:hAnsi="Times New Roman" w:eastAsia="宋体" w:cs="Times New Roman"/>
+                <w:b w:val="0"/>
+                <w:bCs w:val="0"/>
+                <w:i w:val="0"/>
+                <w:iCs w:val="0"/>
+                <w:color w:val="000000"/>
+                <w:kern w:val="0"/>
+                <w:sz w:val="20"/>
+                <w:szCs w:val="20"/>
+                <w:u w:val="none"/>
+                <w:lang w:val="en-US" w:eastAsia="zh-CN" w:bidi="ar"/>
+              </w:rPr>
+              <w:t>14</w:t>
+            </w:r>
+          </w:p>
+        </w:tc>
+        <w:tc>
+          <w:tcPr>
+            <w:tcW w:w="1761" w:type="pct"/>
+            <w:tcBorders>
+              <w:top w:val="single" w:color="000000" w:sz="4" w:space="0"/>
+              <w:left w:val="single" w:color="000000" w:sz="4" w:space="0"/>
+              <w:bottom w:val="single" w:color="000000" w:sz="4" w:space="0"/>
+              <w:right w:val="single" w:color="000000" w:sz="4" w:space="0"/>
+            </w:tcBorders>
+            <w:shd w:val="clear" w:color="auto" w:fill="FFFFFF"/>
+            <w:vAlign w:val="center"/>
+          </w:tcPr>
+          <w:p>
+            <w:pPr>
+              <w:keepNext w:val="0"/>
+              <w:keepLines w:val="0"/>
+              <w:widowControl/>
+              <w:suppressLineNumbers w:val="0"/>
+              <w:jc w:val="left"/>
+              <w:textAlignment w:val="center"/>
+              <w:rPr>
+                <w:rFonts w:hint="default" w:ascii="Times New Roman" w:hAnsi="Times New Roman" w:eastAsia="宋体" w:cs="Times New Roman"/>
+                <w:b w:val="0"/>
+                <w:bCs w:val="0"/>
+                <w:i w:val="0"/>
+                <w:iCs w:val="0"/>
+                <w:color w:val="000000"/>
+                <w:kern w:val="0"/>
+                <w:sz w:val="20"/>
+                <w:szCs w:val="20"/>
+                <w:u w:val="none"/>
+                <w:lang w:val="en-US" w:eastAsia="zh-CN" w:bidi="ar"/>
+              </w:rPr>
+            </w:pPr>
+            <w:r>
+              <w:rPr>
+                <w:rFonts w:hint="default" w:ascii="Times New Roman" w:hAnsi="Times New Roman" w:eastAsia="宋体" w:cs="Times New Roman"/>
+                <w:b w:val="0"/>
+                <w:bCs w:val="0"/>
+                <w:i w:val="0"/>
+                <w:iCs w:val="0"/>
+                <w:color w:val="000000"/>
+                <w:kern w:val="0"/>
+                <w:sz w:val="20"/>
+                <w:szCs w:val="20"/>
+                <w:u w:val="none"/>
+                <w:lang w:val="en-US" w:eastAsia="zh-CN" w:bidi="ar"/>
+              </w:rPr>
+              <w:t>c.2497C&gt;T</w:t>
+            </w:r>
+          </w:p>
+        </w:tc>
+        <w:tc>
+          <w:tcPr>
+            <w:tcW w:w="1969" w:type="pct"/>
+            <w:tcBorders>
+              <w:top w:val="single" w:color="000000" w:sz="4" w:space="0"/>
+              <w:left w:val="single" w:color="000000" w:sz="4" w:space="0"/>
+              <w:bottom w:val="single" w:color="000000" w:sz="4" w:space="0"/>
+              <w:right w:val="single" w:color="000000" w:sz="4" w:space="0"/>
+            </w:tcBorders>
+            <w:shd w:val="clear" w:color="auto" w:fill="FFFFFF"/>
+            <w:noWrap/>
+            <w:vAlign w:val="center"/>
+          </w:tcPr>
+          <w:p>
+            <w:pPr>
+              <w:keepNext w:val="0"/>
+              <w:keepLines w:val="0"/>
+              <w:widowControl/>
+              <w:suppressLineNumbers w:val="0"/>
+              <w:jc w:val="left"/>
+              <w:textAlignment w:val="center"/>
+              <w:rPr>
+                <w:rFonts w:hint="default" w:ascii="Times New Roman" w:hAnsi="Times New Roman" w:eastAsia="宋体" w:cs="Times New Roman"/>
+                <w:b w:val="0"/>
+                <w:bCs w:val="0"/>
+                <w:i w:val="0"/>
+                <w:iCs w:val="0"/>
+                <w:color w:val="000000"/>
+                <w:kern w:val="0"/>
+                <w:sz w:val="20"/>
+                <w:szCs w:val="20"/>
+                <w:u w:val="none"/>
+                <w:lang w:val="en-US" w:eastAsia="zh-CN" w:bidi="ar"/>
+              </w:rPr>
+            </w:pPr>
+            <w:r>
+              <w:rPr>
+                <w:rFonts w:hint="default" w:ascii="Times New Roman" w:hAnsi="Times New Roman" w:eastAsia="宋体" w:cs="Times New Roman"/>
+                <w:b w:val="0"/>
+                <w:bCs w:val="0"/>
+                <w:i w:val="0"/>
+                <w:iCs w:val="0"/>
+                <w:color w:val="000000"/>
+                <w:kern w:val="0"/>
+                <w:sz w:val="20"/>
+                <w:szCs w:val="20"/>
+                <w:u w:val="none"/>
+                <w:lang w:val="en-US" w:eastAsia="zh-CN" w:bidi="ar"/>
+              </w:rPr>
+              <w:t>p.R833C</w:t>
+            </w:r>
+          </w:p>
+        </w:tc>
+      </w:tr>
+      <w:tr>
+        <w:tblPrEx>
+          <w:tblBorders>
+            <w:top w:val="none" w:color="auto" w:sz="0" w:space="0"/>
+            <w:left w:val="none" w:color="auto" w:sz="0" w:space="0"/>
+            <w:bottom w:val="none" w:color="auto" w:sz="0" w:space="0"/>
+            <w:right w:val="none" w:color="auto" w:sz="0" w:space="0"/>
+            <w:insideH w:val="none" w:color="auto" w:sz="0" w:space="0"/>
+            <w:insideV w:val="none" w:color="auto" w:sz="0" w:space="0"/>
+          </w:tblBorders>
+          <w:tblCellMar>
+            <w:top w:w="0" w:type="dxa"/>
+            <w:left w:w="108" w:type="dxa"/>
+            <w:bottom w:w="0" w:type="dxa"/>
+            <w:right w:w="108" w:type="dxa"/>
+          </w:tblCellMar>
+        </w:tblPrEx>
+        <w:trPr>
+          <w:trHeight w:val="340" w:hRule="atLeast"/>
+        </w:trPr>
+        <w:tc>
+          <w:tcPr>
+            <w:tcW w:w="548" w:type="pct"/>
+            <w:tcBorders>
+              <w:top w:val="single" w:color="000000" w:sz="4" w:space="0"/>
+              <w:left w:val="single" w:color="000000" w:sz="4" w:space="0"/>
+              <w:bottom w:val="single" w:color="000000" w:sz="4" w:space="0"/>
+              <w:right w:val="single" w:color="000000" w:sz="4" w:space="0"/>
+            </w:tcBorders>
+            <w:shd w:val="clear" w:color="auto" w:fill="FFFFFF"/>
+            <w:vAlign w:val="center"/>
+          </w:tcPr>
+          <w:p>
+            <w:pPr>
+              <w:keepNext w:val="0"/>
+              <w:keepLines w:val="0"/>
+              <w:widowControl/>
+              <w:suppressLineNumbers w:val="0"/>
+              <w:jc w:val="left"/>
+              <w:textAlignment w:val="center"/>
+              <w:rPr>
+                <w:rFonts w:hint="default" w:ascii="Times New Roman" w:hAnsi="Times New Roman" w:eastAsia="宋体" w:cs="Times New Roman"/>
+                <w:b w:val="0"/>
+                <w:bCs w:val="0"/>
+                <w:i w:val="0"/>
+                <w:iCs w:val="0"/>
+                <w:color w:val="000000"/>
+                <w:kern w:val="0"/>
+                <w:sz w:val="20"/>
+                <w:szCs w:val="20"/>
+                <w:u w:val="none"/>
+                <w:lang w:val="en-US" w:eastAsia="zh-CN" w:bidi="ar"/>
+              </w:rPr>
+            </w:pPr>
+            <w:r>
+              <w:rPr>
+                <w:rFonts w:hint="eastAsia" w:ascii="Times New Roman" w:hAnsi="Times New Roman" w:eastAsia="宋体" w:cs="Times New Roman"/>
+                <w:b w:val="0"/>
+                <w:bCs w:val="0"/>
+                <w:i w:val="0"/>
+                <w:iCs w:val="0"/>
+                <w:color w:val="000000"/>
+                <w:kern w:val="0"/>
+                <w:sz w:val="20"/>
+                <w:szCs w:val="20"/>
+                <w:u w:val="none"/>
+                <w:lang w:val="en-US" w:eastAsia="zh-CN" w:bidi="ar"/>
+              </w:rPr>
+              <w:t>NTRK1</w:t>
+            </w:r>
+          </w:p>
+        </w:tc>
+        <w:tc>
+          <w:tcPr>
+            <w:tcW w:w="720" w:type="pct"/>
+            <w:tcBorders>
+              <w:top w:val="single" w:color="000000" w:sz="4" w:space="0"/>
+              <w:left w:val="single" w:color="000000" w:sz="4" w:space="0"/>
+              <w:bottom w:val="single" w:color="000000" w:sz="4" w:space="0"/>
+              <w:right w:val="single" w:color="000000" w:sz="4" w:space="0"/>
+            </w:tcBorders>
+            <w:shd w:val="clear" w:color="auto" w:fill="FFFFFF"/>
+            <w:vAlign w:val="center"/>
+          </w:tcPr>
+          <w:p>
+            <w:pPr>
+              <w:keepNext w:val="0"/>
+              <w:keepLines w:val="0"/>
+              <w:widowControl/>
+              <w:suppressLineNumbers w:val="0"/>
+              <w:jc w:val="left"/>
+              <w:textAlignment w:val="center"/>
+              <w:rPr>
+                <w:rFonts w:hint="default" w:ascii="Times New Roman" w:hAnsi="Times New Roman" w:eastAsia="宋体" w:cs="Times New Roman"/>
+                <w:b w:val="0"/>
+                <w:bCs w:val="0"/>
+                <w:i w:val="0"/>
+                <w:iCs w:val="0"/>
+                <w:color w:val="000000"/>
+                <w:kern w:val="0"/>
+                <w:sz w:val="20"/>
+                <w:szCs w:val="20"/>
+                <w:u w:val="none"/>
+                <w:lang w:val="en-US" w:eastAsia="zh-CN" w:bidi="ar"/>
+              </w:rPr>
+            </w:pPr>
+            <w:r>
+              <w:rPr>
+                <w:rFonts w:hint="default" w:ascii="Times New Roman" w:hAnsi="Times New Roman" w:eastAsia="宋体" w:cs="Times New Roman"/>
+                <w:b w:val="0"/>
+                <w:bCs w:val="0"/>
+                <w:i w:val="0"/>
+                <w:iCs w:val="0"/>
+                <w:color w:val="000000"/>
+                <w:kern w:val="0"/>
+                <w:sz w:val="20"/>
+                <w:szCs w:val="20"/>
+                <w:u w:val="none"/>
+                <w:lang w:val="en-US" w:eastAsia="zh-CN" w:bidi="ar"/>
+              </w:rPr>
+              <w:t>T21N10</w:t>
+            </w:r>
+          </w:p>
+        </w:tc>
+        <w:tc>
+          <w:tcPr>
+            <w:tcW w:w="1761" w:type="pct"/>
+            <w:tcBorders>
+              <w:top w:val="single" w:color="000000" w:sz="4" w:space="0"/>
+              <w:left w:val="single" w:color="000000" w:sz="4" w:space="0"/>
+              <w:bottom w:val="single" w:color="000000" w:sz="4" w:space="0"/>
+              <w:right w:val="single" w:color="000000" w:sz="4" w:space="0"/>
+            </w:tcBorders>
+            <w:shd w:val="clear" w:color="auto" w:fill="FFFFFF"/>
+            <w:vAlign w:val="center"/>
+          </w:tcPr>
+          <w:p>
+            <w:pPr>
+              <w:keepNext w:val="0"/>
+              <w:keepLines w:val="0"/>
+              <w:widowControl/>
+              <w:suppressLineNumbers w:val="0"/>
+              <w:jc w:val="left"/>
+              <w:textAlignment w:val="center"/>
+              <w:rPr>
+                <w:rFonts w:hint="default" w:ascii="Times New Roman" w:hAnsi="Times New Roman" w:eastAsia="宋体" w:cs="Times New Roman"/>
+                <w:b w:val="0"/>
+                <w:bCs w:val="0"/>
+                <w:i w:val="0"/>
+                <w:iCs w:val="0"/>
+                <w:color w:val="000000"/>
+                <w:kern w:val="0"/>
+                <w:sz w:val="20"/>
+                <w:szCs w:val="20"/>
+                <w:u w:val="none"/>
+                <w:lang w:val="en-US" w:eastAsia="zh-CN" w:bidi="ar"/>
+              </w:rPr>
+            </w:pPr>
+            <w:r>
+              <w:rPr>
+                <w:rFonts w:hint="default" w:ascii="Times New Roman" w:hAnsi="Times New Roman" w:eastAsia="宋体" w:cs="Times New Roman"/>
+                <w:b w:val="0"/>
+                <w:bCs w:val="0"/>
+                <w:i w:val="0"/>
+                <w:iCs w:val="0"/>
+                <w:color w:val="000000"/>
+                <w:kern w:val="0"/>
+                <w:sz w:val="20"/>
+                <w:szCs w:val="20"/>
+                <w:u w:val="none"/>
+                <w:lang w:val="en-US" w:eastAsia="zh-CN" w:bidi="ar"/>
+              </w:rPr>
+              <w:t>TPR-NTRK1</w:t>
+            </w:r>
+          </w:p>
+        </w:tc>
+        <w:tc>
+          <w:tcPr>
+            <w:tcW w:w="1969" w:type="pct"/>
+            <w:tcBorders>
+              <w:top w:val="single" w:color="000000" w:sz="4" w:space="0"/>
+              <w:left w:val="single" w:color="000000" w:sz="4" w:space="0"/>
+              <w:bottom w:val="single" w:color="000000" w:sz="4" w:space="0"/>
+              <w:right w:val="single" w:color="000000" w:sz="4" w:space="0"/>
+            </w:tcBorders>
+            <w:shd w:val="clear" w:color="auto" w:fill="FFFFFF"/>
+            <w:noWrap/>
+            <w:vAlign w:val="center"/>
+          </w:tcPr>
+          <w:p>
+            <w:pPr>
+              <w:keepNext w:val="0"/>
+              <w:keepLines w:val="0"/>
+              <w:widowControl/>
+              <w:suppressLineNumbers w:val="0"/>
+              <w:jc w:val="left"/>
+              <w:textAlignment w:val="center"/>
+              <w:rPr>
+                <w:rFonts w:hint="default" w:ascii="Times New Roman" w:hAnsi="Times New Roman" w:eastAsia="宋体" w:cs="Times New Roman"/>
+                <w:b w:val="0"/>
+                <w:bCs w:val="0"/>
+                <w:i w:val="0"/>
+                <w:iCs w:val="0"/>
+                <w:color w:val="000000"/>
+                <w:kern w:val="0"/>
+                <w:sz w:val="20"/>
+                <w:szCs w:val="20"/>
+                <w:u w:val="none"/>
+                <w:lang w:val="en-US" w:eastAsia="zh-CN" w:bidi="ar"/>
+              </w:rPr>
+            </w:pPr>
+            <w:r>
+              <w:rPr>
+                <w:rFonts w:hint="default" w:ascii="Times New Roman" w:hAnsi="Times New Roman" w:eastAsia="宋体" w:cs="Times New Roman"/>
+                <w:b w:val="0"/>
+                <w:bCs w:val="0"/>
+                <w:i w:val="0"/>
+                <w:iCs w:val="0"/>
+                <w:color w:val="000000"/>
+                <w:kern w:val="0"/>
+                <w:sz w:val="20"/>
+                <w:szCs w:val="20"/>
+                <w:u w:val="none"/>
+                <w:lang w:val="en-US" w:eastAsia="zh-CN" w:bidi="ar"/>
+              </w:rPr>
+              <w:t>TPR-NTRK1</w:t>
+            </w:r>
+            <w:r>
+              <w:rPr>
+                <w:rFonts w:hint="eastAsia" w:ascii="Times New Roman" w:hAnsi="Times New Roman" w:eastAsia="宋体" w:cs="Times New Roman"/>
+                <w:b w:val="0"/>
+                <w:bCs w:val="0"/>
+                <w:i w:val="0"/>
+                <w:iCs w:val="0"/>
+                <w:color w:val="000000"/>
+                <w:kern w:val="0"/>
+                <w:sz w:val="20"/>
+                <w:szCs w:val="20"/>
+                <w:u w:val="none"/>
+                <w:lang w:val="en-US" w:eastAsia="zh-CN" w:bidi="ar"/>
+              </w:rPr>
+              <w:t>.</w:t>
+            </w:r>
+            <w:r>
+              <w:rPr>
+                <w:rFonts w:hint="default" w:ascii="Times New Roman" w:hAnsi="Times New Roman" w:eastAsia="宋体" w:cs="Times New Roman"/>
+                <w:b w:val="0"/>
+                <w:bCs w:val="0"/>
+                <w:i w:val="0"/>
+                <w:iCs w:val="0"/>
+                <w:color w:val="000000"/>
+                <w:kern w:val="0"/>
+                <w:sz w:val="20"/>
+                <w:szCs w:val="20"/>
+                <w:u w:val="none"/>
+                <w:lang w:val="en-US" w:eastAsia="zh-CN" w:bidi="ar"/>
+              </w:rPr>
+              <w:t>T21N10</w:t>
+            </w:r>
+          </w:p>
+        </w:tc>
+      </w:tr>
+      <w:tr>
+        <w:tblPrEx>
+          <w:tblBorders>
+            <w:top w:val="none" w:color="auto" w:sz="0" w:space="0"/>
+            <w:left w:val="none" w:color="auto" w:sz="0" w:space="0"/>
+            <w:bottom w:val="none" w:color="auto" w:sz="0" w:space="0"/>
+            <w:right w:val="none" w:color="auto" w:sz="0" w:space="0"/>
+            <w:insideH w:val="none" w:color="auto" w:sz="0" w:space="0"/>
+            <w:insideV w:val="none" w:color="auto" w:sz="0" w:space="0"/>
+          </w:tblBorders>
+          <w:tblCellMar>
+            <w:top w:w="0" w:type="dxa"/>
+            <w:left w:w="108" w:type="dxa"/>
+            <w:bottom w:w="0" w:type="dxa"/>
+            <w:right w:w="108" w:type="dxa"/>
+          </w:tblCellMar>
+        </w:tblPrEx>
+        <w:trPr>
+          <w:trHeight w:val="340" w:hRule="atLeast"/>
+        </w:trPr>
+        <w:tc>
+          <w:tcPr>
+            <w:tcW w:w="548" w:type="pct"/>
+            <w:tcBorders>
+              <w:top w:val="single" w:color="000000" w:sz="4" w:space="0"/>
+              <w:left w:val="single" w:color="000000" w:sz="4" w:space="0"/>
+              <w:bottom w:val="single" w:color="000000" w:sz="4" w:space="0"/>
+              <w:right w:val="single" w:color="000000" w:sz="4" w:space="0"/>
+            </w:tcBorders>
+            <w:shd w:val="clear" w:color="auto" w:fill="FFFFFF"/>
+            <w:vAlign w:val="center"/>
+          </w:tcPr>
+          <w:p>
+            <w:pPr>
+              <w:keepNext w:val="0"/>
+              <w:keepLines w:val="0"/>
+              <w:widowControl/>
+              <w:suppressLineNumbers w:val="0"/>
+              <w:jc w:val="left"/>
+              <w:textAlignment w:val="center"/>
+              <w:rPr>
+                <w:rFonts w:hint="default" w:ascii="Times New Roman" w:hAnsi="Times New Roman" w:eastAsia="宋体" w:cs="Times New Roman"/>
+                <w:b w:val="0"/>
+                <w:bCs w:val="0"/>
+                <w:i w:val="0"/>
+                <w:iCs w:val="0"/>
+                <w:color w:val="000000"/>
+                <w:kern w:val="0"/>
+                <w:sz w:val="20"/>
+                <w:szCs w:val="20"/>
+                <w:u w:val="none"/>
+                <w:lang w:val="en-US" w:eastAsia="zh-CN" w:bidi="ar"/>
+              </w:rPr>
+            </w:pPr>
+            <w:r>
+              <w:rPr>
+                <w:rFonts w:hint="eastAsia" w:ascii="Times New Roman" w:hAnsi="Times New Roman" w:eastAsia="宋体" w:cs="Times New Roman"/>
+                <w:b w:val="0"/>
+                <w:bCs w:val="0"/>
+                <w:i w:val="0"/>
+                <w:iCs w:val="0"/>
+                <w:color w:val="000000"/>
+                <w:kern w:val="0"/>
+                <w:sz w:val="20"/>
+                <w:szCs w:val="20"/>
+                <w:u w:val="none"/>
+                <w:lang w:val="en-US" w:eastAsia="zh-CN" w:bidi="ar"/>
+              </w:rPr>
+              <w:t>NTRK2</w:t>
+            </w:r>
+          </w:p>
+        </w:tc>
+        <w:tc>
+          <w:tcPr>
+            <w:tcW w:w="720" w:type="pct"/>
+            <w:tcBorders>
+              <w:top w:val="single" w:color="000000" w:sz="4" w:space="0"/>
+              <w:left w:val="single" w:color="000000" w:sz="4" w:space="0"/>
+              <w:bottom w:val="single" w:color="000000" w:sz="4" w:space="0"/>
+              <w:right w:val="single" w:color="000000" w:sz="4" w:space="0"/>
+            </w:tcBorders>
+            <w:shd w:val="clear" w:color="auto" w:fill="FFFFFF"/>
+            <w:vAlign w:val="center"/>
+          </w:tcPr>
+          <w:p>
+            <w:pPr>
+              <w:keepNext w:val="0"/>
+              <w:keepLines w:val="0"/>
+              <w:widowControl/>
+              <w:suppressLineNumbers w:val="0"/>
+              <w:jc w:val="left"/>
+              <w:textAlignment w:val="center"/>
+              <w:rPr>
+                <w:rFonts w:hint="default" w:ascii="Times New Roman" w:hAnsi="Times New Roman" w:eastAsia="宋体" w:cs="Times New Roman"/>
+                <w:b w:val="0"/>
+                <w:bCs w:val="0"/>
+                <w:i w:val="0"/>
+                <w:iCs w:val="0"/>
+                <w:color w:val="000000"/>
+                <w:kern w:val="0"/>
+                <w:sz w:val="20"/>
+                <w:szCs w:val="20"/>
+                <w:u w:val="none"/>
+                <w:lang w:val="en-US" w:eastAsia="zh-CN" w:bidi="ar"/>
+              </w:rPr>
+            </w:pPr>
+            <w:r>
+              <w:rPr>
+                <w:rFonts w:hint="default" w:ascii="Times New Roman" w:hAnsi="Times New Roman" w:eastAsia="宋体" w:cs="Times New Roman"/>
+                <w:b w:val="0"/>
+                <w:bCs w:val="0"/>
+                <w:i w:val="0"/>
+                <w:iCs w:val="0"/>
+                <w:color w:val="000000"/>
+                <w:kern w:val="0"/>
+                <w:sz w:val="20"/>
+                <w:szCs w:val="20"/>
+                <w:u w:val="none"/>
+                <w:lang w:val="en-US" w:eastAsia="zh-CN" w:bidi="ar"/>
+              </w:rPr>
+              <w:t>B2N16</w:t>
+            </w:r>
+          </w:p>
+        </w:tc>
+        <w:tc>
+          <w:tcPr>
+            <w:tcW w:w="1761" w:type="pct"/>
+            <w:tcBorders>
+              <w:top w:val="single" w:color="000000" w:sz="4" w:space="0"/>
+              <w:left w:val="single" w:color="000000" w:sz="4" w:space="0"/>
+              <w:bottom w:val="single" w:color="000000" w:sz="4" w:space="0"/>
+              <w:right w:val="single" w:color="000000" w:sz="4" w:space="0"/>
+            </w:tcBorders>
+            <w:shd w:val="clear" w:color="auto" w:fill="FFFFFF"/>
+            <w:vAlign w:val="center"/>
+          </w:tcPr>
+          <w:p>
+            <w:pPr>
+              <w:keepNext w:val="0"/>
+              <w:keepLines w:val="0"/>
+              <w:widowControl/>
+              <w:suppressLineNumbers w:val="0"/>
+              <w:jc w:val="left"/>
+              <w:textAlignment w:val="center"/>
+              <w:rPr>
+                <w:rFonts w:hint="default" w:ascii="Times New Roman" w:hAnsi="Times New Roman" w:eastAsia="宋体" w:cs="Times New Roman"/>
+                <w:b w:val="0"/>
+                <w:bCs w:val="0"/>
+                <w:i w:val="0"/>
+                <w:iCs w:val="0"/>
+                <w:color w:val="000000"/>
+                <w:kern w:val="0"/>
+                <w:sz w:val="20"/>
+                <w:szCs w:val="20"/>
+                <w:u w:val="none"/>
+                <w:lang w:val="en-US" w:eastAsia="zh-CN" w:bidi="ar"/>
+              </w:rPr>
+            </w:pPr>
+            <w:r>
+              <w:rPr>
+                <w:rFonts w:hint="default" w:ascii="Times New Roman" w:hAnsi="Times New Roman" w:eastAsia="宋体" w:cs="Times New Roman"/>
+                <w:b w:val="0"/>
+                <w:bCs w:val="0"/>
+                <w:i w:val="0"/>
+                <w:iCs w:val="0"/>
+                <w:color w:val="000000"/>
+                <w:kern w:val="0"/>
+                <w:sz w:val="20"/>
+                <w:szCs w:val="20"/>
+                <w:u w:val="none"/>
+                <w:lang w:val="en-US" w:eastAsia="zh-CN" w:bidi="ar"/>
+              </w:rPr>
+              <w:t>B4GALT1-NTRK2</w:t>
+            </w:r>
+          </w:p>
+        </w:tc>
+        <w:tc>
+          <w:tcPr>
+            <w:tcW w:w="1969" w:type="pct"/>
+            <w:tcBorders>
+              <w:top w:val="single" w:color="000000" w:sz="4" w:space="0"/>
+              <w:left w:val="single" w:color="000000" w:sz="4" w:space="0"/>
+              <w:bottom w:val="single" w:color="000000" w:sz="4" w:space="0"/>
+              <w:right w:val="single" w:color="000000" w:sz="4" w:space="0"/>
+            </w:tcBorders>
+            <w:shd w:val="clear" w:color="auto" w:fill="FFFFFF"/>
+            <w:noWrap/>
+            <w:vAlign w:val="center"/>
+          </w:tcPr>
+          <w:p>
+            <w:pPr>
+              <w:keepNext w:val="0"/>
+              <w:keepLines w:val="0"/>
+              <w:widowControl/>
+              <w:suppressLineNumbers w:val="0"/>
+              <w:jc w:val="left"/>
+              <w:textAlignment w:val="center"/>
+              <w:rPr>
+                <w:rFonts w:hint="default" w:ascii="Times New Roman" w:hAnsi="Times New Roman" w:eastAsia="宋体" w:cs="Times New Roman"/>
+                <w:b w:val="0"/>
+                <w:bCs w:val="0"/>
+                <w:i w:val="0"/>
+                <w:iCs w:val="0"/>
+                <w:color w:val="000000"/>
+                <w:kern w:val="0"/>
+                <w:sz w:val="20"/>
+                <w:szCs w:val="20"/>
+                <w:u w:val="none"/>
+                <w:lang w:val="en-US" w:eastAsia="zh-CN" w:bidi="ar"/>
+              </w:rPr>
+            </w:pPr>
+            <w:r>
+              <w:rPr>
+                <w:rFonts w:hint="default" w:ascii="Times New Roman" w:hAnsi="Times New Roman" w:eastAsia="宋体" w:cs="Times New Roman"/>
+                <w:b w:val="0"/>
+                <w:bCs w:val="0"/>
+                <w:i w:val="0"/>
+                <w:iCs w:val="0"/>
+                <w:color w:val="000000"/>
+                <w:kern w:val="0"/>
+                <w:sz w:val="20"/>
+                <w:szCs w:val="20"/>
+                <w:u w:val="none"/>
+                <w:lang w:val="en-US" w:eastAsia="zh-CN" w:bidi="ar"/>
+              </w:rPr>
+              <w:t>B4GALT1-NTRK2</w:t>
+            </w:r>
+            <w:r>
+              <w:rPr>
+                <w:rFonts w:hint="eastAsia" w:ascii="Times New Roman" w:hAnsi="Times New Roman" w:eastAsia="宋体" w:cs="Times New Roman"/>
+                <w:b w:val="0"/>
+                <w:bCs w:val="0"/>
+                <w:i w:val="0"/>
+                <w:iCs w:val="0"/>
+                <w:color w:val="000000"/>
+                <w:kern w:val="0"/>
+                <w:sz w:val="20"/>
+                <w:szCs w:val="20"/>
+                <w:u w:val="none"/>
+                <w:lang w:val="en-US" w:eastAsia="zh-CN" w:bidi="ar"/>
+              </w:rPr>
+              <w:t>.</w:t>
+            </w:r>
+            <w:r>
+              <w:rPr>
+                <w:rFonts w:hint="default" w:ascii="Times New Roman" w:hAnsi="Times New Roman" w:eastAsia="宋体" w:cs="Times New Roman"/>
+                <w:b w:val="0"/>
+                <w:bCs w:val="0"/>
+                <w:i w:val="0"/>
+                <w:iCs w:val="0"/>
+                <w:color w:val="000000"/>
+                <w:kern w:val="0"/>
+                <w:sz w:val="20"/>
+                <w:szCs w:val="20"/>
+                <w:u w:val="none"/>
+                <w:lang w:val="en-US" w:eastAsia="zh-CN" w:bidi="ar"/>
+              </w:rPr>
+              <w:t>B2N16</w:t>
+            </w:r>
+          </w:p>
+        </w:tc>
+      </w:tr>
+      <w:tr>
+        <w:tblPrEx>
+          <w:tblBorders>
+            <w:top w:val="none" w:color="auto" w:sz="0" w:space="0"/>
+            <w:left w:val="none" w:color="auto" w:sz="0" w:space="0"/>
+            <w:bottom w:val="none" w:color="auto" w:sz="0" w:space="0"/>
+            <w:right w:val="none" w:color="auto" w:sz="0" w:space="0"/>
+            <w:insideH w:val="none" w:color="auto" w:sz="0" w:space="0"/>
+            <w:insideV w:val="none" w:color="auto" w:sz="0" w:space="0"/>
+          </w:tblBorders>
+          <w:shd w:val="clear" w:color="auto" w:fill="auto"/>
           <w:tblCellMar>
             <w:top w:w="0" w:type="dxa"/>
             <w:left w:w="108" w:type="dxa"/>
@@ -46354,23 +46313,23 @@
       <w:bookmarkStart w:id="122" w:name="_Toc15114"/>
       <w:bookmarkStart w:id="123" w:name="_Toc3409"/>
       <w:bookmarkStart w:id="124" w:name="_Toc19763"/>
-      <w:bookmarkStart w:id="125" w:name="_Toc8550"/>
-      <w:bookmarkStart w:id="126" w:name="_Toc16663"/>
-      <w:bookmarkStart w:id="127" w:name="_Toc11535"/>
-      <w:bookmarkStart w:id="128" w:name="_Toc10759"/>
-      <w:bookmarkStart w:id="129" w:name="_Toc699"/>
-      <w:bookmarkStart w:id="130" w:name="_Toc13498"/>
-      <w:bookmarkStart w:id="131" w:name="_Toc2699"/>
-      <w:bookmarkStart w:id="132" w:name="_Toc28557"/>
-      <w:bookmarkStart w:id="133" w:name="_Toc18811"/>
-      <w:bookmarkStart w:id="134" w:name="_Toc32447"/>
-      <w:bookmarkStart w:id="135" w:name="_Toc30512"/>
-      <w:bookmarkStart w:id="136" w:name="_Toc29105"/>
-      <w:bookmarkStart w:id="137" w:name="_Toc24462"/>
-      <w:bookmarkStart w:id="138" w:name="_Toc11925"/>
+      <w:bookmarkStart w:id="125" w:name="_Toc5457"/>
+      <w:bookmarkStart w:id="126" w:name="_Toc11535"/>
+      <w:bookmarkStart w:id="127" w:name="_Toc699"/>
+      <w:bookmarkStart w:id="128" w:name="_Toc16663"/>
+      <w:bookmarkStart w:id="129" w:name="_Toc30512"/>
+      <w:bookmarkStart w:id="130" w:name="_Toc2699"/>
+      <w:bookmarkStart w:id="131" w:name="_Toc29105"/>
+      <w:bookmarkStart w:id="132" w:name="_Toc2482"/>
+      <w:bookmarkStart w:id="133" w:name="_Toc13498"/>
+      <w:bookmarkStart w:id="134" w:name="_Toc11925"/>
+      <w:bookmarkStart w:id="135" w:name="_Toc8550"/>
+      <w:bookmarkStart w:id="136" w:name="_Toc10759"/>
+      <w:bookmarkStart w:id="137" w:name="_Toc28557"/>
+      <w:bookmarkStart w:id="138" w:name="_Toc24462"/>
       <w:bookmarkStart w:id="139" w:name="_Toc18198"/>
-      <w:bookmarkStart w:id="140" w:name="_Toc5457"/>
-      <w:bookmarkStart w:id="141" w:name="_Toc2482"/>
+      <w:bookmarkStart w:id="140" w:name="_Toc32447"/>
+      <w:bookmarkStart w:id="141" w:name="_Toc18811"/>
       <w:r>
         <w:rPr>
           <w:rFonts w:hint="eastAsia"/>
@@ -47033,16 +46992,16 @@
           <w:lang w:eastAsia="zh-CN"/>
         </w:rPr>
       </w:pPr>
-      <w:bookmarkStart w:id="142" w:name="_Toc27809"/>
-      <w:bookmarkStart w:id="143" w:name="_Toc11901"/>
+      <w:bookmarkStart w:id="142" w:name="_Toc6303"/>
+      <w:bookmarkStart w:id="143" w:name="_Toc27809"/>
       <w:bookmarkStart w:id="144" w:name="_Toc4503"/>
-      <w:bookmarkStart w:id="145" w:name="_Toc6303"/>
+      <w:bookmarkStart w:id="145" w:name="_Toc11901"/>
       <w:bookmarkStart w:id="146" w:name="_Toc22162_WPSOffice_Level1"/>
-      <w:bookmarkStart w:id="147" w:name="_Toc17792_WPSOffice_Level2"/>
-      <w:bookmarkStart w:id="148" w:name="_Toc22623"/>
-      <w:bookmarkStart w:id="149" w:name="_Toc14611_WPSOffice_Level1"/>
-      <w:bookmarkStart w:id="150" w:name="_Toc19584_WPSOffice_Level1"/>
-      <w:bookmarkStart w:id="151" w:name="_Toc13275"/>
+      <w:bookmarkStart w:id="147" w:name="_Toc19584_WPSOffice_Level1"/>
+      <w:bookmarkStart w:id="148" w:name="_Toc13275"/>
+      <w:bookmarkStart w:id="149" w:name="_Toc22623"/>
+      <w:bookmarkStart w:id="150" w:name="_Toc17792_WPSOffice_Level2"/>
+      <w:bookmarkStart w:id="151" w:name="_Toc14611_WPSOffice_Level1"/>
       <w:r>
         <w:rPr>
           <w:rFonts w:hint="eastAsia"/>
